--- a/marketing/LogicClass-Feature-Guide.docx
+++ b/marketing/LogicClass-Feature-Guide.docx
@@ -65,14 +65,10 @@
       </w:r>
     </w:p>
     <w:p>
-      <w:r>
-        <w:br w:type="page"/>
-      </w:r>
-    </w:p>
-    <w:p>
       <w:pPr>
         <w:pStyle w:val="Heading1"/>
-        <w:spacing w:after="160" w:before="360"/>
+        <w:pageBreakBefore/>
+        <w:spacing w:after="160" w:before="0"/>
       </w:pPr>
       <w:r>
         <w:rPr>
@@ -437,14 +433,10 @@
       </w:r>
     </w:p>
     <w:p>
-      <w:r>
-        <w:br w:type="page"/>
-      </w:r>
-    </w:p>
-    <w:p>
       <w:pPr>
         <w:pStyle w:val="Heading1"/>
-        <w:spacing w:after="160" w:before="360"/>
+        <w:pageBreakBefore/>
+        <w:spacing w:after="160" w:before="0"/>
       </w:pPr>
       <w:r>
         <w:rPr>
@@ -649,14 +641,10 @@
       </w:r>
     </w:p>
     <w:p>
-      <w:r>
-        <w:br w:type="page"/>
-      </w:r>
-    </w:p>
-    <w:p>
       <w:pPr>
         <w:pStyle w:val="Heading1"/>
-        <w:spacing w:after="160" w:before="360"/>
+        <w:pageBreakBefore/>
+        <w:spacing w:after="160" w:before="0"/>
       </w:pPr>
       <w:r>
         <w:rPr>
@@ -1586,14 +1574,10 @@
       </w:r>
     </w:p>
     <w:p>
-      <w:r>
-        <w:br w:type="page"/>
-      </w:r>
-    </w:p>
-    <w:p>
       <w:pPr>
         <w:pStyle w:val="Heading1"/>
-        <w:spacing w:after="160" w:before="360"/>
+        <w:pageBreakBefore/>
+        <w:spacing w:after="160" w:before="0"/>
       </w:pPr>
       <w:r>
         <w:rPr>
@@ -1843,6 +1827,178 @@
                 <w:sz w:val="20"/>
                 <w:szCs w:val="20"/>
               </w:rPr>
+              <w:t xml:space="preserve">Remember me</w:t>
+            </w:r>
+          </w:p>
+        </w:tc>
+        <w:tc>
+          <w:tcPr>
+            <w:tcW w:type="dxa" w:w="2700"/>
+            <w:tcMar>
+              <w:top w:type="dxa" w:w="90"/>
+              <w:left w:type="dxa" w:w="120"/>
+              <w:bottom w:type="dxa" w:w="90"/>
+              <w:right w:type="dxa" w:w="120"/>
+            </w:tcMar>
+          </w:tcPr>
+          <w:p>
+            <w:pPr>
+              <w:spacing w:after="0" w:line="250"/>
+            </w:pPr>
+            <w:r>
+              <w:rPr>
+                <w:rFonts w:ascii="Calibri" w:cs="Calibri" w:eastAsia="Calibri" w:hAnsi="Calibri"/>
+                <w:b w:val="false"/>
+                <w:bCs w:val="false"/>
+                <w:color w:val="2B3350"/>
+                <w:sz w:val="20"/>
+                <w:szCs w:val="20"/>
+              </w:rPr>
+              <w:t xml:space="preserve">Sign in</w:t>
+            </w:r>
+          </w:p>
+        </w:tc>
+        <w:tc>
+          <w:tcPr>
+            <w:tcW w:type="dxa" w:w="4320"/>
+            <w:tcMar>
+              <w:top w:type="dxa" w:w="90"/>
+              <w:left w:type="dxa" w:w="120"/>
+              <w:bottom w:type="dxa" w:w="90"/>
+              <w:right w:type="dxa" w:w="120"/>
+            </w:tcMar>
+          </w:tcPr>
+          <w:p>
+            <w:pPr>
+              <w:spacing w:after="0" w:line="250"/>
+            </w:pPr>
+            <w:r>
+              <w:rPr>
+                <w:rFonts w:ascii="Calibri" w:cs="Calibri" w:eastAsia="Calibri" w:hAnsi="Calibri"/>
+                <w:b w:val="false"/>
+                <w:bCs w:val="false"/>
+                <w:color w:val="2B3350"/>
+                <w:sz w:val="20"/>
+                <w:szCs w:val="20"/>
+              </w:rPr>
+              <w:t xml:space="preserve">Stores the email so the next sign-in only needs a password. The box comes back ticked with the field filled in; unticking it forgets, which is how a shared front-desk computer is cleared. No password is stored, on any platform, under any setting.</w:t>
+            </w:r>
+          </w:p>
+        </w:tc>
+      </w:tr>
+      <w:tr>
+        <w:trPr>
+          <w:cantSplit/>
+        </w:trPr>
+        <w:tc>
+          <w:tcPr>
+            <w:tcW w:type="dxa" w:w="2340"/>
+            <w:tcMar>
+              <w:top w:type="dxa" w:w="90"/>
+              <w:left w:type="dxa" w:w="120"/>
+              <w:bottom w:type="dxa" w:w="90"/>
+              <w:right w:type="dxa" w:w="120"/>
+            </w:tcMar>
+          </w:tcPr>
+          <w:p>
+            <w:pPr>
+              <w:spacing w:after="0" w:line="250"/>
+            </w:pPr>
+            <w:r>
+              <w:rPr>
+                <w:rFonts w:ascii="Calibri" w:cs="Calibri" w:eastAsia="Calibri" w:hAnsi="Calibri"/>
+                <w:b/>
+                <w:bCs/>
+                <w:color w:val="2B3350"/>
+                <w:sz w:val="20"/>
+                <w:szCs w:val="20"/>
+              </w:rPr>
+              <w:t xml:space="preserve">Show password</w:t>
+            </w:r>
+          </w:p>
+        </w:tc>
+        <w:tc>
+          <w:tcPr>
+            <w:tcW w:type="dxa" w:w="2700"/>
+            <w:tcMar>
+              <w:top w:type="dxa" w:w="90"/>
+              <w:left w:type="dxa" w:w="120"/>
+              <w:bottom w:type="dxa" w:w="90"/>
+              <w:right w:type="dxa" w:w="120"/>
+            </w:tcMar>
+          </w:tcPr>
+          <w:p>
+            <w:pPr>
+              <w:spacing w:after="0" w:line="250"/>
+            </w:pPr>
+            <w:r>
+              <w:rPr>
+                <w:rFonts w:ascii="Calibri" w:cs="Calibri" w:eastAsia="Calibri" w:hAnsi="Calibri"/>
+                <w:b w:val="false"/>
+                <w:bCs w:val="false"/>
+                <w:color w:val="2B3350"/>
+                <w:sz w:val="20"/>
+                <w:szCs w:val="20"/>
+              </w:rPr>
+              <w:t xml:space="preserve">Sign in</w:t>
+            </w:r>
+          </w:p>
+        </w:tc>
+        <w:tc>
+          <w:tcPr>
+            <w:tcW w:type="dxa" w:w="4320"/>
+            <w:tcMar>
+              <w:top w:type="dxa" w:w="90"/>
+              <w:left w:type="dxa" w:w="120"/>
+              <w:bottom w:type="dxa" w:w="90"/>
+              <w:right w:type="dxa" w:w="120"/>
+            </w:tcMar>
+          </w:tcPr>
+          <w:p>
+            <w:pPr>
+              <w:spacing w:after="0" w:line="250"/>
+            </w:pPr>
+            <w:r>
+              <w:rPr>
+                <w:rFonts w:ascii="Calibri" w:cs="Calibri" w:eastAsia="Calibri" w:hAnsi="Calibri"/>
+                <w:b w:val="false"/>
+                <w:bCs w:val="false"/>
+                <w:color w:val="2B3350"/>
+                <w:sz w:val="20"/>
+                <w:szCs w:val="20"/>
+              </w:rPr>
+              <w:t xml:space="preserve">Reveals what has been typed. On every password field in the app, not only this one.</w:t>
+            </w:r>
+          </w:p>
+        </w:tc>
+      </w:tr>
+      <w:tr>
+        <w:trPr>
+          <w:cantSplit/>
+        </w:trPr>
+        <w:tc>
+          <w:tcPr>
+            <w:tcW w:type="dxa" w:w="2340"/>
+            <w:tcMar>
+              <w:top w:type="dxa" w:w="90"/>
+              <w:left w:type="dxa" w:w="120"/>
+              <w:bottom w:type="dxa" w:w="90"/>
+              <w:right w:type="dxa" w:w="120"/>
+            </w:tcMar>
+          </w:tcPr>
+          <w:p>
+            <w:pPr>
+              <w:spacing w:after="0" w:line="250"/>
+            </w:pPr>
+            <w:r>
+              <w:rPr>
+                <w:rFonts w:ascii="Calibri" w:cs="Calibri" w:eastAsia="Calibri" w:hAnsi="Calibri"/>
+                <w:b/>
+                <w:bCs/>
+                <w:color w:val="2B3350"/>
+                <w:sz w:val="20"/>
+                <w:szCs w:val="20"/>
+              </w:rPr>
               <w:t xml:space="preserve">Forgot password?</w:t>
             </w:r>
           </w:p>
@@ -2802,14 +2958,10 @@
       </w:tr>
     </w:tbl>
     <w:p>
-      <w:r>
-        <w:br w:type="page"/>
-      </w:r>
-    </w:p>
-    <w:p>
       <w:pPr>
         <w:pStyle w:val="Heading1"/>
-        <w:spacing w:after="160" w:before="360"/>
+        <w:pageBreakBefore/>
+        <w:spacing w:after="160" w:before="0"/>
       </w:pPr>
       <w:r>
         <w:rPr>
@@ -3213,7 +3365,7 @@
                 <w:sz w:val="20"/>
                 <w:szCs w:val="20"/>
               </w:rPr>
-              <w:t xml:space="preserve">One inbox for every request filed anywhere in the school - material requests from faculty and staff, promissory notes from students. Filter by pending, approved, rejected or all; approve or reject with a reason.</w:t>
+              <w:t xml:space="preserve">One inbox for every request filed anywhere in the school - material requests from faculty and staff, promissory notes from students. Filter by pending, approved, rejected or all; approve or reject with a reason. Each card carries the request's own details, and each decision records who made it. See 4.2.</w:t>
             </w:r>
           </w:p>
         </w:tc>
@@ -4100,14 +4252,684 @@
       </w:r>
     </w:p>
     <w:p>
+      <w:pPr>
+        <w:pStyle w:val="Heading2"/>
+        <w:spacing w:after="120" w:before="280"/>
+      </w:pPr>
       <w:r>
-        <w:br w:type="page"/>
+        <w:rPr>
+          <w:rFonts w:ascii="Cambria" w:cs="Cambria" w:eastAsia="Cambria" w:hAnsi="Cambria"/>
+          <w:b/>
+          <w:bCs/>
+          <w:color w:val="1E2761"/>
+          <w:sz w:val="25"/>
+          <w:szCs w:val="25"/>
+        </w:rPr>
+        <w:t xml:space="preserve">4.2 What an approval records</w:t>
+      </w:r>
+    </w:p>
+    <w:p>
+      <w:pPr>
+        <w:spacing w:after="120" w:before="0" w:line="264"/>
+      </w:pPr>
+      <w:r>
+        <w:rPr>
+          <w:rFonts w:ascii="Calibri" w:cs="Calibri" w:eastAsia="Calibri" w:hAnsi="Calibri"/>
+          <w:color w:val="2B3350"/>
+          <w:sz w:val="21"/>
+          <w:szCs w:val="21"/>
+        </w:rPr>
+        <w:t xml:space="preserve">A request card shows what is being decided, not only its title. The details a request carries - a quantity and an estimated cost for a material request, an amount and a reason for a promissory note - are laid out on the card, so nobody approves on a title alone and nobody reading it back months later has to guess what was agreed to.</w:t>
+      </w:r>
+    </w:p>
+    <w:tbl>
+      <w:tblPr>
+        <w:tblW w:type="dxa" w:w="9360"/>
+        <w:tblBorders>
+          <w:top w:val="single" w:color="D6DEF0" w:sz="4"/>
+          <w:left w:val="single" w:color="D6DEF0" w:sz="4"/>
+          <w:bottom w:val="single" w:color="D6DEF0" w:sz="4"/>
+          <w:right w:val="single" w:color="D6DEF0" w:sz="4"/>
+          <w:insideH w:val="single" w:color="D6DEF0" w:sz="4"/>
+          <w:insideV w:val="single" w:color="D6DEF0" w:sz="4"/>
+        </w:tblBorders>
+      </w:tblPr>
+      <w:tblGrid>
+        <w:gridCol w:w="2340"/>
+        <w:gridCol w:w="2700"/>
+        <w:gridCol w:w="4320"/>
+      </w:tblGrid>
+      <w:tr>
+        <w:trPr>
+          <w:tblHeader/>
+        </w:trPr>
+        <w:tc>
+          <w:tcPr>
+            <w:tcW w:type="dxa" w:w="2340"/>
+            <w:shd w:fill="EEF2FB" w:color="auto" w:val="clear"/>
+            <w:tcMar>
+              <w:top w:type="dxa" w:w="90"/>
+              <w:left w:type="dxa" w:w="120"/>
+              <w:bottom w:type="dxa" w:w="90"/>
+              <w:right w:type="dxa" w:w="120"/>
+            </w:tcMar>
+          </w:tcPr>
+          <w:p>
+            <w:pPr>
+              <w:spacing w:after="0" w:line="250"/>
+            </w:pPr>
+            <w:r>
+              <w:rPr>
+                <w:rFonts w:ascii="Calibri" w:cs="Calibri" w:eastAsia="Calibri" w:hAnsi="Calibri"/>
+                <w:b/>
+                <w:bCs/>
+                <w:color w:val="1E2761"/>
+                <w:sz w:val="19"/>
+                <w:szCs w:val="19"/>
+              </w:rPr>
+              <w:t xml:space="preserve">What is shown</w:t>
+            </w:r>
+          </w:p>
+        </w:tc>
+        <w:tc>
+          <w:tcPr>
+            <w:tcW w:type="dxa" w:w="2700"/>
+            <w:shd w:fill="EEF2FB" w:color="auto" w:val="clear"/>
+            <w:tcMar>
+              <w:top w:type="dxa" w:w="90"/>
+              <w:left w:type="dxa" w:w="120"/>
+              <w:bottom w:type="dxa" w:w="90"/>
+              <w:right w:type="dxa" w:w="120"/>
+            </w:tcMar>
+          </w:tcPr>
+          <w:p>
+            <w:pPr>
+              <w:spacing w:after="0" w:line="250"/>
+            </w:pPr>
+            <w:r>
+              <w:rPr>
+                <w:rFonts w:ascii="Calibri" w:cs="Calibri" w:eastAsia="Calibri" w:hAnsi="Calibri"/>
+                <w:b/>
+                <w:bCs/>
+                <w:color w:val="1E2761"/>
+                <w:sz w:val="19"/>
+                <w:szCs w:val="19"/>
+              </w:rPr>
+              <w:t xml:space="preserve">Where</w:t>
+            </w:r>
+          </w:p>
+        </w:tc>
+        <w:tc>
+          <w:tcPr>
+            <w:tcW w:type="dxa" w:w="4320"/>
+            <w:shd w:fill="EEF2FB" w:color="auto" w:val="clear"/>
+            <w:tcMar>
+              <w:top w:type="dxa" w:w="90"/>
+              <w:left w:type="dxa" w:w="120"/>
+              <w:bottom w:type="dxa" w:w="90"/>
+              <w:right w:type="dxa" w:w="120"/>
+            </w:tcMar>
+          </w:tcPr>
+          <w:p>
+            <w:pPr>
+              <w:spacing w:after="0" w:line="250"/>
+            </w:pPr>
+            <w:r>
+              <w:rPr>
+                <w:rFonts w:ascii="Calibri" w:cs="Calibri" w:eastAsia="Calibri" w:hAnsi="Calibri"/>
+                <w:b/>
+                <w:bCs/>
+                <w:color w:val="1E2761"/>
+                <w:sz w:val="19"/>
+                <w:szCs w:val="19"/>
+              </w:rPr>
+              <w:t xml:space="preserve">What it tells you</w:t>
+            </w:r>
+          </w:p>
+        </w:tc>
+      </w:tr>
+      <w:tr>
+        <w:trPr>
+          <w:cantSplit/>
+        </w:trPr>
+        <w:tc>
+          <w:tcPr>
+            <w:tcW w:type="dxa" w:w="2340"/>
+            <w:tcMar>
+              <w:top w:type="dxa" w:w="90"/>
+              <w:left w:type="dxa" w:w="120"/>
+              <w:bottom w:type="dxa" w:w="90"/>
+              <w:right w:type="dxa" w:w="120"/>
+            </w:tcMar>
+          </w:tcPr>
+          <w:p>
+            <w:pPr>
+              <w:spacing w:after="0" w:line="250"/>
+            </w:pPr>
+            <w:r>
+              <w:rPr>
+                <w:rFonts w:ascii="Calibri" w:cs="Calibri" w:eastAsia="Calibri" w:hAnsi="Calibri"/>
+                <w:b/>
+                <w:bCs/>
+                <w:color w:val="2B3350"/>
+                <w:sz w:val="20"/>
+                <w:szCs w:val="20"/>
+              </w:rPr>
+              <w:t xml:space="preserve">Filed by</w:t>
+            </w:r>
+          </w:p>
+        </w:tc>
+        <w:tc>
+          <w:tcPr>
+            <w:tcW w:type="dxa" w:w="2700"/>
+            <w:tcMar>
+              <w:top w:type="dxa" w:w="90"/>
+              <w:left w:type="dxa" w:w="120"/>
+              <w:bottom w:type="dxa" w:w="90"/>
+              <w:right w:type="dxa" w:w="120"/>
+            </w:tcMar>
+          </w:tcPr>
+          <w:p>
+            <w:pPr>
+              <w:spacing w:after="0" w:line="250"/>
+            </w:pPr>
+            <w:r>
+              <w:rPr>
+                <w:rFonts w:ascii="Calibri" w:cs="Calibri" w:eastAsia="Calibri" w:hAnsi="Calibri"/>
+                <w:b w:val="false"/>
+                <w:bCs w:val="false"/>
+                <w:color w:val="2B3350"/>
+                <w:sz w:val="20"/>
+                <w:szCs w:val="20"/>
+              </w:rPr>
+              <w:t xml:space="preserve">Every card</w:t>
+            </w:r>
+          </w:p>
+        </w:tc>
+        <w:tc>
+          <w:tcPr>
+            <w:tcW w:type="dxa" w:w="4320"/>
+            <w:tcMar>
+              <w:top w:type="dxa" w:w="90"/>
+              <w:left w:type="dxa" w:w="120"/>
+              <w:bottom w:type="dxa" w:w="90"/>
+              <w:right w:type="dxa" w:w="120"/>
+            </w:tcMar>
+          </w:tcPr>
+          <w:p>
+            <w:pPr>
+              <w:spacing w:after="0" w:line="250"/>
+            </w:pPr>
+            <w:r>
+              <w:rPr>
+                <w:rFonts w:ascii="Calibri" w:cs="Calibri" w:eastAsia="Calibri" w:hAnsi="Calibri"/>
+                <w:b w:val="false"/>
+                <w:bCs w:val="false"/>
+                <w:color w:val="2B3350"/>
+                <w:sz w:val="20"/>
+                <w:szCs w:val="20"/>
+              </w:rPr>
+              <w:t xml:space="preserve">The name and role of whoever raised it, and the date and time.</w:t>
+            </w:r>
+          </w:p>
+        </w:tc>
+      </w:tr>
+      <w:tr>
+        <w:trPr>
+          <w:cantSplit/>
+        </w:trPr>
+        <w:tc>
+          <w:tcPr>
+            <w:tcW w:type="dxa" w:w="2340"/>
+            <w:tcMar>
+              <w:top w:type="dxa" w:w="90"/>
+              <w:left w:type="dxa" w:w="120"/>
+              <w:bottom w:type="dxa" w:w="90"/>
+              <w:right w:type="dxa" w:w="120"/>
+            </w:tcMar>
+          </w:tcPr>
+          <w:p>
+            <w:pPr>
+              <w:spacing w:after="0" w:line="250"/>
+            </w:pPr>
+            <w:r>
+              <w:rPr>
+                <w:rFonts w:ascii="Calibri" w:cs="Calibri" w:eastAsia="Calibri" w:hAnsi="Calibri"/>
+                <w:b/>
+                <w:bCs/>
+                <w:color w:val="2B3350"/>
+                <w:sz w:val="20"/>
+                <w:szCs w:val="20"/>
+              </w:rPr>
+              <w:t xml:space="preserve">The request's details</w:t>
+            </w:r>
+          </w:p>
+        </w:tc>
+        <w:tc>
+          <w:tcPr>
+            <w:tcW w:type="dxa" w:w="2700"/>
+            <w:tcMar>
+              <w:top w:type="dxa" w:w="90"/>
+              <w:left w:type="dxa" w:w="120"/>
+              <w:bottom w:type="dxa" w:w="90"/>
+              <w:right w:type="dxa" w:w="120"/>
+            </w:tcMar>
+          </w:tcPr>
+          <w:p>
+            <w:pPr>
+              <w:spacing w:after="0" w:line="250"/>
+            </w:pPr>
+            <w:r>
+              <w:rPr>
+                <w:rFonts w:ascii="Calibri" w:cs="Calibri" w:eastAsia="Calibri" w:hAnsi="Calibri"/>
+                <w:b w:val="false"/>
+                <w:bCs w:val="false"/>
+                <w:color w:val="2B3350"/>
+                <w:sz w:val="20"/>
+                <w:szCs w:val="20"/>
+              </w:rPr>
+              <w:t xml:space="preserve">Every card</w:t>
+            </w:r>
+          </w:p>
+        </w:tc>
+        <w:tc>
+          <w:tcPr>
+            <w:tcW w:type="dxa" w:w="4320"/>
+            <w:tcMar>
+              <w:top w:type="dxa" w:w="90"/>
+              <w:left w:type="dxa" w:w="120"/>
+              <w:bottom w:type="dxa" w:w="90"/>
+              <w:right w:type="dxa" w:w="120"/>
+            </w:tcMar>
+          </w:tcPr>
+          <w:p>
+            <w:pPr>
+              <w:spacing w:after="0" w:line="250"/>
+            </w:pPr>
+            <w:r>
+              <w:rPr>
+                <w:rFonts w:ascii="Calibri" w:cs="Calibri" w:eastAsia="Calibri" w:hAnsi="Calibri"/>
+                <w:b w:val="false"/>
+                <w:bCs w:val="false"/>
+                <w:color w:val="2B3350"/>
+                <w:sz w:val="20"/>
+                <w:szCs w:val="20"/>
+              </w:rPr>
+              <w:t xml:space="preserve">Whatever that kind of request carries. The field is free-form - a material request and a promissory note file into the same inbox - so the card lays out the values it finds.</w:t>
+            </w:r>
+          </w:p>
+        </w:tc>
+      </w:tr>
+      <w:tr>
+        <w:trPr>
+          <w:cantSplit/>
+        </w:trPr>
+        <w:tc>
+          <w:tcPr>
+            <w:tcW w:type="dxa" w:w="2340"/>
+            <w:tcMar>
+              <w:top w:type="dxa" w:w="90"/>
+              <w:left w:type="dxa" w:w="120"/>
+              <w:bottom w:type="dxa" w:w="90"/>
+              <w:right w:type="dxa" w:w="120"/>
+            </w:tcMar>
+          </w:tcPr>
+          <w:p>
+            <w:pPr>
+              <w:spacing w:after="0" w:line="250"/>
+            </w:pPr>
+            <w:r>
+              <w:rPr>
+                <w:rFonts w:ascii="Calibri" w:cs="Calibri" w:eastAsia="Calibri" w:hAnsi="Calibri"/>
+                <w:b/>
+                <w:bCs/>
+                <w:color w:val="2B3350"/>
+                <w:sz w:val="20"/>
+                <w:szCs w:val="20"/>
+              </w:rPr>
+              <w:t xml:space="preserve">Approved / Declined by</w:t>
+            </w:r>
+          </w:p>
+        </w:tc>
+        <w:tc>
+          <w:tcPr>
+            <w:tcW w:type="dxa" w:w="2700"/>
+            <w:tcMar>
+              <w:top w:type="dxa" w:w="90"/>
+              <w:left w:type="dxa" w:w="120"/>
+              <w:bottom w:type="dxa" w:w="90"/>
+              <w:right w:type="dxa" w:w="120"/>
+            </w:tcMar>
+          </w:tcPr>
+          <w:p>
+            <w:pPr>
+              <w:spacing w:after="0" w:line="250"/>
+            </w:pPr>
+            <w:r>
+              <w:rPr>
+                <w:rFonts w:ascii="Calibri" w:cs="Calibri" w:eastAsia="Calibri" w:hAnsi="Calibri"/>
+                <w:b w:val="false"/>
+                <w:bCs w:val="false"/>
+                <w:color w:val="2B3350"/>
+                <w:sz w:val="20"/>
+                <w:szCs w:val="20"/>
+              </w:rPr>
+              <w:t xml:space="preserve">A decided card</w:t>
+            </w:r>
+          </w:p>
+        </w:tc>
+        <w:tc>
+          <w:tcPr>
+            <w:tcW w:type="dxa" w:w="4320"/>
+            <w:tcMar>
+              <w:top w:type="dxa" w:w="90"/>
+              <w:left w:type="dxa" w:w="120"/>
+              <w:bottom w:type="dxa" w:w="90"/>
+              <w:right w:type="dxa" w:w="120"/>
+            </w:tcMar>
+          </w:tcPr>
+          <w:p>
+            <w:pPr>
+              <w:spacing w:after="0" w:line="250"/>
+            </w:pPr>
+            <w:r>
+              <w:rPr>
+                <w:rFonts w:ascii="Calibri" w:cs="Calibri" w:eastAsia="Calibri" w:hAnsi="Calibri"/>
+                <w:b w:val="false"/>
+                <w:bCs w:val="false"/>
+                <w:color w:val="2B3350"/>
+                <w:sz w:val="20"/>
+                <w:szCs w:val="20"/>
+              </w:rPr>
+              <w:t xml:space="preserve">The name and role of the account that decided it.</w:t>
+            </w:r>
+          </w:p>
+        </w:tc>
+      </w:tr>
+      <w:tr>
+        <w:trPr>
+          <w:cantSplit/>
+        </w:trPr>
+        <w:tc>
+          <w:tcPr>
+            <w:tcW w:type="dxa" w:w="2340"/>
+            <w:tcMar>
+              <w:top w:type="dxa" w:w="90"/>
+              <w:left w:type="dxa" w:w="120"/>
+              <w:bottom w:type="dxa" w:w="90"/>
+              <w:right w:type="dxa" w:w="120"/>
+            </w:tcMar>
+          </w:tcPr>
+          <w:p>
+            <w:pPr>
+              <w:spacing w:after="0" w:line="250"/>
+            </w:pPr>
+            <w:r>
+              <w:rPr>
+                <w:rFonts w:ascii="Calibri" w:cs="Calibri" w:eastAsia="Calibri" w:hAnsi="Calibri"/>
+                <w:b/>
+                <w:bCs/>
+                <w:color w:val="2B3350"/>
+                <w:sz w:val="20"/>
+                <w:szCs w:val="20"/>
+              </w:rPr>
+              <w:t xml:space="preserve">Date and time</w:t>
+            </w:r>
+          </w:p>
+        </w:tc>
+        <w:tc>
+          <w:tcPr>
+            <w:tcW w:type="dxa" w:w="2700"/>
+            <w:tcMar>
+              <w:top w:type="dxa" w:w="90"/>
+              <w:left w:type="dxa" w:w="120"/>
+              <w:bottom w:type="dxa" w:w="90"/>
+              <w:right w:type="dxa" w:w="120"/>
+            </w:tcMar>
+          </w:tcPr>
+          <w:p>
+            <w:pPr>
+              <w:spacing w:after="0" w:line="250"/>
+            </w:pPr>
+            <w:r>
+              <w:rPr>
+                <w:rFonts w:ascii="Calibri" w:cs="Calibri" w:eastAsia="Calibri" w:hAnsi="Calibri"/>
+                <w:b w:val="false"/>
+                <w:bCs w:val="false"/>
+                <w:color w:val="2B3350"/>
+                <w:sz w:val="20"/>
+                <w:szCs w:val="20"/>
+              </w:rPr>
+              <w:t xml:space="preserve">A decided card</w:t>
+            </w:r>
+          </w:p>
+        </w:tc>
+        <w:tc>
+          <w:tcPr>
+            <w:tcW w:type="dxa" w:w="4320"/>
+            <w:tcMar>
+              <w:top w:type="dxa" w:w="90"/>
+              <w:left w:type="dxa" w:w="120"/>
+              <w:bottom w:type="dxa" w:w="90"/>
+              <w:right w:type="dxa" w:w="120"/>
+            </w:tcMar>
+          </w:tcPr>
+          <w:p>
+            <w:pPr>
+              <w:spacing w:after="0" w:line="250"/>
+            </w:pPr>
+            <w:r>
+              <w:rPr>
+                <w:rFonts w:ascii="Calibri" w:cs="Calibri" w:eastAsia="Calibri" w:hAnsi="Calibri"/>
+                <w:b w:val="false"/>
+                <w:bCs w:val="false"/>
+                <w:color w:val="2B3350"/>
+                <w:sz w:val="20"/>
+                <w:szCs w:val="20"/>
+              </w:rPr>
+              <w:t xml:space="preserve">When the decision was made.</w:t>
+            </w:r>
+          </w:p>
+        </w:tc>
+      </w:tr>
+      <w:tr>
+        <w:trPr>
+          <w:cantSplit/>
+        </w:trPr>
+        <w:tc>
+          <w:tcPr>
+            <w:tcW w:type="dxa" w:w="2340"/>
+            <w:tcMar>
+              <w:top w:type="dxa" w:w="90"/>
+              <w:left w:type="dxa" w:w="120"/>
+              <w:bottom w:type="dxa" w:w="90"/>
+              <w:right w:type="dxa" w:w="120"/>
+            </w:tcMar>
+          </w:tcPr>
+          <w:p>
+            <w:pPr>
+              <w:spacing w:after="0" w:line="250"/>
+            </w:pPr>
+            <w:r>
+              <w:rPr>
+                <w:rFonts w:ascii="Calibri" w:cs="Calibri" w:eastAsia="Calibri" w:hAnsi="Calibri"/>
+                <w:b/>
+                <w:bCs/>
+                <w:color w:val="2B3350"/>
+                <w:sz w:val="20"/>
+                <w:szCs w:val="20"/>
+              </w:rPr>
+              <w:t xml:space="preserve">Reason</w:t>
+            </w:r>
+          </w:p>
+        </w:tc>
+        <w:tc>
+          <w:tcPr>
+            <w:tcW w:type="dxa" w:w="2700"/>
+            <w:tcMar>
+              <w:top w:type="dxa" w:w="90"/>
+              <w:left w:type="dxa" w:w="120"/>
+              <w:bottom w:type="dxa" w:w="90"/>
+              <w:right w:type="dxa" w:w="120"/>
+            </w:tcMar>
+          </w:tcPr>
+          <w:p>
+            <w:pPr>
+              <w:spacing w:after="0" w:line="250"/>
+            </w:pPr>
+            <w:r>
+              <w:rPr>
+                <w:rFonts w:ascii="Calibri" w:cs="Calibri" w:eastAsia="Calibri" w:hAnsi="Calibri"/>
+                <w:b w:val="false"/>
+                <w:bCs w:val="false"/>
+                <w:color w:val="2B3350"/>
+                <w:sz w:val="20"/>
+                <w:szCs w:val="20"/>
+              </w:rPr>
+              <w:t xml:space="preserve">A decided card</w:t>
+            </w:r>
+          </w:p>
+        </w:tc>
+        <w:tc>
+          <w:tcPr>
+            <w:tcW w:type="dxa" w:w="4320"/>
+            <w:tcMar>
+              <w:top w:type="dxa" w:w="90"/>
+              <w:left w:type="dxa" w:w="120"/>
+              <w:bottom w:type="dxa" w:w="90"/>
+              <w:right w:type="dxa" w:w="120"/>
+            </w:tcMar>
+          </w:tcPr>
+          <w:p>
+            <w:pPr>
+              <w:spacing w:after="0" w:line="250"/>
+            </w:pPr>
+            <w:r>
+              <w:rPr>
+                <w:rFonts w:ascii="Calibri" w:cs="Calibri" w:eastAsia="Calibri" w:hAnsi="Calibri"/>
+                <w:b w:val="false"/>
+                <w:bCs w:val="false"/>
+                <w:color w:val="2B3350"/>
+                <w:sz w:val="20"/>
+                <w:szCs w:val="20"/>
+              </w:rPr>
+              <w:t xml:space="preserve">What the decider wrote, on an approval as well as a refusal.</w:t>
+            </w:r>
+          </w:p>
+        </w:tc>
+      </w:tr>
+      <w:tr>
+        <w:trPr>
+          <w:cantSplit/>
+        </w:trPr>
+        <w:tc>
+          <w:tcPr>
+            <w:tcW w:type="dxa" w:w="2340"/>
+            <w:tcMar>
+              <w:top w:type="dxa" w:w="90"/>
+              <w:left w:type="dxa" w:w="120"/>
+              <w:bottom w:type="dxa" w:w="90"/>
+              <w:right w:type="dxa" w:w="120"/>
+            </w:tcMar>
+          </w:tcPr>
+          <w:p>
+            <w:pPr>
+              <w:spacing w:after="0" w:line="250"/>
+            </w:pPr>
+            <w:r>
+              <w:rPr>
+                <w:rFonts w:ascii="Calibri" w:cs="Calibri" w:eastAsia="Calibri" w:hAnsi="Calibri"/>
+                <w:b/>
+                <w:bCs/>
+                <w:color w:val="2B3350"/>
+                <w:sz w:val="20"/>
+                <w:szCs w:val="20"/>
+              </w:rPr>
+              <w:t xml:space="preserve">Pending / Approved / Rejected / All</w:t>
+            </w:r>
+          </w:p>
+        </w:tc>
+        <w:tc>
+          <w:tcPr>
+            <w:tcW w:type="dxa" w:w="2700"/>
+            <w:tcMar>
+              <w:top w:type="dxa" w:w="90"/>
+              <w:left w:type="dxa" w:w="120"/>
+              <w:bottom w:type="dxa" w:w="90"/>
+              <w:right w:type="dxa" w:w="120"/>
+            </w:tcMar>
+          </w:tcPr>
+          <w:p>
+            <w:pPr>
+              <w:spacing w:after="0" w:line="250"/>
+            </w:pPr>
+            <w:r>
+              <w:rPr>
+                <w:rFonts w:ascii="Calibri" w:cs="Calibri" w:eastAsia="Calibri" w:hAnsi="Calibri"/>
+                <w:b w:val="false"/>
+                <w:bCs w:val="false"/>
+                <w:color w:val="2B3350"/>
+                <w:sz w:val="20"/>
+                <w:szCs w:val="20"/>
+              </w:rPr>
+              <w:t xml:space="preserve">Filter chips</w:t>
+            </w:r>
+          </w:p>
+        </w:tc>
+        <w:tc>
+          <w:tcPr>
+            <w:tcW w:type="dxa" w:w="4320"/>
+            <w:tcMar>
+              <w:top w:type="dxa" w:w="90"/>
+              <w:left w:type="dxa" w:w="120"/>
+              <w:bottom w:type="dxa" w:w="90"/>
+              <w:right w:type="dxa" w:w="120"/>
+            </w:tcMar>
+          </w:tcPr>
+          <w:p>
+            <w:pPr>
+              <w:spacing w:after="0" w:line="250"/>
+            </w:pPr>
+            <w:r>
+              <w:rPr>
+                <w:rFonts w:ascii="Calibri" w:cs="Calibri" w:eastAsia="Calibri" w:hAnsi="Calibri"/>
+                <w:b w:val="false"/>
+                <w:bCs w:val="false"/>
+                <w:color w:val="2B3350"/>
+                <w:sz w:val="20"/>
+                <w:szCs w:val="20"/>
+              </w:rPr>
+              <w:t xml:space="preserve">The history, filtered. "All" is the full record of everything ever filed.</w:t>
+            </w:r>
+          </w:p>
+        </w:tc>
+      </w:tr>
+    </w:tbl>
+    <w:p>
+      <w:pPr>
+        <w:pBdr>
+          <w:left w:val="single" w:color="B37418" w:sz="12" w:space="10"/>
+        </w:pBdr>
+        <w:spacing w:after="200" w:before="120" w:line="264"/>
+        <w:ind w:left="180"/>
+      </w:pPr>
+      <w:r>
+        <w:rPr>
+          <w:rFonts w:ascii="Calibri" w:cs="Calibri" w:eastAsia="Calibri" w:hAnsi="Calibri"/>
+          <w:i/>
+          <w:iCs/>
+          <w:color w:val="55608A"/>
+          <w:sz w:val="20"/>
+          <w:szCs w:val="20"/>
+        </w:rPr>
+        <w:t xml:space="preserve">The decision is signed by the account that made it: the rules require the deciding account's own id and role on the write, so an approval cannot be attributed to somebody else. A history that can be authored is not a history.</w:t>
       </w:r>
     </w:p>
     <w:p>
       <w:pPr>
         <w:pStyle w:val="Heading1"/>
-        <w:spacing w:after="160" w:before="360"/>
+        <w:pageBreakBefore/>
+        <w:spacing w:after="160" w:before="0"/>
       </w:pPr>
       <w:r>
         <w:rPr>
@@ -5485,14 +6307,10 @@
       </w:tr>
     </w:tbl>
     <w:p>
-      <w:r>
-        <w:br w:type="page"/>
-      </w:r>
-    </w:p>
-    <w:p>
       <w:pPr>
         <w:pStyle w:val="Heading1"/>
-        <w:spacing w:after="160" w:before="360"/>
+        <w:pageBreakBefore/>
+        <w:spacing w:after="160" w:before="0"/>
       </w:pPr>
       <w:r>
         <w:rPr>
@@ -8401,14 +9219,10 @@
       </w:tr>
     </w:tbl>
     <w:p>
-      <w:r>
-        <w:br w:type="page"/>
-      </w:r>
-    </w:p>
-    <w:p>
       <w:pPr>
         <w:pStyle w:val="Heading1"/>
-        <w:spacing w:after="160" w:before="360"/>
+        <w:pageBreakBefore/>
+        <w:spacing w:after="160" w:before="0"/>
       </w:pPr>
       <w:r>
         <w:rPr>
@@ -9748,7 +10562,7 @@
                 <w:sz w:val="20"/>
                 <w:szCs w:val="20"/>
               </w:rPr>
-              <w:t xml:space="preserve">Take a payment with an amount, purpose, method and reference number. See section 14.</w:t>
+              <w:t xml:space="preserve">Take a payment with an amount, purpose, method and reference number, with this student's current balance on screen. See section 14.</w:t>
             </w:r>
           </w:p>
         </w:tc>
@@ -10184,15 +10998,11 @@
         </w:tc>
       </w:tr>
     </w:tbl>
-    <w:p>
-      <w:r>
-        <w:br w:type="page"/>
-      </w:r>
-    </w:p>
     <w:p>
       <w:pPr>
         <w:pStyle w:val="Heading1"/>
-        <w:spacing w:after="160" w:before="360"/>
+        <w:pageBreakBefore/>
+        <w:spacing w:after="160" w:before="0"/>
       </w:pPr>
       <w:r>
         <w:rPr>
@@ -13011,14 +13821,10 @@
       </w:r>
     </w:p>
     <w:p>
-      <w:r>
-        <w:br w:type="page"/>
-      </w:r>
-    </w:p>
-    <w:p>
       <w:pPr>
         <w:pStyle w:val="Heading1"/>
-        <w:spacing w:after="160" w:before="360"/>
+        <w:pageBreakBefore/>
+        <w:spacing w:after="160" w:before="0"/>
       </w:pPr>
       <w:r>
         <w:rPr>
@@ -13794,14 +14600,10 @@
       </w:tr>
     </w:tbl>
     <w:p>
-      <w:r>
-        <w:br w:type="page"/>
-      </w:r>
-    </w:p>
-    <w:p>
       <w:pPr>
         <w:pStyle w:val="Heading1"/>
-        <w:spacing w:after="160" w:before="360"/>
+        <w:pageBreakBefore/>
+        <w:spacing w:after="160" w:before="0"/>
       </w:pPr>
       <w:r>
         <w:rPr>
@@ -14373,14 +15175,10 @@
       </w:r>
     </w:p>
     <w:p>
-      <w:r>
-        <w:br w:type="page"/>
-      </w:r>
-    </w:p>
-    <w:p>
       <w:pPr>
         <w:pStyle w:val="Heading1"/>
-        <w:spacing w:after="160" w:before="360"/>
+        <w:pageBreakBefore/>
+        <w:spacing w:after="160" w:before="0"/>
       </w:pPr>
       <w:r>
         <w:rPr>
@@ -15634,14 +16432,10 @@
       </w:tr>
     </w:tbl>
     <w:p>
-      <w:r>
-        <w:br w:type="page"/>
-      </w:r>
-    </w:p>
-    <w:p>
       <w:pPr>
         <w:pStyle w:val="Heading1"/>
-        <w:spacing w:after="160" w:before="360"/>
+        <w:pageBreakBefore/>
+        <w:spacing w:after="160" w:before="0"/>
       </w:pPr>
       <w:r>
         <w:rPr>
@@ -16657,14 +17451,10 @@
       </w:r>
     </w:p>
     <w:p>
-      <w:r>
-        <w:br w:type="page"/>
-      </w:r>
-    </w:p>
-    <w:p>
       <w:pPr>
         <w:pStyle w:val="Heading1"/>
-        <w:spacing w:after="160" w:before="360"/>
+        <w:pageBreakBefore/>
+        <w:spacing w:after="160" w:before="0"/>
       </w:pPr>
       <w:r>
         <w:rPr>
@@ -17268,14 +18058,10 @@
       </w:r>
     </w:p>
     <w:p>
-      <w:r>
-        <w:br w:type="page"/>
-      </w:r>
-    </w:p>
-    <w:p>
       <w:pPr>
         <w:pStyle w:val="Heading1"/>
-        <w:spacing w:after="160" w:before="360"/>
+        <w:pageBreakBefore/>
+        <w:spacing w:after="160" w:before="0"/>
       </w:pPr>
       <w:r>
         <w:rPr>
@@ -18328,6 +19114,20 @@
         <w:t xml:space="preserve">14.3 Taking a payment</w:t>
       </w:r>
     </w:p>
+    <w:p>
+      <w:pPr>
+        <w:spacing w:after="120" w:before="0" w:line="264"/>
+      </w:pPr>
+      <w:r>
+        <w:rPr>
+          <w:rFonts w:ascii="Calibri" w:cs="Calibri" w:eastAsia="Calibri" w:hAnsi="Calibri"/>
+          <w:color w:val="2B3350"/>
+          <w:sz w:val="21"/>
+          <w:szCs w:val="21"/>
+        </w:rPr>
+        <w:t xml:space="preserve">Opened from a student's record, the student is already chosen. Opened on its own, the ID is typed - and it has to name somebody before anything is sent.</w:t>
+      </w:r>
+    </w:p>
     <w:tbl>
       <w:tblPr>
         <w:tblW w:type="dxa" w:w="9360"/>
@@ -18430,6 +19230,264 @@
                 <w:szCs w:val="19"/>
               </w:rPr>
               <w:t xml:space="preserve">What it does</w:t>
+            </w:r>
+          </w:p>
+        </w:tc>
+      </w:tr>
+      <w:tr>
+        <w:trPr>
+          <w:cantSplit/>
+        </w:trPr>
+        <w:tc>
+          <w:tcPr>
+            <w:tcW w:type="dxa" w:w="2340"/>
+            <w:tcMar>
+              <w:top w:type="dxa" w:w="90"/>
+              <w:left w:type="dxa" w:w="120"/>
+              <w:bottom w:type="dxa" w:w="90"/>
+              <w:right w:type="dxa" w:w="120"/>
+            </w:tcMar>
+          </w:tcPr>
+          <w:p>
+            <w:pPr>
+              <w:spacing w:after="0" w:line="250"/>
+            </w:pPr>
+            <w:r>
+              <w:rPr>
+                <w:rFonts w:ascii="Calibri" w:cs="Calibri" w:eastAsia="Calibri" w:hAnsi="Calibri"/>
+                <w:b/>
+                <w:bCs/>
+                <w:color w:val="2B3350"/>
+                <w:sz w:val="20"/>
+                <w:szCs w:val="20"/>
+              </w:rPr>
+              <w:t xml:space="preserve">Student ID</w:t>
+            </w:r>
+          </w:p>
+        </w:tc>
+        <w:tc>
+          <w:tcPr>
+            <w:tcW w:type="dxa" w:w="2700"/>
+            <w:tcMar>
+              <w:top w:type="dxa" w:w="90"/>
+              <w:left w:type="dxa" w:w="120"/>
+              <w:bottom w:type="dxa" w:w="90"/>
+              <w:right w:type="dxa" w:w="120"/>
+            </w:tcMar>
+          </w:tcPr>
+          <w:p>
+            <w:pPr>
+              <w:spacing w:after="0" w:line="250"/>
+            </w:pPr>
+            <w:r>
+              <w:rPr>
+                <w:rFonts w:ascii="Calibri" w:cs="Calibri" w:eastAsia="Calibri" w:hAnsi="Calibri"/>
+                <w:b w:val="false"/>
+                <w:bCs w:val="false"/>
+                <w:color w:val="2B3350"/>
+                <w:sz w:val="20"/>
+                <w:szCs w:val="20"/>
+              </w:rPr>
+              <w:t xml:space="preserve">Record Payment</w:t>
+            </w:r>
+          </w:p>
+        </w:tc>
+        <w:tc>
+          <w:tcPr>
+            <w:tcW w:type="dxa" w:w="4320"/>
+            <w:tcMar>
+              <w:top w:type="dxa" w:w="90"/>
+              <w:left w:type="dxa" w:w="120"/>
+              <w:bottom w:type="dxa" w:w="90"/>
+              <w:right w:type="dxa" w:w="120"/>
+            </w:tcMar>
+          </w:tcPr>
+          <w:p>
+            <w:pPr>
+              <w:spacing w:after="0" w:line="250"/>
+            </w:pPr>
+            <w:r>
+              <w:rPr>
+                <w:rFonts w:ascii="Calibri" w:cs="Calibri" w:eastAsia="Calibri" w:hAnsi="Calibri"/>
+                <w:b w:val="false"/>
+                <w:bCs w:val="false"/>
+                <w:color w:val="2B3350"/>
+                <w:sz w:val="20"/>
+                <w:szCs w:val="20"/>
+              </w:rPr>
+              <w:t xml:space="preserve">Either the record's ID or the number printed on the ID card, because the number is what a cashier reads off the card in front of them.</w:t>
+            </w:r>
+          </w:p>
+        </w:tc>
+      </w:tr>
+      <w:tr>
+        <w:trPr>
+          <w:cantSplit/>
+        </w:trPr>
+        <w:tc>
+          <w:tcPr>
+            <w:tcW w:type="dxa" w:w="2340"/>
+            <w:tcMar>
+              <w:top w:type="dxa" w:w="90"/>
+              <w:left w:type="dxa" w:w="120"/>
+              <w:bottom w:type="dxa" w:w="90"/>
+              <w:right w:type="dxa" w:w="120"/>
+            </w:tcMar>
+          </w:tcPr>
+          <w:p>
+            <w:pPr>
+              <w:spacing w:after="0" w:line="250"/>
+            </w:pPr>
+            <w:r>
+              <w:rPr>
+                <w:rFonts w:ascii="Calibri" w:cs="Calibri" w:eastAsia="Calibri" w:hAnsi="Calibri"/>
+                <w:b/>
+                <w:bCs/>
+                <w:color w:val="2B3350"/>
+                <w:sz w:val="20"/>
+                <w:szCs w:val="20"/>
+              </w:rPr>
+              <w:t xml:space="preserve">The student banner</w:t>
+            </w:r>
+          </w:p>
+        </w:tc>
+        <w:tc>
+          <w:tcPr>
+            <w:tcW w:type="dxa" w:w="2700"/>
+            <w:tcMar>
+              <w:top w:type="dxa" w:w="90"/>
+              <w:left w:type="dxa" w:w="120"/>
+              <w:bottom w:type="dxa" w:w="90"/>
+              <w:right w:type="dxa" w:w="120"/>
+            </w:tcMar>
+          </w:tcPr>
+          <w:p>
+            <w:pPr>
+              <w:spacing w:after="0" w:line="250"/>
+            </w:pPr>
+            <w:r>
+              <w:rPr>
+                <w:rFonts w:ascii="Calibri" w:cs="Calibri" w:eastAsia="Calibri" w:hAnsi="Calibri"/>
+                <w:b w:val="false"/>
+                <w:bCs w:val="false"/>
+                <w:color w:val="2B3350"/>
+                <w:sz w:val="20"/>
+                <w:szCs w:val="20"/>
+              </w:rPr>
+              <w:t xml:space="preserve">Record Payment</w:t>
+            </w:r>
+          </w:p>
+        </w:tc>
+        <w:tc>
+          <w:tcPr>
+            <w:tcW w:type="dxa" w:w="4320"/>
+            <w:tcMar>
+              <w:top w:type="dxa" w:w="90"/>
+              <w:left w:type="dxa" w:w="120"/>
+              <w:bottom w:type="dxa" w:w="90"/>
+              <w:right w:type="dxa" w:w="120"/>
+            </w:tcMar>
+          </w:tcPr>
+          <w:p>
+            <w:pPr>
+              <w:spacing w:after="0" w:line="250"/>
+            </w:pPr>
+            <w:r>
+              <w:rPr>
+                <w:rFonts w:ascii="Calibri" w:cs="Calibri" w:eastAsia="Calibri" w:hAnsi="Calibri"/>
+                <w:b w:val="false"/>
+                <w:bCs w:val="false"/>
+                <w:color w:val="2B3350"/>
+                <w:sz w:val="20"/>
+                <w:szCs w:val="20"/>
+              </w:rPr>
+              <w:t xml:space="preserve">The name, class and current balance of whoever the ID resolved to - the check that this is the right record, and the figure that proves the deduction afterwards.</w:t>
+            </w:r>
+          </w:p>
+        </w:tc>
+      </w:tr>
+      <w:tr>
+        <w:trPr>
+          <w:cantSplit/>
+        </w:trPr>
+        <w:tc>
+          <w:tcPr>
+            <w:tcW w:type="dxa" w:w="2340"/>
+            <w:tcMar>
+              <w:top w:type="dxa" w:w="90"/>
+              <w:left w:type="dxa" w:w="120"/>
+              <w:bottom w:type="dxa" w:w="90"/>
+              <w:right w:type="dxa" w:w="120"/>
+            </w:tcMar>
+          </w:tcPr>
+          <w:p>
+            <w:pPr>
+              <w:spacing w:after="0" w:line="250"/>
+            </w:pPr>
+            <w:r>
+              <w:rPr>
+                <w:rFonts w:ascii="Calibri" w:cs="Calibri" w:eastAsia="Calibri" w:hAnsi="Calibri"/>
+                <w:b/>
+                <w:bCs/>
+                <w:color w:val="2B3350"/>
+                <w:sz w:val="20"/>
+                <w:szCs w:val="20"/>
+              </w:rPr>
+              <w:t xml:space="preserve">Record Payment</w:t>
+            </w:r>
+          </w:p>
+        </w:tc>
+        <w:tc>
+          <w:tcPr>
+            <w:tcW w:type="dxa" w:w="2700"/>
+            <w:tcMar>
+              <w:top w:type="dxa" w:w="90"/>
+              <w:left w:type="dxa" w:w="120"/>
+              <w:bottom w:type="dxa" w:w="90"/>
+              <w:right w:type="dxa" w:w="120"/>
+            </w:tcMar>
+          </w:tcPr>
+          <w:p>
+            <w:pPr>
+              <w:spacing w:after="0" w:line="250"/>
+            </w:pPr>
+            <w:r>
+              <w:rPr>
+                <w:rFonts w:ascii="Calibri" w:cs="Calibri" w:eastAsia="Calibri" w:hAnsi="Calibri"/>
+                <w:b w:val="false"/>
+                <w:bCs w:val="false"/>
+                <w:color w:val="2B3350"/>
+                <w:sz w:val="20"/>
+                <w:szCs w:val="20"/>
+              </w:rPr>
+              <w:t xml:space="preserve">Record Payment</w:t>
+            </w:r>
+          </w:p>
+        </w:tc>
+        <w:tc>
+          <w:tcPr>
+            <w:tcW w:type="dxa" w:w="4320"/>
+            <w:tcMar>
+              <w:top w:type="dxa" w:w="90"/>
+              <w:left w:type="dxa" w:w="120"/>
+              <w:bottom w:type="dxa" w:w="90"/>
+              <w:right w:type="dxa" w:w="120"/>
+            </w:tcMar>
+          </w:tcPr>
+          <w:p>
+            <w:pPr>
+              <w:spacing w:after="0" w:line="250"/>
+            </w:pPr>
+            <w:r>
+              <w:rPr>
+                <w:rFonts w:ascii="Calibri" w:cs="Calibri" w:eastAsia="Calibri" w:hAnsi="Calibri"/>
+                <w:b w:val="false"/>
+                <w:bCs w:val="false"/>
+                <w:color w:val="2B3350"/>
+                <w:sz w:val="20"/>
+                <w:szCs w:val="20"/>
+              </w:rPr>
+              <w:t xml:space="preserve">Stays disabled until the ID names a student. A payment that cannot name who it is for is not sent.</w:t>
             </w:r>
           </w:p>
         </w:tc>
@@ -19003,14 +20061,30 @@
       </w:r>
     </w:p>
     <w:p>
+      <w:pPr>
+        <w:pBdr>
+          <w:left w:val="single" w:color="B37418" w:sz="12" w:space="10"/>
+        </w:pBdr>
+        <w:spacing w:after="200" w:before="120" w:line="264"/>
+        <w:ind w:left="180"/>
+      </w:pPr>
       <w:r>
-        <w:br w:type="page"/>
+        <w:rPr>
+          <w:rFonts w:ascii="Calibri" w:cs="Calibri" w:eastAsia="Calibri" w:hAnsi="Calibri"/>
+          <w:i/>
+          <w:iCs/>
+          <w:color w:val="55608A"/>
+          <w:sz w:val="20"/>
+          <w:szCs w:val="20"/>
+        </w:rPr>
+        <w:t xml:space="preserve">Two cashiers at one counter cannot lose a payment between them. Every balance change is read and written inside one transaction, so two collections at the same moment cannot both start from the same figure - the second is retried against the first rather than landing on top of it. Worth saying because the failure it prevents is invisible: a payment banked, receipted, and simply absent from the balance.</w:t>
       </w:r>
     </w:p>
     <w:p>
       <w:pPr>
         <w:pStyle w:val="Heading1"/>
-        <w:spacing w:after="160" w:before="360"/>
+        <w:pageBreakBefore/>
+        <w:spacing w:after="160" w:before="0"/>
       </w:pPr>
       <w:r>
         <w:rPr>
@@ -19854,14 +20928,10 @@
       </w:r>
     </w:p>
     <w:p>
-      <w:r>
-        <w:br w:type="page"/>
-      </w:r>
-    </w:p>
-    <w:p>
       <w:pPr>
         <w:pStyle w:val="Heading1"/>
-        <w:spacing w:after="160" w:before="360"/>
+        <w:pageBreakBefore/>
+        <w:spacing w:after="160" w:before="0"/>
       </w:pPr>
       <w:r>
         <w:rPr>
@@ -20705,14 +21775,10 @@
       </w:r>
     </w:p>
     <w:p>
-      <w:r>
-        <w:br w:type="page"/>
-      </w:r>
-    </w:p>
-    <w:p>
       <w:pPr>
         <w:pStyle w:val="Heading1"/>
-        <w:spacing w:after="160" w:before="360"/>
+        <w:pageBreakBefore/>
+        <w:spacing w:after="160" w:before="0"/>
       </w:pPr>
       <w:r>
         <w:rPr>
@@ -21443,14 +22509,10 @@
       </w:r>
     </w:p>
     <w:p>
-      <w:r>
-        <w:br w:type="page"/>
-      </w:r>
-    </w:p>
-    <w:p>
       <w:pPr>
         <w:pStyle w:val="Heading1"/>
-        <w:spacing w:after="160" w:before="360"/>
+        <w:pageBreakBefore/>
+        <w:spacing w:after="160" w:before="0"/>
       </w:pPr>
       <w:r>
         <w:rPr>
@@ -22174,14 +23236,10 @@
       </w:tr>
     </w:tbl>
     <w:p>
-      <w:r>
-        <w:br w:type="page"/>
-      </w:r>
-    </w:p>
-    <w:p>
       <w:pPr>
         <w:pStyle w:val="Heading1"/>
-        <w:spacing w:after="160" w:before="360"/>
+        <w:pageBreakBefore/>
+        <w:spacing w:after="160" w:before="0"/>
       </w:pPr>
       <w:r>
         <w:rPr>
@@ -22819,14 +23877,10 @@
       </w:tr>
     </w:tbl>
     <w:p>
-      <w:r>
-        <w:br w:type="page"/>
-      </w:r>
-    </w:p>
-    <w:p>
       <w:pPr>
         <w:pStyle w:val="Heading1"/>
-        <w:spacing w:after="160" w:before="360"/>
+        <w:pageBreakBefore/>
+        <w:spacing w:after="160" w:before="0"/>
       </w:pPr>
       <w:r>
         <w:rPr>
@@ -23860,14 +24914,10 @@
       </w:tr>
     </w:tbl>
     <w:p>
-      <w:r>
-        <w:br w:type="page"/>
-      </w:r>
-    </w:p>
-    <w:p>
       <w:pPr>
         <w:pStyle w:val="Heading1"/>
-        <w:spacing w:after="160" w:before="360"/>
+        <w:pageBreakBefore/>
+        <w:spacing w:after="160" w:before="0"/>
       </w:pPr>
       <w:r>
         <w:rPr>
@@ -24378,14 +25428,10 @@
       </w:r>
     </w:p>
     <w:p>
-      <w:r>
-        <w:br w:type="page"/>
-      </w:r>
-    </w:p>
-    <w:p>
       <w:pPr>
         <w:pStyle w:val="Heading1"/>
-        <w:spacing w:after="160" w:before="360"/>
+        <w:pageBreakBefore/>
+        <w:spacing w:after="160" w:before="0"/>
       </w:pPr>
       <w:r>
         <w:rPr>
@@ -25061,14 +26107,10 @@
       </w:r>
     </w:p>
     <w:p>
-      <w:r>
-        <w:br w:type="page"/>
-      </w:r>
-    </w:p>
-    <w:p>
       <w:pPr>
         <w:pStyle w:val="Heading1"/>
-        <w:spacing w:after="160" w:before="360"/>
+        <w:pageBreakBefore/>
+        <w:spacing w:after="160" w:before="0"/>
       </w:pPr>
       <w:r>
         <w:rPr>
@@ -25892,14 +26934,10 @@
       </w:tr>
     </w:tbl>
     <w:p>
-      <w:r>
-        <w:br w:type="page"/>
-      </w:r>
-    </w:p>
-    <w:p>
       <w:pPr>
         <w:pStyle w:val="Heading1"/>
-        <w:spacing w:after="160" w:before="360"/>
+        <w:pageBreakBefore/>
+        <w:spacing w:after="160" w:before="0"/>
       </w:pPr>
       <w:r>
         <w:rPr>
@@ -26293,14 +27331,10 @@
       </w:r>
     </w:p>
     <w:p>
-      <w:r>
-        <w:br w:type="page"/>
-      </w:r>
-    </w:p>
-    <w:p>
       <w:pPr>
         <w:pStyle w:val="Heading1"/>
-        <w:spacing w:after="160" w:before="360"/>
+        <w:pageBreakBefore/>
+        <w:spacing w:after="160" w:before="0"/>
       </w:pPr>
       <w:r>
         <w:rPr>

--- a/marketing/LogicClass-Feature-Guide.docx
+++ b/marketing/LogicClass-Feature-Guide.docx
@@ -2225,7 +2225,93 @@
                 <w:sz w:val="20"/>
                 <w:szCs w:val="20"/>
               </w:rPr>
-              <w:t xml:space="preserve">The privacy notice. It must be read to the end before the button to continue becomes available; the version read is recorded against the account.</w:t>
+              <w:t xml:space="preserve">The privacy notice, then the terms of use, in that order - told what is held about you before being asked to agree to anything. Each must be read to the end before its button becomes available, and the version of each is recorded against the account.</w:t>
+            </w:r>
+          </w:p>
+        </w:tc>
+      </w:tr>
+      <w:tr>
+        <w:trPr>
+          <w:cantSplit/>
+        </w:trPr>
+        <w:tc>
+          <w:tcPr>
+            <w:tcW w:type="dxa" w:w="2340"/>
+            <w:tcMar>
+              <w:top w:type="dxa" w:w="90"/>
+              <w:left w:type="dxa" w:w="120"/>
+              <w:bottom w:type="dxa" w:w="90"/>
+              <w:right w:type="dxa" w:w="120"/>
+            </w:tcMar>
+          </w:tcPr>
+          <w:p>
+            <w:pPr>
+              <w:spacing w:after="0" w:line="250"/>
+            </w:pPr>
+            <w:r>
+              <w:rPr>
+                <w:rFonts w:ascii="Calibri" w:cs="Calibri" w:eastAsia="Calibri" w:hAnsi="Calibri"/>
+                <w:b/>
+                <w:bCs/>
+                <w:color w:val="2B3350"/>
+                <w:sz w:val="20"/>
+                <w:szCs w:val="20"/>
+              </w:rPr>
+              <w:t xml:space="preserve">I do not accept</w:t>
+            </w:r>
+          </w:p>
+        </w:tc>
+        <w:tc>
+          <w:tcPr>
+            <w:tcW w:type="dxa" w:w="2700"/>
+            <w:tcMar>
+              <w:top w:type="dxa" w:w="90"/>
+              <w:left w:type="dxa" w:w="120"/>
+              <w:bottom w:type="dxa" w:w="90"/>
+              <w:right w:type="dxa" w:w="120"/>
+            </w:tcMar>
+          </w:tcPr>
+          <w:p>
+            <w:pPr>
+              <w:spacing w:after="0" w:line="250"/>
+            </w:pPr>
+            <w:r>
+              <w:rPr>
+                <w:rFonts w:ascii="Calibri" w:cs="Calibri" w:eastAsia="Calibri" w:hAnsi="Calibri"/>
+                <w:b w:val="false"/>
+                <w:bCs w:val="false"/>
+                <w:color w:val="2B3350"/>
+                <w:sz w:val="20"/>
+                <w:szCs w:val="20"/>
+              </w:rPr>
+              <w:t xml:space="preserve">Sign out</w:t>
+            </w:r>
+          </w:p>
+        </w:tc>
+        <w:tc>
+          <w:tcPr>
+            <w:tcW w:type="dxa" w:w="4320"/>
+            <w:tcMar>
+              <w:top w:type="dxa" w:w="90"/>
+              <w:left w:type="dxa" w:w="120"/>
+              <w:bottom w:type="dxa" w:w="90"/>
+              <w:right w:type="dxa" w:w="120"/>
+            </w:tcMar>
+          </w:tcPr>
+          <w:p>
+            <w:pPr>
+              <w:spacing w:after="0" w:line="250"/>
+            </w:pPr>
+            <w:r>
+              <w:rPr>
+                <w:rFonts w:ascii="Calibri" w:cs="Calibri" w:eastAsia="Calibri" w:hAnsi="Calibri"/>
+                <w:b w:val="false"/>
+                <w:bCs w:val="false"/>
+                <w:color w:val="2B3350"/>
+                <w:sz w:val="20"/>
+                <w:szCs w:val="20"/>
+              </w:rPr>
+              <w:t xml:space="preserve">The terms can be declined, and declining signs you out. The account is untouched and the page comes back next time. The privacy notice has no equivalent: a notice is given, an agreement is entered into.</w:t>
             </w:r>
           </w:p>
         </w:tc>

--- a/marketing/LogicClass-Feature-Guide.docx
+++ b/marketing/LogicClass-Feature-Guide.docx
@@ -387,7 +387,7 @@
           <w:sz w:val="21"/>
           <w:szCs w:val="21"/>
         </w:rPr>
-        <w:t xml:space="preserve">22. Security</w:t>
+        <w:t xml:space="preserve">22. Parent and teacher messaging</w:t>
       </w:r>
     </w:p>
     <w:p>
@@ -401,7 +401,7 @@
           <w:sz w:val="21"/>
           <w:szCs w:val="21"/>
         </w:rPr>
-        <w:t xml:space="preserve">23. Data Privacy Act</w:t>
+        <w:t xml:space="preserve">23. Staff time and leave</w:t>
       </w:r>
     </w:p>
     <w:p>
@@ -415,7 +415,7 @@
           <w:sz w:val="21"/>
           <w:szCs w:val="21"/>
         </w:rPr>
-        <w:t xml:space="preserve">24. Where it runs</w:t>
+        <w:t xml:space="preserve">24. Signing in when you cannot</w:t>
       </w:r>
     </w:p>
     <w:p>
@@ -429,7 +429,49 @@
           <w:sz w:val="21"/>
           <w:szCs w:val="21"/>
         </w:rPr>
-        <w:t xml:space="preserve">25. Going live</w:t>
+        <w:t xml:space="preserve">25. Security</w:t>
+      </w:r>
+    </w:p>
+    <w:p>
+      <w:pPr>
+        <w:spacing w:after="60" w:line="264"/>
+      </w:pPr>
+      <w:r>
+        <w:rPr>
+          <w:rFonts w:ascii="Calibri" w:cs="Calibri" w:eastAsia="Calibri" w:hAnsi="Calibri"/>
+          <w:color w:val="2B3350"/>
+          <w:sz w:val="21"/>
+          <w:szCs w:val="21"/>
+        </w:rPr>
+        <w:t xml:space="preserve">26. Data Privacy Act</w:t>
+      </w:r>
+    </w:p>
+    <w:p>
+      <w:pPr>
+        <w:spacing w:after="60" w:line="264"/>
+      </w:pPr>
+      <w:r>
+        <w:rPr>
+          <w:rFonts w:ascii="Calibri" w:cs="Calibri" w:eastAsia="Calibri" w:hAnsi="Calibri"/>
+          <w:color w:val="2B3350"/>
+          <w:sz w:val="21"/>
+          <w:szCs w:val="21"/>
+        </w:rPr>
+        <w:t xml:space="preserve">27. Where it runs</w:t>
+      </w:r>
+    </w:p>
+    <w:p>
+      <w:pPr>
+        <w:spacing w:after="60" w:line="264"/>
+      </w:pPr>
+      <w:r>
+        <w:rPr>
+          <w:rFonts w:ascii="Calibri" w:cs="Calibri" w:eastAsia="Calibri" w:hAnsi="Calibri"/>
+          <w:color w:val="2B3350"/>
+          <w:sz w:val="21"/>
+          <w:szCs w:val="21"/>
+        </w:rPr>
+        <w:t xml:space="preserve">28. Going live</w:t>
       </w:r>
     </w:p>
     <w:p>
@@ -1031,7 +1073,7 @@
                 <w:sz w:val="20"/>
                 <w:szCs w:val="20"/>
               </w:rPr>
-              <w:t xml:space="preserve">Employee accounts, teacher assignment, strands and programs, branding, schedules, fee schedules, reports, audit trail, attendance scanning.</w:t>
+              <w:t xml:space="preserve">Employee accounts, teacher assignment, strands and programs, branding, schedules, fee schedules, reports, audit trail, attendance scanning, leave requests and staff timesheets.</w:t>
             </w:r>
           </w:p>
         </w:tc>
@@ -1203,7 +1245,7 @@
                 <w:sz w:val="20"/>
                 <w:szCs w:val="20"/>
               </w:rPr>
-              <w:t xml:space="preserve">Own timetable, coursework, answer keys, submissions, grade submission, material requests, attendance scanning, announcements.</w:t>
+              <w:t xml:space="preserve">Own timetable, class registers with time in and out, coursework, answer keys, submissions, grade submission, material requests, attendance scanning, messages with parents, own leave and timesheet.</w:t>
             </w:r>
           </w:p>
         </w:tc>
@@ -1375,7 +1417,7 @@
                 <w:sz w:val="20"/>
                 <w:szCs w:val="20"/>
               </w:rPr>
-              <w:t xml:space="preserve">Daily checklist, daily work reports, material requests, own scannable ID.</w:t>
+              <w:t xml:space="preserve">Daily checklist, daily work reports, material requests, own scannable ID, own leave and timesheet.</w:t>
             </w:r>
           </w:p>
         </w:tc>
@@ -1547,7 +1589,7 @@
                 <w:sz w:val="20"/>
                 <w:szCs w:val="20"/>
               </w:rPr>
-              <w:t xml:space="preserve">Each linked child's attendance, timetable, grades and statement of account; emergency alerts; announcements; online payment.</w:t>
+              <w:t xml:space="preserve">Each linked child's attendance - by day and by subject - timetable, grades and statement of account; messages with their teachers; emergency alerts; announcements; online payment.</w:t>
             </w:r>
           </w:p>
         </w:tc>
@@ -18145,6 +18187,650 @@
     </w:p>
     <w:p>
       <w:pPr>
+        <w:pStyle w:val="Heading2"/>
+        <w:spacing w:after="120" w:before="280"/>
+      </w:pPr>
+      <w:r>
+        <w:rPr>
+          <w:rFonts w:ascii="Cambria" w:cs="Cambria" w:eastAsia="Cambria" w:hAnsi="Cambria"/>
+          <w:b/>
+          <w:bCs/>
+          <w:color w:val="1E2761"/>
+          <w:sz w:val="25"/>
+          <w:szCs w:val="25"/>
+        </w:rPr>
+        <w:t xml:space="preserve">13.3 Attendance per subject</w:t>
+      </w:r>
+    </w:p>
+    <w:p>
+      <w:pPr>
+        <w:spacing w:after="120" w:before="0" w:line="264"/>
+      </w:pPr>
+      <w:r>
+        <w:rPr>
+          <w:rFonts w:ascii="Calibri" w:cs="Calibri" w:eastAsia="Calibri" w:hAnsi="Calibri"/>
+          <w:color w:val="2B3350"/>
+          <w:sz w:val="21"/>
+          <w:szCs w:val="21"/>
+        </w:rPr>
+        <w:t xml:space="preserve">The gate scan answers "did they come to school". It cannot answer "were they in Physics", which is the question behind a grade that dropped and the one a parent asks that nobody could previously answer. So each timetabled class has a register of its own.</w:t>
+      </w:r>
+    </w:p>
+    <w:tbl>
+      <w:tblPr>
+        <w:tblW w:type="dxa" w:w="9360"/>
+        <w:tblBorders>
+          <w:top w:val="single" w:color="D6DEF0" w:sz="4"/>
+          <w:left w:val="single" w:color="D6DEF0" w:sz="4"/>
+          <w:bottom w:val="single" w:color="D6DEF0" w:sz="4"/>
+          <w:right w:val="single" w:color="D6DEF0" w:sz="4"/>
+          <w:insideH w:val="single" w:color="D6DEF0" w:sz="4"/>
+          <w:insideV w:val="single" w:color="D6DEF0" w:sz="4"/>
+        </w:tblBorders>
+      </w:tblPr>
+      <w:tblGrid>
+        <w:gridCol w:w="2340"/>
+        <w:gridCol w:w="2700"/>
+        <w:gridCol w:w="4320"/>
+      </w:tblGrid>
+      <w:tr>
+        <w:trPr>
+          <w:tblHeader/>
+        </w:trPr>
+        <w:tc>
+          <w:tcPr>
+            <w:tcW w:type="dxa" w:w="2340"/>
+            <w:shd w:fill="EEF2FB" w:color="auto" w:val="clear"/>
+            <w:tcMar>
+              <w:top w:type="dxa" w:w="90"/>
+              <w:left w:type="dxa" w:w="120"/>
+              <w:bottom w:type="dxa" w:w="90"/>
+              <w:right w:type="dxa" w:w="120"/>
+            </w:tcMar>
+          </w:tcPr>
+          <w:p>
+            <w:pPr>
+              <w:spacing w:after="0" w:line="250"/>
+            </w:pPr>
+            <w:r>
+              <w:rPr>
+                <w:rFonts w:ascii="Calibri" w:cs="Calibri" w:eastAsia="Calibri" w:hAnsi="Calibri"/>
+                <w:b/>
+                <w:bCs/>
+                <w:color w:val="1E2761"/>
+                <w:sz w:val="19"/>
+                <w:szCs w:val="19"/>
+              </w:rPr>
+              <w:t xml:space="preserve">Control</w:t>
+            </w:r>
+          </w:p>
+        </w:tc>
+        <w:tc>
+          <w:tcPr>
+            <w:tcW w:type="dxa" w:w="2700"/>
+            <w:shd w:fill="EEF2FB" w:color="auto" w:val="clear"/>
+            <w:tcMar>
+              <w:top w:type="dxa" w:w="90"/>
+              <w:left w:type="dxa" w:w="120"/>
+              <w:bottom w:type="dxa" w:w="90"/>
+              <w:right w:type="dxa" w:w="120"/>
+            </w:tcMar>
+          </w:tcPr>
+          <w:p>
+            <w:pPr>
+              <w:spacing w:after="0" w:line="250"/>
+            </w:pPr>
+            <w:r>
+              <w:rPr>
+                <w:rFonts w:ascii="Calibri" w:cs="Calibri" w:eastAsia="Calibri" w:hAnsi="Calibri"/>
+                <w:b/>
+                <w:bCs/>
+                <w:color w:val="1E2761"/>
+                <w:sz w:val="19"/>
+                <w:szCs w:val="19"/>
+              </w:rPr>
+              <w:t xml:space="preserve">Where</w:t>
+            </w:r>
+          </w:p>
+        </w:tc>
+        <w:tc>
+          <w:tcPr>
+            <w:tcW w:type="dxa" w:w="4320"/>
+            <w:shd w:fill="EEF2FB" w:color="auto" w:val="clear"/>
+            <w:tcMar>
+              <w:top w:type="dxa" w:w="90"/>
+              <w:left w:type="dxa" w:w="120"/>
+              <w:bottom w:type="dxa" w:w="90"/>
+              <w:right w:type="dxa" w:w="120"/>
+            </w:tcMar>
+          </w:tcPr>
+          <w:p>
+            <w:pPr>
+              <w:spacing w:after="0" w:line="250"/>
+            </w:pPr>
+            <w:r>
+              <w:rPr>
+                <w:rFonts w:ascii="Calibri" w:cs="Calibri" w:eastAsia="Calibri" w:hAnsi="Calibri"/>
+                <w:b/>
+                <w:bCs/>
+                <w:color w:val="1E2761"/>
+                <w:sz w:val="19"/>
+                <w:szCs w:val="19"/>
+              </w:rPr>
+              <w:t xml:space="preserve">What it does</w:t>
+            </w:r>
+          </w:p>
+        </w:tc>
+      </w:tr>
+      <w:tr>
+        <w:trPr>
+          <w:cantSplit/>
+        </w:trPr>
+        <w:tc>
+          <w:tcPr>
+            <w:tcW w:type="dxa" w:w="2340"/>
+            <w:tcMar>
+              <w:top w:type="dxa" w:w="90"/>
+              <w:left w:type="dxa" w:w="120"/>
+              <w:bottom w:type="dxa" w:w="90"/>
+              <w:right w:type="dxa" w:w="120"/>
+            </w:tcMar>
+          </w:tcPr>
+          <w:p>
+            <w:pPr>
+              <w:spacing w:after="0" w:line="250"/>
+            </w:pPr>
+            <w:r>
+              <w:rPr>
+                <w:rFonts w:ascii="Calibri" w:cs="Calibri" w:eastAsia="Calibri" w:hAnsi="Calibri"/>
+                <w:b/>
+                <w:bCs/>
+                <w:color w:val="2B3350"/>
+                <w:sz w:val="20"/>
+                <w:szCs w:val="20"/>
+              </w:rPr>
+              <w:t xml:space="preserve">Class Attendance</w:t>
+            </w:r>
+          </w:p>
+        </w:tc>
+        <w:tc>
+          <w:tcPr>
+            <w:tcW w:type="dxa" w:w="2700"/>
+            <w:tcMar>
+              <w:top w:type="dxa" w:w="90"/>
+              <w:left w:type="dxa" w:w="120"/>
+              <w:bottom w:type="dxa" w:w="90"/>
+              <w:right w:type="dxa" w:w="120"/>
+            </w:tcMar>
+          </w:tcPr>
+          <w:p>
+            <w:pPr>
+              <w:spacing w:after="0" w:line="250"/>
+            </w:pPr>
+            <w:r>
+              <w:rPr>
+                <w:rFonts w:ascii="Calibri" w:cs="Calibri" w:eastAsia="Calibri" w:hAnsi="Calibri"/>
+                <w:b w:val="false"/>
+                <w:bCs w:val="false"/>
+                <w:color w:val="2B3350"/>
+                <w:sz w:val="20"/>
+                <w:szCs w:val="20"/>
+              </w:rPr>
+              <w:t xml:space="preserve">My classes today</w:t>
+            </w:r>
+          </w:p>
+        </w:tc>
+        <w:tc>
+          <w:tcPr>
+            <w:tcW w:type="dxa" w:w="4320"/>
+            <w:tcMar>
+              <w:top w:type="dxa" w:w="90"/>
+              <w:left w:type="dxa" w:w="120"/>
+              <w:bottom w:type="dxa" w:w="90"/>
+              <w:right w:type="dxa" w:w="120"/>
+            </w:tcMar>
+          </w:tcPr>
+          <w:p>
+            <w:pPr>
+              <w:spacing w:after="0" w:line="250"/>
+            </w:pPr>
+            <w:r>
+              <w:rPr>
+                <w:rFonts w:ascii="Calibri" w:cs="Calibri" w:eastAsia="Calibri" w:hAnsi="Calibri"/>
+                <w:b w:val="false"/>
+                <w:bCs w:val="false"/>
+                <w:color w:val="2B3350"/>
+                <w:sz w:val="20"/>
+                <w:szCs w:val="20"/>
+              </w:rPr>
+              <w:t xml:space="preserve">The teacher's day, in order, with each class either not started, in progress or finished.</w:t>
+            </w:r>
+          </w:p>
+        </w:tc>
+      </w:tr>
+      <w:tr>
+        <w:trPr>
+          <w:cantSplit/>
+        </w:trPr>
+        <w:tc>
+          <w:tcPr>
+            <w:tcW w:type="dxa" w:w="2340"/>
+            <w:tcMar>
+              <w:top w:type="dxa" w:w="90"/>
+              <w:left w:type="dxa" w:w="120"/>
+              <w:bottom w:type="dxa" w:w="90"/>
+              <w:right w:type="dxa" w:w="120"/>
+            </w:tcMar>
+          </w:tcPr>
+          <w:p>
+            <w:pPr>
+              <w:spacing w:after="0" w:line="250"/>
+            </w:pPr>
+            <w:r>
+              <w:rPr>
+                <w:rFonts w:ascii="Calibri" w:cs="Calibri" w:eastAsia="Calibri" w:hAnsi="Calibri"/>
+                <w:b/>
+                <w:bCs/>
+                <w:color w:val="2B3350"/>
+                <w:sz w:val="20"/>
+                <w:szCs w:val="20"/>
+              </w:rPr>
+              <w:t xml:space="preserve">Time in</w:t>
+            </w:r>
+          </w:p>
+        </w:tc>
+        <w:tc>
+          <w:tcPr>
+            <w:tcW w:type="dxa" w:w="2700"/>
+            <w:tcMar>
+              <w:top w:type="dxa" w:w="90"/>
+              <w:left w:type="dxa" w:w="120"/>
+              <w:bottom w:type="dxa" w:w="90"/>
+              <w:right w:type="dxa" w:w="120"/>
+            </w:tcMar>
+          </w:tcPr>
+          <w:p>
+            <w:pPr>
+              <w:spacing w:after="0" w:line="250"/>
+            </w:pPr>
+            <w:r>
+              <w:rPr>
+                <w:rFonts w:ascii="Calibri" w:cs="Calibri" w:eastAsia="Calibri" w:hAnsi="Calibri"/>
+                <w:b w:val="false"/>
+                <w:bCs w:val="false"/>
+                <w:color w:val="2B3350"/>
+                <w:sz w:val="20"/>
+                <w:szCs w:val="20"/>
+              </w:rPr>
+              <w:t xml:space="preserve">The register</w:t>
+            </w:r>
+          </w:p>
+        </w:tc>
+        <w:tc>
+          <w:tcPr>
+            <w:tcW w:type="dxa" w:w="4320"/>
+            <w:tcMar>
+              <w:top w:type="dxa" w:w="90"/>
+              <w:left w:type="dxa" w:w="120"/>
+              <w:bottom w:type="dxa" w:w="90"/>
+              <w:right w:type="dxa" w:w="120"/>
+            </w:tcMar>
+          </w:tcPr>
+          <w:p>
+            <w:pPr>
+              <w:spacing w:after="0" w:line="250"/>
+            </w:pPr>
+            <w:r>
+              <w:rPr>
+                <w:rFonts w:ascii="Calibri" w:cs="Calibri" w:eastAsia="Calibri" w:hAnsi="Calibri"/>
+                <w:b w:val="false"/>
+                <w:bCs w:val="false"/>
+                <w:color w:val="2B3350"/>
+                <w:sz w:val="20"/>
+                <w:szCs w:val="20"/>
+              </w:rPr>
+              <w:t xml:space="preserve">Starts the class. Everybody in the section appears, marked present.</w:t>
+            </w:r>
+          </w:p>
+        </w:tc>
+      </w:tr>
+      <w:tr>
+        <w:trPr>
+          <w:cantSplit/>
+        </w:trPr>
+        <w:tc>
+          <w:tcPr>
+            <w:tcW w:type="dxa" w:w="2340"/>
+            <w:tcMar>
+              <w:top w:type="dxa" w:w="90"/>
+              <w:left w:type="dxa" w:w="120"/>
+              <w:bottom w:type="dxa" w:w="90"/>
+              <w:right w:type="dxa" w:w="120"/>
+            </w:tcMar>
+          </w:tcPr>
+          <w:p>
+            <w:pPr>
+              <w:spacing w:after="0" w:line="250"/>
+            </w:pPr>
+            <w:r>
+              <w:rPr>
+                <w:rFonts w:ascii="Calibri" w:cs="Calibri" w:eastAsia="Calibri" w:hAnsi="Calibri"/>
+                <w:b/>
+                <w:bCs/>
+                <w:color w:val="2B3350"/>
+                <w:sz w:val="20"/>
+                <w:szCs w:val="20"/>
+              </w:rPr>
+              <w:t xml:space="preserve">P / L / A / E</w:t>
+            </w:r>
+          </w:p>
+        </w:tc>
+        <w:tc>
+          <w:tcPr>
+            <w:tcW w:type="dxa" w:w="2700"/>
+            <w:tcMar>
+              <w:top w:type="dxa" w:w="90"/>
+              <w:left w:type="dxa" w:w="120"/>
+              <w:bottom w:type="dxa" w:w="90"/>
+              <w:right w:type="dxa" w:w="120"/>
+            </w:tcMar>
+          </w:tcPr>
+          <w:p>
+            <w:pPr>
+              <w:spacing w:after="0" w:line="250"/>
+            </w:pPr>
+            <w:r>
+              <w:rPr>
+                <w:rFonts w:ascii="Calibri" w:cs="Calibri" w:eastAsia="Calibri" w:hAnsi="Calibri"/>
+                <w:b w:val="false"/>
+                <w:bCs w:val="false"/>
+                <w:color w:val="2B3350"/>
+                <w:sz w:val="20"/>
+                <w:szCs w:val="20"/>
+              </w:rPr>
+              <w:t xml:space="preserve">The register</w:t>
+            </w:r>
+          </w:p>
+        </w:tc>
+        <w:tc>
+          <w:tcPr>
+            <w:tcW w:type="dxa" w:w="4320"/>
+            <w:tcMar>
+              <w:top w:type="dxa" w:w="90"/>
+              <w:left w:type="dxa" w:w="120"/>
+              <w:bottom w:type="dxa" w:w="90"/>
+              <w:right w:type="dxa" w:w="120"/>
+            </w:tcMar>
+          </w:tcPr>
+          <w:p>
+            <w:pPr>
+              <w:spacing w:after="0" w:line="250"/>
+            </w:pPr>
+            <w:r>
+              <w:rPr>
+                <w:rFonts w:ascii="Calibri" w:cs="Calibri" w:eastAsia="Calibri" w:hAnsi="Calibri"/>
+                <w:b w:val="false"/>
+                <w:bCs w:val="false"/>
+                <w:color w:val="2B3350"/>
+                <w:sz w:val="20"/>
+                <w:szCs w:val="20"/>
+              </w:rPr>
+              <w:t xml:space="preserve">Present, late, absent, excused - one tap per exception. Three absences is three taps, not forty.</w:t>
+            </w:r>
+          </w:p>
+        </w:tc>
+      </w:tr>
+      <w:tr>
+        <w:trPr>
+          <w:cantSplit/>
+        </w:trPr>
+        <w:tc>
+          <w:tcPr>
+            <w:tcW w:type="dxa" w:w="2340"/>
+            <w:tcMar>
+              <w:top w:type="dxa" w:w="90"/>
+              <w:left w:type="dxa" w:w="120"/>
+              <w:bottom w:type="dxa" w:w="90"/>
+              <w:right w:type="dxa" w:w="120"/>
+            </w:tcMar>
+          </w:tcPr>
+          <w:p>
+            <w:pPr>
+              <w:spacing w:after="0" w:line="250"/>
+            </w:pPr>
+            <w:r>
+              <w:rPr>
+                <w:rFonts w:ascii="Calibri" w:cs="Calibri" w:eastAsia="Calibri" w:hAnsi="Calibri"/>
+                <w:b/>
+                <w:bCs/>
+                <w:color w:val="2B3350"/>
+                <w:sz w:val="20"/>
+                <w:szCs w:val="20"/>
+              </w:rPr>
+              <w:t xml:space="preserve">Time out</w:t>
+            </w:r>
+          </w:p>
+        </w:tc>
+        <w:tc>
+          <w:tcPr>
+            <w:tcW w:type="dxa" w:w="2700"/>
+            <w:tcMar>
+              <w:top w:type="dxa" w:w="90"/>
+              <w:left w:type="dxa" w:w="120"/>
+              <w:bottom w:type="dxa" w:w="90"/>
+              <w:right w:type="dxa" w:w="120"/>
+            </w:tcMar>
+          </w:tcPr>
+          <w:p>
+            <w:pPr>
+              <w:spacing w:after="0" w:line="250"/>
+            </w:pPr>
+            <w:r>
+              <w:rPr>
+                <w:rFonts w:ascii="Calibri" w:cs="Calibri" w:eastAsia="Calibri" w:hAnsi="Calibri"/>
+                <w:b w:val="false"/>
+                <w:bCs w:val="false"/>
+                <w:color w:val="2B3350"/>
+                <w:sz w:val="20"/>
+                <w:szCs w:val="20"/>
+              </w:rPr>
+              <w:t xml:space="preserve">The register</w:t>
+            </w:r>
+          </w:p>
+        </w:tc>
+        <w:tc>
+          <w:tcPr>
+            <w:tcW w:type="dxa" w:w="4320"/>
+            <w:tcMar>
+              <w:top w:type="dxa" w:w="90"/>
+              <w:left w:type="dxa" w:w="120"/>
+              <w:bottom w:type="dxa" w:w="90"/>
+              <w:right w:type="dxa" w:w="120"/>
+            </w:tcMar>
+          </w:tcPr>
+          <w:p>
+            <w:pPr>
+              <w:spacing w:after="0" w:line="250"/>
+            </w:pPr>
+            <w:r>
+              <w:rPr>
+                <w:rFonts w:ascii="Calibri" w:cs="Calibri" w:eastAsia="Calibri" w:hAnsi="Calibri"/>
+                <w:b w:val="false"/>
+                <w:bCs w:val="false"/>
+                <w:color w:val="2B3350"/>
+                <w:sz w:val="20"/>
+                <w:szCs w:val="20"/>
+              </w:rPr>
+              <w:t xml:space="preserve">Ends the class. The finish time is recorded against everyone who was there.</w:t>
+            </w:r>
+          </w:p>
+        </w:tc>
+      </w:tr>
+      <w:tr>
+        <w:trPr>
+          <w:cantSplit/>
+        </w:trPr>
+        <w:tc>
+          <w:tcPr>
+            <w:tcW w:type="dxa" w:w="2340"/>
+            <w:tcMar>
+              <w:top w:type="dxa" w:w="90"/>
+              <w:left w:type="dxa" w:w="120"/>
+              <w:bottom w:type="dxa" w:w="90"/>
+              <w:right w:type="dxa" w:w="120"/>
+            </w:tcMar>
+          </w:tcPr>
+          <w:p>
+            <w:pPr>
+              <w:spacing w:after="0" w:line="250"/>
+            </w:pPr>
+            <w:r>
+              <w:rPr>
+                <w:rFonts w:ascii="Calibri" w:cs="Calibri" w:eastAsia="Calibri" w:hAnsi="Calibri"/>
+                <w:b/>
+                <w:bCs/>
+                <w:color w:val="2B3350"/>
+                <w:sz w:val="20"/>
+                <w:szCs w:val="20"/>
+              </w:rPr>
+              <w:t xml:space="preserve">Subject Attendance</w:t>
+            </w:r>
+          </w:p>
+        </w:tc>
+        <w:tc>
+          <w:tcPr>
+            <w:tcW w:type="dxa" w:w="2700"/>
+            <w:tcMar>
+              <w:top w:type="dxa" w:w="90"/>
+              <w:left w:type="dxa" w:w="120"/>
+              <w:bottom w:type="dxa" w:w="90"/>
+              <w:right w:type="dxa" w:w="120"/>
+            </w:tcMar>
+          </w:tcPr>
+          <w:p>
+            <w:pPr>
+              <w:spacing w:after="0" w:line="250"/>
+            </w:pPr>
+            <w:r>
+              <w:rPr>
+                <w:rFonts w:ascii="Calibri" w:cs="Calibri" w:eastAsia="Calibri" w:hAnsi="Calibri"/>
+                <w:b w:val="false"/>
+                <w:bCs w:val="false"/>
+                <w:color w:val="2B3350"/>
+                <w:sz w:val="20"/>
+                <w:szCs w:val="20"/>
+              </w:rPr>
+              <w:t xml:space="preserve">Student and Parent</w:t>
+            </w:r>
+          </w:p>
+        </w:tc>
+        <w:tc>
+          <w:tcPr>
+            <w:tcW w:type="dxa" w:w="4320"/>
+            <w:tcMar>
+              <w:top w:type="dxa" w:w="90"/>
+              <w:left w:type="dxa" w:w="120"/>
+              <w:bottom w:type="dxa" w:w="90"/>
+              <w:right w:type="dxa" w:w="120"/>
+            </w:tcMar>
+          </w:tcPr>
+          <w:p>
+            <w:pPr>
+              <w:spacing w:after="0" w:line="250"/>
+            </w:pPr>
+            <w:r>
+              <w:rPr>
+                <w:rFonts w:ascii="Calibri" w:cs="Calibri" w:eastAsia="Calibri" w:hAnsi="Calibri"/>
+                <w:b w:val="false"/>
+                <w:bCs w:val="false"/>
+                <w:color w:val="2B3350"/>
+                <w:sz w:val="20"/>
+                <w:szCs w:val="20"/>
+              </w:rPr>
+              <w:t xml:space="preserve">The same records from the family's side, grouped by subject with a rate for each - worst subject first.</w:t>
+            </w:r>
+          </w:p>
+        </w:tc>
+      </w:tr>
+    </w:tbl>
+    <w:p>
+      <w:pPr>
+        <w:pStyle w:val="ListParagraph"/>
+        <w:numPr>
+          <w:ilvl w:val="0"/>
+          <w:numId w:val="2"/>
+        </w:numPr>
+        <w:spacing w:after="70" w:line="264"/>
+      </w:pPr>
+      <w:r>
+        <w:rPr>
+          <w:rFonts w:ascii="Calibri" w:cs="Calibri" w:eastAsia="Calibri" w:hAnsi="Calibri"/>
+          <w:color w:val="2B3350"/>
+          <w:sz w:val="21"/>
+          <w:szCs w:val="21"/>
+        </w:rPr>
+        <w:t xml:space="preserve">Pressing Time in twice opens the same register, not a second one.</w:t>
+      </w:r>
+    </w:p>
+    <w:p>
+      <w:pPr>
+        <w:pStyle w:val="ListParagraph"/>
+        <w:numPr>
+          <w:ilvl w:val="0"/>
+          <w:numId w:val="2"/>
+        </w:numPr>
+        <w:spacing w:after="70" w:line="264"/>
+      </w:pPr>
+      <w:r>
+        <w:rPr>
+          <w:rFonts w:ascii="Calibri" w:cs="Calibri" w:eastAsia="Calibri" w:hAnsi="Calibri"/>
+          <w:color w:val="2B3350"/>
+          <w:sz w:val="21"/>
+          <w:szCs w:val="21"/>
+        </w:rPr>
+        <w:t xml:space="preserve">A class not on today's timetable cannot be started, so a day's marks cannot be filed under the wrong date.</w:t>
+      </w:r>
+    </w:p>
+    <w:p>
+      <w:pPr>
+        <w:pStyle w:val="ListParagraph"/>
+        <w:numPr>
+          <w:ilvl w:val="0"/>
+          <w:numId w:val="2"/>
+        </w:numPr>
+        <w:spacing w:after="70" w:line="264"/>
+      </w:pPr>
+      <w:r>
+        <w:rPr>
+          <w:rFonts w:ascii="Calibri" w:cs="Calibri" w:eastAsia="Calibri" w:hAnsi="Calibri"/>
+          <w:color w:val="2B3350"/>
+          <w:sz w:val="21"/>
+          <w:szCs w:val="21"/>
+        </w:rPr>
+        <w:t xml:space="preserve">A register can be corrected on the day it was taken, and not afterwards. After that it is the registrar's to amend.</w:t>
+      </w:r>
+    </w:p>
+    <w:p>
+      <w:pPr>
+        <w:pStyle w:val="ListParagraph"/>
+        <w:numPr>
+          <w:ilvl w:val="0"/>
+          <w:numId w:val="2"/>
+        </w:numPr>
+        <w:spacing w:after="70" w:line="264"/>
+      </w:pPr>
+      <w:r>
+        <w:rPr>
+          <w:rFonts w:ascii="Calibri" w:cs="Calibri" w:eastAsia="Calibri" w:hAnsi="Calibri"/>
+          <w:color w:val="2B3350"/>
+          <w:sz w:val="21"/>
+          <w:szCs w:val="21"/>
+        </w:rPr>
+        <w:t xml:space="preserve">An excused lesson still counts as a lesson missed in the rate. A school that dropped them would report a child who missed half a term with a note as having a perfect record.</w:t>
+      </w:r>
+    </w:p>
+    <w:p>
+      <w:pPr>
         <w:pStyle w:val="Heading1"/>
         <w:pageBreakBefore/>
         <w:spacing w:after="160" w:before="0"/>
@@ -21011,6 +21697,508 @@
           <w:szCs w:val="20"/>
         </w:rPr>
         <w:t xml:space="preserve">A new submission raises an alert wherever the cashier happens to be in the app, not only on the review screen.</w:t>
+      </w:r>
+    </w:p>
+    <w:p>
+      <w:pPr>
+        <w:pStyle w:val="Heading2"/>
+        <w:spacing w:after="120" w:before="280"/>
+      </w:pPr>
+      <w:r>
+        <w:rPr>
+          <w:rFonts w:ascii="Cambria" w:cs="Cambria" w:eastAsia="Cambria" w:hAnsi="Cambria"/>
+          <w:b/>
+          <w:bCs/>
+          <w:color w:val="1E2761"/>
+          <w:sz w:val="25"/>
+          <w:szCs w:val="25"/>
+        </w:rPr>
+        <w:t xml:space="preserve">15.1 Paying by bank transfer</w:t>
+      </w:r>
+    </w:p>
+    <w:p>
+      <w:pPr>
+        <w:spacing w:after="120" w:before="0" w:line="264"/>
+      </w:pPr>
+      <w:r>
+        <w:rPr>
+          <w:rFonts w:ascii="Calibri" w:cs="Calibri" w:eastAsia="Calibri" w:hAnsi="Calibri"/>
+          <w:color w:val="2B3350"/>
+          <w:sz w:val="21"/>
+          <w:szCs w:val="21"/>
+        </w:rPr>
+        <w:t xml:space="preserve">A school that banks with more than one bank publishes each account - the bank, the account name, the number and the branch. The family chooses which one they sent it to, and that choice is recorded on the submission.</w:t>
+      </w:r>
+    </w:p>
+    <w:tbl>
+      <w:tblPr>
+        <w:tblW w:type="dxa" w:w="9360"/>
+        <w:tblBorders>
+          <w:top w:val="single" w:color="D6DEF0" w:sz="4"/>
+          <w:left w:val="single" w:color="D6DEF0" w:sz="4"/>
+          <w:bottom w:val="single" w:color="D6DEF0" w:sz="4"/>
+          <w:right w:val="single" w:color="D6DEF0" w:sz="4"/>
+          <w:insideH w:val="single" w:color="D6DEF0" w:sz="4"/>
+          <w:insideV w:val="single" w:color="D6DEF0" w:sz="4"/>
+        </w:tblBorders>
+      </w:tblPr>
+      <w:tblGrid>
+        <w:gridCol w:w="2340"/>
+        <w:gridCol w:w="2700"/>
+        <w:gridCol w:w="4320"/>
+      </w:tblGrid>
+      <w:tr>
+        <w:trPr>
+          <w:tblHeader/>
+        </w:trPr>
+        <w:tc>
+          <w:tcPr>
+            <w:tcW w:type="dxa" w:w="2340"/>
+            <w:shd w:fill="EEF2FB" w:color="auto" w:val="clear"/>
+            <w:tcMar>
+              <w:top w:type="dxa" w:w="90"/>
+              <w:left w:type="dxa" w:w="120"/>
+              <w:bottom w:type="dxa" w:w="90"/>
+              <w:right w:type="dxa" w:w="120"/>
+            </w:tcMar>
+          </w:tcPr>
+          <w:p>
+            <w:pPr>
+              <w:spacing w:after="0" w:line="250"/>
+            </w:pPr>
+            <w:r>
+              <w:rPr>
+                <w:rFonts w:ascii="Calibri" w:cs="Calibri" w:eastAsia="Calibri" w:hAnsi="Calibri"/>
+                <w:b/>
+                <w:bCs/>
+                <w:color w:val="1E2761"/>
+                <w:sz w:val="19"/>
+                <w:szCs w:val="19"/>
+              </w:rPr>
+              <w:t xml:space="preserve">Control</w:t>
+            </w:r>
+          </w:p>
+        </w:tc>
+        <w:tc>
+          <w:tcPr>
+            <w:tcW w:type="dxa" w:w="2700"/>
+            <w:shd w:fill="EEF2FB" w:color="auto" w:val="clear"/>
+            <w:tcMar>
+              <w:top w:type="dxa" w:w="90"/>
+              <w:left w:type="dxa" w:w="120"/>
+              <w:bottom w:type="dxa" w:w="90"/>
+              <w:right w:type="dxa" w:w="120"/>
+            </w:tcMar>
+          </w:tcPr>
+          <w:p>
+            <w:pPr>
+              <w:spacing w:after="0" w:line="250"/>
+            </w:pPr>
+            <w:r>
+              <w:rPr>
+                <w:rFonts w:ascii="Calibri" w:cs="Calibri" w:eastAsia="Calibri" w:hAnsi="Calibri"/>
+                <w:b/>
+                <w:bCs/>
+                <w:color w:val="1E2761"/>
+                <w:sz w:val="19"/>
+                <w:szCs w:val="19"/>
+              </w:rPr>
+              <w:t xml:space="preserve">Where</w:t>
+            </w:r>
+          </w:p>
+        </w:tc>
+        <w:tc>
+          <w:tcPr>
+            <w:tcW w:type="dxa" w:w="4320"/>
+            <w:shd w:fill="EEF2FB" w:color="auto" w:val="clear"/>
+            <w:tcMar>
+              <w:top w:type="dxa" w:w="90"/>
+              <w:left w:type="dxa" w:w="120"/>
+              <w:bottom w:type="dxa" w:w="90"/>
+              <w:right w:type="dxa" w:w="120"/>
+            </w:tcMar>
+          </w:tcPr>
+          <w:p>
+            <w:pPr>
+              <w:spacing w:after="0" w:line="250"/>
+            </w:pPr>
+            <w:r>
+              <w:rPr>
+                <w:rFonts w:ascii="Calibri" w:cs="Calibri" w:eastAsia="Calibri" w:hAnsi="Calibri"/>
+                <w:b/>
+                <w:bCs/>
+                <w:color w:val="1E2761"/>
+                <w:sz w:val="19"/>
+                <w:szCs w:val="19"/>
+              </w:rPr>
+              <w:t xml:space="preserve">What it does</w:t>
+            </w:r>
+          </w:p>
+        </w:tc>
+      </w:tr>
+      <w:tr>
+        <w:trPr>
+          <w:cantSplit/>
+        </w:trPr>
+        <w:tc>
+          <w:tcPr>
+            <w:tcW w:type="dxa" w:w="2340"/>
+            <w:tcMar>
+              <w:top w:type="dxa" w:w="90"/>
+              <w:left w:type="dxa" w:w="120"/>
+              <w:bottom w:type="dxa" w:w="90"/>
+              <w:right w:type="dxa" w:w="120"/>
+            </w:tcMar>
+          </w:tcPr>
+          <w:p>
+            <w:pPr>
+              <w:spacing w:after="0" w:line="250"/>
+            </w:pPr>
+            <w:r>
+              <w:rPr>
+                <w:rFonts w:ascii="Calibri" w:cs="Calibri" w:eastAsia="Calibri" w:hAnsi="Calibri"/>
+                <w:b/>
+                <w:bCs/>
+                <w:color w:val="2B3350"/>
+                <w:sz w:val="20"/>
+                <w:szCs w:val="20"/>
+              </w:rPr>
+              <w:t xml:space="preserve">Add bank account</w:t>
+            </w:r>
+          </w:p>
+        </w:tc>
+        <w:tc>
+          <w:tcPr>
+            <w:tcW w:type="dxa" w:w="2700"/>
+            <w:tcMar>
+              <w:top w:type="dxa" w:w="90"/>
+              <w:left w:type="dxa" w:w="120"/>
+              <w:bottom w:type="dxa" w:w="90"/>
+              <w:right w:type="dxa" w:w="120"/>
+            </w:tcMar>
+          </w:tcPr>
+          <w:p>
+            <w:pPr>
+              <w:spacing w:after="0" w:line="250"/>
+            </w:pPr>
+            <w:r>
+              <w:rPr>
+                <w:rFonts w:ascii="Calibri" w:cs="Calibri" w:eastAsia="Calibri" w:hAnsi="Calibri"/>
+                <w:b w:val="false"/>
+                <w:bCs w:val="false"/>
+                <w:color w:val="2B3350"/>
+                <w:sz w:val="20"/>
+                <w:szCs w:val="20"/>
+              </w:rPr>
+              <w:t xml:space="preserve">Online Payment Setup</w:t>
+            </w:r>
+          </w:p>
+        </w:tc>
+        <w:tc>
+          <w:tcPr>
+            <w:tcW w:type="dxa" w:w="4320"/>
+            <w:tcMar>
+              <w:top w:type="dxa" w:w="90"/>
+              <w:left w:type="dxa" w:w="120"/>
+              <w:bottom w:type="dxa" w:w="90"/>
+              <w:right w:type="dxa" w:w="120"/>
+            </w:tcMar>
+          </w:tcPr>
+          <w:p>
+            <w:pPr>
+              <w:spacing w:after="0" w:line="250"/>
+            </w:pPr>
+            <w:r>
+              <w:rPr>
+                <w:rFonts w:ascii="Calibri" w:cs="Calibri" w:eastAsia="Calibri" w:hAnsi="Calibri"/>
+                <w:b w:val="false"/>
+                <w:bCs w:val="false"/>
+                <w:color w:val="2B3350"/>
+                <w:sz w:val="20"/>
+                <w:szCs w:val="20"/>
+              </w:rPr>
+              <w:t xml:space="preserve">A bank, an account name, a number, and a branch if the school banks at more than one.</w:t>
+            </w:r>
+          </w:p>
+        </w:tc>
+      </w:tr>
+      <w:tr>
+        <w:trPr>
+          <w:cantSplit/>
+        </w:trPr>
+        <w:tc>
+          <w:tcPr>
+            <w:tcW w:type="dxa" w:w="2340"/>
+            <w:tcMar>
+              <w:top w:type="dxa" w:w="90"/>
+              <w:left w:type="dxa" w:w="120"/>
+              <w:bottom w:type="dxa" w:w="90"/>
+              <w:right w:type="dxa" w:w="120"/>
+            </w:tcMar>
+          </w:tcPr>
+          <w:p>
+            <w:pPr>
+              <w:spacing w:after="0" w:line="250"/>
+            </w:pPr>
+            <w:r>
+              <w:rPr>
+                <w:rFonts w:ascii="Calibri" w:cs="Calibri" w:eastAsia="Calibri" w:hAnsi="Calibri"/>
+                <w:b/>
+                <w:bCs/>
+                <w:color w:val="2B3350"/>
+                <w:sz w:val="20"/>
+                <w:szCs w:val="20"/>
+              </w:rPr>
+              <w:t xml:space="preserve">Stop offering this</w:t>
+            </w:r>
+          </w:p>
+        </w:tc>
+        <w:tc>
+          <w:tcPr>
+            <w:tcW w:type="dxa" w:w="2700"/>
+            <w:tcMar>
+              <w:top w:type="dxa" w:w="90"/>
+              <w:left w:type="dxa" w:w="120"/>
+              <w:bottom w:type="dxa" w:w="90"/>
+              <w:right w:type="dxa" w:w="120"/>
+            </w:tcMar>
+          </w:tcPr>
+          <w:p>
+            <w:pPr>
+              <w:spacing w:after="0" w:line="250"/>
+            </w:pPr>
+            <w:r>
+              <w:rPr>
+                <w:rFonts w:ascii="Calibri" w:cs="Calibri" w:eastAsia="Calibri" w:hAnsi="Calibri"/>
+                <w:b w:val="false"/>
+                <w:bCs w:val="false"/>
+                <w:color w:val="2B3350"/>
+                <w:sz w:val="20"/>
+                <w:szCs w:val="20"/>
+              </w:rPr>
+              <w:t xml:space="preserve">Online Payment Setup</w:t>
+            </w:r>
+          </w:p>
+        </w:tc>
+        <w:tc>
+          <w:tcPr>
+            <w:tcW w:type="dxa" w:w="4320"/>
+            <w:tcMar>
+              <w:top w:type="dxa" w:w="90"/>
+              <w:left w:type="dxa" w:w="120"/>
+              <w:bottom w:type="dxa" w:w="90"/>
+              <w:right w:type="dxa" w:w="120"/>
+            </w:tcMar>
+          </w:tcPr>
+          <w:p>
+            <w:pPr>
+              <w:spacing w:after="0" w:line="250"/>
+            </w:pPr>
+            <w:r>
+              <w:rPr>
+                <w:rFonts w:ascii="Calibri" w:cs="Calibri" w:eastAsia="Calibri" w:hAnsi="Calibri"/>
+                <w:b w:val="false"/>
+                <w:bCs w:val="false"/>
+                <w:color w:val="2B3350"/>
+                <w:sz w:val="20"/>
+                <w:szCs w:val="20"/>
+              </w:rPr>
+              <w:t xml:space="preserve">Closes an account. It stays on file, because older submissions point at it; it is simply no longer offered.</w:t>
+            </w:r>
+          </w:p>
+        </w:tc>
+      </w:tr>
+      <w:tr>
+        <w:trPr>
+          <w:cantSplit/>
+        </w:trPr>
+        <w:tc>
+          <w:tcPr>
+            <w:tcW w:type="dxa" w:w="2340"/>
+            <w:tcMar>
+              <w:top w:type="dxa" w:w="90"/>
+              <w:left w:type="dxa" w:w="120"/>
+              <w:bottom w:type="dxa" w:w="90"/>
+              <w:right w:type="dxa" w:w="120"/>
+            </w:tcMar>
+          </w:tcPr>
+          <w:p>
+            <w:pPr>
+              <w:spacing w:after="0" w:line="250"/>
+            </w:pPr>
+            <w:r>
+              <w:rPr>
+                <w:rFonts w:ascii="Calibri" w:cs="Calibri" w:eastAsia="Calibri" w:hAnsi="Calibri"/>
+                <w:b/>
+                <w:bCs/>
+                <w:color w:val="2B3350"/>
+                <w:sz w:val="20"/>
+                <w:szCs w:val="20"/>
+              </w:rPr>
+              <w:t xml:space="preserve">Bank Transfer</w:t>
+            </w:r>
+          </w:p>
+        </w:tc>
+        <w:tc>
+          <w:tcPr>
+            <w:tcW w:type="dxa" w:w="2700"/>
+            <w:tcMar>
+              <w:top w:type="dxa" w:w="90"/>
+              <w:left w:type="dxa" w:w="120"/>
+              <w:bottom w:type="dxa" w:w="90"/>
+              <w:right w:type="dxa" w:w="120"/>
+            </w:tcMar>
+          </w:tcPr>
+          <w:p>
+            <w:pPr>
+              <w:spacing w:after="0" w:line="250"/>
+            </w:pPr>
+            <w:r>
+              <w:rPr>
+                <w:rFonts w:ascii="Calibri" w:cs="Calibri" w:eastAsia="Calibri" w:hAnsi="Calibri"/>
+                <w:b w:val="false"/>
+                <w:bCs w:val="false"/>
+                <w:color w:val="2B3350"/>
+                <w:sz w:val="20"/>
+                <w:szCs w:val="20"/>
+              </w:rPr>
+              <w:t xml:space="preserve">Pay Online</w:t>
+            </w:r>
+          </w:p>
+        </w:tc>
+        <w:tc>
+          <w:tcPr>
+            <w:tcW w:type="dxa" w:w="4320"/>
+            <w:tcMar>
+              <w:top w:type="dxa" w:w="90"/>
+              <w:left w:type="dxa" w:w="120"/>
+              <w:bottom w:type="dxa" w:w="90"/>
+              <w:right w:type="dxa" w:w="120"/>
+            </w:tcMar>
+          </w:tcPr>
+          <w:p>
+            <w:pPr>
+              <w:spacing w:after="0" w:line="250"/>
+            </w:pPr>
+            <w:r>
+              <w:rPr>
+                <w:rFonts w:ascii="Calibri" w:cs="Calibri" w:eastAsia="Calibri" w:hAnsi="Calibri"/>
+                <w:b w:val="false"/>
+                <w:bCs w:val="false"/>
+                <w:color w:val="2B3350"/>
+                <w:sz w:val="20"/>
+                <w:szCs w:val="20"/>
+              </w:rPr>
+              <w:t xml:space="preserve">Offered only when the school has published at least one open account. The family picks which one and the details are on screen to copy.</w:t>
+            </w:r>
+          </w:p>
+        </w:tc>
+      </w:tr>
+      <w:tr>
+        <w:trPr>
+          <w:cantSplit/>
+        </w:trPr>
+        <w:tc>
+          <w:tcPr>
+            <w:tcW w:type="dxa" w:w="2340"/>
+            <w:tcMar>
+              <w:top w:type="dxa" w:w="90"/>
+              <w:left w:type="dxa" w:w="120"/>
+              <w:bottom w:type="dxa" w:w="90"/>
+              <w:right w:type="dxa" w:w="120"/>
+            </w:tcMar>
+          </w:tcPr>
+          <w:p>
+            <w:pPr>
+              <w:spacing w:after="0" w:line="250"/>
+            </w:pPr>
+            <w:r>
+              <w:rPr>
+                <w:rFonts w:ascii="Calibri" w:cs="Calibri" w:eastAsia="Calibri" w:hAnsi="Calibri"/>
+                <w:b/>
+                <w:bCs/>
+                <w:color w:val="2B3350"/>
+                <w:sz w:val="20"/>
+                <w:szCs w:val="20"/>
+              </w:rPr>
+              <w:t xml:space="preserve">Sent to</w:t>
+            </w:r>
+          </w:p>
+        </w:tc>
+        <w:tc>
+          <w:tcPr>
+            <w:tcW w:type="dxa" w:w="2700"/>
+            <w:tcMar>
+              <w:top w:type="dxa" w:w="90"/>
+              <w:left w:type="dxa" w:w="120"/>
+              <w:bottom w:type="dxa" w:w="90"/>
+              <w:right w:type="dxa" w:w="120"/>
+            </w:tcMar>
+          </w:tcPr>
+          <w:p>
+            <w:pPr>
+              <w:spacing w:after="0" w:line="250"/>
+            </w:pPr>
+            <w:r>
+              <w:rPr>
+                <w:rFonts w:ascii="Calibri" w:cs="Calibri" w:eastAsia="Calibri" w:hAnsi="Calibri"/>
+                <w:b w:val="false"/>
+                <w:bCs w:val="false"/>
+                <w:color w:val="2B3350"/>
+                <w:sz w:val="20"/>
+                <w:szCs w:val="20"/>
+              </w:rPr>
+              <w:t xml:space="preserve">Online Payments</w:t>
+            </w:r>
+          </w:p>
+        </w:tc>
+        <w:tc>
+          <w:tcPr>
+            <w:tcW w:type="dxa" w:w="4320"/>
+            <w:tcMar>
+              <w:top w:type="dxa" w:w="90"/>
+              <w:left w:type="dxa" w:w="120"/>
+              <w:bottom w:type="dxa" w:w="90"/>
+              <w:right w:type="dxa" w:w="120"/>
+            </w:tcMar>
+          </w:tcPr>
+          <w:p>
+            <w:pPr>
+              <w:spacing w:after="0" w:line="250"/>
+            </w:pPr>
+            <w:r>
+              <w:rPr>
+                <w:rFonts w:ascii="Calibri" w:cs="Calibri" w:eastAsia="Calibri" w:hAnsi="Calibri"/>
+                <w:b w:val="false"/>
+                <w:bCs w:val="false"/>
+                <w:color w:val="2B3350"/>
+                <w:sz w:val="20"/>
+                <w:szCs w:val="20"/>
+              </w:rPr>
+              <w:t xml:space="preserve">Which account the family says they used, beside the reference number - so the cashier knows which statement to check.</w:t>
+            </w:r>
+          </w:p>
+        </w:tc>
+      </w:tr>
+    </w:tbl>
+    <w:p>
+      <w:pPr>
+        <w:pBdr>
+          <w:left w:val="single" w:color="B37418" w:sz="12" w:space="10"/>
+        </w:pBdr>
+        <w:spacing w:after="200" w:before="120" w:line="264"/>
+        <w:ind w:left="180"/>
+      </w:pPr>
+      <w:r>
+        <w:rPr>
+          <w:rFonts w:ascii="Calibri" w:cs="Calibri" w:eastAsia="Calibri" w:hAnsi="Calibri"/>
+          <w:i/>
+          <w:iCs/>
+          <w:color w:val="55608A"/>
+          <w:sz w:val="20"/>
+          <w:szCs w:val="20"/>
+        </w:rPr>
+        <w:t xml:space="preserve">A cashier holding a reference number and three bank statements has to know where to look. That is the whole reason the destination is recorded.</w:t>
       </w:r>
     </w:p>
     <w:p>
@@ -25515,6 +26703,899 @@
     </w:p>
     <w:p>
       <w:pPr>
+        <w:pStyle w:val="Heading2"/>
+        <w:spacing w:after="120" w:before="280"/>
+      </w:pPr>
+      <w:r>
+        <w:rPr>
+          <w:rFonts w:ascii="Cambria" w:cs="Cambria" w:eastAsia="Cambria" w:hAnsi="Cambria"/>
+          <w:b/>
+          <w:bCs/>
+          <w:color w:val="1E2761"/>
+          <w:sz w:val="25"/>
+          <w:szCs w:val="25"/>
+        </w:rPr>
+        <w:t xml:space="preserve">21.2 The notification inbox</w:t>
+      </w:r>
+    </w:p>
+    <w:p>
+      <w:pPr>
+        <w:spacing w:after="120" w:before="0" w:line="264"/>
+      </w:pPr>
+      <w:r>
+        <w:rPr>
+          <w:rFonts w:ascii="Calibri" w:cs="Calibri" w:eastAsia="Calibri" w:hAnsi="Calibri"/>
+          <w:color w:val="2B3350"/>
+          <w:sz w:val="21"/>
+          <w:szCs w:val="21"/>
+        </w:rPr>
+        <w:t xml:space="preserve">A push notification is gone the moment it is swiped away, and never arrives at all for a phone that was off or a browser that never granted permission. So everything the school sends is also written to the person's own inbox, reached from the bell in every portal's top bar and still there tomorrow.</w:t>
+      </w:r>
+    </w:p>
+    <w:tbl>
+      <w:tblPr>
+        <w:tblW w:type="dxa" w:w="9360"/>
+        <w:tblBorders>
+          <w:top w:val="single" w:color="D6DEF0" w:sz="4"/>
+          <w:left w:val="single" w:color="D6DEF0" w:sz="4"/>
+          <w:bottom w:val="single" w:color="D6DEF0" w:sz="4"/>
+          <w:right w:val="single" w:color="D6DEF0" w:sz="4"/>
+          <w:insideH w:val="single" w:color="D6DEF0" w:sz="4"/>
+          <w:insideV w:val="single" w:color="D6DEF0" w:sz="4"/>
+        </w:tblBorders>
+      </w:tblPr>
+      <w:tblGrid>
+        <w:gridCol w:w="2340"/>
+        <w:gridCol w:w="2700"/>
+        <w:gridCol w:w="4320"/>
+      </w:tblGrid>
+      <w:tr>
+        <w:trPr>
+          <w:tblHeader/>
+        </w:trPr>
+        <w:tc>
+          <w:tcPr>
+            <w:tcW w:type="dxa" w:w="2340"/>
+            <w:shd w:fill="EEF2FB" w:color="auto" w:val="clear"/>
+            <w:tcMar>
+              <w:top w:type="dxa" w:w="90"/>
+              <w:left w:type="dxa" w:w="120"/>
+              <w:bottom w:type="dxa" w:w="90"/>
+              <w:right w:type="dxa" w:w="120"/>
+            </w:tcMar>
+          </w:tcPr>
+          <w:p>
+            <w:pPr>
+              <w:spacing w:after="0" w:line="250"/>
+            </w:pPr>
+            <w:r>
+              <w:rPr>
+                <w:rFonts w:ascii="Calibri" w:cs="Calibri" w:eastAsia="Calibri" w:hAnsi="Calibri"/>
+                <w:b/>
+                <w:bCs/>
+                <w:color w:val="1E2761"/>
+                <w:sz w:val="19"/>
+                <w:szCs w:val="19"/>
+              </w:rPr>
+              <w:t xml:space="preserve">Control</w:t>
+            </w:r>
+          </w:p>
+        </w:tc>
+        <w:tc>
+          <w:tcPr>
+            <w:tcW w:type="dxa" w:w="2700"/>
+            <w:shd w:fill="EEF2FB" w:color="auto" w:val="clear"/>
+            <w:tcMar>
+              <w:top w:type="dxa" w:w="90"/>
+              <w:left w:type="dxa" w:w="120"/>
+              <w:bottom w:type="dxa" w:w="90"/>
+              <w:right w:type="dxa" w:w="120"/>
+            </w:tcMar>
+          </w:tcPr>
+          <w:p>
+            <w:pPr>
+              <w:spacing w:after="0" w:line="250"/>
+            </w:pPr>
+            <w:r>
+              <w:rPr>
+                <w:rFonts w:ascii="Calibri" w:cs="Calibri" w:eastAsia="Calibri" w:hAnsi="Calibri"/>
+                <w:b/>
+                <w:bCs/>
+                <w:color w:val="1E2761"/>
+                <w:sz w:val="19"/>
+                <w:szCs w:val="19"/>
+              </w:rPr>
+              <w:t xml:space="preserve">Where</w:t>
+            </w:r>
+          </w:p>
+        </w:tc>
+        <w:tc>
+          <w:tcPr>
+            <w:tcW w:type="dxa" w:w="4320"/>
+            <w:shd w:fill="EEF2FB" w:color="auto" w:val="clear"/>
+            <w:tcMar>
+              <w:top w:type="dxa" w:w="90"/>
+              <w:left w:type="dxa" w:w="120"/>
+              <w:bottom w:type="dxa" w:w="90"/>
+              <w:right w:type="dxa" w:w="120"/>
+            </w:tcMar>
+          </w:tcPr>
+          <w:p>
+            <w:pPr>
+              <w:spacing w:after="0" w:line="250"/>
+            </w:pPr>
+            <w:r>
+              <w:rPr>
+                <w:rFonts w:ascii="Calibri" w:cs="Calibri" w:eastAsia="Calibri" w:hAnsi="Calibri"/>
+                <w:b/>
+                <w:bCs/>
+                <w:color w:val="1E2761"/>
+                <w:sz w:val="19"/>
+                <w:szCs w:val="19"/>
+              </w:rPr>
+              <w:t xml:space="preserve">What it does</w:t>
+            </w:r>
+          </w:p>
+        </w:tc>
+      </w:tr>
+      <w:tr>
+        <w:trPr>
+          <w:cantSplit/>
+        </w:trPr>
+        <w:tc>
+          <w:tcPr>
+            <w:tcW w:type="dxa" w:w="2340"/>
+            <w:tcMar>
+              <w:top w:type="dxa" w:w="90"/>
+              <w:left w:type="dxa" w:w="120"/>
+              <w:bottom w:type="dxa" w:w="90"/>
+              <w:right w:type="dxa" w:w="120"/>
+            </w:tcMar>
+          </w:tcPr>
+          <w:p>
+            <w:pPr>
+              <w:spacing w:after="0" w:line="250"/>
+            </w:pPr>
+            <w:r>
+              <w:rPr>
+                <w:rFonts w:ascii="Calibri" w:cs="Calibri" w:eastAsia="Calibri" w:hAnsi="Calibri"/>
+                <w:b/>
+                <w:bCs/>
+                <w:color w:val="2B3350"/>
+                <w:sz w:val="20"/>
+                <w:szCs w:val="20"/>
+              </w:rPr>
+              <w:t xml:space="preserve">Bell</w:t>
+            </w:r>
+          </w:p>
+        </w:tc>
+        <w:tc>
+          <w:tcPr>
+            <w:tcW w:type="dxa" w:w="2700"/>
+            <w:tcMar>
+              <w:top w:type="dxa" w:w="90"/>
+              <w:left w:type="dxa" w:w="120"/>
+              <w:bottom w:type="dxa" w:w="90"/>
+              <w:right w:type="dxa" w:w="120"/>
+            </w:tcMar>
+          </w:tcPr>
+          <w:p>
+            <w:pPr>
+              <w:spacing w:after="0" w:line="250"/>
+            </w:pPr>
+            <w:r>
+              <w:rPr>
+                <w:rFonts w:ascii="Calibri" w:cs="Calibri" w:eastAsia="Calibri" w:hAnsi="Calibri"/>
+                <w:b w:val="false"/>
+                <w:bCs w:val="false"/>
+                <w:color w:val="2B3350"/>
+                <w:sz w:val="20"/>
+                <w:szCs w:val="20"/>
+              </w:rPr>
+              <w:t xml:space="preserve">Every portal</w:t>
+            </w:r>
+          </w:p>
+        </w:tc>
+        <w:tc>
+          <w:tcPr>
+            <w:tcW w:type="dxa" w:w="4320"/>
+            <w:tcMar>
+              <w:top w:type="dxa" w:w="90"/>
+              <w:left w:type="dxa" w:w="120"/>
+              <w:bottom w:type="dxa" w:w="90"/>
+              <w:right w:type="dxa" w:w="120"/>
+            </w:tcMar>
+          </w:tcPr>
+          <w:p>
+            <w:pPr>
+              <w:spacing w:after="0" w:line="250"/>
+            </w:pPr>
+            <w:r>
+              <w:rPr>
+                <w:rFonts w:ascii="Calibri" w:cs="Calibri" w:eastAsia="Calibri" w:hAnsi="Calibri"/>
+                <w:b w:val="false"/>
+                <w:bCs w:val="false"/>
+                <w:color w:val="2B3350"/>
+                <w:sz w:val="20"/>
+                <w:szCs w:val="20"/>
+              </w:rPr>
+              <w:t xml:space="preserve">Carries the count of what has not been read.</w:t>
+            </w:r>
+          </w:p>
+        </w:tc>
+      </w:tr>
+      <w:tr>
+        <w:trPr>
+          <w:cantSplit/>
+        </w:trPr>
+        <w:tc>
+          <w:tcPr>
+            <w:tcW w:type="dxa" w:w="2340"/>
+            <w:tcMar>
+              <w:top w:type="dxa" w:w="90"/>
+              <w:left w:type="dxa" w:w="120"/>
+              <w:bottom w:type="dxa" w:w="90"/>
+              <w:right w:type="dxa" w:w="120"/>
+            </w:tcMar>
+          </w:tcPr>
+          <w:p>
+            <w:pPr>
+              <w:spacing w:after="0" w:line="250"/>
+            </w:pPr>
+            <w:r>
+              <w:rPr>
+                <w:rFonts w:ascii="Calibri" w:cs="Calibri" w:eastAsia="Calibri" w:hAnsi="Calibri"/>
+                <w:b/>
+                <w:bCs/>
+                <w:color w:val="2B3350"/>
+                <w:sz w:val="20"/>
+                <w:szCs w:val="20"/>
+              </w:rPr>
+              <w:t xml:space="preserve">Notifications</w:t>
+            </w:r>
+          </w:p>
+        </w:tc>
+        <w:tc>
+          <w:tcPr>
+            <w:tcW w:type="dxa" w:w="2700"/>
+            <w:tcMar>
+              <w:top w:type="dxa" w:w="90"/>
+              <w:left w:type="dxa" w:w="120"/>
+              <w:bottom w:type="dxa" w:w="90"/>
+              <w:right w:type="dxa" w:w="120"/>
+            </w:tcMar>
+          </w:tcPr>
+          <w:p>
+            <w:pPr>
+              <w:spacing w:after="0" w:line="250"/>
+            </w:pPr>
+            <w:r>
+              <w:rPr>
+                <w:rFonts w:ascii="Calibri" w:cs="Calibri" w:eastAsia="Calibri" w:hAnsi="Calibri"/>
+                <w:b w:val="false"/>
+                <w:bCs w:val="false"/>
+                <w:color w:val="2B3350"/>
+                <w:sz w:val="20"/>
+                <w:szCs w:val="20"/>
+              </w:rPr>
+              <w:t xml:space="preserve">The inbox</w:t>
+            </w:r>
+          </w:p>
+        </w:tc>
+        <w:tc>
+          <w:tcPr>
+            <w:tcW w:type="dxa" w:w="4320"/>
+            <w:tcMar>
+              <w:top w:type="dxa" w:w="90"/>
+              <w:left w:type="dxa" w:w="120"/>
+              <w:bottom w:type="dxa" w:w="90"/>
+              <w:right w:type="dxa" w:w="120"/>
+            </w:tcMar>
+          </w:tcPr>
+          <w:p>
+            <w:pPr>
+              <w:spacing w:after="0" w:line="250"/>
+            </w:pPr>
+            <w:r>
+              <w:rPr>
+                <w:rFonts w:ascii="Calibri" w:cs="Calibri" w:eastAsia="Calibri" w:hAnsi="Calibri"/>
+                <w:b w:val="false"/>
+                <w:bCs w:val="false"/>
+                <w:color w:val="2B3350"/>
+                <w:sz w:val="20"/>
+                <w:szCs w:val="20"/>
+              </w:rPr>
+              <w:t xml:space="preserve">Everything sent to this person, newest first, with what it was about.</w:t>
+            </w:r>
+          </w:p>
+        </w:tc>
+      </w:tr>
+      <w:tr>
+        <w:trPr>
+          <w:cantSplit/>
+        </w:trPr>
+        <w:tc>
+          <w:tcPr>
+            <w:tcW w:type="dxa" w:w="2340"/>
+            <w:tcMar>
+              <w:top w:type="dxa" w:w="90"/>
+              <w:left w:type="dxa" w:w="120"/>
+              <w:bottom w:type="dxa" w:w="90"/>
+              <w:right w:type="dxa" w:w="120"/>
+            </w:tcMar>
+          </w:tcPr>
+          <w:p>
+            <w:pPr>
+              <w:spacing w:after="0" w:line="250"/>
+            </w:pPr>
+            <w:r>
+              <w:rPr>
+                <w:rFonts w:ascii="Calibri" w:cs="Calibri" w:eastAsia="Calibri" w:hAnsi="Calibri"/>
+                <w:b/>
+                <w:bCs/>
+                <w:color w:val="2B3350"/>
+                <w:sz w:val="20"/>
+                <w:szCs w:val="20"/>
+              </w:rPr>
+              <w:t xml:space="preserve">Turn on notifications</w:t>
+            </w:r>
+          </w:p>
+        </w:tc>
+        <w:tc>
+          <w:tcPr>
+            <w:tcW w:type="dxa" w:w="2700"/>
+            <w:tcMar>
+              <w:top w:type="dxa" w:w="90"/>
+              <w:left w:type="dxa" w:w="120"/>
+              <w:bottom w:type="dxa" w:w="90"/>
+              <w:right w:type="dxa" w:w="120"/>
+            </w:tcMar>
+          </w:tcPr>
+          <w:p>
+            <w:pPr>
+              <w:spacing w:after="0" w:line="250"/>
+            </w:pPr>
+            <w:r>
+              <w:rPr>
+                <w:rFonts w:ascii="Calibri" w:cs="Calibri" w:eastAsia="Calibri" w:hAnsi="Calibri"/>
+                <w:b w:val="false"/>
+                <w:bCs w:val="false"/>
+                <w:color w:val="2B3350"/>
+                <w:sz w:val="20"/>
+                <w:szCs w:val="20"/>
+              </w:rPr>
+              <w:t xml:space="preserve">The inbox</w:t>
+            </w:r>
+          </w:p>
+        </w:tc>
+        <w:tc>
+          <w:tcPr>
+            <w:tcW w:type="dxa" w:w="4320"/>
+            <w:tcMar>
+              <w:top w:type="dxa" w:w="90"/>
+              <w:left w:type="dxa" w:w="120"/>
+              <w:bottom w:type="dxa" w:w="90"/>
+              <w:right w:type="dxa" w:w="120"/>
+            </w:tcMar>
+          </w:tcPr>
+          <w:p>
+            <w:pPr>
+              <w:spacing w:after="0" w:line="250"/>
+            </w:pPr>
+            <w:r>
+              <w:rPr>
+                <w:rFonts w:ascii="Calibri" w:cs="Calibri" w:eastAsia="Calibri" w:hAnsi="Calibri"/>
+                <w:b w:val="false"/>
+                <w:bCs w:val="false"/>
+                <w:color w:val="2B3350"/>
+                <w:sz w:val="20"/>
+                <w:szCs w:val="20"/>
+              </w:rPr>
+              <w:t xml:space="preserve">Where permission is asked - on the screen somebody opened to look at notifications, not as a prompt in front of somebody checking a grade.</w:t>
+            </w:r>
+          </w:p>
+        </w:tc>
+      </w:tr>
+      <w:tr>
+        <w:trPr>
+          <w:cantSplit/>
+        </w:trPr>
+        <w:tc>
+          <w:tcPr>
+            <w:tcW w:type="dxa" w:w="2340"/>
+            <w:tcMar>
+              <w:top w:type="dxa" w:w="90"/>
+              <w:left w:type="dxa" w:w="120"/>
+              <w:bottom w:type="dxa" w:w="90"/>
+              <w:right w:type="dxa" w:w="120"/>
+            </w:tcMar>
+          </w:tcPr>
+          <w:p>
+            <w:pPr>
+              <w:spacing w:after="0" w:line="250"/>
+            </w:pPr>
+            <w:r>
+              <w:rPr>
+                <w:rFonts w:ascii="Calibri" w:cs="Calibri" w:eastAsia="Calibri" w:hAnsi="Calibri"/>
+                <w:b/>
+                <w:bCs/>
+                <w:color w:val="2B3350"/>
+                <w:sz w:val="20"/>
+                <w:szCs w:val="20"/>
+              </w:rPr>
+              <w:t xml:space="preserve">Mark all read</w:t>
+            </w:r>
+          </w:p>
+        </w:tc>
+        <w:tc>
+          <w:tcPr>
+            <w:tcW w:type="dxa" w:w="2700"/>
+            <w:tcMar>
+              <w:top w:type="dxa" w:w="90"/>
+              <w:left w:type="dxa" w:w="120"/>
+              <w:bottom w:type="dxa" w:w="90"/>
+              <w:right w:type="dxa" w:w="120"/>
+            </w:tcMar>
+          </w:tcPr>
+          <w:p>
+            <w:pPr>
+              <w:spacing w:after="0" w:line="250"/>
+            </w:pPr>
+            <w:r>
+              <w:rPr>
+                <w:rFonts w:ascii="Calibri" w:cs="Calibri" w:eastAsia="Calibri" w:hAnsi="Calibri"/>
+                <w:b w:val="false"/>
+                <w:bCs w:val="false"/>
+                <w:color w:val="2B3350"/>
+                <w:sz w:val="20"/>
+                <w:szCs w:val="20"/>
+              </w:rPr>
+              <w:t xml:space="preserve">The inbox</w:t>
+            </w:r>
+          </w:p>
+        </w:tc>
+        <w:tc>
+          <w:tcPr>
+            <w:tcW w:type="dxa" w:w="4320"/>
+            <w:tcMar>
+              <w:top w:type="dxa" w:w="90"/>
+              <w:left w:type="dxa" w:w="120"/>
+              <w:bottom w:type="dxa" w:w="90"/>
+              <w:right w:type="dxa" w:w="120"/>
+            </w:tcMar>
+          </w:tcPr>
+          <w:p>
+            <w:pPr>
+              <w:spacing w:after="0" w:line="250"/>
+            </w:pPr>
+            <w:r>
+              <w:rPr>
+                <w:rFonts w:ascii="Calibri" w:cs="Calibri" w:eastAsia="Calibri" w:hAnsi="Calibri"/>
+                <w:b w:val="false"/>
+                <w:bCs w:val="false"/>
+                <w:color w:val="2B3350"/>
+                <w:sz w:val="20"/>
+                <w:szCs w:val="20"/>
+              </w:rPr>
+              <w:t xml:space="preserve">Clears the count.</w:t>
+            </w:r>
+          </w:p>
+        </w:tc>
+      </w:tr>
+    </w:tbl>
+    <w:p>
+      <w:pPr>
+        <w:pStyle w:val="Heading2"/>
+        <w:spacing w:after="120" w:before="280"/>
+      </w:pPr>
+      <w:r>
+        <w:rPr>
+          <w:rFonts w:ascii="Cambria" w:cs="Cambria" w:eastAsia="Cambria" w:hAnsi="Cambria"/>
+          <w:b/>
+          <w:bCs/>
+          <w:color w:val="1E2761"/>
+          <w:sz w:val="25"/>
+          <w:szCs w:val="25"/>
+        </w:rPr>
+        <w:t xml:space="preserve">21.3 What raises one</w:t>
+      </w:r>
+    </w:p>
+    <w:tbl>
+      <w:tblPr>
+        <w:tblW w:type="dxa" w:w="9360"/>
+        <w:tblBorders>
+          <w:top w:val="single" w:color="D6DEF0" w:sz="4"/>
+          <w:left w:val="single" w:color="D6DEF0" w:sz="4"/>
+          <w:bottom w:val="single" w:color="D6DEF0" w:sz="4"/>
+          <w:right w:val="single" w:color="D6DEF0" w:sz="4"/>
+          <w:insideH w:val="single" w:color="D6DEF0" w:sz="4"/>
+          <w:insideV w:val="single" w:color="D6DEF0" w:sz="4"/>
+        </w:tblBorders>
+      </w:tblPr>
+      <w:tblGrid>
+        <w:gridCol w:w="2340"/>
+        <w:gridCol w:w="2700"/>
+        <w:gridCol w:w="4320"/>
+      </w:tblGrid>
+      <w:tr>
+        <w:trPr>
+          <w:tblHeader/>
+        </w:trPr>
+        <w:tc>
+          <w:tcPr>
+            <w:tcW w:type="dxa" w:w="2340"/>
+            <w:shd w:fill="EEF2FB" w:color="auto" w:val="clear"/>
+            <w:tcMar>
+              <w:top w:type="dxa" w:w="90"/>
+              <w:left w:type="dxa" w:w="120"/>
+              <w:bottom w:type="dxa" w:w="90"/>
+              <w:right w:type="dxa" w:w="120"/>
+            </w:tcMar>
+          </w:tcPr>
+          <w:p>
+            <w:pPr>
+              <w:spacing w:after="0" w:line="250"/>
+            </w:pPr>
+            <w:r>
+              <w:rPr>
+                <w:rFonts w:ascii="Calibri" w:cs="Calibri" w:eastAsia="Calibri" w:hAnsi="Calibri"/>
+                <w:b/>
+                <w:bCs/>
+                <w:color w:val="1E2761"/>
+                <w:sz w:val="19"/>
+                <w:szCs w:val="19"/>
+              </w:rPr>
+              <w:t xml:space="preserve">What happened</w:t>
+            </w:r>
+          </w:p>
+        </w:tc>
+        <w:tc>
+          <w:tcPr>
+            <w:tcW w:type="dxa" w:w="2700"/>
+            <w:shd w:fill="EEF2FB" w:color="auto" w:val="clear"/>
+            <w:tcMar>
+              <w:top w:type="dxa" w:w="90"/>
+              <w:left w:type="dxa" w:w="120"/>
+              <w:bottom w:type="dxa" w:w="90"/>
+              <w:right w:type="dxa" w:w="120"/>
+            </w:tcMar>
+          </w:tcPr>
+          <w:p>
+            <w:pPr>
+              <w:spacing w:after="0" w:line="250"/>
+            </w:pPr>
+            <w:r>
+              <w:rPr>
+                <w:rFonts w:ascii="Calibri" w:cs="Calibri" w:eastAsia="Calibri" w:hAnsi="Calibri"/>
+                <w:b/>
+                <w:bCs/>
+                <w:color w:val="1E2761"/>
+                <w:sz w:val="19"/>
+                <w:szCs w:val="19"/>
+              </w:rPr>
+              <w:t xml:space="preserve">Who is told</w:t>
+            </w:r>
+          </w:p>
+        </w:tc>
+      </w:tr>
+      <w:tr>
+        <w:trPr>
+          <w:cantSplit/>
+        </w:trPr>
+        <w:tc>
+          <w:tcPr>
+            <w:tcW w:type="dxa" w:w="2340"/>
+            <w:tcMar>
+              <w:top w:type="dxa" w:w="90"/>
+              <w:left w:type="dxa" w:w="120"/>
+              <w:bottom w:type="dxa" w:w="90"/>
+              <w:right w:type="dxa" w:w="120"/>
+            </w:tcMar>
+          </w:tcPr>
+          <w:p>
+            <w:pPr>
+              <w:spacing w:after="0" w:line="250"/>
+            </w:pPr>
+            <w:r>
+              <w:rPr>
+                <w:rFonts w:ascii="Calibri" w:cs="Calibri" w:eastAsia="Calibri" w:hAnsi="Calibri"/>
+                <w:b/>
+                <w:bCs/>
+                <w:color w:val="2B3350"/>
+                <w:sz w:val="20"/>
+                <w:szCs w:val="20"/>
+              </w:rPr>
+              <w:t xml:space="preserve">An announcement</w:t>
+            </w:r>
+          </w:p>
+        </w:tc>
+        <w:tc>
+          <w:tcPr>
+            <w:tcW w:type="dxa" w:w="2700"/>
+            <w:tcMar>
+              <w:top w:type="dxa" w:w="90"/>
+              <w:left w:type="dxa" w:w="120"/>
+              <w:bottom w:type="dxa" w:w="90"/>
+              <w:right w:type="dxa" w:w="120"/>
+            </w:tcMar>
+          </w:tcPr>
+          <w:p>
+            <w:pPr>
+              <w:spacing w:after="0" w:line="250"/>
+            </w:pPr>
+            <w:r>
+              <w:rPr>
+                <w:rFonts w:ascii="Calibri" w:cs="Calibri" w:eastAsia="Calibri" w:hAnsi="Calibri"/>
+                <w:b w:val="false"/>
+                <w:bCs w:val="false"/>
+                <w:color w:val="2B3350"/>
+                <w:sz w:val="20"/>
+                <w:szCs w:val="20"/>
+              </w:rPr>
+              <w:t xml:space="preserve">Everyone it is addressed to</w:t>
+            </w:r>
+          </w:p>
+        </w:tc>
+      </w:tr>
+      <w:tr>
+        <w:trPr>
+          <w:cantSplit/>
+        </w:trPr>
+        <w:tc>
+          <w:tcPr>
+            <w:tcW w:type="dxa" w:w="2340"/>
+            <w:tcMar>
+              <w:top w:type="dxa" w:w="90"/>
+              <w:left w:type="dxa" w:w="120"/>
+              <w:bottom w:type="dxa" w:w="90"/>
+              <w:right w:type="dxa" w:w="120"/>
+            </w:tcMar>
+          </w:tcPr>
+          <w:p>
+            <w:pPr>
+              <w:spacing w:after="0" w:line="250"/>
+            </w:pPr>
+            <w:r>
+              <w:rPr>
+                <w:rFonts w:ascii="Calibri" w:cs="Calibri" w:eastAsia="Calibri" w:hAnsi="Calibri"/>
+                <w:b/>
+                <w:bCs/>
+                <w:color w:val="2B3350"/>
+                <w:sz w:val="20"/>
+                <w:szCs w:val="20"/>
+              </w:rPr>
+              <w:t xml:space="preserve">A guidance summons</w:t>
+            </w:r>
+          </w:p>
+        </w:tc>
+        <w:tc>
+          <w:tcPr>
+            <w:tcW w:type="dxa" w:w="2700"/>
+            <w:tcMar>
+              <w:top w:type="dxa" w:w="90"/>
+              <w:left w:type="dxa" w:w="120"/>
+              <w:bottom w:type="dxa" w:w="90"/>
+              <w:right w:type="dxa" w:w="120"/>
+            </w:tcMar>
+          </w:tcPr>
+          <w:p>
+            <w:pPr>
+              <w:spacing w:after="0" w:line="250"/>
+            </w:pPr>
+            <w:r>
+              <w:rPr>
+                <w:rFonts w:ascii="Calibri" w:cs="Calibri" w:eastAsia="Calibri" w:hAnsi="Calibri"/>
+                <w:b w:val="false"/>
+                <w:bCs w:val="false"/>
+                <w:color w:val="2B3350"/>
+                <w:sz w:val="20"/>
+                <w:szCs w:val="20"/>
+              </w:rPr>
+              <w:t xml:space="preserve">The student and every linked parent - and again if it is cancelled</w:t>
+            </w:r>
+          </w:p>
+        </w:tc>
+      </w:tr>
+      <w:tr>
+        <w:trPr>
+          <w:cantSplit/>
+        </w:trPr>
+        <w:tc>
+          <w:tcPr>
+            <w:tcW w:type="dxa" w:w="2340"/>
+            <w:tcMar>
+              <w:top w:type="dxa" w:w="90"/>
+              <w:left w:type="dxa" w:w="120"/>
+              <w:bottom w:type="dxa" w:w="90"/>
+              <w:right w:type="dxa" w:w="120"/>
+            </w:tcMar>
+          </w:tcPr>
+          <w:p>
+            <w:pPr>
+              <w:spacing w:after="0" w:line="250"/>
+            </w:pPr>
+            <w:r>
+              <w:rPr>
+                <w:rFonts w:ascii="Calibri" w:cs="Calibri" w:eastAsia="Calibri" w:hAnsi="Calibri"/>
+                <w:b/>
+                <w:bCs/>
+                <w:color w:val="2B3350"/>
+                <w:sz w:val="20"/>
+                <w:szCs w:val="20"/>
+              </w:rPr>
+              <w:t xml:space="preserve">An emergency alert</w:t>
+            </w:r>
+          </w:p>
+        </w:tc>
+        <w:tc>
+          <w:tcPr>
+            <w:tcW w:type="dxa" w:w="2700"/>
+            <w:tcMar>
+              <w:top w:type="dxa" w:w="90"/>
+              <w:left w:type="dxa" w:w="120"/>
+              <w:bottom w:type="dxa" w:w="90"/>
+              <w:right w:type="dxa" w:w="120"/>
+            </w:tcMar>
+          </w:tcPr>
+          <w:p>
+            <w:pPr>
+              <w:spacing w:after="0" w:line="250"/>
+            </w:pPr>
+            <w:r>
+              <w:rPr>
+                <w:rFonts w:ascii="Calibri" w:cs="Calibri" w:eastAsia="Calibri" w:hAnsi="Calibri"/>
+                <w:b w:val="false"/>
+                <w:bCs w:val="false"/>
+                <w:color w:val="2B3350"/>
+                <w:sz w:val="20"/>
+                <w:szCs w:val="20"/>
+              </w:rPr>
+              <w:t xml:space="preserve">The class adviser and the student's parents</w:t>
+            </w:r>
+          </w:p>
+        </w:tc>
+      </w:tr>
+      <w:tr>
+        <w:trPr>
+          <w:cantSplit/>
+        </w:trPr>
+        <w:tc>
+          <w:tcPr>
+            <w:tcW w:type="dxa" w:w="2340"/>
+            <w:tcMar>
+              <w:top w:type="dxa" w:w="90"/>
+              <w:left w:type="dxa" w:w="120"/>
+              <w:bottom w:type="dxa" w:w="90"/>
+              <w:right w:type="dxa" w:w="120"/>
+            </w:tcMar>
+          </w:tcPr>
+          <w:p>
+            <w:pPr>
+              <w:spacing w:after="0" w:line="250"/>
+            </w:pPr>
+            <w:r>
+              <w:rPr>
+                <w:rFonts w:ascii="Calibri" w:cs="Calibri" w:eastAsia="Calibri" w:hAnsi="Calibri"/>
+                <w:b/>
+                <w:bCs/>
+                <w:color w:val="2B3350"/>
+                <w:sz w:val="20"/>
+                <w:szCs w:val="20"/>
+              </w:rPr>
+              <w:t xml:space="preserve">A leave decision</w:t>
+            </w:r>
+          </w:p>
+        </w:tc>
+        <w:tc>
+          <w:tcPr>
+            <w:tcW w:type="dxa" w:w="2700"/>
+            <w:tcMar>
+              <w:top w:type="dxa" w:w="90"/>
+              <w:left w:type="dxa" w:w="120"/>
+              <w:bottom w:type="dxa" w:w="90"/>
+              <w:right w:type="dxa" w:w="120"/>
+            </w:tcMar>
+          </w:tcPr>
+          <w:p>
+            <w:pPr>
+              <w:spacing w:after="0" w:line="250"/>
+            </w:pPr>
+            <w:r>
+              <w:rPr>
+                <w:rFonts w:ascii="Calibri" w:cs="Calibri" w:eastAsia="Calibri" w:hAnsi="Calibri"/>
+                <w:b w:val="false"/>
+                <w:bCs w:val="false"/>
+                <w:color w:val="2B3350"/>
+                <w:sz w:val="20"/>
+                <w:szCs w:val="20"/>
+              </w:rPr>
+              <w:t xml:space="preserve">The employee who filed it</w:t>
+            </w:r>
+          </w:p>
+        </w:tc>
+      </w:tr>
+      <w:tr>
+        <w:trPr>
+          <w:cantSplit/>
+        </w:trPr>
+        <w:tc>
+          <w:tcPr>
+            <w:tcW w:type="dxa" w:w="2340"/>
+            <w:tcMar>
+              <w:top w:type="dxa" w:w="90"/>
+              <w:left w:type="dxa" w:w="120"/>
+              <w:bottom w:type="dxa" w:w="90"/>
+              <w:right w:type="dxa" w:w="120"/>
+            </w:tcMar>
+          </w:tcPr>
+          <w:p>
+            <w:pPr>
+              <w:spacing w:after="0" w:line="250"/>
+            </w:pPr>
+            <w:r>
+              <w:rPr>
+                <w:rFonts w:ascii="Calibri" w:cs="Calibri" w:eastAsia="Calibri" w:hAnsi="Calibri"/>
+                <w:b/>
+                <w:bCs/>
+                <w:color w:val="2B3350"/>
+                <w:sz w:val="20"/>
+                <w:szCs w:val="20"/>
+              </w:rPr>
+              <w:t xml:space="preserve">A message</w:t>
+            </w:r>
+          </w:p>
+        </w:tc>
+        <w:tc>
+          <w:tcPr>
+            <w:tcW w:type="dxa" w:w="2700"/>
+            <w:tcMar>
+              <w:top w:type="dxa" w:w="90"/>
+              <w:left w:type="dxa" w:w="120"/>
+              <w:bottom w:type="dxa" w:w="90"/>
+              <w:right w:type="dxa" w:w="120"/>
+            </w:tcMar>
+          </w:tcPr>
+          <w:p>
+            <w:pPr>
+              <w:spacing w:after="0" w:line="250"/>
+            </w:pPr>
+            <w:r>
+              <w:rPr>
+                <w:rFonts w:ascii="Calibri" w:cs="Calibri" w:eastAsia="Calibri" w:hAnsi="Calibri"/>
+                <w:b w:val="false"/>
+                <w:bCs w:val="false"/>
+                <w:color w:val="2B3350"/>
+                <w:sz w:val="20"/>
+                <w:szCs w:val="20"/>
+              </w:rPr>
+              <w:t xml:space="preserve">The other person in the conversation</w:t>
+            </w:r>
+          </w:p>
+        </w:tc>
+      </w:tr>
+    </w:tbl>
+    <w:p>
+      <w:pPr>
+        <w:pBdr>
+          <w:left w:val="single" w:color="B37418" w:sz="12" w:space="10"/>
+        </w:pBdr>
+        <w:spacing w:after="200" w:before="120" w:line="264"/>
+        <w:ind w:left="180"/>
+      </w:pPr>
+      <w:r>
+        <w:rPr>
+          <w:rFonts w:ascii="Calibri" w:cs="Calibri" w:eastAsia="Calibri" w:hAnsi="Calibri"/>
+          <w:i/>
+          <w:iCs/>
+          <w:color w:val="55608A"/>
+          <w:sz w:val="20"/>
+          <w:szCs w:val="20"/>
+        </w:rPr>
+        <w:t xml:space="preserve">A summons has always been visible to the family. Visible is not told, and a summons is the one record with a date it is no use learning about afterwards - so it is now sent, and sent again if the office calls it off. A family that rearranged a working day around an appointment should not turn up to one that is off.</w:t>
+      </w:r>
+    </w:p>
+    <w:p>
+      <w:pPr>
         <w:pStyle w:val="Heading1"/>
         <w:pageBreakBefore/>
         <w:spacing w:after="160" w:before="0"/>
@@ -25528,7 +27609,1324 @@
           <w:sz w:val="32"/>
           <w:szCs w:val="32"/>
         </w:rPr>
-        <w:t xml:space="preserve">22. Security</w:t>
+        <w:t xml:space="preserve">22. Parent and teacher messaging</w:t>
+      </w:r>
+    </w:p>
+    <w:p>
+      <w:pPr>
+        <w:spacing w:after="120" w:before="0" w:line="264"/>
+      </w:pPr>
+      <w:r>
+        <w:rPr>
+          <w:rFonts w:ascii="Calibri" w:cs="Calibri" w:eastAsia="Calibri" w:hAnsi="Calibri"/>
+          <w:color w:val="2B3350"/>
+          <w:sz w:val="21"/>
+          <w:szCs w:val="21"/>
+        </w:rPr>
+        <w:t xml:space="preserve">A parent and one of their child's teachers can message each other in the app. One thread per teacher, per parent, per child - so a parent with two children taught by the same teacher has two threads, and neither side has to say which child they mean.</w:t>
+      </w:r>
+    </w:p>
+    <w:p>
+      <w:pPr>
+        <w:pStyle w:val="Heading2"/>
+        <w:spacing w:after="120" w:before="280"/>
+      </w:pPr>
+      <w:r>
+        <w:rPr>
+          <w:rFonts w:ascii="Cambria" w:cs="Cambria" w:eastAsia="Cambria" w:hAnsi="Cambria"/>
+          <w:b/>
+          <w:bCs/>
+          <w:color w:val="1E2761"/>
+          <w:sz w:val="25"/>
+          <w:szCs w:val="25"/>
+        </w:rPr>
+        <w:t xml:space="preserve">22.1 Who can message whom</w:t>
+      </w:r>
+    </w:p>
+    <w:p>
+      <w:pPr>
+        <w:spacing w:after="120" w:before="0" w:line="264"/>
+      </w:pPr>
+      <w:r>
+        <w:rPr>
+          <w:rFonts w:ascii="Calibri" w:cs="Calibri" w:eastAsia="Calibri" w:hAnsi="Calibri"/>
+          <w:color w:val="2B3350"/>
+          <w:sz w:val="21"/>
+          <w:szCs w:val="21"/>
+        </w:rPr>
+        <w:t xml:space="preserve">A parent may write to a teacher when that teacher teaches their child. The school does not configure this and nobody maintains a list: it is worked out from the timetable assignments, the student's section and the parent's linked children, every time a thread is opened.</w:t>
+      </w:r>
+    </w:p>
+    <w:tbl>
+      <w:tblPr>
+        <w:tblW w:type="dxa" w:w="9360"/>
+        <w:tblBorders>
+          <w:top w:val="single" w:color="D6DEF0" w:sz="4"/>
+          <w:left w:val="single" w:color="D6DEF0" w:sz="4"/>
+          <w:bottom w:val="single" w:color="D6DEF0" w:sz="4"/>
+          <w:right w:val="single" w:color="D6DEF0" w:sz="4"/>
+          <w:insideH w:val="single" w:color="D6DEF0" w:sz="4"/>
+          <w:insideV w:val="single" w:color="D6DEF0" w:sz="4"/>
+        </w:tblBorders>
+      </w:tblPr>
+      <w:tblGrid>
+        <w:gridCol w:w="2340"/>
+        <w:gridCol w:w="2700"/>
+        <w:gridCol w:w="4320"/>
+      </w:tblGrid>
+      <w:tr>
+        <w:trPr>
+          <w:tblHeader/>
+        </w:trPr>
+        <w:tc>
+          <w:tcPr>
+            <w:tcW w:type="dxa" w:w="2340"/>
+            <w:shd w:fill="EEF2FB" w:color="auto" w:val="clear"/>
+            <w:tcMar>
+              <w:top w:type="dxa" w:w="90"/>
+              <w:left w:type="dxa" w:w="120"/>
+              <w:bottom w:type="dxa" w:w="90"/>
+              <w:right w:type="dxa" w:w="120"/>
+            </w:tcMar>
+          </w:tcPr>
+          <w:p>
+            <w:pPr>
+              <w:spacing w:after="0" w:line="250"/>
+            </w:pPr>
+            <w:r>
+              <w:rPr>
+                <w:rFonts w:ascii="Calibri" w:cs="Calibri" w:eastAsia="Calibri" w:hAnsi="Calibri"/>
+                <w:b/>
+                <w:bCs/>
+                <w:color w:val="1E2761"/>
+                <w:sz w:val="19"/>
+                <w:szCs w:val="19"/>
+              </w:rPr>
+              <w:t xml:space="preserve">Who</w:t>
+            </w:r>
+          </w:p>
+        </w:tc>
+        <w:tc>
+          <w:tcPr>
+            <w:tcW w:type="dxa" w:w="2700"/>
+            <w:shd w:fill="EEF2FB" w:color="auto" w:val="clear"/>
+            <w:tcMar>
+              <w:top w:type="dxa" w:w="90"/>
+              <w:left w:type="dxa" w:w="120"/>
+              <w:bottom w:type="dxa" w:w="90"/>
+              <w:right w:type="dxa" w:w="120"/>
+            </w:tcMar>
+          </w:tcPr>
+          <w:p>
+            <w:pPr>
+              <w:spacing w:after="0" w:line="250"/>
+            </w:pPr>
+            <w:r>
+              <w:rPr>
+                <w:rFonts w:ascii="Calibri" w:cs="Calibri" w:eastAsia="Calibri" w:hAnsi="Calibri"/>
+                <w:b/>
+                <w:bCs/>
+                <w:color w:val="1E2761"/>
+                <w:sz w:val="19"/>
+                <w:szCs w:val="19"/>
+              </w:rPr>
+              <w:t xml:space="preserve">May write to</w:t>
+            </w:r>
+          </w:p>
+        </w:tc>
+      </w:tr>
+      <w:tr>
+        <w:trPr>
+          <w:cantSplit/>
+        </w:trPr>
+        <w:tc>
+          <w:tcPr>
+            <w:tcW w:type="dxa" w:w="2340"/>
+            <w:tcMar>
+              <w:top w:type="dxa" w:w="90"/>
+              <w:left w:type="dxa" w:w="120"/>
+              <w:bottom w:type="dxa" w:w="90"/>
+              <w:right w:type="dxa" w:w="120"/>
+            </w:tcMar>
+          </w:tcPr>
+          <w:p>
+            <w:pPr>
+              <w:spacing w:after="0" w:line="250"/>
+            </w:pPr>
+            <w:r>
+              <w:rPr>
+                <w:rFonts w:ascii="Calibri" w:cs="Calibri" w:eastAsia="Calibri" w:hAnsi="Calibri"/>
+                <w:b/>
+                <w:bCs/>
+                <w:color w:val="2B3350"/>
+                <w:sz w:val="20"/>
+                <w:szCs w:val="20"/>
+              </w:rPr>
+              <w:t xml:space="preserve">Parent</w:t>
+            </w:r>
+          </w:p>
+        </w:tc>
+        <w:tc>
+          <w:tcPr>
+            <w:tcW w:type="dxa" w:w="2700"/>
+            <w:tcMar>
+              <w:top w:type="dxa" w:w="90"/>
+              <w:left w:type="dxa" w:w="120"/>
+              <w:bottom w:type="dxa" w:w="90"/>
+              <w:right w:type="dxa" w:w="120"/>
+            </w:tcMar>
+          </w:tcPr>
+          <w:p>
+            <w:pPr>
+              <w:spacing w:after="0" w:line="250"/>
+            </w:pPr>
+            <w:r>
+              <w:rPr>
+                <w:rFonts w:ascii="Calibri" w:cs="Calibri" w:eastAsia="Calibri" w:hAnsi="Calibri"/>
+                <w:b w:val="false"/>
+                <w:bCs w:val="false"/>
+                <w:color w:val="2B3350"/>
+                <w:sz w:val="20"/>
+                <w:szCs w:val="20"/>
+              </w:rPr>
+              <w:t xml:space="preserve">Any teacher assigned to their child's class. The class adviser is offered first.</w:t>
+            </w:r>
+          </w:p>
+        </w:tc>
+      </w:tr>
+      <w:tr>
+        <w:trPr>
+          <w:cantSplit/>
+        </w:trPr>
+        <w:tc>
+          <w:tcPr>
+            <w:tcW w:type="dxa" w:w="2340"/>
+            <w:tcMar>
+              <w:top w:type="dxa" w:w="90"/>
+              <w:left w:type="dxa" w:w="120"/>
+              <w:bottom w:type="dxa" w:w="90"/>
+              <w:right w:type="dxa" w:w="120"/>
+            </w:tcMar>
+          </w:tcPr>
+          <w:p>
+            <w:pPr>
+              <w:spacing w:after="0" w:line="250"/>
+            </w:pPr>
+            <w:r>
+              <w:rPr>
+                <w:rFonts w:ascii="Calibri" w:cs="Calibri" w:eastAsia="Calibri" w:hAnsi="Calibri"/>
+                <w:b/>
+                <w:bCs/>
+                <w:color w:val="2B3350"/>
+                <w:sz w:val="20"/>
+                <w:szCs w:val="20"/>
+              </w:rPr>
+              <w:t xml:space="preserve">Teacher</w:t>
+            </w:r>
+          </w:p>
+        </w:tc>
+        <w:tc>
+          <w:tcPr>
+            <w:tcW w:type="dxa" w:w="2700"/>
+            <w:tcMar>
+              <w:top w:type="dxa" w:w="90"/>
+              <w:left w:type="dxa" w:w="120"/>
+              <w:bottom w:type="dxa" w:w="90"/>
+              <w:right w:type="dxa" w:w="120"/>
+            </w:tcMar>
+          </w:tcPr>
+          <w:p>
+            <w:pPr>
+              <w:spacing w:after="0" w:line="250"/>
+            </w:pPr>
+            <w:r>
+              <w:rPr>
+                <w:rFonts w:ascii="Calibri" w:cs="Calibri" w:eastAsia="Calibri" w:hAnsi="Calibri"/>
+                <w:b w:val="false"/>
+                <w:bCs w:val="false"/>
+                <w:color w:val="2B3350"/>
+                <w:sz w:val="20"/>
+                <w:szCs w:val="20"/>
+              </w:rPr>
+              <w:t xml:space="preserve">The linked guardians of any student in a class they teach.</w:t>
+            </w:r>
+          </w:p>
+        </w:tc>
+      </w:tr>
+      <w:tr>
+        <w:trPr>
+          <w:cantSplit/>
+        </w:trPr>
+        <w:tc>
+          <w:tcPr>
+            <w:tcW w:type="dxa" w:w="2340"/>
+            <w:tcMar>
+              <w:top w:type="dxa" w:w="90"/>
+              <w:left w:type="dxa" w:w="120"/>
+              <w:bottom w:type="dxa" w:w="90"/>
+              <w:right w:type="dxa" w:w="120"/>
+            </w:tcMar>
+          </w:tcPr>
+          <w:p>
+            <w:pPr>
+              <w:spacing w:after="0" w:line="250"/>
+            </w:pPr>
+            <w:r>
+              <w:rPr>
+                <w:rFonts w:ascii="Calibri" w:cs="Calibri" w:eastAsia="Calibri" w:hAnsi="Calibri"/>
+                <w:b/>
+                <w:bCs/>
+                <w:color w:val="2B3350"/>
+                <w:sz w:val="20"/>
+                <w:szCs w:val="20"/>
+              </w:rPr>
+              <w:t xml:space="preserve">Everybody else</w:t>
+            </w:r>
+          </w:p>
+        </w:tc>
+        <w:tc>
+          <w:tcPr>
+            <w:tcW w:type="dxa" w:w="2700"/>
+            <w:tcMar>
+              <w:top w:type="dxa" w:w="90"/>
+              <w:left w:type="dxa" w:w="120"/>
+              <w:bottom w:type="dxa" w:w="90"/>
+              <w:right w:type="dxa" w:w="120"/>
+            </w:tcMar>
+          </w:tcPr>
+          <w:p>
+            <w:pPr>
+              <w:spacing w:after="0" w:line="250"/>
+            </w:pPr>
+            <w:r>
+              <w:rPr>
+                <w:rFonts w:ascii="Calibri" w:cs="Calibri" w:eastAsia="Calibri" w:hAnsi="Calibri"/>
+                <w:b w:val="false"/>
+                <w:bCs w:val="false"/>
+                <w:color w:val="2B3350"/>
+                <w:sz w:val="20"/>
+                <w:szCs w:val="20"/>
+              </w:rPr>
+              <w:t xml:space="preserve">Nobody. Messaging is between a family and the teacher who teaches their child.</w:t>
+            </w:r>
+          </w:p>
+        </w:tc>
+      </w:tr>
+    </w:tbl>
+    <w:p>
+      <w:pPr>
+        <w:pStyle w:val="Heading2"/>
+        <w:spacing w:after="120" w:before="280"/>
+      </w:pPr>
+      <w:r>
+        <w:rPr>
+          <w:rFonts w:ascii="Cambria" w:cs="Cambria" w:eastAsia="Cambria" w:hAnsi="Cambria"/>
+          <w:b/>
+          <w:bCs/>
+          <w:color w:val="1E2761"/>
+          <w:sz w:val="25"/>
+          <w:szCs w:val="25"/>
+        </w:rPr>
+        <w:t xml:space="preserve">22.2 Who can read it</w:t>
+      </w:r>
+    </w:p>
+    <w:p>
+      <w:pPr>
+        <w:spacing w:after="120" w:before="0" w:line="264"/>
+      </w:pPr>
+      <w:r>
+        <w:rPr>
+          <w:rFonts w:ascii="Calibri" w:cs="Calibri" w:eastAsia="Calibri" w:hAnsi="Calibri"/>
+          <w:color w:val="2B3350"/>
+          <w:sz w:val="21"/>
+          <w:szCs w:val="21"/>
+        </w:rPr>
+        <w:t xml:space="preserve">Only the two people in it. Not the Principal, not the Director, not an administrator. This is deliberate: a parent who believes the office is reading tells the teacher nothing worth reading, and a channel nobody trusts is a channel nobody uses. A school that needs to see a conversation has a lawful-request route and an audit trail; what it does not have is a login that quietly opens every private message in the school.</w:t>
+      </w:r>
+    </w:p>
+    <w:p>
+      <w:pPr>
+        <w:pStyle w:val="Heading2"/>
+        <w:spacing w:after="120" w:before="280"/>
+      </w:pPr>
+      <w:r>
+        <w:rPr>
+          <w:rFonts w:ascii="Cambria" w:cs="Cambria" w:eastAsia="Cambria" w:hAnsi="Cambria"/>
+          <w:b/>
+          <w:bCs/>
+          <w:color w:val="1E2761"/>
+          <w:sz w:val="25"/>
+          <w:szCs w:val="25"/>
+        </w:rPr>
+        <w:t xml:space="preserve">22.3 What is fixed and what is not</w:t>
+      </w:r>
+    </w:p>
+    <w:p>
+      <w:pPr>
+        <w:pStyle w:val="ListParagraph"/>
+        <w:numPr>
+          <w:ilvl w:val="0"/>
+          <w:numId w:val="2"/>
+        </w:numPr>
+        <w:spacing w:after="70" w:line="264"/>
+      </w:pPr>
+      <w:r>
+        <w:rPr>
+          <w:rFonts w:ascii="Calibri" w:cs="Calibri" w:eastAsia="Calibri" w:hAnsi="Calibri"/>
+          <w:color w:val="2B3350"/>
+          <w:sz w:val="21"/>
+          <w:szCs w:val="21"/>
+        </w:rPr>
+        <w:t xml:space="preserve">A message cannot be edited, and cannot be unsent. It is the record of what was said.</w:t>
+      </w:r>
+    </w:p>
+    <w:p>
+      <w:pPr>
+        <w:pStyle w:val="ListParagraph"/>
+        <w:numPr>
+          <w:ilvl w:val="0"/>
+          <w:numId w:val="2"/>
+        </w:numPr>
+        <w:spacing w:after="70" w:line="264"/>
+      </w:pPr>
+      <w:r>
+        <w:rPr>
+          <w:rFonts w:ascii="Calibri" w:cs="Calibri" w:eastAsia="Calibri" w:hAnsi="Calibri"/>
+          <w:color w:val="2B3350"/>
+          <w:sz w:val="21"/>
+          <w:szCs w:val="21"/>
+        </w:rPr>
+        <w:t xml:space="preserve">The sender is stamped by the server, so nobody can post in the other person's name.</w:t>
+      </w:r>
+    </w:p>
+    <w:p>
+      <w:pPr>
+        <w:pStyle w:val="ListParagraph"/>
+        <w:numPr>
+          <w:ilvl w:val="0"/>
+          <w:numId w:val="2"/>
+        </w:numPr>
+        <w:spacing w:after="70" w:line="264"/>
+      </w:pPr>
+      <w:r>
+        <w:rPr>
+          <w:rFonts w:ascii="Calibri" w:cs="Calibri" w:eastAsia="Calibri" w:hAnsi="Calibri"/>
+          <w:color w:val="2B3350"/>
+          <w:sz w:val="21"/>
+          <w:szCs w:val="21"/>
+        </w:rPr>
+        <w:t xml:space="preserve">Each side clears only its own unread count - marking your own as read does not clear theirs.</w:t>
+      </w:r>
+    </w:p>
+    <w:p>
+      <w:pPr>
+        <w:pStyle w:val="ListParagraph"/>
+        <w:numPr>
+          <w:ilvl w:val="0"/>
+          <w:numId w:val="2"/>
+        </w:numPr>
+        <w:spacing w:after="70" w:line="264"/>
+      </w:pPr>
+      <w:r>
+        <w:rPr>
+          <w:rFonts w:ascii="Calibri" w:cs="Calibri" w:eastAsia="Calibri" w:hAnsi="Calibri"/>
+          <w:color w:val="2B3350"/>
+          <w:sz w:val="21"/>
+          <w:szCs w:val="21"/>
+        </w:rPr>
+        <w:t xml:space="preserve">Every message raises a notification for the other person, naming the child it is about.</w:t>
+      </w:r>
+    </w:p>
+    <w:p>
+      <w:pPr>
+        <w:pBdr>
+          <w:left w:val="single" w:color="B37418" w:sz="12" w:space="10"/>
+        </w:pBdr>
+        <w:spacing w:after="200" w:before="120" w:line="264"/>
+        <w:ind w:left="180"/>
+      </w:pPr>
+      <w:r>
+        <w:rPr>
+          <w:rFonts w:ascii="Calibri" w:cs="Calibri" w:eastAsia="Calibri" w:hAnsi="Calibri"/>
+          <w:i/>
+          <w:iCs/>
+          <w:color w:val="55608A"/>
+          <w:sz w:val="20"/>
+          <w:szCs w:val="20"/>
+        </w:rPr>
+        <w:t xml:space="preserve">Announcements remain the way to tell a whole class or a whole school something. Messaging is for one family and one teacher.</w:t>
+      </w:r>
+    </w:p>
+    <w:p>
+      <w:pPr>
+        <w:pStyle w:val="Heading1"/>
+        <w:pageBreakBefore/>
+        <w:spacing w:after="160" w:before="0"/>
+      </w:pPr>
+      <w:r>
+        <w:rPr>
+          <w:rFonts w:ascii="Cambria" w:cs="Cambria" w:eastAsia="Cambria" w:hAnsi="Cambria"/>
+          <w:b/>
+          <w:bCs/>
+          <w:color w:val="1E2761"/>
+          <w:sz w:val="32"/>
+          <w:szCs w:val="32"/>
+        </w:rPr>
+        <w:t xml:space="preserve">23. Staff time and leave</w:t>
+      </w:r>
+    </w:p>
+    <w:p>
+      <w:pPr>
+        <w:spacing w:after="120" w:before="0" w:line="264"/>
+      </w:pPr>
+      <w:r>
+        <w:rPr>
+          <w:rFonts w:ascii="Calibri" w:cs="Calibri" w:eastAsia="Calibri" w:hAnsi="Calibri"/>
+          <w:color w:val="2B3350"/>
+          <w:sz w:val="21"/>
+          <w:szCs w:val="21"/>
+        </w:rPr>
+        <w:t xml:space="preserve">The QR scanner has always been able to scan an employee in and out. This is where those scans are read back as a month, together with the leave the office approved - which is the piece that turns a blank day from an unexplained absence into an authorised one.</w:t>
+      </w:r>
+    </w:p>
+    <w:p>
+      <w:pPr>
+        <w:pStyle w:val="Heading2"/>
+        <w:spacing w:after="120" w:before="280"/>
+      </w:pPr>
+      <w:r>
+        <w:rPr>
+          <w:rFonts w:ascii="Cambria" w:cs="Cambria" w:eastAsia="Cambria" w:hAnsi="Cambria"/>
+          <w:b/>
+          <w:bCs/>
+          <w:color w:val="1E2761"/>
+          <w:sz w:val="25"/>
+          <w:szCs w:val="25"/>
+        </w:rPr>
+        <w:t xml:space="preserve">23.1 Filing leave</w:t>
+      </w:r>
+    </w:p>
+    <w:p>
+      <w:pPr>
+        <w:spacing w:after="120" w:before="0" w:line="264"/>
+      </w:pPr>
+      <w:r>
+        <w:rPr>
+          <w:rFonts w:ascii="Calibri" w:cs="Calibri" w:eastAsia="Calibri" w:hAnsi="Calibri"/>
+          <w:color w:val="2B3350"/>
+          <w:sz w:val="21"/>
+          <w:szCs w:val="21"/>
+        </w:rPr>
+        <w:t xml:space="preserve">Any employee files from My Leave: the kind of leave, the dates, and why. The system counts the working days for them, weekends excluded, and stores that count so a request keeps the number it was approved on. A request can be withdrawn while it is still undecided, and not after.</w:t>
+      </w:r>
+    </w:p>
+    <w:p>
+      <w:pPr>
+        <w:pStyle w:val="Heading2"/>
+        <w:spacing w:after="120" w:before="280"/>
+      </w:pPr>
+      <w:r>
+        <w:rPr>
+          <w:rFonts w:ascii="Cambria" w:cs="Cambria" w:eastAsia="Cambria" w:hAnsi="Cambria"/>
+          <w:b/>
+          <w:bCs/>
+          <w:color w:val="1E2761"/>
+          <w:sz w:val="25"/>
+          <w:szCs w:val="25"/>
+        </w:rPr>
+        <w:t xml:space="preserve">23.2 Deciding it</w:t>
+      </w:r>
+    </w:p>
+    <w:p>
+      <w:pPr>
+        <w:spacing w:after="120" w:before="0" w:line="264"/>
+      </w:pPr>
+      <w:r>
+        <w:rPr>
+          <w:rFonts w:ascii="Calibri" w:cs="Calibri" w:eastAsia="Calibri" w:hAnsi="Calibri"/>
+          <w:color w:val="2B3350"/>
+          <w:sz w:val="21"/>
+          <w:szCs w:val="21"/>
+        </w:rPr>
+        <w:t xml:space="preserve">Director, Principal and Admin see every request in one queue, with the decided ones beneath it. A decision records who made it, in what role, when, and any remarks - and the employee is notified. A request that has already been decided cannot be decided again.</w:t>
+      </w:r>
+    </w:p>
+    <w:p>
+      <w:pPr>
+        <w:pStyle w:val="Heading2"/>
+        <w:spacing w:after="120" w:before="280"/>
+      </w:pPr>
+      <w:r>
+        <w:rPr>
+          <w:rFonts w:ascii="Cambria" w:cs="Cambria" w:eastAsia="Cambria" w:hAnsi="Cambria"/>
+          <w:b/>
+          <w:bCs/>
+          <w:color w:val="1E2761"/>
+          <w:sz w:val="25"/>
+          <w:szCs w:val="25"/>
+        </w:rPr>
+        <w:t xml:space="preserve">23.3 The timesheet</w:t>
+      </w:r>
+    </w:p>
+    <w:p>
+      <w:pPr>
+        <w:spacing w:after="120" w:before="0" w:line="264"/>
+      </w:pPr>
+      <w:r>
+        <w:rPr>
+          <w:rFonts w:ascii="Calibri" w:cs="Calibri" w:eastAsia="Calibri" w:hAnsi="Calibri"/>
+          <w:color w:val="2B3350"/>
+          <w:sz w:val="21"/>
+          <w:szCs w:val="21"/>
+        </w:rPr>
+        <w:t xml:space="preserve">A month, per employee, for the office - and their own for every employee. Each day is named as exactly one thing:</w:t>
+      </w:r>
+    </w:p>
+    <w:tbl>
+      <w:tblPr>
+        <w:tblW w:type="dxa" w:w="9360"/>
+        <w:tblBorders>
+          <w:top w:val="single" w:color="D6DEF0" w:sz="4"/>
+          <w:left w:val="single" w:color="D6DEF0" w:sz="4"/>
+          <w:bottom w:val="single" w:color="D6DEF0" w:sz="4"/>
+          <w:right w:val="single" w:color="D6DEF0" w:sz="4"/>
+          <w:insideH w:val="single" w:color="D6DEF0" w:sz="4"/>
+          <w:insideV w:val="single" w:color="D6DEF0" w:sz="4"/>
+        </w:tblBorders>
+      </w:tblPr>
+      <w:tblGrid>
+        <w:gridCol w:w="2340"/>
+        <w:gridCol w:w="2700"/>
+        <w:gridCol w:w="4320"/>
+      </w:tblGrid>
+      <w:tr>
+        <w:trPr>
+          <w:tblHeader/>
+        </w:trPr>
+        <w:tc>
+          <w:tcPr>
+            <w:tcW w:type="dxa" w:w="2340"/>
+            <w:shd w:fill="EEF2FB" w:color="auto" w:val="clear"/>
+            <w:tcMar>
+              <w:top w:type="dxa" w:w="90"/>
+              <w:left w:type="dxa" w:w="120"/>
+              <w:bottom w:type="dxa" w:w="90"/>
+              <w:right w:type="dxa" w:w="120"/>
+            </w:tcMar>
+          </w:tcPr>
+          <w:p>
+            <w:pPr>
+              <w:spacing w:after="0" w:line="250"/>
+            </w:pPr>
+            <w:r>
+              <w:rPr>
+                <w:rFonts w:ascii="Calibri" w:cs="Calibri" w:eastAsia="Calibri" w:hAnsi="Calibri"/>
+                <w:b/>
+                <w:bCs/>
+                <w:color w:val="1E2761"/>
+                <w:sz w:val="19"/>
+                <w:szCs w:val="19"/>
+              </w:rPr>
+              <w:t xml:space="preserve">Reads as</w:t>
+            </w:r>
+          </w:p>
+        </w:tc>
+        <w:tc>
+          <w:tcPr>
+            <w:tcW w:type="dxa" w:w="2700"/>
+            <w:shd w:fill="EEF2FB" w:color="auto" w:val="clear"/>
+            <w:tcMar>
+              <w:top w:type="dxa" w:w="90"/>
+              <w:left w:type="dxa" w:w="120"/>
+              <w:bottom w:type="dxa" w:w="90"/>
+              <w:right w:type="dxa" w:w="120"/>
+            </w:tcMar>
+          </w:tcPr>
+          <w:p>
+            <w:pPr>
+              <w:spacing w:after="0" w:line="250"/>
+            </w:pPr>
+            <w:r>
+              <w:rPr>
+                <w:rFonts w:ascii="Calibri" w:cs="Calibri" w:eastAsia="Calibri" w:hAnsi="Calibri"/>
+                <w:b/>
+                <w:bCs/>
+                <w:color w:val="1E2761"/>
+                <w:sz w:val="19"/>
+                <w:szCs w:val="19"/>
+              </w:rPr>
+              <w:t xml:space="preserve">When</w:t>
+            </w:r>
+          </w:p>
+        </w:tc>
+      </w:tr>
+      <w:tr>
+        <w:trPr>
+          <w:cantSplit/>
+        </w:trPr>
+        <w:tc>
+          <w:tcPr>
+            <w:tcW w:type="dxa" w:w="2340"/>
+            <w:tcMar>
+              <w:top w:type="dxa" w:w="90"/>
+              <w:left w:type="dxa" w:w="120"/>
+              <w:bottom w:type="dxa" w:w="90"/>
+              <w:right w:type="dxa" w:w="120"/>
+            </w:tcMar>
+          </w:tcPr>
+          <w:p>
+            <w:pPr>
+              <w:spacing w:after="0" w:line="250"/>
+            </w:pPr>
+            <w:r>
+              <w:rPr>
+                <w:rFonts w:ascii="Calibri" w:cs="Calibri" w:eastAsia="Calibri" w:hAnsi="Calibri"/>
+                <w:b/>
+                <w:bCs/>
+                <w:color w:val="2B3350"/>
+                <w:sz w:val="20"/>
+                <w:szCs w:val="20"/>
+              </w:rPr>
+              <w:t xml:space="preserve">Worked / Late</w:t>
+            </w:r>
+          </w:p>
+        </w:tc>
+        <w:tc>
+          <w:tcPr>
+            <w:tcW w:type="dxa" w:w="2700"/>
+            <w:tcMar>
+              <w:top w:type="dxa" w:w="90"/>
+              <w:left w:type="dxa" w:w="120"/>
+              <w:bottom w:type="dxa" w:w="90"/>
+              <w:right w:type="dxa" w:w="120"/>
+            </w:tcMar>
+          </w:tcPr>
+          <w:p>
+            <w:pPr>
+              <w:spacing w:after="0" w:line="250"/>
+            </w:pPr>
+            <w:r>
+              <w:rPr>
+                <w:rFonts w:ascii="Calibri" w:cs="Calibri" w:eastAsia="Calibri" w:hAnsi="Calibri"/>
+                <w:b w:val="false"/>
+                <w:bCs w:val="false"/>
+                <w:color w:val="2B3350"/>
+                <w:sz w:val="20"/>
+                <w:szCs w:val="20"/>
+              </w:rPr>
+              <w:t xml:space="preserve">There is a scan. Late still counts as present.</w:t>
+            </w:r>
+          </w:p>
+        </w:tc>
+      </w:tr>
+      <w:tr>
+        <w:trPr>
+          <w:cantSplit/>
+        </w:trPr>
+        <w:tc>
+          <w:tcPr>
+            <w:tcW w:type="dxa" w:w="2340"/>
+            <w:tcMar>
+              <w:top w:type="dxa" w:w="90"/>
+              <w:left w:type="dxa" w:w="120"/>
+              <w:bottom w:type="dxa" w:w="90"/>
+              <w:right w:type="dxa" w:w="120"/>
+            </w:tcMar>
+          </w:tcPr>
+          <w:p>
+            <w:pPr>
+              <w:spacing w:after="0" w:line="250"/>
+            </w:pPr>
+            <w:r>
+              <w:rPr>
+                <w:rFonts w:ascii="Calibri" w:cs="Calibri" w:eastAsia="Calibri" w:hAnsi="Calibri"/>
+                <w:b/>
+                <w:bCs/>
+                <w:color w:val="2B3350"/>
+                <w:sz w:val="20"/>
+                <w:szCs w:val="20"/>
+              </w:rPr>
+              <w:t xml:space="preserve">On leave</w:t>
+            </w:r>
+          </w:p>
+        </w:tc>
+        <w:tc>
+          <w:tcPr>
+            <w:tcW w:type="dxa" w:w="2700"/>
+            <w:tcMar>
+              <w:top w:type="dxa" w:w="90"/>
+              <w:left w:type="dxa" w:w="120"/>
+              <w:bottom w:type="dxa" w:w="90"/>
+              <w:right w:type="dxa" w:w="120"/>
+            </w:tcMar>
+          </w:tcPr>
+          <w:p>
+            <w:pPr>
+              <w:spacing w:after="0" w:line="250"/>
+            </w:pPr>
+            <w:r>
+              <w:rPr>
+                <w:rFonts w:ascii="Calibri" w:cs="Calibri" w:eastAsia="Calibri" w:hAnsi="Calibri"/>
+                <w:b w:val="false"/>
+                <w:bCs w:val="false"/>
+                <w:color w:val="2B3350"/>
+                <w:sz w:val="20"/>
+                <w:szCs w:val="20"/>
+              </w:rPr>
+              <w:t xml:space="preserve">An approved request covers the day. A pending one does not.</w:t>
+            </w:r>
+          </w:p>
+        </w:tc>
+      </w:tr>
+      <w:tr>
+        <w:trPr>
+          <w:cantSplit/>
+        </w:trPr>
+        <w:tc>
+          <w:tcPr>
+            <w:tcW w:type="dxa" w:w="2340"/>
+            <w:tcMar>
+              <w:top w:type="dxa" w:w="90"/>
+              <w:left w:type="dxa" w:w="120"/>
+              <w:bottom w:type="dxa" w:w="90"/>
+              <w:right w:type="dxa" w:w="120"/>
+            </w:tcMar>
+          </w:tcPr>
+          <w:p>
+            <w:pPr>
+              <w:spacing w:after="0" w:line="250"/>
+            </w:pPr>
+            <w:r>
+              <w:rPr>
+                <w:rFonts w:ascii="Calibri" w:cs="Calibri" w:eastAsia="Calibri" w:hAnsi="Calibri"/>
+                <w:b/>
+                <w:bCs/>
+                <w:color w:val="2B3350"/>
+                <w:sz w:val="20"/>
+                <w:szCs w:val="20"/>
+              </w:rPr>
+              <w:t xml:space="preserve">Rest day</w:t>
+            </w:r>
+          </w:p>
+        </w:tc>
+        <w:tc>
+          <w:tcPr>
+            <w:tcW w:type="dxa" w:w="2700"/>
+            <w:tcMar>
+              <w:top w:type="dxa" w:w="90"/>
+              <w:left w:type="dxa" w:w="120"/>
+              <w:bottom w:type="dxa" w:w="90"/>
+              <w:right w:type="dxa" w:w="120"/>
+            </w:tcMar>
+          </w:tcPr>
+          <w:p>
+            <w:pPr>
+              <w:spacing w:after="0" w:line="250"/>
+            </w:pPr>
+            <w:r>
+              <w:rPr>
+                <w:rFonts w:ascii="Calibri" w:cs="Calibri" w:eastAsia="Calibri" w:hAnsi="Calibri"/>
+                <w:b w:val="false"/>
+                <w:bCs w:val="false"/>
+                <w:color w:val="2B3350"/>
+                <w:sz w:val="20"/>
+                <w:szCs w:val="20"/>
+              </w:rPr>
+              <w:t xml:space="preserve">Saturday or Sunday by default, configurable for schools that teach on Saturdays.</w:t>
+            </w:r>
+          </w:p>
+        </w:tc>
+      </w:tr>
+      <w:tr>
+        <w:trPr>
+          <w:cantSplit/>
+        </w:trPr>
+        <w:tc>
+          <w:tcPr>
+            <w:tcW w:type="dxa" w:w="2340"/>
+            <w:tcMar>
+              <w:top w:type="dxa" w:w="90"/>
+              <w:left w:type="dxa" w:w="120"/>
+              <w:bottom w:type="dxa" w:w="90"/>
+              <w:right w:type="dxa" w:w="120"/>
+            </w:tcMar>
+          </w:tcPr>
+          <w:p>
+            <w:pPr>
+              <w:spacing w:after="0" w:line="250"/>
+            </w:pPr>
+            <w:r>
+              <w:rPr>
+                <w:rFonts w:ascii="Calibri" w:cs="Calibri" w:eastAsia="Calibri" w:hAnsi="Calibri"/>
+                <w:b/>
+                <w:bCs/>
+                <w:color w:val="2B3350"/>
+                <w:sz w:val="20"/>
+                <w:szCs w:val="20"/>
+              </w:rPr>
+              <w:t xml:space="preserve">Absent</w:t>
+            </w:r>
+          </w:p>
+        </w:tc>
+        <w:tc>
+          <w:tcPr>
+            <w:tcW w:type="dxa" w:w="2700"/>
+            <w:tcMar>
+              <w:top w:type="dxa" w:w="90"/>
+              <w:left w:type="dxa" w:w="120"/>
+              <w:bottom w:type="dxa" w:w="90"/>
+              <w:right w:type="dxa" w:w="120"/>
+            </w:tcMar>
+          </w:tcPr>
+          <w:p>
+            <w:pPr>
+              <w:spacing w:after="0" w:line="250"/>
+            </w:pPr>
+            <w:r>
+              <w:rPr>
+                <w:rFonts w:ascii="Calibri" w:cs="Calibri" w:eastAsia="Calibri" w:hAnsi="Calibri"/>
+                <w:b w:val="false"/>
+                <w:bCs w:val="false"/>
+                <w:color w:val="2B3350"/>
+                <w:sz w:val="20"/>
+                <w:szCs w:val="20"/>
+              </w:rPr>
+              <w:t xml:space="preserve">A working day with no scan and no approved leave.</w:t>
+            </w:r>
+          </w:p>
+        </w:tc>
+      </w:tr>
+    </w:tbl>
+    <w:p>
+      <w:pPr>
+        <w:pStyle w:val="ListParagraph"/>
+        <w:numPr>
+          <w:ilvl w:val="0"/>
+          <w:numId w:val="2"/>
+        </w:numPr>
+        <w:spacing w:after="70" w:line="264"/>
+      </w:pPr>
+      <w:r>
+        <w:rPr>
+          <w:rFonts w:ascii="Calibri" w:cs="Calibri" w:eastAsia="Calibri" w:hAnsi="Calibri"/>
+          <w:color w:val="2B3350"/>
+          <w:sz w:val="21"/>
+          <w:szCs w:val="21"/>
+        </w:rPr>
+        <w:t xml:space="preserve">A scan beats leave: somebody who came in on their approved leave day was at work.</w:t>
+      </w:r>
+    </w:p>
+    <w:p>
+      <w:pPr>
+        <w:pStyle w:val="ListParagraph"/>
+        <w:numPr>
+          <w:ilvl w:val="0"/>
+          <w:numId w:val="2"/>
+        </w:numPr>
+        <w:spacing w:after="70" w:line="264"/>
+      </w:pPr>
+      <w:r>
+        <w:rPr>
+          <w:rFonts w:ascii="Calibri" w:cs="Calibri" w:eastAsia="Calibri" w:hAnsi="Calibri"/>
+          <w:color w:val="2B3350"/>
+          <w:sz w:val="21"/>
+          <w:szCs w:val="21"/>
+        </w:rPr>
+        <w:t xml:space="preserve">A day with a time in and no time out contributes no hours at all, and the sheet says how many such days there are. Nothing is guessed onto a payslip.</w:t>
+      </w:r>
+    </w:p>
+    <w:p>
+      <w:pPr>
+        <w:pStyle w:val="ListParagraph"/>
+        <w:numPr>
+          <w:ilvl w:val="0"/>
+          <w:numId w:val="2"/>
+        </w:numPr>
+        <w:spacing w:after="70" w:line="264"/>
+      </w:pPr>
+      <w:r>
+        <w:rPr>
+          <w:rFonts w:ascii="Calibri" w:cs="Calibri" w:eastAsia="Calibri" w:hAnsi="Calibri"/>
+          <w:color w:val="2B3350"/>
+          <w:sz w:val="21"/>
+          <w:szCs w:val="21"/>
+        </w:rPr>
+        <w:t xml:space="preserve">Totals: days worked, hours, lates, days on leave, days absent.</w:t>
+      </w:r>
+    </w:p>
+    <w:p>
+      <w:pPr>
+        <w:pBdr>
+          <w:left w:val="single" w:color="B37418" w:sz="12" w:space="10"/>
+        </w:pBdr>
+        <w:spacing w:after="200" w:before="120" w:line="264"/>
+        <w:ind w:left="180"/>
+      </w:pPr>
+      <w:r>
+        <w:rPr>
+          <w:rFonts w:ascii="Calibri" w:cs="Calibri" w:eastAsia="Calibri" w:hAnsi="Calibri"/>
+          <w:i/>
+          <w:iCs/>
+          <w:color w:val="55608A"/>
+          <w:sz w:val="20"/>
+          <w:szCs w:val="20"/>
+        </w:rPr>
+        <w:t xml:space="preserve">LogicClass does not run payroll. It produces the sheet a payroll clerk reads before they run it.</w:t>
+      </w:r>
+    </w:p>
+    <w:p>
+      <w:pPr>
+        <w:pStyle w:val="Heading1"/>
+        <w:pageBreakBefore/>
+        <w:spacing w:after="160" w:before="0"/>
+      </w:pPr>
+      <w:r>
+        <w:rPr>
+          <w:rFonts w:ascii="Cambria" w:cs="Cambria" w:eastAsia="Cambria" w:hAnsi="Cambria"/>
+          <w:b/>
+          <w:bCs/>
+          <w:color w:val="1E2761"/>
+          <w:sz w:val="32"/>
+          <w:szCs w:val="32"/>
+        </w:rPr>
+        <w:t xml:space="preserve">24. Signing in when you cannot</w:t>
+      </w:r>
+    </w:p>
+    <w:p>
+      <w:pPr>
+        <w:spacing w:after="120" w:before="0" w:line="264"/>
+      </w:pPr>
+      <w:r>
+        <w:rPr>
+          <w:rFonts w:ascii="Calibri" w:cs="Calibri" w:eastAsia="Calibri" w:hAnsi="Calibri"/>
+          <w:color w:val="2B3350"/>
+          <w:sz w:val="21"/>
+          <w:szCs w:val="21"/>
+        </w:rPr>
+        <w:t xml:space="preserve">Two routes back into an account, because the people who need one do not all have the same things.</w:t>
+      </w:r>
+    </w:p>
+    <w:tbl>
+      <w:tblPr>
+        <w:tblW w:type="dxa" w:w="9360"/>
+        <w:tblBorders>
+          <w:top w:val="single" w:color="D6DEF0" w:sz="4"/>
+          <w:left w:val="single" w:color="D6DEF0" w:sz="4"/>
+          <w:bottom w:val="single" w:color="D6DEF0" w:sz="4"/>
+          <w:right w:val="single" w:color="D6DEF0" w:sz="4"/>
+          <w:insideH w:val="single" w:color="D6DEF0" w:sz="4"/>
+          <w:insideV w:val="single" w:color="D6DEF0" w:sz="4"/>
+        </w:tblBorders>
+      </w:tblPr>
+      <w:tblGrid>
+        <w:gridCol w:w="2340"/>
+        <w:gridCol w:w="2700"/>
+        <w:gridCol w:w="4320"/>
+      </w:tblGrid>
+      <w:tr>
+        <w:trPr>
+          <w:tblHeader/>
+        </w:trPr>
+        <w:tc>
+          <w:tcPr>
+            <w:tcW w:type="dxa" w:w="2340"/>
+            <w:shd w:fill="EEF2FB" w:color="auto" w:val="clear"/>
+            <w:tcMar>
+              <w:top w:type="dxa" w:w="90"/>
+              <w:left w:type="dxa" w:w="120"/>
+              <w:bottom w:type="dxa" w:w="90"/>
+              <w:right w:type="dxa" w:w="120"/>
+            </w:tcMar>
+          </w:tcPr>
+          <w:p>
+            <w:pPr>
+              <w:spacing w:after="0" w:line="250"/>
+            </w:pPr>
+            <w:r>
+              <w:rPr>
+                <w:rFonts w:ascii="Calibri" w:cs="Calibri" w:eastAsia="Calibri" w:hAnsi="Calibri"/>
+                <w:b/>
+                <w:bCs/>
+                <w:color w:val="1E2761"/>
+                <w:sz w:val="19"/>
+                <w:szCs w:val="19"/>
+              </w:rPr>
+              <w:t xml:space="preserve">Route</w:t>
+            </w:r>
+          </w:p>
+        </w:tc>
+        <w:tc>
+          <w:tcPr>
+            <w:tcW w:type="dxa" w:w="2700"/>
+            <w:shd w:fill="EEF2FB" w:color="auto" w:val="clear"/>
+            <w:tcMar>
+              <w:top w:type="dxa" w:w="90"/>
+              <w:left w:type="dxa" w:w="120"/>
+              <w:bottom w:type="dxa" w:w="90"/>
+              <w:right w:type="dxa" w:w="120"/>
+            </w:tcMar>
+          </w:tcPr>
+          <w:p>
+            <w:pPr>
+              <w:spacing w:after="0" w:line="250"/>
+            </w:pPr>
+            <w:r>
+              <w:rPr>
+                <w:rFonts w:ascii="Calibri" w:cs="Calibri" w:eastAsia="Calibri" w:hAnsi="Calibri"/>
+                <w:b/>
+                <w:bCs/>
+                <w:color w:val="1E2761"/>
+                <w:sz w:val="19"/>
+                <w:szCs w:val="19"/>
+              </w:rPr>
+              <w:t xml:space="preserve">What happens</w:t>
+            </w:r>
+          </w:p>
+        </w:tc>
+      </w:tr>
+      <w:tr>
+        <w:trPr>
+          <w:cantSplit/>
+        </w:trPr>
+        <w:tc>
+          <w:tcPr>
+            <w:tcW w:type="dxa" w:w="2340"/>
+            <w:tcMar>
+              <w:top w:type="dxa" w:w="90"/>
+              <w:left w:type="dxa" w:w="120"/>
+              <w:bottom w:type="dxa" w:w="90"/>
+              <w:right w:type="dxa" w:w="120"/>
+            </w:tcMar>
+          </w:tcPr>
+          <w:p>
+            <w:pPr>
+              <w:spacing w:after="0" w:line="250"/>
+            </w:pPr>
+            <w:r>
+              <w:rPr>
+                <w:rFonts w:ascii="Calibri" w:cs="Calibri" w:eastAsia="Calibri" w:hAnsi="Calibri"/>
+                <w:b/>
+                <w:bCs/>
+                <w:color w:val="2B3350"/>
+                <w:sz w:val="20"/>
+                <w:szCs w:val="20"/>
+              </w:rPr>
+              <w:t xml:space="preserve">Reset by email</w:t>
+            </w:r>
+          </w:p>
+        </w:tc>
+        <w:tc>
+          <w:tcPr>
+            <w:tcW w:type="dxa" w:w="2700"/>
+            <w:tcMar>
+              <w:top w:type="dxa" w:w="90"/>
+              <w:left w:type="dxa" w:w="120"/>
+              <w:bottom w:type="dxa" w:w="90"/>
+              <w:right w:type="dxa" w:w="120"/>
+            </w:tcMar>
+          </w:tcPr>
+          <w:p>
+            <w:pPr>
+              <w:spacing w:after="0" w:line="250"/>
+            </w:pPr>
+            <w:r>
+              <w:rPr>
+                <w:rFonts w:ascii="Calibri" w:cs="Calibri" w:eastAsia="Calibri" w:hAnsi="Calibri"/>
+                <w:b w:val="false"/>
+                <w:bCs w:val="false"/>
+                <w:color w:val="2B3350"/>
+                <w:sz w:val="20"/>
+                <w:szCs w:val="20"/>
+              </w:rPr>
+              <w:t xml:space="preserve">A link is emailed to the address on the account.</w:t>
+            </w:r>
+          </w:p>
+        </w:tc>
+      </w:tr>
+      <w:tr>
+        <w:trPr>
+          <w:cantSplit/>
+        </w:trPr>
+        <w:tc>
+          <w:tcPr>
+            <w:tcW w:type="dxa" w:w="2340"/>
+            <w:tcMar>
+              <w:top w:type="dxa" w:w="90"/>
+              <w:left w:type="dxa" w:w="120"/>
+              <w:bottom w:type="dxa" w:w="90"/>
+              <w:right w:type="dxa" w:w="120"/>
+            </w:tcMar>
+          </w:tcPr>
+          <w:p>
+            <w:pPr>
+              <w:spacing w:after="0" w:line="250"/>
+            </w:pPr>
+            <w:r>
+              <w:rPr>
+                <w:rFonts w:ascii="Calibri" w:cs="Calibri" w:eastAsia="Calibri" w:hAnsi="Calibri"/>
+                <w:b/>
+                <w:bCs/>
+                <w:color w:val="2B3350"/>
+                <w:sz w:val="20"/>
+                <w:szCs w:val="20"/>
+              </w:rPr>
+              <w:t xml:space="preserve">Reset by phone</w:t>
+            </w:r>
+          </w:p>
+        </w:tc>
+        <w:tc>
+          <w:tcPr>
+            <w:tcW w:type="dxa" w:w="2700"/>
+            <w:tcMar>
+              <w:top w:type="dxa" w:w="90"/>
+              <w:left w:type="dxa" w:w="120"/>
+              <w:bottom w:type="dxa" w:w="90"/>
+              <w:right w:type="dxa" w:w="120"/>
+            </w:tcMar>
+          </w:tcPr>
+          <w:p>
+            <w:pPr>
+              <w:spacing w:after="0" w:line="250"/>
+            </w:pPr>
+            <w:r>
+              <w:rPr>
+                <w:rFonts w:ascii="Calibri" w:cs="Calibri" w:eastAsia="Calibri" w:hAnsi="Calibri"/>
+                <w:b w:val="false"/>
+                <w:bCs w:val="false"/>
+                <w:color w:val="2B3350"/>
+                <w:sz w:val="20"/>
+                <w:szCs w:val="20"/>
+              </w:rPr>
+              <w:t xml:space="preserve">A code is texted to the mobile number on the account. The person then chooses a new password.</w:t>
+            </w:r>
+          </w:p>
+        </w:tc>
+      </w:tr>
+    </w:tbl>
+    <w:p>
+      <w:pPr>
+        <w:spacing w:after="120" w:before="0" w:line="264"/>
+      </w:pPr>
+      <w:r>
+        <w:rPr>
+          <w:rFonts w:ascii="Calibri" w:cs="Calibri" w:eastAsia="Calibri" w:hAnsi="Calibri"/>
+          <w:color w:val="2B3350"/>
+          <w:sz w:val="21"/>
+          <w:szCs w:val="21"/>
+        </w:rPr>
+        <w:t xml:space="preserve">The phone route exists because a family whose only device is the handset in their pocket often has no email they can reach - and the account they cannot get into is frequently the one the school emailed the invitation to.</w:t>
+      </w:r>
+    </w:p>
+    <w:p>
+      <w:pPr>
+        <w:pStyle w:val="Heading2"/>
+        <w:spacing w:after="120" w:before="280"/>
+      </w:pPr>
+      <w:r>
+        <w:rPr>
+          <w:rFonts w:ascii="Cambria" w:cs="Cambria" w:eastAsia="Cambria" w:hAnsi="Cambria"/>
+          <w:b/>
+          <w:bCs/>
+          <w:color w:val="1E2761"/>
+          <w:sz w:val="25"/>
+          <w:szCs w:val="25"/>
+        </w:rPr>
+        <w:t xml:space="preserve">24.1 What it will not do</w:t>
+      </w:r>
+    </w:p>
+    <w:p>
+      <w:pPr>
+        <w:pStyle w:val="ListParagraph"/>
+        <w:numPr>
+          <w:ilvl w:val="0"/>
+          <w:numId w:val="2"/>
+        </w:numPr>
+        <w:spacing w:after="70" w:line="264"/>
+      </w:pPr>
+      <w:r>
+        <w:rPr>
+          <w:rFonts w:ascii="Calibri" w:cs="Calibri" w:eastAsia="Calibri" w:hAnsi="Calibri"/>
+          <w:color w:val="2B3350"/>
+          <w:sz w:val="21"/>
+          <w:szCs w:val="21"/>
+        </w:rPr>
+        <w:t xml:space="preserve">It will not recover an account when the number is registered to more than one - a parent who also works at the school, or a household sharing a handset. It says so and asks them to contact the office.</w:t>
+      </w:r>
+    </w:p>
+    <w:p>
+      <w:pPr>
+        <w:pStyle w:val="ListParagraph"/>
+        <w:numPr>
+          <w:ilvl w:val="0"/>
+          <w:numId w:val="2"/>
+        </w:numPr>
+        <w:spacing w:after="70" w:line="264"/>
+      </w:pPr>
+      <w:r>
+        <w:rPr>
+          <w:rFonts w:ascii="Calibri" w:cs="Calibri" w:eastAsia="Calibri" w:hAnsi="Calibri"/>
+          <w:color w:val="2B3350"/>
+          <w:sz w:val="21"/>
+          <w:szCs w:val="21"/>
+        </w:rPr>
+        <w:t xml:space="preserve">It will not recover a suspended or closed account.</w:t>
+      </w:r>
+    </w:p>
+    <w:p>
+      <w:pPr>
+        <w:pStyle w:val="ListParagraph"/>
+        <w:numPr>
+          <w:ilvl w:val="0"/>
+          <w:numId w:val="2"/>
+        </w:numPr>
+        <w:spacing w:after="70" w:line="264"/>
+      </w:pPr>
+      <w:r>
+        <w:rPr>
+          <w:rFonts w:ascii="Calibri" w:cs="Calibri" w:eastAsia="Calibri" w:hAnsi="Calibri"/>
+          <w:color w:val="2B3350"/>
+          <w:sz w:val="21"/>
+          <w:szCs w:val="21"/>
+        </w:rPr>
+        <w:t xml:space="preserve">It signs out every other session on the account, because somebody recovering an account is often doing it because somebody else has it.</w:t>
+      </w:r>
+    </w:p>
+    <w:p>
+      <w:pPr>
+        <w:pBdr>
+          <w:left w:val="single" w:color="B37418" w:sz="12" w:space="10"/>
+        </w:pBdr>
+        <w:spacing w:after="200" w:before="120" w:line="264"/>
+        <w:ind w:left="180"/>
+      </w:pPr>
+      <w:r>
+        <w:rPr>
+          <w:rFonts w:ascii="Calibri" w:cs="Calibri" w:eastAsia="Calibri" w:hAnsi="Calibri"/>
+          <w:i/>
+          <w:iCs/>
+          <w:color w:val="55608A"/>
+          <w:sz w:val="20"/>
+          <w:szCs w:val="20"/>
+        </w:rPr>
+        <w:t xml:space="preserve">This is only as good as the mobile numbers on your records. A school that never filled the field in has given its families a route that finds nothing.</w:t>
+      </w:r>
+    </w:p>
+    <w:p>
+      <w:pPr>
+        <w:pStyle w:val="Heading1"/>
+        <w:pageBreakBefore/>
+        <w:spacing w:after="160" w:before="0"/>
+      </w:pPr>
+      <w:r>
+        <w:rPr>
+          <w:rFonts w:ascii="Cambria" w:cs="Cambria" w:eastAsia="Cambria" w:hAnsi="Cambria"/>
+          <w:b/>
+          <w:bCs/>
+          <w:color w:val="1E2761"/>
+          <w:sz w:val="32"/>
+          <w:szCs w:val="32"/>
+        </w:rPr>
+        <w:t xml:space="preserve">25. Security</w:t>
       </w:r>
     </w:p>
     <w:p>
@@ -25559,7 +28957,7 @@
           <w:sz w:val="25"/>
           <w:szCs w:val="25"/>
         </w:rPr>
-        <w:t xml:space="preserve">22.1 One school cannot see another</w:t>
+        <w:t xml:space="preserve">25.1 One school cannot see another</w:t>
       </w:r>
     </w:p>
     <w:p>
@@ -25590,7 +28988,7 @@
           <w:sz w:val="25"/>
           <w:szCs w:val="25"/>
         </w:rPr>
-        <w:t xml:space="preserve">22.2 Divisions hold too</w:t>
+        <w:t xml:space="preserve">25.2 Divisions hold too</w:t>
       </w:r>
     </w:p>
     <w:p>
@@ -25621,7 +29019,7 @@
           <w:sz w:val="25"/>
           <w:szCs w:val="25"/>
         </w:rPr>
-        <w:t xml:space="preserve">22.3 Fields the app can never write</w:t>
+        <w:t xml:space="preserve">25.3 Fields the app can never write</w:t>
       </w:r>
     </w:p>
     <w:tbl>
@@ -26175,7 +29573,7 @@
           <w:sz w:val="25"/>
           <w:szCs w:val="25"/>
         </w:rPr>
-        <w:t xml:space="preserve">22.4 Everything is written down</w:t>
+        <w:t xml:space="preserve">25.4 Everything is written down</w:t>
       </w:r>
     </w:p>
     <w:p>
@@ -26207,7 +29605,7 @@
           <w:sz w:val="32"/>
           <w:szCs w:val="32"/>
         </w:rPr>
-        <w:t xml:space="preserve">23. Data Privacy Act</w:t>
+        <w:t xml:space="preserve">26. Data Privacy Act</w:t>
       </w:r>
     </w:p>
     <w:p>
@@ -27034,7 +30432,7 @@
           <w:sz w:val="32"/>
           <w:szCs w:val="32"/>
         </w:rPr>
-        <w:t xml:space="preserve">24. Where it runs</w:t>
+        <w:t xml:space="preserve">27. Where it runs</w:t>
       </w:r>
     </w:p>
     <w:tbl>
@@ -27431,7 +30829,7 @@
           <w:sz w:val="32"/>
           <w:szCs w:val="32"/>
         </w:rPr>
-        <w:t xml:space="preserve">25. Going live</w:t>
+        <w:t xml:space="preserve">28. Going live</w:t>
       </w:r>
     </w:p>
     <w:p>

--- a/marketing/LogicClass-Feature-Guide.docx
+++ b/marketing/LogicClass-Feature-Guide.docx
@@ -476,6 +476,118 @@
     </w:p>
     <w:p>
       <w:pPr>
+        <w:spacing w:after="60" w:line="264"/>
+      </w:pPr>
+      <w:r>
+        <w:rPr>
+          <w:rFonts w:ascii="Calibri" w:cs="Calibri" w:eastAsia="Calibri" w:hAnsi="Calibri"/>
+          <w:color w:val="2B3350"/>
+          <w:sz w:val="21"/>
+          <w:szCs w:val="21"/>
+        </w:rPr>
+        <w:t xml:space="preserve">29. Admissions</w:t>
+      </w:r>
+    </w:p>
+    <w:p>
+      <w:pPr>
+        <w:spacing w:after="60" w:line="264"/>
+      </w:pPr>
+      <w:r>
+        <w:rPr>
+          <w:rFonts w:ascii="Calibri" w:cs="Calibri" w:eastAsia="Calibri" w:hAnsi="Calibri"/>
+          <w:color w:val="2B3350"/>
+          <w:sz w:val="21"/>
+          <w:szCs w:val="21"/>
+        </w:rPr>
+        <w:t xml:space="preserve">30. Grading and the report card</w:t>
+      </w:r>
+    </w:p>
+    <w:p>
+      <w:pPr>
+        <w:spacing w:after="60" w:line="264"/>
+      </w:pPr>
+      <w:r>
+        <w:rPr>
+          <w:rFonts w:ascii="Calibri" w:cs="Calibri" w:eastAsia="Calibri" w:hAnsi="Calibri"/>
+          <w:color w:val="2B3350"/>
+          <w:sz w:val="21"/>
+          <w:szCs w:val="21"/>
+        </w:rPr>
+        <w:t xml:space="preserve">31. Instalments, discounts and vouchers</w:t>
+      </w:r>
+    </w:p>
+    <w:p>
+      <w:pPr>
+        <w:spacing w:after="60" w:line="264"/>
+      </w:pPr>
+      <w:r>
+        <w:rPr>
+          <w:rFonts w:ascii="Calibri" w:cs="Calibri" w:eastAsia="Calibri" w:hAnsi="Calibri"/>
+          <w:color w:val="2B3350"/>
+          <w:sz w:val="21"/>
+          <w:szCs w:val="21"/>
+        </w:rPr>
+        <w:t xml:space="preserve">32. Official receipts</w:t>
+      </w:r>
+    </w:p>
+    <w:p>
+      <w:pPr>
+        <w:spacing w:after="60" w:line="264"/>
+      </w:pPr>
+      <w:r>
+        <w:rPr>
+          <w:rFonts w:ascii="Calibri" w:cs="Calibri" w:eastAsia="Calibri" w:hAnsi="Calibri"/>
+          <w:color w:val="2B3350"/>
+          <w:sz w:val="21"/>
+          <w:szCs w:val="21"/>
+        </w:rPr>
+        <w:t xml:space="preserve">33. Payroll</w:t>
+      </w:r>
+    </w:p>
+    <w:p>
+      <w:pPr>
+        <w:spacing w:after="60" w:line="264"/>
+      </w:pPr>
+      <w:r>
+        <w:rPr>
+          <w:rFonts w:ascii="Calibri" w:cs="Calibri" w:eastAsia="Calibri" w:hAnsi="Calibri"/>
+          <w:color w:val="2B3350"/>
+          <w:sz w:val="21"/>
+          <w:szCs w:val="21"/>
+        </w:rPr>
+        <w:t xml:space="preserve">34. Inventory</w:t>
+      </w:r>
+    </w:p>
+    <w:p>
+      <w:pPr>
+        <w:spacing w:after="60" w:line="264"/>
+      </w:pPr>
+      <w:r>
+        <w:rPr>
+          <w:rFonts w:ascii="Calibri" w:cs="Calibri" w:eastAsia="Calibri" w:hAnsi="Calibri"/>
+          <w:color w:val="2B3350"/>
+          <w:sz w:val="21"/>
+          <w:szCs w:val="21"/>
+        </w:rPr>
+        <w:t xml:space="preserve">35. Year-end rollover</w:t>
+      </w:r>
+    </w:p>
+    <w:p>
+      <w:pPr>
+        <w:spacing w:after="60" w:line="264"/>
+      </w:pPr>
+      <w:r>
+        <w:rPr>
+          <w:rFonts w:ascii="Calibri" w:cs="Calibri" w:eastAsia="Calibri" w:hAnsi="Calibri"/>
+          <w:color w:val="2B3350"/>
+          <w:sz w:val="21"/>
+          <w:szCs w:val="21"/>
+        </w:rPr>
+        <w:t xml:space="preserve">36. The live demo</w:t>
+      </w:r>
+    </w:p>
+    <w:p>
+      <w:pPr>
         <w:pStyle w:val="Heading1"/>
         <w:pageBreakBefore/>
         <w:spacing w:after="160" w:before="0"/>
@@ -28571,7 +28683,7 @@
           <w:sz w:val="20"/>
           <w:szCs w:val="20"/>
         </w:rPr>
-        <w:t xml:space="preserve">LogicClass does not run payroll. It produces the sheet a payroll clerk reads before they run it.</w:t>
+        <w:t xml:space="preserve">This is the sheet payroll is run from. The run itself is section 33.</w:t>
       </w:r>
     </w:p>
     <w:p>
@@ -31573,6 +31685,6051 @@
           <w:szCs w:val="20"/>
         </w:rPr>
         <w:t xml:space="preserve">Every failure names its remedy. A check that cannot say what to do about it is not a check, it is an alarm.</w:t>
+      </w:r>
+    </w:p>
+    <w:p>
+      <w:pPr>
+        <w:pStyle w:val="Heading1"/>
+        <w:pageBreakBefore/>
+        <w:spacing w:after="160" w:before="0"/>
+      </w:pPr>
+      <w:r>
+        <w:rPr>
+          <w:rFonts w:ascii="Cambria" w:cs="Cambria" w:eastAsia="Cambria" w:hAnsi="Cambria"/>
+          <w:b/>
+          <w:bCs/>
+          <w:color w:val="1E2761"/>
+          <w:sz w:val="32"/>
+          <w:szCs w:val="32"/>
+        </w:rPr>
+        <w:t xml:space="preserve">29. Admissions</w:t>
+      </w:r>
+    </w:p>
+    <w:p>
+      <w:pPr>
+        <w:spacing w:after="120" w:before="0" w:line="264"/>
+      </w:pPr>
+      <w:r>
+        <w:rPr>
+          <w:rFonts w:ascii="Calibri" w:cs="Calibri" w:eastAsia="Calibri" w:hAnsi="Calibri"/>
+          <w:color w:val="2B3350"/>
+          <w:sz w:val="21"/>
+          <w:szCs w:val="21"/>
+        </w:rPr>
+        <w:t xml:space="preserve">The pipeline in front of enrolment: an enquiry becomes an applicant, an applicant becomes a student. Opened from the Registrar portal, and the screen opens on the enquiries nobody has moved in a week, longest wait first - because that list is the one a school loses a year to.</w:t>
+      </w:r>
+    </w:p>
+    <w:p>
+      <w:pPr>
+        <w:pStyle w:val="Heading2"/>
+        <w:spacing w:after="120" w:before="280"/>
+      </w:pPr>
+      <w:r>
+        <w:rPr>
+          <w:rFonts w:ascii="Cambria" w:cs="Cambria" w:eastAsia="Cambria" w:hAnsi="Cambria"/>
+          <w:b/>
+          <w:bCs/>
+          <w:color w:val="1E2761"/>
+          <w:sz w:val="25"/>
+          <w:szCs w:val="25"/>
+        </w:rPr>
+        <w:t xml:space="preserve">29.1 The seven stages</w:t>
+      </w:r>
+    </w:p>
+    <w:tbl>
+      <w:tblPr>
+        <w:tblW w:type="dxa" w:w="9360"/>
+        <w:tblBorders>
+          <w:top w:val="single" w:color="D6DEF0" w:sz="4"/>
+          <w:left w:val="single" w:color="D6DEF0" w:sz="4"/>
+          <w:bottom w:val="single" w:color="D6DEF0" w:sz="4"/>
+          <w:right w:val="single" w:color="D6DEF0" w:sz="4"/>
+          <w:insideH w:val="single" w:color="D6DEF0" w:sz="4"/>
+          <w:insideV w:val="single" w:color="D6DEF0" w:sz="4"/>
+        </w:tblBorders>
+      </w:tblPr>
+      <w:tblGrid>
+        <w:gridCol w:w="2340"/>
+        <w:gridCol w:w="2700"/>
+        <w:gridCol w:w="4320"/>
+      </w:tblGrid>
+      <w:tr>
+        <w:trPr>
+          <w:tblHeader/>
+        </w:trPr>
+        <w:tc>
+          <w:tcPr>
+            <w:tcW w:type="dxa" w:w="2340"/>
+            <w:shd w:fill="EEF2FB" w:color="auto" w:val="clear"/>
+            <w:tcMar>
+              <w:top w:type="dxa" w:w="90"/>
+              <w:left w:type="dxa" w:w="120"/>
+              <w:bottom w:type="dxa" w:w="90"/>
+              <w:right w:type="dxa" w:w="120"/>
+            </w:tcMar>
+          </w:tcPr>
+          <w:p>
+            <w:pPr>
+              <w:spacing w:after="0" w:line="250"/>
+            </w:pPr>
+            <w:r>
+              <w:rPr>
+                <w:rFonts w:ascii="Calibri" w:cs="Calibri" w:eastAsia="Calibri" w:hAnsi="Calibri"/>
+                <w:b/>
+                <w:bCs/>
+                <w:color w:val="1E2761"/>
+                <w:sz w:val="19"/>
+                <w:szCs w:val="19"/>
+              </w:rPr>
+              <w:t xml:space="preserve">Stage</w:t>
+            </w:r>
+          </w:p>
+        </w:tc>
+        <w:tc>
+          <w:tcPr>
+            <w:tcW w:type="dxa" w:w="2700"/>
+            <w:shd w:fill="EEF2FB" w:color="auto" w:val="clear"/>
+            <w:tcMar>
+              <w:top w:type="dxa" w:w="90"/>
+              <w:left w:type="dxa" w:w="120"/>
+              <w:bottom w:type="dxa" w:w="90"/>
+              <w:right w:type="dxa" w:w="120"/>
+            </w:tcMar>
+          </w:tcPr>
+          <w:p>
+            <w:pPr>
+              <w:spacing w:after="0" w:line="250"/>
+            </w:pPr>
+            <w:r>
+              <w:rPr>
+                <w:rFonts w:ascii="Calibri" w:cs="Calibri" w:eastAsia="Calibri" w:hAnsi="Calibri"/>
+                <w:b/>
+                <w:bCs/>
+                <w:color w:val="1E2761"/>
+                <w:sz w:val="19"/>
+                <w:szCs w:val="19"/>
+              </w:rPr>
+              <w:t xml:space="preserve">Means</w:t>
+            </w:r>
+          </w:p>
+        </w:tc>
+        <w:tc>
+          <w:tcPr>
+            <w:tcW w:type="dxa" w:w="4320"/>
+            <w:shd w:fill="EEF2FB" w:color="auto" w:val="clear"/>
+            <w:tcMar>
+              <w:top w:type="dxa" w:w="90"/>
+              <w:left w:type="dxa" w:w="120"/>
+              <w:bottom w:type="dxa" w:w="90"/>
+              <w:right w:type="dxa" w:w="120"/>
+            </w:tcMar>
+          </w:tcPr>
+          <w:p>
+            <w:pPr>
+              <w:spacing w:after="0" w:line="250"/>
+            </w:pPr>
+            <w:r>
+              <w:rPr>
+                <w:rFonts w:ascii="Calibri" w:cs="Calibri" w:eastAsia="Calibri" w:hAnsi="Calibri"/>
+                <w:b/>
+                <w:bCs/>
+                <w:color w:val="1E2761"/>
+                <w:sz w:val="19"/>
+                <w:szCs w:val="19"/>
+              </w:rPr>
+              <w:t xml:space="preserve">What it needs</w:t>
+            </w:r>
+          </w:p>
+        </w:tc>
+      </w:tr>
+      <w:tr>
+        <w:trPr>
+          <w:cantSplit/>
+        </w:trPr>
+        <w:tc>
+          <w:tcPr>
+            <w:tcW w:type="dxa" w:w="2340"/>
+            <w:tcMar>
+              <w:top w:type="dxa" w:w="90"/>
+              <w:left w:type="dxa" w:w="120"/>
+              <w:bottom w:type="dxa" w:w="90"/>
+              <w:right w:type="dxa" w:w="120"/>
+            </w:tcMar>
+          </w:tcPr>
+          <w:p>
+            <w:pPr>
+              <w:spacing w:after="0" w:line="250"/>
+            </w:pPr>
+            <w:r>
+              <w:rPr>
+                <w:rFonts w:ascii="Calibri" w:cs="Calibri" w:eastAsia="Calibri" w:hAnsi="Calibri"/>
+                <w:b/>
+                <w:bCs/>
+                <w:color w:val="2B3350"/>
+                <w:sz w:val="20"/>
+                <w:szCs w:val="20"/>
+              </w:rPr>
+              <w:t xml:space="preserve">Enquiry</w:t>
+            </w:r>
+          </w:p>
+        </w:tc>
+        <w:tc>
+          <w:tcPr>
+            <w:tcW w:type="dxa" w:w="2700"/>
+            <w:tcMar>
+              <w:top w:type="dxa" w:w="90"/>
+              <w:left w:type="dxa" w:w="120"/>
+              <w:bottom w:type="dxa" w:w="90"/>
+              <w:right w:type="dxa" w:w="120"/>
+            </w:tcMar>
+          </w:tcPr>
+          <w:p>
+            <w:pPr>
+              <w:spacing w:after="0" w:line="250"/>
+            </w:pPr>
+            <w:r>
+              <w:rPr>
+                <w:rFonts w:ascii="Calibri" w:cs="Calibri" w:eastAsia="Calibri" w:hAnsi="Calibri"/>
+                <w:b w:val="false"/>
+                <w:bCs w:val="false"/>
+                <w:color w:val="2B3350"/>
+                <w:sz w:val="20"/>
+                <w:szCs w:val="20"/>
+              </w:rPr>
+              <w:t xml:space="preserve">Somebody asked</w:t>
+            </w:r>
+          </w:p>
+        </w:tc>
+        <w:tc>
+          <w:tcPr>
+            <w:tcW w:type="dxa" w:w="4320"/>
+            <w:tcMar>
+              <w:top w:type="dxa" w:w="90"/>
+              <w:left w:type="dxa" w:w="120"/>
+              <w:bottom w:type="dxa" w:w="90"/>
+              <w:right w:type="dxa" w:w="120"/>
+            </w:tcMar>
+          </w:tcPr>
+          <w:p>
+            <w:pPr>
+              <w:spacing w:after="0" w:line="250"/>
+            </w:pPr>
+            <w:r>
+              <w:rPr>
+                <w:rFonts w:ascii="Calibri" w:cs="Calibri" w:eastAsia="Calibri" w:hAnsi="Calibri"/>
+                <w:b w:val="false"/>
+                <w:bCs w:val="false"/>
+                <w:color w:val="2B3350"/>
+                <w:sz w:val="20"/>
+                <w:szCs w:val="20"/>
+              </w:rPr>
+              <w:t xml:space="preserve">Name, contact number, the grade level applied for, and where the family heard about the school.</w:t>
+            </w:r>
+          </w:p>
+        </w:tc>
+      </w:tr>
+      <w:tr>
+        <w:trPr>
+          <w:cantSplit/>
+        </w:trPr>
+        <w:tc>
+          <w:tcPr>
+            <w:tcW w:type="dxa" w:w="2340"/>
+            <w:tcMar>
+              <w:top w:type="dxa" w:w="90"/>
+              <w:left w:type="dxa" w:w="120"/>
+              <w:bottom w:type="dxa" w:w="90"/>
+              <w:right w:type="dxa" w:w="120"/>
+            </w:tcMar>
+          </w:tcPr>
+          <w:p>
+            <w:pPr>
+              <w:spacing w:after="0" w:line="250"/>
+            </w:pPr>
+            <w:r>
+              <w:rPr>
+                <w:rFonts w:ascii="Calibri" w:cs="Calibri" w:eastAsia="Calibri" w:hAnsi="Calibri"/>
+                <w:b/>
+                <w:bCs/>
+                <w:color w:val="2B3350"/>
+                <w:sz w:val="20"/>
+                <w:szCs w:val="20"/>
+              </w:rPr>
+              <w:t xml:space="preserve">Applied</w:t>
+            </w:r>
+          </w:p>
+        </w:tc>
+        <w:tc>
+          <w:tcPr>
+            <w:tcW w:type="dxa" w:w="2700"/>
+            <w:tcMar>
+              <w:top w:type="dxa" w:w="90"/>
+              <w:left w:type="dxa" w:w="120"/>
+              <w:bottom w:type="dxa" w:w="90"/>
+              <w:right w:type="dxa" w:w="120"/>
+            </w:tcMar>
+          </w:tcPr>
+          <w:p>
+            <w:pPr>
+              <w:spacing w:after="0" w:line="250"/>
+            </w:pPr>
+            <w:r>
+              <w:rPr>
+                <w:rFonts w:ascii="Calibri" w:cs="Calibri" w:eastAsia="Calibri" w:hAnsi="Calibri"/>
+                <w:b w:val="false"/>
+                <w:bCs w:val="false"/>
+                <w:color w:val="2B3350"/>
+                <w:sz w:val="20"/>
+                <w:szCs w:val="20"/>
+              </w:rPr>
+              <w:t xml:space="preserve">The form is in</w:t>
+            </w:r>
+          </w:p>
+        </w:tc>
+        <w:tc>
+          <w:tcPr>
+            <w:tcW w:type="dxa" w:w="4320"/>
+            <w:tcMar>
+              <w:top w:type="dxa" w:w="90"/>
+              <w:left w:type="dxa" w:w="120"/>
+              <w:bottom w:type="dxa" w:w="90"/>
+              <w:right w:type="dxa" w:w="120"/>
+            </w:tcMar>
+          </w:tcPr>
+          <w:p>
+            <w:pPr>
+              <w:spacing w:after="0" w:line="250"/>
+            </w:pPr>
+            <w:r>
+              <w:rPr>
+                <w:rFonts w:ascii="Calibri" w:cs="Calibri" w:eastAsia="Calibri" w:hAnsi="Calibri"/>
+                <w:b w:val="false"/>
+                <w:bCs w:val="false"/>
+                <w:color w:val="2B3350"/>
+                <w:sz w:val="20"/>
+                <w:szCs w:val="20"/>
+              </w:rPr>
+              <w:t xml:space="preserve">With the documents the school asked for listed against the record.</w:t>
+            </w:r>
+          </w:p>
+        </w:tc>
+      </w:tr>
+      <w:tr>
+        <w:trPr>
+          <w:cantSplit/>
+        </w:trPr>
+        <w:tc>
+          <w:tcPr>
+            <w:tcW w:type="dxa" w:w="2340"/>
+            <w:tcMar>
+              <w:top w:type="dxa" w:w="90"/>
+              <w:left w:type="dxa" w:w="120"/>
+              <w:bottom w:type="dxa" w:w="90"/>
+              <w:right w:type="dxa" w:w="120"/>
+            </w:tcMar>
+          </w:tcPr>
+          <w:p>
+            <w:pPr>
+              <w:spacing w:after="0" w:line="250"/>
+            </w:pPr>
+            <w:r>
+              <w:rPr>
+                <w:rFonts w:ascii="Calibri" w:cs="Calibri" w:eastAsia="Calibri" w:hAnsi="Calibri"/>
+                <w:b/>
+                <w:bCs/>
+                <w:color w:val="2B3350"/>
+                <w:sz w:val="20"/>
+                <w:szCs w:val="20"/>
+              </w:rPr>
+              <w:t xml:space="preserve">Exam scheduled</w:t>
+            </w:r>
+          </w:p>
+        </w:tc>
+        <w:tc>
+          <w:tcPr>
+            <w:tcW w:type="dxa" w:w="2700"/>
+            <w:tcMar>
+              <w:top w:type="dxa" w:w="90"/>
+              <w:left w:type="dxa" w:w="120"/>
+              <w:bottom w:type="dxa" w:w="90"/>
+              <w:right w:type="dxa" w:w="120"/>
+            </w:tcMar>
+          </w:tcPr>
+          <w:p>
+            <w:pPr>
+              <w:spacing w:after="0" w:line="250"/>
+            </w:pPr>
+            <w:r>
+              <w:rPr>
+                <w:rFonts w:ascii="Calibri" w:cs="Calibri" w:eastAsia="Calibri" w:hAnsi="Calibri"/>
+                <w:b w:val="false"/>
+                <w:bCs w:val="false"/>
+                <w:color w:val="2B3350"/>
+                <w:sz w:val="20"/>
+                <w:szCs w:val="20"/>
+              </w:rPr>
+              <w:t xml:space="preserve">A date is set</w:t>
+            </w:r>
+          </w:p>
+        </w:tc>
+        <w:tc>
+          <w:tcPr>
+            <w:tcW w:type="dxa" w:w="4320"/>
+            <w:tcMar>
+              <w:top w:type="dxa" w:w="90"/>
+              <w:left w:type="dxa" w:w="120"/>
+              <w:bottom w:type="dxa" w:w="90"/>
+              <w:right w:type="dxa" w:w="120"/>
+            </w:tcMar>
+          </w:tcPr>
+          <w:p>
+            <w:pPr>
+              <w:spacing w:after="0" w:line="250"/>
+            </w:pPr>
+            <w:r>
+              <w:rPr>
+                <w:rFonts w:ascii="Calibri" w:cs="Calibri" w:eastAsia="Calibri" w:hAnsi="Calibri"/>
+                <w:b w:val="false"/>
+                <w:bCs w:val="false"/>
+                <w:color w:val="2B3350"/>
+                <w:sz w:val="20"/>
+                <w:szCs w:val="20"/>
+              </w:rPr>
+              <w:t xml:space="preserve">And the family is told it.</w:t>
+            </w:r>
+          </w:p>
+        </w:tc>
+      </w:tr>
+      <w:tr>
+        <w:trPr>
+          <w:cantSplit/>
+        </w:trPr>
+        <w:tc>
+          <w:tcPr>
+            <w:tcW w:type="dxa" w:w="2340"/>
+            <w:tcMar>
+              <w:top w:type="dxa" w:w="90"/>
+              <w:left w:type="dxa" w:w="120"/>
+              <w:bottom w:type="dxa" w:w="90"/>
+              <w:right w:type="dxa" w:w="120"/>
+            </w:tcMar>
+          </w:tcPr>
+          <w:p>
+            <w:pPr>
+              <w:spacing w:after="0" w:line="250"/>
+            </w:pPr>
+            <w:r>
+              <w:rPr>
+                <w:rFonts w:ascii="Calibri" w:cs="Calibri" w:eastAsia="Calibri" w:hAnsi="Calibri"/>
+                <w:b/>
+                <w:bCs/>
+                <w:color w:val="2B3350"/>
+                <w:sz w:val="20"/>
+                <w:szCs w:val="20"/>
+              </w:rPr>
+              <w:t xml:space="preserve">Exam taken</w:t>
+            </w:r>
+          </w:p>
+        </w:tc>
+        <w:tc>
+          <w:tcPr>
+            <w:tcW w:type="dxa" w:w="2700"/>
+            <w:tcMar>
+              <w:top w:type="dxa" w:w="90"/>
+              <w:left w:type="dxa" w:w="120"/>
+              <w:bottom w:type="dxa" w:w="90"/>
+              <w:right w:type="dxa" w:w="120"/>
+            </w:tcMar>
+          </w:tcPr>
+          <w:p>
+            <w:pPr>
+              <w:spacing w:after="0" w:line="250"/>
+            </w:pPr>
+            <w:r>
+              <w:rPr>
+                <w:rFonts w:ascii="Calibri" w:cs="Calibri" w:eastAsia="Calibri" w:hAnsi="Calibri"/>
+                <w:b w:val="false"/>
+                <w:bCs w:val="false"/>
+                <w:color w:val="2B3350"/>
+                <w:sz w:val="20"/>
+                <w:szCs w:val="20"/>
+              </w:rPr>
+              <w:t xml:space="preserve">A score exists</w:t>
+            </w:r>
+          </w:p>
+        </w:tc>
+        <w:tc>
+          <w:tcPr>
+            <w:tcW w:type="dxa" w:w="4320"/>
+            <w:tcMar>
+              <w:top w:type="dxa" w:w="90"/>
+              <w:left w:type="dxa" w:w="120"/>
+              <w:bottom w:type="dxa" w:w="90"/>
+              <w:right w:type="dxa" w:w="120"/>
+            </w:tcMar>
+          </w:tcPr>
+          <w:p>
+            <w:pPr>
+              <w:spacing w:after="0" w:line="250"/>
+            </w:pPr>
+            <w:r>
+              <w:rPr>
+                <w:rFonts w:ascii="Calibri" w:cs="Calibri" w:eastAsia="Calibri" w:hAnsi="Calibri"/>
+                <w:b w:val="false"/>
+                <w:bCs w:val="false"/>
+                <w:color w:val="2B3350"/>
+                <w:sz w:val="20"/>
+                <w:szCs w:val="20"/>
+              </w:rPr>
+              <w:t xml:space="preserve">Without a score the stage will not move. The app will not record an exam as taken because somebody expects it to have been.</w:t>
+            </w:r>
+          </w:p>
+        </w:tc>
+      </w:tr>
+      <w:tr>
+        <w:trPr>
+          <w:cantSplit/>
+        </w:trPr>
+        <w:tc>
+          <w:tcPr>
+            <w:tcW w:type="dxa" w:w="2340"/>
+            <w:tcMar>
+              <w:top w:type="dxa" w:w="90"/>
+              <w:left w:type="dxa" w:w="120"/>
+              <w:bottom w:type="dxa" w:w="90"/>
+              <w:right w:type="dxa" w:w="120"/>
+            </w:tcMar>
+          </w:tcPr>
+          <w:p>
+            <w:pPr>
+              <w:spacing w:after="0" w:line="250"/>
+            </w:pPr>
+            <w:r>
+              <w:rPr>
+                <w:rFonts w:ascii="Calibri" w:cs="Calibri" w:eastAsia="Calibri" w:hAnsi="Calibri"/>
+                <w:b/>
+                <w:bCs/>
+                <w:color w:val="2B3350"/>
+                <w:sz w:val="20"/>
+                <w:szCs w:val="20"/>
+              </w:rPr>
+              <w:t xml:space="preserve">Offered</w:t>
+            </w:r>
+          </w:p>
+        </w:tc>
+        <w:tc>
+          <w:tcPr>
+            <w:tcW w:type="dxa" w:w="2700"/>
+            <w:tcMar>
+              <w:top w:type="dxa" w:w="90"/>
+              <w:left w:type="dxa" w:w="120"/>
+              <w:bottom w:type="dxa" w:w="90"/>
+              <w:right w:type="dxa" w:w="120"/>
+            </w:tcMar>
+          </w:tcPr>
+          <w:p>
+            <w:pPr>
+              <w:spacing w:after="0" w:line="250"/>
+            </w:pPr>
+            <w:r>
+              <w:rPr>
+                <w:rFonts w:ascii="Calibri" w:cs="Calibri" w:eastAsia="Calibri" w:hAnsi="Calibri"/>
+                <w:b w:val="false"/>
+                <w:bCs w:val="false"/>
+                <w:color w:val="2B3350"/>
+                <w:sz w:val="20"/>
+                <w:szCs w:val="20"/>
+              </w:rPr>
+              <w:t xml:space="preserve">A place is offered</w:t>
+            </w:r>
+          </w:p>
+        </w:tc>
+        <w:tc>
+          <w:tcPr>
+            <w:tcW w:type="dxa" w:w="4320"/>
+            <w:tcMar>
+              <w:top w:type="dxa" w:w="90"/>
+              <w:left w:type="dxa" w:w="120"/>
+              <w:bottom w:type="dxa" w:w="90"/>
+              <w:right w:type="dxa" w:w="120"/>
+            </w:tcMar>
+          </w:tcPr>
+          <w:p>
+            <w:pPr>
+              <w:spacing w:after="0" w:line="250"/>
+            </w:pPr>
+            <w:r>
+              <w:rPr>
+                <w:rFonts w:ascii="Calibri" w:cs="Calibri" w:eastAsia="Calibri" w:hAnsi="Calibri"/>
+                <w:b w:val="false"/>
+                <w:bCs w:val="false"/>
+                <w:color w:val="2B3350"/>
+                <w:sz w:val="20"/>
+                <w:szCs w:val="20"/>
+              </w:rPr>
+              <w:t xml:space="preserve">With the date the offer lapses.</w:t>
+            </w:r>
+          </w:p>
+        </w:tc>
+      </w:tr>
+      <w:tr>
+        <w:trPr>
+          <w:cantSplit/>
+        </w:trPr>
+        <w:tc>
+          <w:tcPr>
+            <w:tcW w:type="dxa" w:w="2340"/>
+            <w:tcMar>
+              <w:top w:type="dxa" w:w="90"/>
+              <w:left w:type="dxa" w:w="120"/>
+              <w:bottom w:type="dxa" w:w="90"/>
+              <w:right w:type="dxa" w:w="120"/>
+            </w:tcMar>
+          </w:tcPr>
+          <w:p>
+            <w:pPr>
+              <w:spacing w:after="0" w:line="250"/>
+            </w:pPr>
+            <w:r>
+              <w:rPr>
+                <w:rFonts w:ascii="Calibri" w:cs="Calibri" w:eastAsia="Calibri" w:hAnsi="Calibri"/>
+                <w:b/>
+                <w:bCs/>
+                <w:color w:val="2B3350"/>
+                <w:sz w:val="20"/>
+                <w:szCs w:val="20"/>
+              </w:rPr>
+              <w:t xml:space="preserve">Reserved</w:t>
+            </w:r>
+          </w:p>
+        </w:tc>
+        <w:tc>
+          <w:tcPr>
+            <w:tcW w:type="dxa" w:w="2700"/>
+            <w:tcMar>
+              <w:top w:type="dxa" w:w="90"/>
+              <w:left w:type="dxa" w:w="120"/>
+              <w:bottom w:type="dxa" w:w="90"/>
+              <w:right w:type="dxa" w:w="120"/>
+            </w:tcMar>
+          </w:tcPr>
+          <w:p>
+            <w:pPr>
+              <w:spacing w:after="0" w:line="250"/>
+            </w:pPr>
+            <w:r>
+              <w:rPr>
+                <w:rFonts w:ascii="Calibri" w:cs="Calibri" w:eastAsia="Calibri" w:hAnsi="Calibri"/>
+                <w:b w:val="false"/>
+                <w:bCs w:val="false"/>
+                <w:color w:val="2B3350"/>
+                <w:sz w:val="20"/>
+                <w:szCs w:val="20"/>
+              </w:rPr>
+              <w:t xml:space="preserve">A fee is paid</w:t>
+            </w:r>
+          </w:p>
+        </w:tc>
+        <w:tc>
+          <w:tcPr>
+            <w:tcW w:type="dxa" w:w="4320"/>
+            <w:tcMar>
+              <w:top w:type="dxa" w:w="90"/>
+              <w:left w:type="dxa" w:w="120"/>
+              <w:bottom w:type="dxa" w:w="90"/>
+              <w:right w:type="dxa" w:w="120"/>
+            </w:tcMar>
+          </w:tcPr>
+          <w:p>
+            <w:pPr>
+              <w:spacing w:after="0" w:line="250"/>
+            </w:pPr>
+            <w:r>
+              <w:rPr>
+                <w:rFonts w:ascii="Calibri" w:cs="Calibri" w:eastAsia="Calibri" w:hAnsi="Calibri"/>
+                <w:b w:val="false"/>
+                <w:bCs w:val="false"/>
+                <w:color w:val="2B3350"/>
+                <w:sz w:val="20"/>
+                <w:szCs w:val="20"/>
+              </w:rPr>
+              <w:t xml:space="preserve">The reservation fee follows the child and lands as a credit on their ledger once they enrol.</w:t>
+            </w:r>
+          </w:p>
+        </w:tc>
+      </w:tr>
+      <w:tr>
+        <w:trPr>
+          <w:cantSplit/>
+        </w:trPr>
+        <w:tc>
+          <w:tcPr>
+            <w:tcW w:type="dxa" w:w="2340"/>
+            <w:tcMar>
+              <w:top w:type="dxa" w:w="90"/>
+              <w:left w:type="dxa" w:w="120"/>
+              <w:bottom w:type="dxa" w:w="90"/>
+              <w:right w:type="dxa" w:w="120"/>
+            </w:tcMar>
+          </w:tcPr>
+          <w:p>
+            <w:pPr>
+              <w:spacing w:after="0" w:line="250"/>
+            </w:pPr>
+            <w:r>
+              <w:rPr>
+                <w:rFonts w:ascii="Calibri" w:cs="Calibri" w:eastAsia="Calibri" w:hAnsi="Calibri"/>
+                <w:b/>
+                <w:bCs/>
+                <w:color w:val="2B3350"/>
+                <w:sz w:val="20"/>
+                <w:szCs w:val="20"/>
+              </w:rPr>
+              <w:t xml:space="preserve">Enrolled</w:t>
+            </w:r>
+          </w:p>
+        </w:tc>
+        <w:tc>
+          <w:tcPr>
+            <w:tcW w:type="dxa" w:w="2700"/>
+            <w:tcMar>
+              <w:top w:type="dxa" w:w="90"/>
+              <w:left w:type="dxa" w:w="120"/>
+              <w:bottom w:type="dxa" w:w="90"/>
+              <w:right w:type="dxa" w:w="120"/>
+            </w:tcMar>
+          </w:tcPr>
+          <w:p>
+            <w:pPr>
+              <w:spacing w:after="0" w:line="250"/>
+            </w:pPr>
+            <w:r>
+              <w:rPr>
+                <w:rFonts w:ascii="Calibri" w:cs="Calibri" w:eastAsia="Calibri" w:hAnsi="Calibri"/>
+                <w:b w:val="false"/>
+                <w:bCs w:val="false"/>
+                <w:color w:val="2B3350"/>
+                <w:sz w:val="20"/>
+                <w:szCs w:val="20"/>
+              </w:rPr>
+              <w:t xml:space="preserve">A student exists</w:t>
+            </w:r>
+          </w:p>
+        </w:tc>
+        <w:tc>
+          <w:tcPr>
+            <w:tcW w:type="dxa" w:w="4320"/>
+            <w:tcMar>
+              <w:top w:type="dxa" w:w="90"/>
+              <w:left w:type="dxa" w:w="120"/>
+              <w:bottom w:type="dxa" w:w="90"/>
+              <w:right w:type="dxa" w:w="120"/>
+            </w:tcMar>
+          </w:tcPr>
+          <w:p>
+            <w:pPr>
+              <w:spacing w:after="0" w:line="250"/>
+            </w:pPr>
+            <w:r>
+              <w:rPr>
+                <w:rFonts w:ascii="Calibri" w:cs="Calibri" w:eastAsia="Calibri" w:hAnsi="Calibri"/>
+                <w:b w:val="false"/>
+                <w:bCs w:val="false"/>
+                <w:color w:val="2B3350"/>
+                <w:sz w:val="20"/>
+                <w:szCs w:val="20"/>
+              </w:rPr>
+              <w:t xml:space="preserve">One server transaction creates the student record and issues the student number.</w:t>
+            </w:r>
+          </w:p>
+        </w:tc>
+      </w:tr>
+    </w:tbl>
+    <w:p>
+      <w:pPr>
+        <w:pStyle w:val="Heading2"/>
+        <w:spacing w:after="120" w:before="280"/>
+      </w:pPr>
+      <w:r>
+        <w:rPr>
+          <w:rFonts w:ascii="Cambria" w:cs="Cambria" w:eastAsia="Cambria" w:hAnsi="Cambria"/>
+          <w:b/>
+          <w:bCs/>
+          <w:color w:val="1E2761"/>
+          <w:sz w:val="25"/>
+          <w:szCs w:val="25"/>
+        </w:rPr>
+        <w:t xml:space="preserve">29.2 The buttons</w:t>
+      </w:r>
+    </w:p>
+    <w:tbl>
+      <w:tblPr>
+        <w:tblW w:type="dxa" w:w="9360"/>
+        <w:tblBorders>
+          <w:top w:val="single" w:color="D6DEF0" w:sz="4"/>
+          <w:left w:val="single" w:color="D6DEF0" w:sz="4"/>
+          <w:bottom w:val="single" w:color="D6DEF0" w:sz="4"/>
+          <w:right w:val="single" w:color="D6DEF0" w:sz="4"/>
+          <w:insideH w:val="single" w:color="D6DEF0" w:sz="4"/>
+          <w:insideV w:val="single" w:color="D6DEF0" w:sz="4"/>
+        </w:tblBorders>
+      </w:tblPr>
+      <w:tblGrid>
+        <w:gridCol w:w="2340"/>
+        <w:gridCol w:w="2700"/>
+        <w:gridCol w:w="4320"/>
+      </w:tblGrid>
+      <w:tr>
+        <w:trPr>
+          <w:tblHeader/>
+        </w:trPr>
+        <w:tc>
+          <w:tcPr>
+            <w:tcW w:type="dxa" w:w="2340"/>
+            <w:shd w:fill="EEF2FB" w:color="auto" w:val="clear"/>
+            <w:tcMar>
+              <w:top w:type="dxa" w:w="90"/>
+              <w:left w:type="dxa" w:w="120"/>
+              <w:bottom w:type="dxa" w:w="90"/>
+              <w:right w:type="dxa" w:w="120"/>
+            </w:tcMar>
+          </w:tcPr>
+          <w:p>
+            <w:pPr>
+              <w:spacing w:after="0" w:line="250"/>
+            </w:pPr>
+            <w:r>
+              <w:rPr>
+                <w:rFonts w:ascii="Calibri" w:cs="Calibri" w:eastAsia="Calibri" w:hAnsi="Calibri"/>
+                <w:b/>
+                <w:bCs/>
+                <w:color w:val="1E2761"/>
+                <w:sz w:val="19"/>
+                <w:szCs w:val="19"/>
+              </w:rPr>
+              <w:t xml:space="preserve">Control</w:t>
+            </w:r>
+          </w:p>
+        </w:tc>
+        <w:tc>
+          <w:tcPr>
+            <w:tcW w:type="dxa" w:w="2700"/>
+            <w:shd w:fill="EEF2FB" w:color="auto" w:val="clear"/>
+            <w:tcMar>
+              <w:top w:type="dxa" w:w="90"/>
+              <w:left w:type="dxa" w:w="120"/>
+              <w:bottom w:type="dxa" w:w="90"/>
+              <w:right w:type="dxa" w:w="120"/>
+            </w:tcMar>
+          </w:tcPr>
+          <w:p>
+            <w:pPr>
+              <w:spacing w:after="0" w:line="250"/>
+            </w:pPr>
+            <w:r>
+              <w:rPr>
+                <w:rFonts w:ascii="Calibri" w:cs="Calibri" w:eastAsia="Calibri" w:hAnsi="Calibri"/>
+                <w:b/>
+                <w:bCs/>
+                <w:color w:val="1E2761"/>
+                <w:sz w:val="19"/>
+                <w:szCs w:val="19"/>
+              </w:rPr>
+              <w:t xml:space="preserve">Opens</w:t>
+            </w:r>
+          </w:p>
+        </w:tc>
+        <w:tc>
+          <w:tcPr>
+            <w:tcW w:type="dxa" w:w="4320"/>
+            <w:shd w:fill="EEF2FB" w:color="auto" w:val="clear"/>
+            <w:tcMar>
+              <w:top w:type="dxa" w:w="90"/>
+              <w:left w:type="dxa" w:w="120"/>
+              <w:bottom w:type="dxa" w:w="90"/>
+              <w:right w:type="dxa" w:w="120"/>
+            </w:tcMar>
+          </w:tcPr>
+          <w:p>
+            <w:pPr>
+              <w:spacing w:after="0" w:line="250"/>
+            </w:pPr>
+            <w:r>
+              <w:rPr>
+                <w:rFonts w:ascii="Calibri" w:cs="Calibri" w:eastAsia="Calibri" w:hAnsi="Calibri"/>
+                <w:b/>
+                <w:bCs/>
+                <w:color w:val="1E2761"/>
+                <w:sz w:val="19"/>
+                <w:szCs w:val="19"/>
+              </w:rPr>
+              <w:t xml:space="preserve">What happens</w:t>
+            </w:r>
+          </w:p>
+        </w:tc>
+      </w:tr>
+      <w:tr>
+        <w:trPr>
+          <w:cantSplit/>
+        </w:trPr>
+        <w:tc>
+          <w:tcPr>
+            <w:tcW w:type="dxa" w:w="2340"/>
+            <w:tcMar>
+              <w:top w:type="dxa" w:w="90"/>
+              <w:left w:type="dxa" w:w="120"/>
+              <w:bottom w:type="dxa" w:w="90"/>
+              <w:right w:type="dxa" w:w="120"/>
+            </w:tcMar>
+          </w:tcPr>
+          <w:p>
+            <w:pPr>
+              <w:spacing w:after="0" w:line="250"/>
+            </w:pPr>
+            <w:r>
+              <w:rPr>
+                <w:rFonts w:ascii="Calibri" w:cs="Calibri" w:eastAsia="Calibri" w:hAnsi="Calibri"/>
+                <w:b/>
+                <w:bCs/>
+                <w:color w:val="2B3350"/>
+                <w:sz w:val="20"/>
+                <w:szCs w:val="20"/>
+              </w:rPr>
+              <w:t xml:space="preserve">New Enquiry</w:t>
+            </w:r>
+          </w:p>
+        </w:tc>
+        <w:tc>
+          <w:tcPr>
+            <w:tcW w:type="dxa" w:w="2700"/>
+            <w:tcMar>
+              <w:top w:type="dxa" w:w="90"/>
+              <w:left w:type="dxa" w:w="120"/>
+              <w:bottom w:type="dxa" w:w="90"/>
+              <w:right w:type="dxa" w:w="120"/>
+            </w:tcMar>
+          </w:tcPr>
+          <w:p>
+            <w:pPr>
+              <w:spacing w:after="0" w:line="250"/>
+            </w:pPr>
+            <w:r>
+              <w:rPr>
+                <w:rFonts w:ascii="Calibri" w:cs="Calibri" w:eastAsia="Calibri" w:hAnsi="Calibri"/>
+                <w:b w:val="false"/>
+                <w:bCs w:val="false"/>
+                <w:color w:val="2B3350"/>
+                <w:sz w:val="20"/>
+                <w:szCs w:val="20"/>
+              </w:rPr>
+              <w:t xml:space="preserve">Applicant form</w:t>
+            </w:r>
+          </w:p>
+        </w:tc>
+        <w:tc>
+          <w:tcPr>
+            <w:tcW w:type="dxa" w:w="4320"/>
+            <w:tcMar>
+              <w:top w:type="dxa" w:w="90"/>
+              <w:left w:type="dxa" w:w="120"/>
+              <w:bottom w:type="dxa" w:w="90"/>
+              <w:right w:type="dxa" w:w="120"/>
+            </w:tcMar>
+          </w:tcPr>
+          <w:p>
+            <w:pPr>
+              <w:spacing w:after="0" w:line="250"/>
+            </w:pPr>
+            <w:r>
+              <w:rPr>
+                <w:rFonts w:ascii="Calibri" w:cs="Calibri" w:eastAsia="Calibri" w:hAnsi="Calibri"/>
+                <w:b w:val="false"/>
+                <w:bCs w:val="false"/>
+                <w:color w:val="2B3350"/>
+                <w:sz w:val="20"/>
+                <w:szCs w:val="20"/>
+              </w:rPr>
+              <w:t xml:space="preserve">Name, contact, grade level applied for, source, and any remarks.</w:t>
+            </w:r>
+          </w:p>
+        </w:tc>
+      </w:tr>
+      <w:tr>
+        <w:trPr>
+          <w:cantSplit/>
+        </w:trPr>
+        <w:tc>
+          <w:tcPr>
+            <w:tcW w:type="dxa" w:w="2340"/>
+            <w:tcMar>
+              <w:top w:type="dxa" w:w="90"/>
+              <w:left w:type="dxa" w:w="120"/>
+              <w:bottom w:type="dxa" w:w="90"/>
+              <w:right w:type="dxa" w:w="120"/>
+            </w:tcMar>
+          </w:tcPr>
+          <w:p>
+            <w:pPr>
+              <w:spacing w:after="0" w:line="250"/>
+            </w:pPr>
+            <w:r>
+              <w:rPr>
+                <w:rFonts w:ascii="Calibri" w:cs="Calibri" w:eastAsia="Calibri" w:hAnsi="Calibri"/>
+                <w:b/>
+                <w:bCs/>
+                <w:color w:val="2B3350"/>
+                <w:sz w:val="20"/>
+                <w:szCs w:val="20"/>
+              </w:rPr>
+              <w:t xml:space="preserve">Advance</w:t>
+            </w:r>
+          </w:p>
+        </w:tc>
+        <w:tc>
+          <w:tcPr>
+            <w:tcW w:type="dxa" w:w="2700"/>
+            <w:tcMar>
+              <w:top w:type="dxa" w:w="90"/>
+              <w:left w:type="dxa" w:w="120"/>
+              <w:bottom w:type="dxa" w:w="90"/>
+              <w:right w:type="dxa" w:w="120"/>
+            </w:tcMar>
+          </w:tcPr>
+          <w:p>
+            <w:pPr>
+              <w:spacing w:after="0" w:line="250"/>
+            </w:pPr>
+            <w:r>
+              <w:rPr>
+                <w:rFonts w:ascii="Calibri" w:cs="Calibri" w:eastAsia="Calibri" w:hAnsi="Calibri"/>
+                <w:b w:val="false"/>
+                <w:bCs w:val="false"/>
+                <w:color w:val="2B3350"/>
+                <w:sz w:val="20"/>
+                <w:szCs w:val="20"/>
+              </w:rPr>
+              <w:t xml:space="preserve">Stage picker</w:t>
+            </w:r>
+          </w:p>
+        </w:tc>
+        <w:tc>
+          <w:tcPr>
+            <w:tcW w:type="dxa" w:w="4320"/>
+            <w:tcMar>
+              <w:top w:type="dxa" w:w="90"/>
+              <w:left w:type="dxa" w:w="120"/>
+              <w:bottom w:type="dxa" w:w="90"/>
+              <w:right w:type="dxa" w:w="120"/>
+            </w:tcMar>
+          </w:tcPr>
+          <w:p>
+            <w:pPr>
+              <w:spacing w:after="0" w:line="250"/>
+            </w:pPr>
+            <w:r>
+              <w:rPr>
+                <w:rFonts w:ascii="Calibri" w:cs="Calibri" w:eastAsia="Calibri" w:hAnsi="Calibri"/>
+                <w:b w:val="false"/>
+                <w:bCs w:val="false"/>
+                <w:color w:val="2B3350"/>
+                <w:sz w:val="20"/>
+                <w:szCs w:val="20"/>
+              </w:rPr>
+              <w:t xml:space="preserve">Offers only the stages that legally follow this one: one step on, one step back, or out. There is no free choice of stage.</w:t>
+            </w:r>
+          </w:p>
+        </w:tc>
+      </w:tr>
+      <w:tr>
+        <w:trPr>
+          <w:cantSplit/>
+        </w:trPr>
+        <w:tc>
+          <w:tcPr>
+            <w:tcW w:type="dxa" w:w="2340"/>
+            <w:tcMar>
+              <w:top w:type="dxa" w:w="90"/>
+              <w:left w:type="dxa" w:w="120"/>
+              <w:bottom w:type="dxa" w:w="90"/>
+              <w:right w:type="dxa" w:w="120"/>
+            </w:tcMar>
+          </w:tcPr>
+          <w:p>
+            <w:pPr>
+              <w:spacing w:after="0" w:line="250"/>
+            </w:pPr>
+            <w:r>
+              <w:rPr>
+                <w:rFonts w:ascii="Calibri" w:cs="Calibri" w:eastAsia="Calibri" w:hAnsi="Calibri"/>
+                <w:b/>
+                <w:bCs/>
+                <w:color w:val="2B3350"/>
+                <w:sz w:val="20"/>
+                <w:szCs w:val="20"/>
+              </w:rPr>
+              <w:t xml:space="preserve">Decline / Withdraw</w:t>
+            </w:r>
+          </w:p>
+        </w:tc>
+        <w:tc>
+          <w:tcPr>
+            <w:tcW w:type="dxa" w:w="2700"/>
+            <w:tcMar>
+              <w:top w:type="dxa" w:w="90"/>
+              <w:left w:type="dxa" w:w="120"/>
+              <w:bottom w:type="dxa" w:w="90"/>
+              <w:right w:type="dxa" w:w="120"/>
+            </w:tcMar>
+          </w:tcPr>
+          <w:p>
+            <w:pPr>
+              <w:spacing w:after="0" w:line="250"/>
+            </w:pPr>
+            <w:r>
+              <w:rPr>
+                <w:rFonts w:ascii="Calibri" w:cs="Calibri" w:eastAsia="Calibri" w:hAnsi="Calibri"/>
+                <w:b w:val="false"/>
+                <w:bCs w:val="false"/>
+                <w:color w:val="2B3350"/>
+                <w:sz w:val="20"/>
+                <w:szCs w:val="20"/>
+              </w:rPr>
+              <w:t xml:space="preserve">Applicant</w:t>
+            </w:r>
+          </w:p>
+        </w:tc>
+        <w:tc>
+          <w:tcPr>
+            <w:tcW w:type="dxa" w:w="4320"/>
+            <w:tcMar>
+              <w:top w:type="dxa" w:w="90"/>
+              <w:left w:type="dxa" w:w="120"/>
+              <w:bottom w:type="dxa" w:w="90"/>
+              <w:right w:type="dxa" w:w="120"/>
+            </w:tcMar>
+          </w:tcPr>
+          <w:p>
+            <w:pPr>
+              <w:spacing w:after="0" w:line="250"/>
+            </w:pPr>
+            <w:r>
+              <w:rPr>
+                <w:rFonts w:ascii="Calibri" w:cs="Calibri" w:eastAsia="Calibri" w:hAnsi="Calibri"/>
+                <w:b w:val="false"/>
+                <w:bCs w:val="false"/>
+                <w:color w:val="2B3350"/>
+                <w:sz w:val="20"/>
+                <w:szCs w:val="20"/>
+              </w:rPr>
+              <w:t xml:space="preserve">Ends the pipeline for this family, with a reason. Neither counts as a stage reached.</w:t>
+            </w:r>
+          </w:p>
+        </w:tc>
+      </w:tr>
+      <w:tr>
+        <w:trPr>
+          <w:cantSplit/>
+        </w:trPr>
+        <w:tc>
+          <w:tcPr>
+            <w:tcW w:type="dxa" w:w="2340"/>
+            <w:tcMar>
+              <w:top w:type="dxa" w:w="90"/>
+              <w:left w:type="dxa" w:w="120"/>
+              <w:bottom w:type="dxa" w:w="90"/>
+              <w:right w:type="dxa" w:w="120"/>
+            </w:tcMar>
+          </w:tcPr>
+          <w:p>
+            <w:pPr>
+              <w:spacing w:after="0" w:line="250"/>
+            </w:pPr>
+            <w:r>
+              <w:rPr>
+                <w:rFonts w:ascii="Calibri" w:cs="Calibri" w:eastAsia="Calibri" w:hAnsi="Calibri"/>
+                <w:b/>
+                <w:bCs/>
+                <w:color w:val="2B3350"/>
+                <w:sz w:val="20"/>
+                <w:szCs w:val="20"/>
+              </w:rPr>
+              <w:t xml:space="preserve">Enrol</w:t>
+            </w:r>
+          </w:p>
+        </w:tc>
+        <w:tc>
+          <w:tcPr>
+            <w:tcW w:type="dxa" w:w="2700"/>
+            <w:tcMar>
+              <w:top w:type="dxa" w:w="90"/>
+              <w:left w:type="dxa" w:w="120"/>
+              <w:bottom w:type="dxa" w:w="90"/>
+              <w:right w:type="dxa" w:w="120"/>
+            </w:tcMar>
+          </w:tcPr>
+          <w:p>
+            <w:pPr>
+              <w:spacing w:after="0" w:line="250"/>
+            </w:pPr>
+            <w:r>
+              <w:rPr>
+                <w:rFonts w:ascii="Calibri" w:cs="Calibri" w:eastAsia="Calibri" w:hAnsi="Calibri"/>
+                <w:b w:val="false"/>
+                <w:bCs w:val="false"/>
+                <w:color w:val="2B3350"/>
+                <w:sz w:val="20"/>
+                <w:szCs w:val="20"/>
+              </w:rPr>
+              <w:t xml:space="preserve">Confirmation</w:t>
+            </w:r>
+          </w:p>
+        </w:tc>
+        <w:tc>
+          <w:tcPr>
+            <w:tcW w:type="dxa" w:w="4320"/>
+            <w:tcMar>
+              <w:top w:type="dxa" w:w="90"/>
+              <w:left w:type="dxa" w:w="120"/>
+              <w:bottom w:type="dxa" w:w="90"/>
+              <w:right w:type="dxa" w:w="120"/>
+            </w:tcMar>
+          </w:tcPr>
+          <w:p>
+            <w:pPr>
+              <w:spacing w:after="0" w:line="250"/>
+            </w:pPr>
+            <w:r>
+              <w:rPr>
+                <w:rFonts w:ascii="Calibri" w:cs="Calibri" w:eastAsia="Calibri" w:hAnsi="Calibri"/>
+                <w:b w:val="false"/>
+                <w:bCs w:val="false"/>
+                <w:color w:val="2B3350"/>
+                <w:sz w:val="20"/>
+                <w:szCs w:val="20"/>
+              </w:rPr>
+              <w:t xml:space="preserve">Available only from Reserved. Creates the student, issues the number, and posts the reservation fee as a credit.</w:t>
+            </w:r>
+          </w:p>
+        </w:tc>
+      </w:tr>
+      <w:tr>
+        <w:trPr>
+          <w:cantSplit/>
+        </w:trPr>
+        <w:tc>
+          <w:tcPr>
+            <w:tcW w:type="dxa" w:w="2340"/>
+            <w:tcMar>
+              <w:top w:type="dxa" w:w="90"/>
+              <w:left w:type="dxa" w:w="120"/>
+              <w:bottom w:type="dxa" w:w="90"/>
+              <w:right w:type="dxa" w:w="120"/>
+            </w:tcMar>
+          </w:tcPr>
+          <w:p>
+            <w:pPr>
+              <w:spacing w:after="0" w:line="250"/>
+            </w:pPr>
+            <w:r>
+              <w:rPr>
+                <w:rFonts w:ascii="Calibri" w:cs="Calibri" w:eastAsia="Calibri" w:hAnsi="Calibri"/>
+                <w:b/>
+                <w:bCs/>
+                <w:color w:val="2B3350"/>
+                <w:sz w:val="20"/>
+                <w:szCs w:val="20"/>
+              </w:rPr>
+              <w:t xml:space="preserve">Follow-up list</w:t>
+            </w:r>
+          </w:p>
+        </w:tc>
+        <w:tc>
+          <w:tcPr>
+            <w:tcW w:type="dxa" w:w="2700"/>
+            <w:tcMar>
+              <w:top w:type="dxa" w:w="90"/>
+              <w:left w:type="dxa" w:w="120"/>
+              <w:bottom w:type="dxa" w:w="90"/>
+              <w:right w:type="dxa" w:w="120"/>
+            </w:tcMar>
+          </w:tcPr>
+          <w:p>
+            <w:pPr>
+              <w:spacing w:after="0" w:line="250"/>
+            </w:pPr>
+            <w:r>
+              <w:rPr>
+                <w:rFonts w:ascii="Calibri" w:cs="Calibri" w:eastAsia="Calibri" w:hAnsi="Calibri"/>
+                <w:b w:val="false"/>
+                <w:bCs w:val="false"/>
+                <w:color w:val="2B3350"/>
+                <w:sz w:val="20"/>
+                <w:szCs w:val="20"/>
+              </w:rPr>
+              <w:t xml:space="preserve">Applicants</w:t>
+            </w:r>
+          </w:p>
+        </w:tc>
+        <w:tc>
+          <w:tcPr>
+            <w:tcW w:type="dxa" w:w="4320"/>
+            <w:tcMar>
+              <w:top w:type="dxa" w:w="90"/>
+              <w:left w:type="dxa" w:w="120"/>
+              <w:bottom w:type="dxa" w:w="90"/>
+              <w:right w:type="dxa" w:w="120"/>
+            </w:tcMar>
+          </w:tcPr>
+          <w:p>
+            <w:pPr>
+              <w:spacing w:after="0" w:line="250"/>
+            </w:pPr>
+            <w:r>
+              <w:rPr>
+                <w:rFonts w:ascii="Calibri" w:cs="Calibri" w:eastAsia="Calibri" w:hAnsi="Calibri"/>
+                <w:b w:val="false"/>
+                <w:bCs w:val="false"/>
+                <w:color w:val="2B3350"/>
+                <w:sz w:val="20"/>
+                <w:szCs w:val="20"/>
+              </w:rPr>
+              <w:t xml:space="preserve">Every open applicant nobody has touched in a week, oldest wait first.</w:t>
+            </w:r>
+          </w:p>
+        </w:tc>
+      </w:tr>
+      <w:tr>
+        <w:trPr>
+          <w:cantSplit/>
+        </w:trPr>
+        <w:tc>
+          <w:tcPr>
+            <w:tcW w:type="dxa" w:w="2340"/>
+            <w:tcMar>
+              <w:top w:type="dxa" w:w="90"/>
+              <w:left w:type="dxa" w:w="120"/>
+              <w:bottom w:type="dxa" w:w="90"/>
+              <w:right w:type="dxa" w:w="120"/>
+            </w:tcMar>
+          </w:tcPr>
+          <w:p>
+            <w:pPr>
+              <w:spacing w:after="0" w:line="250"/>
+            </w:pPr>
+            <w:r>
+              <w:rPr>
+                <w:rFonts w:ascii="Calibri" w:cs="Calibri" w:eastAsia="Calibri" w:hAnsi="Calibri"/>
+                <w:b/>
+                <w:bCs/>
+                <w:color w:val="2B3350"/>
+                <w:sz w:val="20"/>
+                <w:szCs w:val="20"/>
+              </w:rPr>
+              <w:t xml:space="preserve">Funnel</w:t>
+            </w:r>
+          </w:p>
+        </w:tc>
+        <w:tc>
+          <w:tcPr>
+            <w:tcW w:type="dxa" w:w="2700"/>
+            <w:tcMar>
+              <w:top w:type="dxa" w:w="90"/>
+              <w:left w:type="dxa" w:w="120"/>
+              <w:bottom w:type="dxa" w:w="90"/>
+              <w:right w:type="dxa" w:w="120"/>
+            </w:tcMar>
+          </w:tcPr>
+          <w:p>
+            <w:pPr>
+              <w:spacing w:after="0" w:line="250"/>
+            </w:pPr>
+            <w:r>
+              <w:rPr>
+                <w:rFonts w:ascii="Calibri" w:cs="Calibri" w:eastAsia="Calibri" w:hAnsi="Calibri"/>
+                <w:b w:val="false"/>
+                <w:bCs w:val="false"/>
+                <w:color w:val="2B3350"/>
+                <w:sz w:val="20"/>
+                <w:szCs w:val="20"/>
+              </w:rPr>
+              <w:t xml:space="preserve">Admission funnel</w:t>
+            </w:r>
+          </w:p>
+        </w:tc>
+        <w:tc>
+          <w:tcPr>
+            <w:tcW w:type="dxa" w:w="4320"/>
+            <w:tcMar>
+              <w:top w:type="dxa" w:w="90"/>
+              <w:left w:type="dxa" w:w="120"/>
+              <w:bottom w:type="dxa" w:w="90"/>
+              <w:right w:type="dxa" w:w="120"/>
+            </w:tcMar>
+          </w:tcPr>
+          <w:p>
+            <w:pPr>
+              <w:spacing w:after="0" w:line="250"/>
+            </w:pPr>
+            <w:r>
+              <w:rPr>
+                <w:rFonts w:ascii="Calibri" w:cs="Calibri" w:eastAsia="Calibri" w:hAnsi="Calibri"/>
+                <w:b w:val="false"/>
+                <w:bCs w:val="false"/>
+                <w:color w:val="2B3350"/>
+                <w:sz w:val="20"/>
+                <w:szCs w:val="20"/>
+              </w:rPr>
+              <w:t xml:space="preserve">How many reached each stage this year, and where the drop-off is.</w:t>
+            </w:r>
+          </w:p>
+        </w:tc>
+      </w:tr>
+    </w:tbl>
+    <w:p>
+      <w:pPr>
+        <w:pBdr>
+          <w:left w:val="single" w:color="B37418" w:sz="12" w:space="10"/>
+        </w:pBdr>
+        <w:spacing w:after="200" w:before="120" w:line="264"/>
+        <w:ind w:left="180"/>
+      </w:pPr>
+      <w:r>
+        <w:rPr>
+          <w:rFonts w:ascii="Calibri" w:cs="Calibri" w:eastAsia="Calibri" w:hAnsi="Calibri"/>
+          <w:i/>
+          <w:iCs/>
+          <w:color w:val="55608A"/>
+          <w:sz w:val="20"/>
+          <w:szCs w:val="20"/>
+        </w:rPr>
+        <w:t xml:space="preserve">A stage cannot be wished forward. No score, no "exam taken"; no payment, no "reserved". The evidence is what moves the record, which is the only reason the funnel means anything.</w:t>
+      </w:r>
+    </w:p>
+    <w:p>
+      <w:pPr>
+        <w:pStyle w:val="Heading1"/>
+        <w:pageBreakBefore/>
+        <w:spacing w:after="160" w:before="0"/>
+      </w:pPr>
+      <w:r>
+        <w:rPr>
+          <w:rFonts w:ascii="Cambria" w:cs="Cambria" w:eastAsia="Cambria" w:hAnsi="Cambria"/>
+          <w:b/>
+          <w:bCs/>
+          <w:color w:val="1E2761"/>
+          <w:sz w:val="32"/>
+          <w:szCs w:val="32"/>
+        </w:rPr>
+        <w:t xml:space="preserve">30. Grading and the report card</w:t>
+      </w:r>
+    </w:p>
+    <w:p>
+      <w:pPr>
+        <w:spacing w:after="120" w:before="0" w:line="264"/>
+      </w:pPr>
+      <w:r>
+        <w:rPr>
+          <w:rFonts w:ascii="Calibri" w:cs="Calibri" w:eastAsia="Calibri" w:hAnsi="Calibri"/>
+          <w:color w:val="2B3350"/>
+          <w:sz w:val="21"/>
+          <w:szCs w:val="21"/>
+        </w:rPr>
+        <w:t xml:space="preserve">Grades are weighted the way DepEd Order 8 s.2015 describes: written work, performance tasks and quarterly assessment, weighted differently per subject group, then transmuted for the report card.</w:t>
+      </w:r>
+    </w:p>
+    <w:p>
+      <w:pPr>
+        <w:pStyle w:val="Heading2"/>
+        <w:spacing w:after="120" w:before="280"/>
+      </w:pPr>
+      <w:r>
+        <w:rPr>
+          <w:rFonts w:ascii="Cambria" w:cs="Cambria" w:eastAsia="Cambria" w:hAnsi="Cambria"/>
+          <w:b/>
+          <w:bCs/>
+          <w:color w:val="1E2761"/>
+          <w:sz w:val="25"/>
+          <w:szCs w:val="25"/>
+        </w:rPr>
+        <w:t xml:space="preserve">30.1 The grading scheme</w:t>
+      </w:r>
+    </w:p>
+    <w:tbl>
+      <w:tblPr>
+        <w:tblW w:type="dxa" w:w="9360"/>
+        <w:tblBorders>
+          <w:top w:val="single" w:color="D6DEF0" w:sz="4"/>
+          <w:left w:val="single" w:color="D6DEF0" w:sz="4"/>
+          <w:bottom w:val="single" w:color="D6DEF0" w:sz="4"/>
+          <w:right w:val="single" w:color="D6DEF0" w:sz="4"/>
+          <w:insideH w:val="single" w:color="D6DEF0" w:sz="4"/>
+          <w:insideV w:val="single" w:color="D6DEF0" w:sz="4"/>
+        </w:tblBorders>
+      </w:tblPr>
+      <w:tblGrid>
+        <w:gridCol w:w="2340"/>
+        <w:gridCol w:w="2700"/>
+        <w:gridCol w:w="4320"/>
+      </w:tblGrid>
+      <w:tr>
+        <w:trPr>
+          <w:tblHeader/>
+        </w:trPr>
+        <w:tc>
+          <w:tcPr>
+            <w:tcW w:type="dxa" w:w="2340"/>
+            <w:shd w:fill="EEF2FB" w:color="auto" w:val="clear"/>
+            <w:tcMar>
+              <w:top w:type="dxa" w:w="90"/>
+              <w:left w:type="dxa" w:w="120"/>
+              <w:bottom w:type="dxa" w:w="90"/>
+              <w:right w:type="dxa" w:w="120"/>
+            </w:tcMar>
+          </w:tcPr>
+          <w:p>
+            <w:pPr>
+              <w:spacing w:after="0" w:line="250"/>
+            </w:pPr>
+            <w:r>
+              <w:rPr>
+                <w:rFonts w:ascii="Calibri" w:cs="Calibri" w:eastAsia="Calibri" w:hAnsi="Calibri"/>
+                <w:b/>
+                <w:bCs/>
+                <w:color w:val="1E2761"/>
+                <w:sz w:val="19"/>
+                <w:szCs w:val="19"/>
+              </w:rPr>
+              <w:t xml:space="preserve">Control</w:t>
+            </w:r>
+          </w:p>
+        </w:tc>
+        <w:tc>
+          <w:tcPr>
+            <w:tcW w:type="dxa" w:w="2700"/>
+            <w:shd w:fill="EEF2FB" w:color="auto" w:val="clear"/>
+            <w:tcMar>
+              <w:top w:type="dxa" w:w="90"/>
+              <w:left w:type="dxa" w:w="120"/>
+              <w:bottom w:type="dxa" w:w="90"/>
+              <w:right w:type="dxa" w:w="120"/>
+            </w:tcMar>
+          </w:tcPr>
+          <w:p>
+            <w:pPr>
+              <w:spacing w:after="0" w:line="250"/>
+            </w:pPr>
+            <w:r>
+              <w:rPr>
+                <w:rFonts w:ascii="Calibri" w:cs="Calibri" w:eastAsia="Calibri" w:hAnsi="Calibri"/>
+                <w:b/>
+                <w:bCs/>
+                <w:color w:val="1E2761"/>
+                <w:sz w:val="19"/>
+                <w:szCs w:val="19"/>
+              </w:rPr>
+              <w:t xml:space="preserve">Where</w:t>
+            </w:r>
+          </w:p>
+        </w:tc>
+        <w:tc>
+          <w:tcPr>
+            <w:tcW w:type="dxa" w:w="4320"/>
+            <w:shd w:fill="EEF2FB" w:color="auto" w:val="clear"/>
+            <w:tcMar>
+              <w:top w:type="dxa" w:w="90"/>
+              <w:left w:type="dxa" w:w="120"/>
+              <w:bottom w:type="dxa" w:w="90"/>
+              <w:right w:type="dxa" w:w="120"/>
+            </w:tcMar>
+          </w:tcPr>
+          <w:p>
+            <w:pPr>
+              <w:spacing w:after="0" w:line="250"/>
+            </w:pPr>
+            <w:r>
+              <w:rPr>
+                <w:rFonts w:ascii="Calibri" w:cs="Calibri" w:eastAsia="Calibri" w:hAnsi="Calibri"/>
+                <w:b/>
+                <w:bCs/>
+                <w:color w:val="1E2761"/>
+                <w:sz w:val="19"/>
+                <w:szCs w:val="19"/>
+              </w:rPr>
+              <w:t xml:space="preserve">What happens</w:t>
+            </w:r>
+          </w:p>
+        </w:tc>
+      </w:tr>
+      <w:tr>
+        <w:trPr>
+          <w:cantSplit/>
+        </w:trPr>
+        <w:tc>
+          <w:tcPr>
+            <w:tcW w:type="dxa" w:w="2340"/>
+            <w:tcMar>
+              <w:top w:type="dxa" w:w="90"/>
+              <w:left w:type="dxa" w:w="120"/>
+              <w:bottom w:type="dxa" w:w="90"/>
+              <w:right w:type="dxa" w:w="120"/>
+            </w:tcMar>
+          </w:tcPr>
+          <w:p>
+            <w:pPr>
+              <w:spacing w:after="0" w:line="250"/>
+            </w:pPr>
+            <w:r>
+              <w:rPr>
+                <w:rFonts w:ascii="Calibri" w:cs="Calibri" w:eastAsia="Calibri" w:hAnsi="Calibri"/>
+                <w:b/>
+                <w:bCs/>
+                <w:color w:val="2B3350"/>
+                <w:sz w:val="20"/>
+                <w:szCs w:val="20"/>
+              </w:rPr>
+              <w:t xml:space="preserve">Grading Scheme</w:t>
+            </w:r>
+          </w:p>
+        </w:tc>
+        <w:tc>
+          <w:tcPr>
+            <w:tcW w:type="dxa" w:w="2700"/>
+            <w:tcMar>
+              <w:top w:type="dxa" w:w="90"/>
+              <w:left w:type="dxa" w:w="120"/>
+              <w:bottom w:type="dxa" w:w="90"/>
+              <w:right w:type="dxa" w:w="120"/>
+            </w:tcMar>
+          </w:tcPr>
+          <w:p>
+            <w:pPr>
+              <w:spacing w:after="0" w:line="250"/>
+            </w:pPr>
+            <w:r>
+              <w:rPr>
+                <w:rFonts w:ascii="Calibri" w:cs="Calibri" w:eastAsia="Calibri" w:hAnsi="Calibri"/>
+                <w:b w:val="false"/>
+                <w:bCs w:val="false"/>
+                <w:color w:val="2B3350"/>
+                <w:sz w:val="20"/>
+                <w:szCs w:val="20"/>
+              </w:rPr>
+              <w:t xml:space="preserve">Admin portal</w:t>
+            </w:r>
+          </w:p>
+        </w:tc>
+        <w:tc>
+          <w:tcPr>
+            <w:tcW w:type="dxa" w:w="4320"/>
+            <w:tcMar>
+              <w:top w:type="dxa" w:w="90"/>
+              <w:left w:type="dxa" w:w="120"/>
+              <w:bottom w:type="dxa" w:w="90"/>
+              <w:right w:type="dxa" w:w="120"/>
+            </w:tcMar>
+          </w:tcPr>
+          <w:p>
+            <w:pPr>
+              <w:spacing w:after="0" w:line="250"/>
+            </w:pPr>
+            <w:r>
+              <w:rPr>
+                <w:rFonts w:ascii="Calibri" w:cs="Calibri" w:eastAsia="Calibri" w:hAnsi="Calibri"/>
+                <w:b w:val="false"/>
+                <w:bCs w:val="false"/>
+                <w:color w:val="2B3350"/>
+                <w:sz w:val="20"/>
+                <w:szCs w:val="20"/>
+              </w:rPr>
+              <w:t xml:space="preserve">The weights per subject group, and the transmutation table. Shipped seeded with the Order 8 groupings as a starting point - not as an answer.</w:t>
+            </w:r>
+          </w:p>
+        </w:tc>
+      </w:tr>
+      <w:tr>
+        <w:trPr>
+          <w:cantSplit/>
+        </w:trPr>
+        <w:tc>
+          <w:tcPr>
+            <w:tcW w:type="dxa" w:w="2340"/>
+            <w:tcMar>
+              <w:top w:type="dxa" w:w="90"/>
+              <w:left w:type="dxa" w:w="120"/>
+              <w:bottom w:type="dxa" w:w="90"/>
+              <w:right w:type="dxa" w:w="120"/>
+            </w:tcMar>
+          </w:tcPr>
+          <w:p>
+            <w:pPr>
+              <w:spacing w:after="0" w:line="250"/>
+            </w:pPr>
+            <w:r>
+              <w:rPr>
+                <w:rFonts w:ascii="Calibri" w:cs="Calibri" w:eastAsia="Calibri" w:hAnsi="Calibri"/>
+                <w:b/>
+                <w:bCs/>
+                <w:color w:val="2B3350"/>
+                <w:sz w:val="20"/>
+                <w:szCs w:val="20"/>
+              </w:rPr>
+              <w:t xml:space="preserve">Edit weights</w:t>
+            </w:r>
+          </w:p>
+        </w:tc>
+        <w:tc>
+          <w:tcPr>
+            <w:tcW w:type="dxa" w:w="2700"/>
+            <w:tcMar>
+              <w:top w:type="dxa" w:w="90"/>
+              <w:left w:type="dxa" w:w="120"/>
+              <w:bottom w:type="dxa" w:w="90"/>
+              <w:right w:type="dxa" w:w="120"/>
+            </w:tcMar>
+          </w:tcPr>
+          <w:p>
+            <w:pPr>
+              <w:spacing w:after="0" w:line="250"/>
+            </w:pPr>
+            <w:r>
+              <w:rPr>
+                <w:rFonts w:ascii="Calibri" w:cs="Calibri" w:eastAsia="Calibri" w:hAnsi="Calibri"/>
+                <w:b w:val="false"/>
+                <w:bCs w:val="false"/>
+                <w:color w:val="2B3350"/>
+                <w:sz w:val="20"/>
+                <w:szCs w:val="20"/>
+              </w:rPr>
+              <w:t xml:space="preserve">Grading Scheme</w:t>
+            </w:r>
+          </w:p>
+        </w:tc>
+        <w:tc>
+          <w:tcPr>
+            <w:tcW w:type="dxa" w:w="4320"/>
+            <w:tcMar>
+              <w:top w:type="dxa" w:w="90"/>
+              <w:left w:type="dxa" w:w="120"/>
+              <w:bottom w:type="dxa" w:w="90"/>
+              <w:right w:type="dxa" w:w="120"/>
+            </w:tcMar>
+          </w:tcPr>
+          <w:p>
+            <w:pPr>
+              <w:spacing w:after="0" w:line="250"/>
+            </w:pPr>
+            <w:r>
+              <w:rPr>
+                <w:rFonts w:ascii="Calibri" w:cs="Calibri" w:eastAsia="Calibri" w:hAnsi="Calibri"/>
+                <w:b w:val="false"/>
+                <w:bCs w:val="false"/>
+                <w:color w:val="2B3350"/>
+                <w:sz w:val="20"/>
+                <w:szCs w:val="20"/>
+              </w:rPr>
+              <w:t xml:space="preserve">Change any weight. The three components of a group must total 100.</w:t>
+            </w:r>
+          </w:p>
+        </w:tc>
+      </w:tr>
+      <w:tr>
+        <w:trPr>
+          <w:cantSplit/>
+        </w:trPr>
+        <w:tc>
+          <w:tcPr>
+            <w:tcW w:type="dxa" w:w="2340"/>
+            <w:tcMar>
+              <w:top w:type="dxa" w:w="90"/>
+              <w:left w:type="dxa" w:w="120"/>
+              <w:bottom w:type="dxa" w:w="90"/>
+              <w:right w:type="dxa" w:w="120"/>
+            </w:tcMar>
+          </w:tcPr>
+          <w:p>
+            <w:pPr>
+              <w:spacing w:after="0" w:line="250"/>
+            </w:pPr>
+            <w:r>
+              <w:rPr>
+                <w:rFonts w:ascii="Calibri" w:cs="Calibri" w:eastAsia="Calibri" w:hAnsi="Calibri"/>
+                <w:b/>
+                <w:bCs/>
+                <w:color w:val="2B3350"/>
+                <w:sz w:val="20"/>
+                <w:szCs w:val="20"/>
+              </w:rPr>
+              <w:t xml:space="preserve">Confirm</w:t>
+            </w:r>
+          </w:p>
+        </w:tc>
+        <w:tc>
+          <w:tcPr>
+            <w:tcW w:type="dxa" w:w="2700"/>
+            <w:tcMar>
+              <w:top w:type="dxa" w:w="90"/>
+              <w:left w:type="dxa" w:w="120"/>
+              <w:bottom w:type="dxa" w:w="90"/>
+              <w:right w:type="dxa" w:w="120"/>
+            </w:tcMar>
+          </w:tcPr>
+          <w:p>
+            <w:pPr>
+              <w:spacing w:after="0" w:line="250"/>
+            </w:pPr>
+            <w:r>
+              <w:rPr>
+                <w:rFonts w:ascii="Calibri" w:cs="Calibri" w:eastAsia="Calibri" w:hAnsi="Calibri"/>
+                <w:b w:val="false"/>
+                <w:bCs w:val="false"/>
+                <w:color w:val="2B3350"/>
+                <w:sz w:val="20"/>
+                <w:szCs w:val="20"/>
+              </w:rPr>
+              <w:t xml:space="preserve">Grading Scheme</w:t>
+            </w:r>
+          </w:p>
+        </w:tc>
+        <w:tc>
+          <w:tcPr>
+            <w:tcW w:type="dxa" w:w="4320"/>
+            <w:tcMar>
+              <w:top w:type="dxa" w:w="90"/>
+              <w:left w:type="dxa" w:w="120"/>
+              <w:bottom w:type="dxa" w:w="90"/>
+              <w:right w:type="dxa" w:w="120"/>
+            </w:tcMar>
+          </w:tcPr>
+          <w:p>
+            <w:pPr>
+              <w:spacing w:after="0" w:line="250"/>
+            </w:pPr>
+            <w:r>
+              <w:rPr>
+                <w:rFonts w:ascii="Calibri" w:cs="Calibri" w:eastAsia="Calibri" w:hAnsi="Calibri"/>
+                <w:b w:val="false"/>
+                <w:bCs w:val="false"/>
+                <w:color w:val="2B3350"/>
+                <w:sz w:val="20"/>
+                <w:szCs w:val="20"/>
+              </w:rPr>
+              <w:t xml:space="preserve">A named person at the school states that these weights match the order current for them, and that name is stored.</w:t>
+            </w:r>
+          </w:p>
+        </w:tc>
+      </w:tr>
+      <w:tr>
+        <w:trPr>
+          <w:cantSplit/>
+        </w:trPr>
+        <w:tc>
+          <w:tcPr>
+            <w:tcW w:type="dxa" w:w="2340"/>
+            <w:tcMar>
+              <w:top w:type="dxa" w:w="90"/>
+              <w:left w:type="dxa" w:w="120"/>
+              <w:bottom w:type="dxa" w:w="90"/>
+              <w:right w:type="dxa" w:w="120"/>
+            </w:tcMar>
+          </w:tcPr>
+          <w:p>
+            <w:pPr>
+              <w:spacing w:after="0" w:line="250"/>
+            </w:pPr>
+            <w:r>
+              <w:rPr>
+                <w:rFonts w:ascii="Calibri" w:cs="Calibri" w:eastAsia="Calibri" w:hAnsi="Calibri"/>
+                <w:b/>
+                <w:bCs/>
+                <w:color w:val="2B3350"/>
+                <w:sz w:val="20"/>
+                <w:szCs w:val="20"/>
+              </w:rPr>
+              <w:t xml:space="preserve">Any edit</w:t>
+            </w:r>
+          </w:p>
+        </w:tc>
+        <w:tc>
+          <w:tcPr>
+            <w:tcW w:type="dxa" w:w="2700"/>
+            <w:tcMar>
+              <w:top w:type="dxa" w:w="90"/>
+              <w:left w:type="dxa" w:w="120"/>
+              <w:bottom w:type="dxa" w:w="90"/>
+              <w:right w:type="dxa" w:w="120"/>
+            </w:tcMar>
+          </w:tcPr>
+          <w:p>
+            <w:pPr>
+              <w:spacing w:after="0" w:line="250"/>
+            </w:pPr>
+            <w:r>
+              <w:rPr>
+                <w:rFonts w:ascii="Calibri" w:cs="Calibri" w:eastAsia="Calibri" w:hAnsi="Calibri"/>
+                <w:b w:val="false"/>
+                <w:bCs w:val="false"/>
+                <w:color w:val="2B3350"/>
+                <w:sz w:val="20"/>
+                <w:szCs w:val="20"/>
+              </w:rPr>
+              <w:t xml:space="preserve">Grading Scheme</w:t>
+            </w:r>
+          </w:p>
+        </w:tc>
+        <w:tc>
+          <w:tcPr>
+            <w:tcW w:type="dxa" w:w="4320"/>
+            <w:tcMar>
+              <w:top w:type="dxa" w:w="90"/>
+              <w:left w:type="dxa" w:w="120"/>
+              <w:bottom w:type="dxa" w:w="90"/>
+              <w:right w:type="dxa" w:w="120"/>
+            </w:tcMar>
+          </w:tcPr>
+          <w:p>
+            <w:pPr>
+              <w:spacing w:after="0" w:line="250"/>
+            </w:pPr>
+            <w:r>
+              <w:rPr>
+                <w:rFonts w:ascii="Calibri" w:cs="Calibri" w:eastAsia="Calibri" w:hAnsi="Calibri"/>
+                <w:b w:val="false"/>
+                <w:bCs w:val="false"/>
+                <w:color w:val="2B3350"/>
+                <w:sz w:val="20"/>
+                <w:szCs w:val="20"/>
+              </w:rPr>
+              <w:t xml:space="preserve">Revokes the confirmation. A changed scheme has to be confirmed again before anything prints.</w:t>
+            </w:r>
+          </w:p>
+        </w:tc>
+      </w:tr>
+    </w:tbl>
+    <w:p>
+      <w:pPr>
+        <w:pStyle w:val="Heading2"/>
+        <w:spacing w:after="120" w:before="280"/>
+      </w:pPr>
+      <w:r>
+        <w:rPr>
+          <w:rFonts w:ascii="Cambria" w:cs="Cambria" w:eastAsia="Cambria" w:hAnsi="Cambria"/>
+          <w:b/>
+          <w:bCs/>
+          <w:color w:val="1E2761"/>
+          <w:sz w:val="25"/>
+          <w:szCs w:val="25"/>
+        </w:rPr>
+        <w:t xml:space="preserve">30.2 How a quarterly grade is computed</w:t>
+      </w:r>
+    </w:p>
+    <w:p>
+      <w:pPr>
+        <w:pStyle w:val="ListParagraph"/>
+        <w:numPr>
+          <w:ilvl w:val="0"/>
+          <w:numId w:val="2"/>
+        </w:numPr>
+        <w:spacing w:after="70" w:line="264"/>
+      </w:pPr>
+      <w:r>
+        <w:rPr>
+          <w:rFonts w:ascii="Calibri" w:cs="Calibri" w:eastAsia="Calibri" w:hAnsi="Calibri"/>
+          <w:color w:val="2B3350"/>
+          <w:sz w:val="21"/>
+          <w:szCs w:val="21"/>
+        </w:rPr>
+        <w:t xml:space="preserve">Each score is a raw mark out of a maximum, filed under one of the three components.</w:t>
+      </w:r>
+    </w:p>
+    <w:p>
+      <w:pPr>
+        <w:pStyle w:val="ListParagraph"/>
+        <w:numPr>
+          <w:ilvl w:val="0"/>
+          <w:numId w:val="2"/>
+        </w:numPr>
+        <w:spacing w:after="70" w:line="264"/>
+      </w:pPr>
+      <w:r>
+        <w:rPr>
+          <w:rFonts w:ascii="Calibri" w:cs="Calibri" w:eastAsia="Calibri" w:hAnsi="Calibri"/>
+          <w:color w:val="2B3350"/>
+          <w:sz w:val="21"/>
+          <w:szCs w:val="21"/>
+        </w:rPr>
+        <w:t xml:space="preserve">A component with no work in it yet is left out of the arithmetic entirely - it is not a zero.</w:t>
+      </w:r>
+    </w:p>
+    <w:p>
+      <w:pPr>
+        <w:pStyle w:val="ListParagraph"/>
+        <w:numPr>
+          <w:ilvl w:val="0"/>
+          <w:numId w:val="2"/>
+        </w:numPr>
+        <w:spacing w:after="70" w:line="264"/>
+      </w:pPr>
+      <w:r>
+        <w:rPr>
+          <w:rFonts w:ascii="Calibri" w:cs="Calibri" w:eastAsia="Calibri" w:hAnsi="Calibri"/>
+          <w:color w:val="2B3350"/>
+          <w:sz w:val="21"/>
+          <w:szCs w:val="21"/>
+        </w:rPr>
+        <w:t xml:space="preserve">The grade is the earned total rescaled over the weight that actually exists, and the screen names which component is still missing.</w:t>
+      </w:r>
+    </w:p>
+    <w:p>
+      <w:pPr>
+        <w:pStyle w:val="ListParagraph"/>
+        <w:numPr>
+          <w:ilvl w:val="0"/>
+          <w:numId w:val="2"/>
+        </w:numPr>
+        <w:spacing w:after="70" w:line="264"/>
+      </w:pPr>
+      <w:r>
+        <w:rPr>
+          <w:rFonts w:ascii="Calibri" w:cs="Calibri" w:eastAsia="Calibri" w:hAnsi="Calibri"/>
+          <w:color w:val="2B3350"/>
+          <w:sz w:val="21"/>
+          <w:szCs w:val="21"/>
+        </w:rPr>
+        <w:t xml:space="preserve">That is the difference between "no exam has been given yet" and "every child in the school is capped at 80 until it has".</w:t>
+      </w:r>
+    </w:p>
+    <w:p>
+      <w:pPr>
+        <w:pStyle w:val="Heading2"/>
+        <w:spacing w:after="120" w:before="280"/>
+      </w:pPr>
+      <w:r>
+        <w:rPr>
+          <w:rFonts w:ascii="Cambria" w:cs="Cambria" w:eastAsia="Cambria" w:hAnsi="Cambria"/>
+          <w:b/>
+          <w:bCs/>
+          <w:color w:val="1E2761"/>
+          <w:sz w:val="25"/>
+          <w:szCs w:val="25"/>
+        </w:rPr>
+        <w:t xml:space="preserve">30.3 The report card</w:t>
+      </w:r>
+    </w:p>
+    <w:tbl>
+      <w:tblPr>
+        <w:tblW w:type="dxa" w:w="9360"/>
+        <w:tblBorders>
+          <w:top w:val="single" w:color="D6DEF0" w:sz="4"/>
+          <w:left w:val="single" w:color="D6DEF0" w:sz="4"/>
+          <w:bottom w:val="single" w:color="D6DEF0" w:sz="4"/>
+          <w:right w:val="single" w:color="D6DEF0" w:sz="4"/>
+          <w:insideH w:val="single" w:color="D6DEF0" w:sz="4"/>
+          <w:insideV w:val="single" w:color="D6DEF0" w:sz="4"/>
+        </w:tblBorders>
+      </w:tblPr>
+      <w:tblGrid>
+        <w:gridCol w:w="2340"/>
+        <w:gridCol w:w="2700"/>
+        <w:gridCol w:w="4320"/>
+      </w:tblGrid>
+      <w:tr>
+        <w:trPr>
+          <w:tblHeader/>
+        </w:trPr>
+        <w:tc>
+          <w:tcPr>
+            <w:tcW w:type="dxa" w:w="2340"/>
+            <w:shd w:fill="EEF2FB" w:color="auto" w:val="clear"/>
+            <w:tcMar>
+              <w:top w:type="dxa" w:w="90"/>
+              <w:left w:type="dxa" w:w="120"/>
+              <w:bottom w:type="dxa" w:w="90"/>
+              <w:right w:type="dxa" w:w="120"/>
+            </w:tcMar>
+          </w:tcPr>
+          <w:p>
+            <w:pPr>
+              <w:spacing w:after="0" w:line="250"/>
+            </w:pPr>
+            <w:r>
+              <w:rPr>
+                <w:rFonts w:ascii="Calibri" w:cs="Calibri" w:eastAsia="Calibri" w:hAnsi="Calibri"/>
+                <w:b/>
+                <w:bCs/>
+                <w:color w:val="1E2761"/>
+                <w:sz w:val="19"/>
+                <w:szCs w:val="19"/>
+              </w:rPr>
+              <w:t xml:space="preserve">Control</w:t>
+            </w:r>
+          </w:p>
+        </w:tc>
+        <w:tc>
+          <w:tcPr>
+            <w:tcW w:type="dxa" w:w="2700"/>
+            <w:shd w:fill="EEF2FB" w:color="auto" w:val="clear"/>
+            <w:tcMar>
+              <w:top w:type="dxa" w:w="90"/>
+              <w:left w:type="dxa" w:w="120"/>
+              <w:bottom w:type="dxa" w:w="90"/>
+              <w:right w:type="dxa" w:w="120"/>
+            </w:tcMar>
+          </w:tcPr>
+          <w:p>
+            <w:pPr>
+              <w:spacing w:after="0" w:line="250"/>
+            </w:pPr>
+            <w:r>
+              <w:rPr>
+                <w:rFonts w:ascii="Calibri" w:cs="Calibri" w:eastAsia="Calibri" w:hAnsi="Calibri"/>
+                <w:b/>
+                <w:bCs/>
+                <w:color w:val="1E2761"/>
+                <w:sz w:val="19"/>
+                <w:szCs w:val="19"/>
+              </w:rPr>
+              <w:t xml:space="preserve">Opens</w:t>
+            </w:r>
+          </w:p>
+        </w:tc>
+        <w:tc>
+          <w:tcPr>
+            <w:tcW w:type="dxa" w:w="4320"/>
+            <w:shd w:fill="EEF2FB" w:color="auto" w:val="clear"/>
+            <w:tcMar>
+              <w:top w:type="dxa" w:w="90"/>
+              <w:left w:type="dxa" w:w="120"/>
+              <w:bottom w:type="dxa" w:w="90"/>
+              <w:right w:type="dxa" w:w="120"/>
+            </w:tcMar>
+          </w:tcPr>
+          <w:p>
+            <w:pPr>
+              <w:spacing w:after="0" w:line="250"/>
+            </w:pPr>
+            <w:r>
+              <w:rPr>
+                <w:rFonts w:ascii="Calibri" w:cs="Calibri" w:eastAsia="Calibri" w:hAnsi="Calibri"/>
+                <w:b/>
+                <w:bCs/>
+                <w:color w:val="1E2761"/>
+                <w:sz w:val="19"/>
+                <w:szCs w:val="19"/>
+              </w:rPr>
+              <w:t xml:space="preserve">What happens</w:t>
+            </w:r>
+          </w:p>
+        </w:tc>
+      </w:tr>
+      <w:tr>
+        <w:trPr>
+          <w:cantSplit/>
+        </w:trPr>
+        <w:tc>
+          <w:tcPr>
+            <w:tcW w:type="dxa" w:w="2340"/>
+            <w:tcMar>
+              <w:top w:type="dxa" w:w="90"/>
+              <w:left w:type="dxa" w:w="120"/>
+              <w:bottom w:type="dxa" w:w="90"/>
+              <w:right w:type="dxa" w:w="120"/>
+            </w:tcMar>
+          </w:tcPr>
+          <w:p>
+            <w:pPr>
+              <w:spacing w:after="0" w:line="250"/>
+            </w:pPr>
+            <w:r>
+              <w:rPr>
+                <w:rFonts w:ascii="Calibri" w:cs="Calibri" w:eastAsia="Calibri" w:hAnsi="Calibri"/>
+                <w:b/>
+                <w:bCs/>
+                <w:color w:val="2B3350"/>
+                <w:sz w:val="20"/>
+                <w:szCs w:val="20"/>
+              </w:rPr>
+              <w:t xml:space="preserve">Submit Grades</w:t>
+            </w:r>
+          </w:p>
+        </w:tc>
+        <w:tc>
+          <w:tcPr>
+            <w:tcW w:type="dxa" w:w="2700"/>
+            <w:tcMar>
+              <w:top w:type="dxa" w:w="90"/>
+              <w:left w:type="dxa" w:w="120"/>
+              <w:bottom w:type="dxa" w:w="90"/>
+              <w:right w:type="dxa" w:w="120"/>
+            </w:tcMar>
+          </w:tcPr>
+          <w:p>
+            <w:pPr>
+              <w:spacing w:after="0" w:line="250"/>
+            </w:pPr>
+            <w:r>
+              <w:rPr>
+                <w:rFonts w:ascii="Calibri" w:cs="Calibri" w:eastAsia="Calibri" w:hAnsi="Calibri"/>
+                <w:b w:val="false"/>
+                <w:bCs w:val="false"/>
+                <w:color w:val="2B3350"/>
+                <w:sz w:val="20"/>
+                <w:szCs w:val="20"/>
+              </w:rPr>
+              <w:t xml:space="preserve">Faculty portal</w:t>
+            </w:r>
+          </w:p>
+        </w:tc>
+        <w:tc>
+          <w:tcPr>
+            <w:tcW w:type="dxa" w:w="4320"/>
+            <w:tcMar>
+              <w:top w:type="dxa" w:w="90"/>
+              <w:left w:type="dxa" w:w="120"/>
+              <w:bottom w:type="dxa" w:w="90"/>
+              <w:right w:type="dxa" w:w="120"/>
+            </w:tcMar>
+          </w:tcPr>
+          <w:p>
+            <w:pPr>
+              <w:spacing w:after="0" w:line="250"/>
+            </w:pPr>
+            <w:r>
+              <w:rPr>
+                <w:rFonts w:ascii="Calibri" w:cs="Calibri" w:eastAsia="Calibri" w:hAnsi="Calibri"/>
+                <w:b w:val="false"/>
+                <w:bCs w:val="false"/>
+                <w:color w:val="2B3350"/>
+                <w:sz w:val="20"/>
+                <w:szCs w:val="20"/>
+              </w:rPr>
+              <w:t xml:space="preserve">Enter marks by hand, or import a spreadsheet. The class record shows the arithmetic behind every grade.</w:t>
+            </w:r>
+          </w:p>
+        </w:tc>
+      </w:tr>
+      <w:tr>
+        <w:trPr>
+          <w:cantSplit/>
+        </w:trPr>
+        <w:tc>
+          <w:tcPr>
+            <w:tcW w:type="dxa" w:w="2340"/>
+            <w:tcMar>
+              <w:top w:type="dxa" w:w="90"/>
+              <w:left w:type="dxa" w:w="120"/>
+              <w:bottom w:type="dxa" w:w="90"/>
+              <w:right w:type="dxa" w:w="120"/>
+            </w:tcMar>
+          </w:tcPr>
+          <w:p>
+            <w:pPr>
+              <w:spacing w:after="0" w:line="250"/>
+            </w:pPr>
+            <w:r>
+              <w:rPr>
+                <w:rFonts w:ascii="Calibri" w:cs="Calibri" w:eastAsia="Calibri" w:hAnsi="Calibri"/>
+                <w:b/>
+                <w:bCs/>
+                <w:color w:val="2B3350"/>
+                <w:sz w:val="20"/>
+                <w:szCs w:val="20"/>
+              </w:rPr>
+              <w:t xml:space="preserve">Print Form 138</w:t>
+            </w:r>
+          </w:p>
+        </w:tc>
+        <w:tc>
+          <w:tcPr>
+            <w:tcW w:type="dxa" w:w="2700"/>
+            <w:tcMar>
+              <w:top w:type="dxa" w:w="90"/>
+              <w:left w:type="dxa" w:w="120"/>
+              <w:bottom w:type="dxa" w:w="90"/>
+              <w:right w:type="dxa" w:w="120"/>
+            </w:tcMar>
+          </w:tcPr>
+          <w:p>
+            <w:pPr>
+              <w:spacing w:after="0" w:line="250"/>
+            </w:pPr>
+            <w:r>
+              <w:rPr>
+                <w:rFonts w:ascii="Calibri" w:cs="Calibri" w:eastAsia="Calibri" w:hAnsi="Calibri"/>
+                <w:b w:val="false"/>
+                <w:bCs w:val="false"/>
+                <w:color w:val="2B3350"/>
+                <w:sz w:val="20"/>
+                <w:szCs w:val="20"/>
+              </w:rPr>
+              <w:t xml:space="preserve">Report card</w:t>
+            </w:r>
+          </w:p>
+        </w:tc>
+        <w:tc>
+          <w:tcPr>
+            <w:tcW w:type="dxa" w:w="4320"/>
+            <w:tcMar>
+              <w:top w:type="dxa" w:w="90"/>
+              <w:left w:type="dxa" w:w="120"/>
+              <w:bottom w:type="dxa" w:w="90"/>
+              <w:right w:type="dxa" w:w="120"/>
+            </w:tcMar>
+          </w:tcPr>
+          <w:p>
+            <w:pPr>
+              <w:spacing w:after="0" w:line="250"/>
+            </w:pPr>
+            <w:r>
+              <w:rPr>
+                <w:rFonts w:ascii="Calibri" w:cs="Calibri" w:eastAsia="Calibri" w:hAnsi="Calibri"/>
+                <w:b w:val="false"/>
+                <w:bCs w:val="false"/>
+                <w:color w:val="2B3350"/>
+                <w:sz w:val="20"/>
+                <w:szCs w:val="20"/>
+              </w:rPr>
+              <w:t xml:space="preserve">Every subject, every quarter, the final grade, the DepEd descriptor and the remarks - on the school's own letterhead.</w:t>
+            </w:r>
+          </w:p>
+        </w:tc>
+      </w:tr>
+      <w:tr>
+        <w:trPr>
+          <w:cantSplit/>
+        </w:trPr>
+        <w:tc>
+          <w:tcPr>
+            <w:tcW w:type="dxa" w:w="2340"/>
+            <w:tcMar>
+              <w:top w:type="dxa" w:w="90"/>
+              <w:left w:type="dxa" w:w="120"/>
+              <w:bottom w:type="dxa" w:w="90"/>
+              <w:right w:type="dxa" w:w="120"/>
+            </w:tcMar>
+          </w:tcPr>
+          <w:p>
+            <w:pPr>
+              <w:spacing w:after="0" w:line="250"/>
+            </w:pPr>
+            <w:r>
+              <w:rPr>
+                <w:rFonts w:ascii="Calibri" w:cs="Calibri" w:eastAsia="Calibri" w:hAnsi="Calibri"/>
+                <w:b/>
+                <w:bCs/>
+                <w:color w:val="2B3350"/>
+                <w:sz w:val="20"/>
+                <w:szCs w:val="20"/>
+              </w:rPr>
+              <w:t xml:space="preserve">Unconfirmed scheme</w:t>
+            </w:r>
+          </w:p>
+        </w:tc>
+        <w:tc>
+          <w:tcPr>
+            <w:tcW w:type="dxa" w:w="2700"/>
+            <w:tcMar>
+              <w:top w:type="dxa" w:w="90"/>
+              <w:left w:type="dxa" w:w="120"/>
+              <w:bottom w:type="dxa" w:w="90"/>
+              <w:right w:type="dxa" w:w="120"/>
+            </w:tcMar>
+          </w:tcPr>
+          <w:p>
+            <w:pPr>
+              <w:spacing w:after="0" w:line="250"/>
+            </w:pPr>
+            <w:r>
+              <w:rPr>
+                <w:rFonts w:ascii="Calibri" w:cs="Calibri" w:eastAsia="Calibri" w:hAnsi="Calibri"/>
+                <w:b w:val="false"/>
+                <w:bCs w:val="false"/>
+                <w:color w:val="2B3350"/>
+                <w:sz w:val="20"/>
+                <w:szCs w:val="20"/>
+              </w:rPr>
+              <w:t xml:space="preserve">Refusal</w:t>
+            </w:r>
+          </w:p>
+        </w:tc>
+        <w:tc>
+          <w:tcPr>
+            <w:tcW w:type="dxa" w:w="4320"/>
+            <w:tcMar>
+              <w:top w:type="dxa" w:w="90"/>
+              <w:left w:type="dxa" w:w="120"/>
+              <w:bottom w:type="dxa" w:w="90"/>
+              <w:right w:type="dxa" w:w="120"/>
+            </w:tcMar>
+          </w:tcPr>
+          <w:p>
+            <w:pPr>
+              <w:spacing w:after="0" w:line="250"/>
+            </w:pPr>
+            <w:r>
+              <w:rPr>
+                <w:rFonts w:ascii="Calibri" w:cs="Calibri" w:eastAsia="Calibri" w:hAnsi="Calibri"/>
+                <w:b w:val="false"/>
+                <w:bCs w:val="false"/>
+                <w:color w:val="2B3350"/>
+                <w:sz w:val="20"/>
+                <w:szCs w:val="20"/>
+              </w:rPr>
+              <w:t xml:space="preserve">The report card will not print at all until somebody at the school has confirmed the weights. This is deliberate.</w:t>
+            </w:r>
+          </w:p>
+        </w:tc>
+      </w:tr>
+    </w:tbl>
+    <w:p>
+      <w:pPr>
+        <w:pBdr>
+          <w:left w:val="single" w:color="B37418" w:sz="12" w:space="10"/>
+        </w:pBdr>
+        <w:spacing w:after="200" w:before="120" w:line="264"/>
+        <w:ind w:left="180"/>
+      </w:pPr>
+      <w:r>
+        <w:rPr>
+          <w:rFonts w:ascii="Calibri" w:cs="Calibri" w:eastAsia="Calibri" w:hAnsi="Calibri"/>
+          <w:i/>
+          <w:iCs/>
+          <w:color w:val="55608A"/>
+          <w:sz w:val="20"/>
+          <w:szCs w:val="20"/>
+        </w:rPr>
+        <w:t xml:space="preserve">The weights are the school's, not ours. We seed them so nobody starts from a blank table, and then we refuse to print anything until a named person has checked them.</w:t>
+      </w:r>
+    </w:p>
+    <w:p>
+      <w:pPr>
+        <w:pStyle w:val="Heading1"/>
+        <w:pageBreakBefore/>
+        <w:spacing w:after="160" w:before="0"/>
+      </w:pPr>
+      <w:r>
+        <w:rPr>
+          <w:rFonts w:ascii="Cambria" w:cs="Cambria" w:eastAsia="Cambria" w:hAnsi="Cambria"/>
+          <w:b/>
+          <w:bCs/>
+          <w:color w:val="1E2761"/>
+          <w:sz w:val="32"/>
+          <w:szCs w:val="32"/>
+        </w:rPr>
+        <w:t xml:space="preserve">31. Instalments, discounts and vouchers</w:t>
+      </w:r>
+    </w:p>
+    <w:p>
+      <w:pPr>
+        <w:spacing w:after="120" w:before="0" w:line="264"/>
+      </w:pPr>
+      <w:r>
+        <w:rPr>
+          <w:rFonts w:ascii="Calibri" w:cs="Calibri" w:eastAsia="Calibri" w:hAnsi="Calibri"/>
+          <w:color w:val="2B3350"/>
+          <w:sz w:val="21"/>
+          <w:szCs w:val="21"/>
+        </w:rPr>
+        <w:t xml:space="preserve">Section 14 covers charging a fee and taking a payment. This section covers the four things a Philippine private school then does to that bill - and none of them is a remark typed into a notes field.</w:t>
+      </w:r>
+    </w:p>
+    <w:p>
+      <w:pPr>
+        <w:pStyle w:val="Heading2"/>
+        <w:spacing w:after="120" w:before="280"/>
+      </w:pPr>
+      <w:r>
+        <w:rPr>
+          <w:rFonts w:ascii="Cambria" w:cs="Cambria" w:eastAsia="Cambria" w:hAnsi="Cambria"/>
+          <w:b/>
+          <w:bCs/>
+          <w:color w:val="1E2761"/>
+          <w:sz w:val="25"/>
+          <w:szCs w:val="25"/>
+        </w:rPr>
+        <w:t xml:space="preserve">31.1 Instalments</w:t>
+      </w:r>
+    </w:p>
+    <w:tbl>
+      <w:tblPr>
+        <w:tblW w:type="dxa" w:w="9360"/>
+        <w:tblBorders>
+          <w:top w:val="single" w:color="D6DEF0" w:sz="4"/>
+          <w:left w:val="single" w:color="D6DEF0" w:sz="4"/>
+          <w:bottom w:val="single" w:color="D6DEF0" w:sz="4"/>
+          <w:right w:val="single" w:color="D6DEF0" w:sz="4"/>
+          <w:insideH w:val="single" w:color="D6DEF0" w:sz="4"/>
+          <w:insideV w:val="single" w:color="D6DEF0" w:sz="4"/>
+        </w:tblBorders>
+      </w:tblPr>
+      <w:tblGrid>
+        <w:gridCol w:w="2340"/>
+        <w:gridCol w:w="2700"/>
+        <w:gridCol w:w="4320"/>
+      </w:tblGrid>
+      <w:tr>
+        <w:trPr>
+          <w:tblHeader/>
+        </w:trPr>
+        <w:tc>
+          <w:tcPr>
+            <w:tcW w:type="dxa" w:w="2340"/>
+            <w:shd w:fill="EEF2FB" w:color="auto" w:val="clear"/>
+            <w:tcMar>
+              <w:top w:type="dxa" w:w="90"/>
+              <w:left w:type="dxa" w:w="120"/>
+              <w:bottom w:type="dxa" w:w="90"/>
+              <w:right w:type="dxa" w:w="120"/>
+            </w:tcMar>
+          </w:tcPr>
+          <w:p>
+            <w:pPr>
+              <w:spacing w:after="0" w:line="250"/>
+            </w:pPr>
+            <w:r>
+              <w:rPr>
+                <w:rFonts w:ascii="Calibri" w:cs="Calibri" w:eastAsia="Calibri" w:hAnsi="Calibri"/>
+                <w:b/>
+                <w:bCs/>
+                <w:color w:val="1E2761"/>
+                <w:sz w:val="19"/>
+                <w:szCs w:val="19"/>
+              </w:rPr>
+              <w:t xml:space="preserve">Control</w:t>
+            </w:r>
+          </w:p>
+        </w:tc>
+        <w:tc>
+          <w:tcPr>
+            <w:tcW w:type="dxa" w:w="2700"/>
+            <w:shd w:fill="EEF2FB" w:color="auto" w:val="clear"/>
+            <w:tcMar>
+              <w:top w:type="dxa" w:w="90"/>
+              <w:left w:type="dxa" w:w="120"/>
+              <w:bottom w:type="dxa" w:w="90"/>
+              <w:right w:type="dxa" w:w="120"/>
+            </w:tcMar>
+          </w:tcPr>
+          <w:p>
+            <w:pPr>
+              <w:spacing w:after="0" w:line="250"/>
+            </w:pPr>
+            <w:r>
+              <w:rPr>
+                <w:rFonts w:ascii="Calibri" w:cs="Calibri" w:eastAsia="Calibri" w:hAnsi="Calibri"/>
+                <w:b/>
+                <w:bCs/>
+                <w:color w:val="1E2761"/>
+                <w:sz w:val="19"/>
+                <w:szCs w:val="19"/>
+              </w:rPr>
+              <w:t xml:space="preserve">Opens</w:t>
+            </w:r>
+          </w:p>
+        </w:tc>
+        <w:tc>
+          <w:tcPr>
+            <w:tcW w:type="dxa" w:w="4320"/>
+            <w:shd w:fill="EEF2FB" w:color="auto" w:val="clear"/>
+            <w:tcMar>
+              <w:top w:type="dxa" w:w="90"/>
+              <w:left w:type="dxa" w:w="120"/>
+              <w:bottom w:type="dxa" w:w="90"/>
+              <w:right w:type="dxa" w:w="120"/>
+            </w:tcMar>
+          </w:tcPr>
+          <w:p>
+            <w:pPr>
+              <w:spacing w:after="0" w:line="250"/>
+            </w:pPr>
+            <w:r>
+              <w:rPr>
+                <w:rFonts w:ascii="Calibri" w:cs="Calibri" w:eastAsia="Calibri" w:hAnsi="Calibri"/>
+                <w:b/>
+                <w:bCs/>
+                <w:color w:val="1E2761"/>
+                <w:sz w:val="19"/>
+                <w:szCs w:val="19"/>
+              </w:rPr>
+              <w:t xml:space="preserve">What happens</w:t>
+            </w:r>
+          </w:p>
+        </w:tc>
+      </w:tr>
+      <w:tr>
+        <w:trPr>
+          <w:cantSplit/>
+        </w:trPr>
+        <w:tc>
+          <w:tcPr>
+            <w:tcW w:type="dxa" w:w="2340"/>
+            <w:tcMar>
+              <w:top w:type="dxa" w:w="90"/>
+              <w:left w:type="dxa" w:w="120"/>
+              <w:bottom w:type="dxa" w:w="90"/>
+              <w:right w:type="dxa" w:w="120"/>
+            </w:tcMar>
+          </w:tcPr>
+          <w:p>
+            <w:pPr>
+              <w:spacing w:after="0" w:line="250"/>
+            </w:pPr>
+            <w:r>
+              <w:rPr>
+                <w:rFonts w:ascii="Calibri" w:cs="Calibri" w:eastAsia="Calibri" w:hAnsi="Calibri"/>
+                <w:b/>
+                <w:bCs/>
+                <w:color w:val="2B3350"/>
+                <w:sz w:val="20"/>
+                <w:szCs w:val="20"/>
+              </w:rPr>
+              <w:t xml:space="preserve">Billing Schedule</w:t>
+            </w:r>
+          </w:p>
+        </w:tc>
+        <w:tc>
+          <w:tcPr>
+            <w:tcW w:type="dxa" w:w="2700"/>
+            <w:tcMar>
+              <w:top w:type="dxa" w:w="90"/>
+              <w:left w:type="dxa" w:w="120"/>
+              <w:bottom w:type="dxa" w:w="90"/>
+              <w:right w:type="dxa" w:w="120"/>
+            </w:tcMar>
+          </w:tcPr>
+          <w:p>
+            <w:pPr>
+              <w:spacing w:after="0" w:line="250"/>
+            </w:pPr>
+            <w:r>
+              <w:rPr>
+                <w:rFonts w:ascii="Calibri" w:cs="Calibri" w:eastAsia="Calibri" w:hAnsi="Calibri"/>
+                <w:b w:val="false"/>
+                <w:bCs w:val="false"/>
+                <w:color w:val="2B3350"/>
+                <w:sz w:val="20"/>
+                <w:szCs w:val="20"/>
+              </w:rPr>
+              <w:t xml:space="preserve">Fee schedule</w:t>
+            </w:r>
+          </w:p>
+        </w:tc>
+        <w:tc>
+          <w:tcPr>
+            <w:tcW w:type="dxa" w:w="4320"/>
+            <w:tcMar>
+              <w:top w:type="dxa" w:w="90"/>
+              <w:left w:type="dxa" w:w="120"/>
+              <w:bottom w:type="dxa" w:w="90"/>
+              <w:right w:type="dxa" w:w="120"/>
+            </w:tcMar>
+          </w:tcPr>
+          <w:p>
+            <w:pPr>
+              <w:spacing w:after="0" w:line="250"/>
+            </w:pPr>
+            <w:r>
+              <w:rPr>
+                <w:rFonts w:ascii="Calibri" w:cs="Calibri" w:eastAsia="Calibri" w:hAnsi="Calibri"/>
+                <w:b w:val="false"/>
+                <w:bCs w:val="false"/>
+                <w:color w:val="2B3350"/>
+                <w:sz w:val="20"/>
+                <w:szCs w:val="20"/>
+              </w:rPr>
+              <w:t xml:space="preserve">Split a schedule into parts - upon enrolment, then monthly - each with its own amount and due date.</w:t>
+            </w:r>
+          </w:p>
+        </w:tc>
+      </w:tr>
+      <w:tr>
+        <w:trPr>
+          <w:cantSplit/>
+        </w:trPr>
+        <w:tc>
+          <w:tcPr>
+            <w:tcW w:type="dxa" w:w="2340"/>
+            <w:tcMar>
+              <w:top w:type="dxa" w:w="90"/>
+              <w:left w:type="dxa" w:w="120"/>
+              <w:bottom w:type="dxa" w:w="90"/>
+              <w:right w:type="dxa" w:w="120"/>
+            </w:tcMar>
+          </w:tcPr>
+          <w:p>
+            <w:pPr>
+              <w:spacing w:after="0" w:line="250"/>
+            </w:pPr>
+            <w:r>
+              <w:rPr>
+                <w:rFonts w:ascii="Calibri" w:cs="Calibri" w:eastAsia="Calibri" w:hAnsi="Calibri"/>
+                <w:b/>
+                <w:bCs/>
+                <w:color w:val="2B3350"/>
+                <w:sz w:val="20"/>
+                <w:szCs w:val="20"/>
+              </w:rPr>
+              <w:t xml:space="preserve">Due dates</w:t>
+            </w:r>
+          </w:p>
+        </w:tc>
+        <w:tc>
+          <w:tcPr>
+            <w:tcW w:type="dxa" w:w="2700"/>
+            <w:tcMar>
+              <w:top w:type="dxa" w:w="90"/>
+              <w:left w:type="dxa" w:w="120"/>
+              <w:bottom w:type="dxa" w:w="90"/>
+              <w:right w:type="dxa" w:w="120"/>
+            </w:tcMar>
+          </w:tcPr>
+          <w:p>
+            <w:pPr>
+              <w:spacing w:after="0" w:line="250"/>
+            </w:pPr>
+            <w:r>
+              <w:rPr>
+                <w:rFonts w:ascii="Calibri" w:cs="Calibri" w:eastAsia="Calibri" w:hAnsi="Calibri"/>
+                <w:b w:val="false"/>
+                <w:bCs w:val="false"/>
+                <w:color w:val="2B3350"/>
+                <w:sz w:val="20"/>
+                <w:szCs w:val="20"/>
+              </w:rPr>
+              <w:t xml:space="preserve">Statement</w:t>
+            </w:r>
+          </w:p>
+        </w:tc>
+        <w:tc>
+          <w:tcPr>
+            <w:tcW w:type="dxa" w:w="4320"/>
+            <w:tcMar>
+              <w:top w:type="dxa" w:w="90"/>
+              <w:left w:type="dxa" w:w="120"/>
+              <w:bottom w:type="dxa" w:w="90"/>
+              <w:right w:type="dxa" w:w="120"/>
+            </w:tcMar>
+          </w:tcPr>
+          <w:p>
+            <w:pPr>
+              <w:spacing w:after="0" w:line="250"/>
+            </w:pPr>
+            <w:r>
+              <w:rPr>
+                <w:rFonts w:ascii="Calibri" w:cs="Calibri" w:eastAsia="Calibri" w:hAnsi="Calibri"/>
+                <w:b w:val="false"/>
+                <w:bCs w:val="false"/>
+                <w:color w:val="2B3350"/>
+                <w:sz w:val="20"/>
+                <w:szCs w:val="20"/>
+              </w:rPr>
+              <w:t xml:space="preserve">What is overdue becomes a date the family and the cashier can both read, rather than an opinion at a counter.</w:t>
+            </w:r>
+          </w:p>
+        </w:tc>
+      </w:tr>
+    </w:tbl>
+    <w:p>
+      <w:pPr>
+        <w:pStyle w:val="Heading2"/>
+        <w:spacing w:after="120" w:before="280"/>
+      </w:pPr>
+      <w:r>
+        <w:rPr>
+          <w:rFonts w:ascii="Cambria" w:cs="Cambria" w:eastAsia="Cambria" w:hAnsi="Cambria"/>
+          <w:b/>
+          <w:bCs/>
+          <w:color w:val="1E2761"/>
+          <w:sz w:val="25"/>
+          <w:szCs w:val="25"/>
+        </w:rPr>
+        <w:t xml:space="preserve">31.2 Discounts</w:t>
+      </w:r>
+    </w:p>
+    <w:tbl>
+      <w:tblPr>
+        <w:tblW w:type="dxa" w:w="9360"/>
+        <w:tblBorders>
+          <w:top w:val="single" w:color="D6DEF0" w:sz="4"/>
+          <w:left w:val="single" w:color="D6DEF0" w:sz="4"/>
+          <w:bottom w:val="single" w:color="D6DEF0" w:sz="4"/>
+          <w:right w:val="single" w:color="D6DEF0" w:sz="4"/>
+          <w:insideH w:val="single" w:color="D6DEF0" w:sz="4"/>
+          <w:insideV w:val="single" w:color="D6DEF0" w:sz="4"/>
+        </w:tblBorders>
+      </w:tblPr>
+      <w:tblGrid>
+        <w:gridCol w:w="2340"/>
+        <w:gridCol w:w="2700"/>
+        <w:gridCol w:w="4320"/>
+      </w:tblGrid>
+      <w:tr>
+        <w:trPr>
+          <w:tblHeader/>
+        </w:trPr>
+        <w:tc>
+          <w:tcPr>
+            <w:tcW w:type="dxa" w:w="2340"/>
+            <w:shd w:fill="EEF2FB" w:color="auto" w:val="clear"/>
+            <w:tcMar>
+              <w:top w:type="dxa" w:w="90"/>
+              <w:left w:type="dxa" w:w="120"/>
+              <w:bottom w:type="dxa" w:w="90"/>
+              <w:right w:type="dxa" w:w="120"/>
+            </w:tcMar>
+          </w:tcPr>
+          <w:p>
+            <w:pPr>
+              <w:spacing w:after="0" w:line="250"/>
+            </w:pPr>
+            <w:r>
+              <w:rPr>
+                <w:rFonts w:ascii="Calibri" w:cs="Calibri" w:eastAsia="Calibri" w:hAnsi="Calibri"/>
+                <w:b/>
+                <w:bCs/>
+                <w:color w:val="1E2761"/>
+                <w:sz w:val="19"/>
+                <w:szCs w:val="19"/>
+              </w:rPr>
+              <w:t xml:space="preserve">Control</w:t>
+            </w:r>
+          </w:p>
+        </w:tc>
+        <w:tc>
+          <w:tcPr>
+            <w:tcW w:type="dxa" w:w="2700"/>
+            <w:shd w:fill="EEF2FB" w:color="auto" w:val="clear"/>
+            <w:tcMar>
+              <w:top w:type="dxa" w:w="90"/>
+              <w:left w:type="dxa" w:w="120"/>
+              <w:bottom w:type="dxa" w:w="90"/>
+              <w:right w:type="dxa" w:w="120"/>
+            </w:tcMar>
+          </w:tcPr>
+          <w:p>
+            <w:pPr>
+              <w:spacing w:after="0" w:line="250"/>
+            </w:pPr>
+            <w:r>
+              <w:rPr>
+                <w:rFonts w:ascii="Calibri" w:cs="Calibri" w:eastAsia="Calibri" w:hAnsi="Calibri"/>
+                <w:b/>
+                <w:bCs/>
+                <w:color w:val="1E2761"/>
+                <w:sz w:val="19"/>
+                <w:szCs w:val="19"/>
+              </w:rPr>
+              <w:t xml:space="preserve">Opens</w:t>
+            </w:r>
+          </w:p>
+        </w:tc>
+        <w:tc>
+          <w:tcPr>
+            <w:tcW w:type="dxa" w:w="4320"/>
+            <w:shd w:fill="EEF2FB" w:color="auto" w:val="clear"/>
+            <w:tcMar>
+              <w:top w:type="dxa" w:w="90"/>
+              <w:left w:type="dxa" w:w="120"/>
+              <w:bottom w:type="dxa" w:w="90"/>
+              <w:right w:type="dxa" w:w="120"/>
+            </w:tcMar>
+          </w:tcPr>
+          <w:p>
+            <w:pPr>
+              <w:spacing w:after="0" w:line="250"/>
+            </w:pPr>
+            <w:r>
+              <w:rPr>
+                <w:rFonts w:ascii="Calibri" w:cs="Calibri" w:eastAsia="Calibri" w:hAnsi="Calibri"/>
+                <w:b/>
+                <w:bCs/>
+                <w:color w:val="1E2761"/>
+                <w:sz w:val="19"/>
+                <w:szCs w:val="19"/>
+              </w:rPr>
+              <w:t xml:space="preserve">What happens</w:t>
+            </w:r>
+          </w:p>
+        </w:tc>
+      </w:tr>
+      <w:tr>
+        <w:trPr>
+          <w:cantSplit/>
+        </w:trPr>
+        <w:tc>
+          <w:tcPr>
+            <w:tcW w:type="dxa" w:w="2340"/>
+            <w:tcMar>
+              <w:top w:type="dxa" w:w="90"/>
+              <w:left w:type="dxa" w:w="120"/>
+              <w:bottom w:type="dxa" w:w="90"/>
+              <w:right w:type="dxa" w:w="120"/>
+            </w:tcMar>
+          </w:tcPr>
+          <w:p>
+            <w:pPr>
+              <w:spacing w:after="0" w:line="250"/>
+            </w:pPr>
+            <w:r>
+              <w:rPr>
+                <w:rFonts w:ascii="Calibri" w:cs="Calibri" w:eastAsia="Calibri" w:hAnsi="Calibri"/>
+                <w:b/>
+                <w:bCs/>
+                <w:color w:val="2B3350"/>
+                <w:sz w:val="20"/>
+                <w:szCs w:val="20"/>
+              </w:rPr>
+              <w:t xml:space="preserve">Grant Discount</w:t>
+            </w:r>
+          </w:p>
+        </w:tc>
+        <w:tc>
+          <w:tcPr>
+            <w:tcW w:type="dxa" w:w="2700"/>
+            <w:tcMar>
+              <w:top w:type="dxa" w:w="90"/>
+              <w:left w:type="dxa" w:w="120"/>
+              <w:bottom w:type="dxa" w:w="90"/>
+              <w:right w:type="dxa" w:w="120"/>
+            </w:tcMar>
+          </w:tcPr>
+          <w:p>
+            <w:pPr>
+              <w:spacing w:after="0" w:line="250"/>
+            </w:pPr>
+            <w:r>
+              <w:rPr>
+                <w:rFonts w:ascii="Calibri" w:cs="Calibri" w:eastAsia="Calibri" w:hAnsi="Calibri"/>
+                <w:b w:val="false"/>
+                <w:bCs w:val="false"/>
+                <w:color w:val="2B3350"/>
+                <w:sz w:val="20"/>
+                <w:szCs w:val="20"/>
+              </w:rPr>
+              <w:t xml:space="preserve">Discount</w:t>
+            </w:r>
+          </w:p>
+        </w:tc>
+        <w:tc>
+          <w:tcPr>
+            <w:tcW w:type="dxa" w:w="4320"/>
+            <w:tcMar>
+              <w:top w:type="dxa" w:w="90"/>
+              <w:left w:type="dxa" w:w="120"/>
+              <w:bottom w:type="dxa" w:w="90"/>
+              <w:right w:type="dxa" w:w="120"/>
+            </w:tcMar>
+          </w:tcPr>
+          <w:p>
+            <w:pPr>
+              <w:spacing w:after="0" w:line="250"/>
+            </w:pPr>
+            <w:r>
+              <w:rPr>
+                <w:rFonts w:ascii="Calibri" w:cs="Calibri" w:eastAsia="Calibri" w:hAnsi="Calibri"/>
+                <w:b w:val="false"/>
+                <w:bCs w:val="false"/>
+                <w:color w:val="2B3350"/>
+                <w:sz w:val="20"/>
+                <w:szCs w:val="20"/>
+              </w:rPr>
+              <w:t xml:space="preserve">Kind - sibling, early bird, staff child, scholarship - amount or percentage, the charge it applies to, and the authority it was granted on.</w:t>
+            </w:r>
+          </w:p>
+        </w:tc>
+      </w:tr>
+      <w:tr>
+        <w:trPr>
+          <w:cantSplit/>
+        </w:trPr>
+        <w:tc>
+          <w:tcPr>
+            <w:tcW w:type="dxa" w:w="2340"/>
+            <w:tcMar>
+              <w:top w:type="dxa" w:w="90"/>
+              <w:left w:type="dxa" w:w="120"/>
+              <w:bottom w:type="dxa" w:w="90"/>
+              <w:right w:type="dxa" w:w="120"/>
+            </w:tcMar>
+          </w:tcPr>
+          <w:p>
+            <w:pPr>
+              <w:spacing w:after="0" w:line="250"/>
+            </w:pPr>
+            <w:r>
+              <w:rPr>
+                <w:rFonts w:ascii="Calibri" w:cs="Calibri" w:eastAsia="Calibri" w:hAnsi="Calibri"/>
+                <w:b/>
+                <w:bCs/>
+                <w:color w:val="2B3350"/>
+                <w:sz w:val="20"/>
+                <w:szCs w:val="20"/>
+              </w:rPr>
+              <w:t xml:space="preserve">Revoke</w:t>
+            </w:r>
+          </w:p>
+        </w:tc>
+        <w:tc>
+          <w:tcPr>
+            <w:tcW w:type="dxa" w:w="2700"/>
+            <w:tcMar>
+              <w:top w:type="dxa" w:w="90"/>
+              <w:left w:type="dxa" w:w="120"/>
+              <w:bottom w:type="dxa" w:w="90"/>
+              <w:right w:type="dxa" w:w="120"/>
+            </w:tcMar>
+          </w:tcPr>
+          <w:p>
+            <w:pPr>
+              <w:spacing w:after="0" w:line="250"/>
+            </w:pPr>
+            <w:r>
+              <w:rPr>
+                <w:rFonts w:ascii="Calibri" w:cs="Calibri" w:eastAsia="Calibri" w:hAnsi="Calibri"/>
+                <w:b w:val="false"/>
+                <w:bCs w:val="false"/>
+                <w:color w:val="2B3350"/>
+                <w:sz w:val="20"/>
+                <w:szCs w:val="20"/>
+              </w:rPr>
+              <w:t xml:space="preserve">Discount</w:t>
+            </w:r>
+          </w:p>
+        </w:tc>
+        <w:tc>
+          <w:tcPr>
+            <w:tcW w:type="dxa" w:w="4320"/>
+            <w:tcMar>
+              <w:top w:type="dxa" w:w="90"/>
+              <w:left w:type="dxa" w:w="120"/>
+              <w:bottom w:type="dxa" w:w="90"/>
+              <w:right w:type="dxa" w:w="120"/>
+            </w:tcMar>
+          </w:tcPr>
+          <w:p>
+            <w:pPr>
+              <w:spacing w:after="0" w:line="250"/>
+            </w:pPr>
+            <w:r>
+              <w:rPr>
+                <w:rFonts w:ascii="Calibri" w:cs="Calibri" w:eastAsia="Calibri" w:hAnsi="Calibri"/>
+                <w:b w:val="false"/>
+                <w:bCs w:val="false"/>
+                <w:color w:val="2B3350"/>
+                <w:sz w:val="20"/>
+                <w:szCs w:val="20"/>
+              </w:rPr>
+              <w:t xml:space="preserve">Ends it. The original grant and the revocation both stay on the record.</w:t>
+            </w:r>
+          </w:p>
+        </w:tc>
+      </w:tr>
+    </w:tbl>
+    <w:p>
+      <w:pPr>
+        <w:pStyle w:val="Heading2"/>
+        <w:spacing w:after="120" w:before="280"/>
+      </w:pPr>
+      <w:r>
+        <w:rPr>
+          <w:rFonts w:ascii="Cambria" w:cs="Cambria" w:eastAsia="Cambria" w:hAnsi="Cambria"/>
+          <w:b/>
+          <w:bCs/>
+          <w:color w:val="1E2761"/>
+          <w:sz w:val="25"/>
+          <w:szCs w:val="25"/>
+        </w:rPr>
+        <w:t xml:space="preserve">31.3 ESC and SHS vouchers</w:t>
+      </w:r>
+    </w:p>
+    <w:p>
+      <w:pPr>
+        <w:spacing w:after="120" w:before="0" w:line="264"/>
+      </w:pPr>
+      <w:r>
+        <w:rPr>
+          <w:rFonts w:ascii="Calibri" w:cs="Calibri" w:eastAsia="Calibri" w:hAnsi="Calibri"/>
+          <w:color w:val="2B3350"/>
+          <w:sz w:val="21"/>
+          <w:szCs w:val="21"/>
+        </w:rPr>
+        <w:t xml:space="preserve">A voucher is a subsidy owed to the school by PEAC, not a discount the school gave away. It is carried as a receivable: the family sees the net they owe, and the school still sees what is outstanding from the programme. A school that books a voucher as a discount cannot say what PEAC still owes it.</w:t>
+      </w:r>
+    </w:p>
+    <w:p>
+      <w:pPr>
+        <w:pStyle w:val="Heading2"/>
+        <w:spacing w:after="120" w:before="280"/>
+      </w:pPr>
+      <w:r>
+        <w:rPr>
+          <w:rFonts w:ascii="Cambria" w:cs="Cambria" w:eastAsia="Cambria" w:hAnsi="Cambria"/>
+          <w:b/>
+          <w:bCs/>
+          <w:color w:val="1E2761"/>
+          <w:sz w:val="25"/>
+          <w:szCs w:val="25"/>
+        </w:rPr>
+        <w:t xml:space="preserve">31.4 The exam permit</w:t>
+      </w:r>
+    </w:p>
+    <w:p>
+      <w:pPr>
+        <w:spacing w:after="120" w:before="0" w:line="264"/>
+      </w:pPr>
+      <w:r>
+        <w:rPr>
+          <w:rFonts w:ascii="Calibri" w:cs="Calibri" w:eastAsia="Calibri" w:hAnsi="Calibri"/>
+          <w:color w:val="2B3350"/>
+          <w:sz w:val="21"/>
+          <w:szCs w:val="21"/>
+        </w:rPr>
+        <w:t xml:space="preserve">Cleared or not cleared, read from the ledger, so nobody is deciding at a desk on exam morning whether this family is up to date. A promissory note recorded against the account is what clears a student the school has decided to let sit.</w:t>
+      </w:r>
+    </w:p>
+    <w:p>
+      <w:pPr>
+        <w:pStyle w:val="Heading1"/>
+        <w:pageBreakBefore/>
+        <w:spacing w:after="160" w:before="0"/>
+      </w:pPr>
+      <w:r>
+        <w:rPr>
+          <w:rFonts w:ascii="Cambria" w:cs="Cambria" w:eastAsia="Cambria" w:hAnsi="Cambria"/>
+          <w:b/>
+          <w:bCs/>
+          <w:color w:val="1E2761"/>
+          <w:sz w:val="32"/>
+          <w:szCs w:val="32"/>
+        </w:rPr>
+        <w:t xml:space="preserve">32. Official receipts</w:t>
+      </w:r>
+    </w:p>
+    <w:p>
+      <w:pPr>
+        <w:spacing w:after="120" w:before="0" w:line="264"/>
+      </w:pPr>
+      <w:r>
+        <w:rPr>
+          <w:rFonts w:ascii="Calibri" w:cs="Calibri" w:eastAsia="Calibri" w:hAnsi="Calibri"/>
+          <w:color w:val="2B3350"/>
+          <w:sz w:val="21"/>
+          <w:szCs w:val="21"/>
+        </w:rPr>
+        <w:t xml:space="preserve">The BIR register a school keeps by hand in a booklet, kept in the app instead - with the one property a paper booklet has for free and software usually loses: a serial is issued exactly once.</w:t>
+      </w:r>
+    </w:p>
+    <w:tbl>
+      <w:tblPr>
+        <w:tblW w:type="dxa" w:w="9360"/>
+        <w:tblBorders>
+          <w:top w:val="single" w:color="D6DEF0" w:sz="4"/>
+          <w:left w:val="single" w:color="D6DEF0" w:sz="4"/>
+          <w:bottom w:val="single" w:color="D6DEF0" w:sz="4"/>
+          <w:right w:val="single" w:color="D6DEF0" w:sz="4"/>
+          <w:insideH w:val="single" w:color="D6DEF0" w:sz="4"/>
+          <w:insideV w:val="single" w:color="D6DEF0" w:sz="4"/>
+        </w:tblBorders>
+      </w:tblPr>
+      <w:tblGrid>
+        <w:gridCol w:w="2340"/>
+        <w:gridCol w:w="2700"/>
+        <w:gridCol w:w="4320"/>
+      </w:tblGrid>
+      <w:tr>
+        <w:trPr>
+          <w:tblHeader/>
+        </w:trPr>
+        <w:tc>
+          <w:tcPr>
+            <w:tcW w:type="dxa" w:w="2340"/>
+            <w:shd w:fill="EEF2FB" w:color="auto" w:val="clear"/>
+            <w:tcMar>
+              <w:top w:type="dxa" w:w="90"/>
+              <w:left w:type="dxa" w:w="120"/>
+              <w:bottom w:type="dxa" w:w="90"/>
+              <w:right w:type="dxa" w:w="120"/>
+            </w:tcMar>
+          </w:tcPr>
+          <w:p>
+            <w:pPr>
+              <w:spacing w:after="0" w:line="250"/>
+            </w:pPr>
+            <w:r>
+              <w:rPr>
+                <w:rFonts w:ascii="Calibri" w:cs="Calibri" w:eastAsia="Calibri" w:hAnsi="Calibri"/>
+                <w:b/>
+                <w:bCs/>
+                <w:color w:val="1E2761"/>
+                <w:sz w:val="19"/>
+                <w:szCs w:val="19"/>
+              </w:rPr>
+              <w:t xml:space="preserve">Control</w:t>
+            </w:r>
+          </w:p>
+        </w:tc>
+        <w:tc>
+          <w:tcPr>
+            <w:tcW w:type="dxa" w:w="2700"/>
+            <w:shd w:fill="EEF2FB" w:color="auto" w:val="clear"/>
+            <w:tcMar>
+              <w:top w:type="dxa" w:w="90"/>
+              <w:left w:type="dxa" w:w="120"/>
+              <w:bottom w:type="dxa" w:w="90"/>
+              <w:right w:type="dxa" w:w="120"/>
+            </w:tcMar>
+          </w:tcPr>
+          <w:p>
+            <w:pPr>
+              <w:spacing w:after="0" w:line="250"/>
+            </w:pPr>
+            <w:r>
+              <w:rPr>
+                <w:rFonts w:ascii="Calibri" w:cs="Calibri" w:eastAsia="Calibri" w:hAnsi="Calibri"/>
+                <w:b/>
+                <w:bCs/>
+                <w:color w:val="1E2761"/>
+                <w:sz w:val="19"/>
+                <w:szCs w:val="19"/>
+              </w:rPr>
+              <w:t xml:space="preserve">Opens</w:t>
+            </w:r>
+          </w:p>
+        </w:tc>
+        <w:tc>
+          <w:tcPr>
+            <w:tcW w:type="dxa" w:w="4320"/>
+            <w:shd w:fill="EEF2FB" w:color="auto" w:val="clear"/>
+            <w:tcMar>
+              <w:top w:type="dxa" w:w="90"/>
+              <w:left w:type="dxa" w:w="120"/>
+              <w:bottom w:type="dxa" w:w="90"/>
+              <w:right w:type="dxa" w:w="120"/>
+            </w:tcMar>
+          </w:tcPr>
+          <w:p>
+            <w:pPr>
+              <w:spacing w:after="0" w:line="250"/>
+            </w:pPr>
+            <w:r>
+              <w:rPr>
+                <w:rFonts w:ascii="Calibri" w:cs="Calibri" w:eastAsia="Calibri" w:hAnsi="Calibri"/>
+                <w:b/>
+                <w:bCs/>
+                <w:color w:val="1E2761"/>
+                <w:sz w:val="19"/>
+                <w:szCs w:val="19"/>
+              </w:rPr>
+              <w:t xml:space="preserve">What happens</w:t>
+            </w:r>
+          </w:p>
+        </w:tc>
+      </w:tr>
+      <w:tr>
+        <w:trPr>
+          <w:cantSplit/>
+        </w:trPr>
+        <w:tc>
+          <w:tcPr>
+            <w:tcW w:type="dxa" w:w="2340"/>
+            <w:tcMar>
+              <w:top w:type="dxa" w:w="90"/>
+              <w:left w:type="dxa" w:w="120"/>
+              <w:bottom w:type="dxa" w:w="90"/>
+              <w:right w:type="dxa" w:w="120"/>
+            </w:tcMar>
+          </w:tcPr>
+          <w:p>
+            <w:pPr>
+              <w:spacing w:after="0" w:line="250"/>
+            </w:pPr>
+            <w:r>
+              <w:rPr>
+                <w:rFonts w:ascii="Calibri" w:cs="Calibri" w:eastAsia="Calibri" w:hAnsi="Calibri"/>
+                <w:b/>
+                <w:bCs/>
+                <w:color w:val="2B3350"/>
+                <w:sz w:val="20"/>
+                <w:szCs w:val="20"/>
+              </w:rPr>
+              <w:t xml:space="preserve">Register Booklet</w:t>
+            </w:r>
+          </w:p>
+        </w:tc>
+        <w:tc>
+          <w:tcPr>
+            <w:tcW w:type="dxa" w:w="2700"/>
+            <w:tcMar>
+              <w:top w:type="dxa" w:w="90"/>
+              <w:left w:type="dxa" w:w="120"/>
+              <w:bottom w:type="dxa" w:w="90"/>
+              <w:right w:type="dxa" w:w="120"/>
+            </w:tcMar>
+          </w:tcPr>
+          <w:p>
+            <w:pPr>
+              <w:spacing w:after="0" w:line="250"/>
+            </w:pPr>
+            <w:r>
+              <w:rPr>
+                <w:rFonts w:ascii="Calibri" w:cs="Calibri" w:eastAsia="Calibri" w:hAnsi="Calibri"/>
+                <w:b w:val="false"/>
+                <w:bCs w:val="false"/>
+                <w:color w:val="2B3350"/>
+                <w:sz w:val="20"/>
+                <w:szCs w:val="20"/>
+              </w:rPr>
+              <w:t xml:space="preserve">OR booklet</w:t>
+            </w:r>
+          </w:p>
+        </w:tc>
+        <w:tc>
+          <w:tcPr>
+            <w:tcW w:type="dxa" w:w="4320"/>
+            <w:tcMar>
+              <w:top w:type="dxa" w:w="90"/>
+              <w:left w:type="dxa" w:w="120"/>
+              <w:bottom w:type="dxa" w:w="90"/>
+              <w:right w:type="dxa" w:w="120"/>
+            </w:tcMar>
+          </w:tcPr>
+          <w:p>
+            <w:pPr>
+              <w:spacing w:after="0" w:line="250"/>
+            </w:pPr>
+            <w:r>
+              <w:rPr>
+                <w:rFonts w:ascii="Calibri" w:cs="Calibri" w:eastAsia="Calibri" w:hAnsi="Calibri"/>
+                <w:b w:val="false"/>
+                <w:bCs w:val="false"/>
+                <w:color w:val="2B3350"/>
+                <w:sz w:val="20"/>
+                <w:szCs w:val="20"/>
+              </w:rPr>
+              <w:t xml:space="preserve">The Authority to Print number, the serial range it covers, and the date it was received.</w:t>
+            </w:r>
+          </w:p>
+        </w:tc>
+      </w:tr>
+      <w:tr>
+        <w:trPr>
+          <w:cantSplit/>
+        </w:trPr>
+        <w:tc>
+          <w:tcPr>
+            <w:tcW w:type="dxa" w:w="2340"/>
+            <w:tcMar>
+              <w:top w:type="dxa" w:w="90"/>
+              <w:left w:type="dxa" w:w="120"/>
+              <w:bottom w:type="dxa" w:w="90"/>
+              <w:right w:type="dxa" w:w="120"/>
+            </w:tcMar>
+          </w:tcPr>
+          <w:p>
+            <w:pPr>
+              <w:spacing w:after="0" w:line="250"/>
+            </w:pPr>
+            <w:r>
+              <w:rPr>
+                <w:rFonts w:ascii="Calibri" w:cs="Calibri" w:eastAsia="Calibri" w:hAnsi="Calibri"/>
+                <w:b/>
+                <w:bCs/>
+                <w:color w:val="2B3350"/>
+                <w:sz w:val="20"/>
+                <w:szCs w:val="20"/>
+              </w:rPr>
+              <w:t xml:space="preserve">Issue OR</w:t>
+            </w:r>
+          </w:p>
+        </w:tc>
+        <w:tc>
+          <w:tcPr>
+            <w:tcW w:type="dxa" w:w="2700"/>
+            <w:tcMar>
+              <w:top w:type="dxa" w:w="90"/>
+              <w:left w:type="dxa" w:w="120"/>
+              <w:bottom w:type="dxa" w:w="90"/>
+              <w:right w:type="dxa" w:w="120"/>
+            </w:tcMar>
+          </w:tcPr>
+          <w:p>
+            <w:pPr>
+              <w:spacing w:after="0" w:line="250"/>
+            </w:pPr>
+            <w:r>
+              <w:rPr>
+                <w:rFonts w:ascii="Calibri" w:cs="Calibri" w:eastAsia="Calibri" w:hAnsi="Calibri"/>
+                <w:b w:val="false"/>
+                <w:bCs w:val="false"/>
+                <w:color w:val="2B3350"/>
+                <w:sz w:val="20"/>
+                <w:szCs w:val="20"/>
+              </w:rPr>
+              <w:t xml:space="preserve">Official receipt</w:t>
+            </w:r>
+          </w:p>
+        </w:tc>
+        <w:tc>
+          <w:tcPr>
+            <w:tcW w:type="dxa" w:w="4320"/>
+            <w:tcMar>
+              <w:top w:type="dxa" w:w="90"/>
+              <w:left w:type="dxa" w:w="120"/>
+              <w:bottom w:type="dxa" w:w="90"/>
+              <w:right w:type="dxa" w:w="120"/>
+            </w:tcMar>
+          </w:tcPr>
+          <w:p>
+            <w:pPr>
+              <w:spacing w:after="0" w:line="250"/>
+            </w:pPr>
+            <w:r>
+              <w:rPr>
+                <w:rFonts w:ascii="Calibri" w:cs="Calibri" w:eastAsia="Calibri" w:hAnsi="Calibri"/>
+                <w:b w:val="false"/>
+                <w:bCs w:val="false"/>
+                <w:color w:val="2B3350"/>
+                <w:sz w:val="20"/>
+                <w:szCs w:val="20"/>
+              </w:rPr>
+              <w:t xml:space="preserve">Claims the next serial from the open booklet, on the server, inside a transaction. Two cashiers pressing at the same moment are handed different numbers - never the same one.</w:t>
+            </w:r>
+          </w:p>
+        </w:tc>
+      </w:tr>
+      <w:tr>
+        <w:trPr>
+          <w:cantSplit/>
+        </w:trPr>
+        <w:tc>
+          <w:tcPr>
+            <w:tcW w:type="dxa" w:w="2340"/>
+            <w:tcMar>
+              <w:top w:type="dxa" w:w="90"/>
+              <w:left w:type="dxa" w:w="120"/>
+              <w:bottom w:type="dxa" w:w="90"/>
+              <w:right w:type="dxa" w:w="120"/>
+            </w:tcMar>
+          </w:tcPr>
+          <w:p>
+            <w:pPr>
+              <w:spacing w:after="0" w:line="250"/>
+            </w:pPr>
+            <w:r>
+              <w:rPr>
+                <w:rFonts w:ascii="Calibri" w:cs="Calibri" w:eastAsia="Calibri" w:hAnsi="Calibri"/>
+                <w:b/>
+                <w:bCs/>
+                <w:color w:val="2B3350"/>
+                <w:sz w:val="20"/>
+                <w:szCs w:val="20"/>
+              </w:rPr>
+              <w:t xml:space="preserve">Print</w:t>
+            </w:r>
+          </w:p>
+        </w:tc>
+        <w:tc>
+          <w:tcPr>
+            <w:tcW w:type="dxa" w:w="2700"/>
+            <w:tcMar>
+              <w:top w:type="dxa" w:w="90"/>
+              <w:left w:type="dxa" w:w="120"/>
+              <w:bottom w:type="dxa" w:w="90"/>
+              <w:right w:type="dxa" w:w="120"/>
+            </w:tcMar>
+          </w:tcPr>
+          <w:p>
+            <w:pPr>
+              <w:spacing w:after="0" w:line="250"/>
+            </w:pPr>
+            <w:r>
+              <w:rPr>
+                <w:rFonts w:ascii="Calibri" w:cs="Calibri" w:eastAsia="Calibri" w:hAnsi="Calibri"/>
+                <w:b w:val="false"/>
+                <w:bCs w:val="false"/>
+                <w:color w:val="2B3350"/>
+                <w:sz w:val="20"/>
+                <w:szCs w:val="20"/>
+              </w:rPr>
+              <w:t xml:space="preserve">Official receipt</w:t>
+            </w:r>
+          </w:p>
+        </w:tc>
+        <w:tc>
+          <w:tcPr>
+            <w:tcW w:type="dxa" w:w="4320"/>
+            <w:tcMar>
+              <w:top w:type="dxa" w:w="90"/>
+              <w:left w:type="dxa" w:w="120"/>
+              <w:bottom w:type="dxa" w:w="90"/>
+              <w:right w:type="dxa" w:w="120"/>
+            </w:tcMar>
+          </w:tcPr>
+          <w:p>
+            <w:pPr>
+              <w:spacing w:after="0" w:line="250"/>
+            </w:pPr>
+            <w:r>
+              <w:rPr>
+                <w:rFonts w:ascii="Calibri" w:cs="Calibri" w:eastAsia="Calibri" w:hAnsi="Calibri"/>
+                <w:b w:val="false"/>
+                <w:bCs w:val="false"/>
+                <w:color w:val="2B3350"/>
+                <w:sz w:val="20"/>
+                <w:szCs w:val="20"/>
+              </w:rPr>
+              <w:t xml:space="preserve">Payer, amount, what it was for, and the serial, on the school's own letterhead.</w:t>
+            </w:r>
+          </w:p>
+        </w:tc>
+      </w:tr>
+      <w:tr>
+        <w:trPr>
+          <w:cantSplit/>
+        </w:trPr>
+        <w:tc>
+          <w:tcPr>
+            <w:tcW w:type="dxa" w:w="2340"/>
+            <w:tcMar>
+              <w:top w:type="dxa" w:w="90"/>
+              <w:left w:type="dxa" w:w="120"/>
+              <w:bottom w:type="dxa" w:w="90"/>
+              <w:right w:type="dxa" w:w="120"/>
+            </w:tcMar>
+          </w:tcPr>
+          <w:p>
+            <w:pPr>
+              <w:spacing w:after="0" w:line="250"/>
+            </w:pPr>
+            <w:r>
+              <w:rPr>
+                <w:rFonts w:ascii="Calibri" w:cs="Calibri" w:eastAsia="Calibri" w:hAnsi="Calibri"/>
+                <w:b/>
+                <w:bCs/>
+                <w:color w:val="2B3350"/>
+                <w:sz w:val="20"/>
+                <w:szCs w:val="20"/>
+              </w:rPr>
+              <w:t xml:space="preserve">Cancel</w:t>
+            </w:r>
+          </w:p>
+        </w:tc>
+        <w:tc>
+          <w:tcPr>
+            <w:tcW w:type="dxa" w:w="2700"/>
+            <w:tcMar>
+              <w:top w:type="dxa" w:w="90"/>
+              <w:left w:type="dxa" w:w="120"/>
+              <w:bottom w:type="dxa" w:w="90"/>
+              <w:right w:type="dxa" w:w="120"/>
+            </w:tcMar>
+          </w:tcPr>
+          <w:p>
+            <w:pPr>
+              <w:spacing w:after="0" w:line="250"/>
+            </w:pPr>
+            <w:r>
+              <w:rPr>
+                <w:rFonts w:ascii="Calibri" w:cs="Calibri" w:eastAsia="Calibri" w:hAnsi="Calibri"/>
+                <w:b w:val="false"/>
+                <w:bCs w:val="false"/>
+                <w:color w:val="2B3350"/>
+                <w:sz w:val="20"/>
+                <w:szCs w:val="20"/>
+              </w:rPr>
+              <w:t xml:space="preserve">Official receipt</w:t>
+            </w:r>
+          </w:p>
+        </w:tc>
+        <w:tc>
+          <w:tcPr>
+            <w:tcW w:type="dxa" w:w="4320"/>
+            <w:tcMar>
+              <w:top w:type="dxa" w:w="90"/>
+              <w:left w:type="dxa" w:w="120"/>
+              <w:bottom w:type="dxa" w:w="90"/>
+              <w:right w:type="dxa" w:w="120"/>
+            </w:tcMar>
+          </w:tcPr>
+          <w:p>
+            <w:pPr>
+              <w:spacing w:after="0" w:line="250"/>
+            </w:pPr>
+            <w:r>
+              <w:rPr>
+                <w:rFonts w:ascii="Calibri" w:cs="Calibri" w:eastAsia="Calibri" w:hAnsi="Calibri"/>
+                <w:b w:val="false"/>
+                <w:bCs w:val="false"/>
+                <w:color w:val="2B3350"/>
+                <w:sz w:val="20"/>
+                <w:szCs w:val="20"/>
+              </w:rPr>
+              <w:t xml:space="preserve">Marks a serial cancelled. It is never re-issued to somebody else.</w:t>
+            </w:r>
+          </w:p>
+        </w:tc>
+      </w:tr>
+      <w:tr>
+        <w:trPr>
+          <w:cantSplit/>
+        </w:trPr>
+        <w:tc>
+          <w:tcPr>
+            <w:tcW w:type="dxa" w:w="2340"/>
+            <w:tcMar>
+              <w:top w:type="dxa" w:w="90"/>
+              <w:left w:type="dxa" w:w="120"/>
+              <w:bottom w:type="dxa" w:w="90"/>
+              <w:right w:type="dxa" w:w="120"/>
+            </w:tcMar>
+          </w:tcPr>
+          <w:p>
+            <w:pPr>
+              <w:spacing w:after="0" w:line="250"/>
+            </w:pPr>
+            <w:r>
+              <w:rPr>
+                <w:rFonts w:ascii="Calibri" w:cs="Calibri" w:eastAsia="Calibri" w:hAnsi="Calibri"/>
+                <w:b/>
+                <w:bCs/>
+                <w:color w:val="2B3350"/>
+                <w:sz w:val="20"/>
+                <w:szCs w:val="20"/>
+              </w:rPr>
+              <w:t xml:space="preserve">Reconcile</w:t>
+            </w:r>
+          </w:p>
+        </w:tc>
+        <w:tc>
+          <w:tcPr>
+            <w:tcW w:type="dxa" w:w="2700"/>
+            <w:tcMar>
+              <w:top w:type="dxa" w:w="90"/>
+              <w:left w:type="dxa" w:w="120"/>
+              <w:bottom w:type="dxa" w:w="90"/>
+              <w:right w:type="dxa" w:w="120"/>
+            </w:tcMar>
+          </w:tcPr>
+          <w:p>
+            <w:pPr>
+              <w:spacing w:after="0" w:line="250"/>
+            </w:pPr>
+            <w:r>
+              <w:rPr>
+                <w:rFonts w:ascii="Calibri" w:cs="Calibri" w:eastAsia="Calibri" w:hAnsi="Calibri"/>
+                <w:b w:val="false"/>
+                <w:bCs w:val="false"/>
+                <w:color w:val="2B3350"/>
+                <w:sz w:val="20"/>
+                <w:szCs w:val="20"/>
+              </w:rPr>
+              <w:t xml:space="preserve">OR register</w:t>
+            </w:r>
+          </w:p>
+        </w:tc>
+        <w:tc>
+          <w:tcPr>
+            <w:tcW w:type="dxa" w:w="4320"/>
+            <w:tcMar>
+              <w:top w:type="dxa" w:w="90"/>
+              <w:left w:type="dxa" w:w="120"/>
+              <w:bottom w:type="dxa" w:w="90"/>
+              <w:right w:type="dxa" w:w="120"/>
+            </w:tcMar>
+          </w:tcPr>
+          <w:p>
+            <w:pPr>
+              <w:spacing w:after="0" w:line="250"/>
+            </w:pPr>
+            <w:r>
+              <w:rPr>
+                <w:rFonts w:ascii="Calibri" w:cs="Calibri" w:eastAsia="Calibri" w:hAnsi="Calibri"/>
+                <w:b w:val="false"/>
+                <w:bCs w:val="false"/>
+                <w:color w:val="2B3350"/>
+                <w:sz w:val="20"/>
+                <w:szCs w:val="20"/>
+              </w:rPr>
+              <w:t xml:space="preserve">Which serials were issued, which were cancelled, and which are simply missing - the question an audit opens with.</w:t>
+            </w:r>
+          </w:p>
+        </w:tc>
+      </w:tr>
+    </w:tbl>
+    <w:p>
+      <w:pPr>
+        <w:pBdr>
+          <w:left w:val="single" w:color="B37418" w:sz="12" w:space="10"/>
+        </w:pBdr>
+        <w:spacing w:after="200" w:before="120" w:line="264"/>
+        <w:ind w:left="180"/>
+      </w:pPr>
+      <w:r>
+        <w:rPr>
+          <w:rFonts w:ascii="Calibri" w:cs="Calibri" w:eastAsia="Calibri" w:hAnsi="Calibri"/>
+          <w:i/>
+          <w:iCs/>
+          <w:color w:val="55608A"/>
+          <w:sz w:val="20"/>
+          <w:szCs w:val="20"/>
+        </w:rPr>
+        <w:t xml:space="preserve">The serial is not a number the app displays. It is a number the server gives out once and can never give out again.</w:t>
+      </w:r>
+    </w:p>
+    <w:p>
+      <w:pPr>
+        <w:pStyle w:val="Heading1"/>
+        <w:pageBreakBefore/>
+        <w:spacing w:after="160" w:before="0"/>
+      </w:pPr>
+      <w:r>
+        <w:rPr>
+          <w:rFonts w:ascii="Cambria" w:cs="Cambria" w:eastAsia="Cambria" w:hAnsi="Cambria"/>
+          <w:b/>
+          <w:bCs/>
+          <w:color w:val="1E2761"/>
+          <w:sz w:val="32"/>
+          <w:szCs w:val="32"/>
+        </w:rPr>
+        <w:t xml:space="preserve">33. Payroll</w:t>
+      </w:r>
+    </w:p>
+    <w:p>
+      <w:pPr>
+        <w:spacing w:after="120" w:before="0" w:line="264"/>
+      </w:pPr>
+      <w:r>
+        <w:rPr>
+          <w:rFonts w:ascii="Calibri" w:cs="Calibri" w:eastAsia="Calibri" w:hAnsi="Calibri"/>
+          <w:color w:val="2B3350"/>
+          <w:sz w:val="21"/>
+          <w:szCs w:val="21"/>
+        </w:rPr>
+        <w:t xml:space="preserve">The timesheet in section 23 is the input. This is the run: a period, a set of employees, and a payslip each.</w:t>
+      </w:r>
+    </w:p>
+    <w:p>
+      <w:pPr>
+        <w:pStyle w:val="Heading2"/>
+        <w:spacing w:after="120" w:before="280"/>
+      </w:pPr>
+      <w:r>
+        <w:rPr>
+          <w:rFonts w:ascii="Cambria" w:cs="Cambria" w:eastAsia="Cambria" w:hAnsi="Cambria"/>
+          <w:b/>
+          <w:bCs/>
+          <w:color w:val="1E2761"/>
+          <w:sz w:val="25"/>
+          <w:szCs w:val="25"/>
+        </w:rPr>
+        <w:t xml:space="preserve">33.1 Setting it up</w:t>
+      </w:r>
+    </w:p>
+    <w:tbl>
+      <w:tblPr>
+        <w:tblW w:type="dxa" w:w="9360"/>
+        <w:tblBorders>
+          <w:top w:val="single" w:color="D6DEF0" w:sz="4"/>
+          <w:left w:val="single" w:color="D6DEF0" w:sz="4"/>
+          <w:bottom w:val="single" w:color="D6DEF0" w:sz="4"/>
+          <w:right w:val="single" w:color="D6DEF0" w:sz="4"/>
+          <w:insideH w:val="single" w:color="D6DEF0" w:sz="4"/>
+          <w:insideV w:val="single" w:color="D6DEF0" w:sz="4"/>
+        </w:tblBorders>
+      </w:tblPr>
+      <w:tblGrid>
+        <w:gridCol w:w="2340"/>
+        <w:gridCol w:w="2700"/>
+        <w:gridCol w:w="4320"/>
+      </w:tblGrid>
+      <w:tr>
+        <w:trPr>
+          <w:tblHeader/>
+        </w:trPr>
+        <w:tc>
+          <w:tcPr>
+            <w:tcW w:type="dxa" w:w="2340"/>
+            <w:shd w:fill="EEF2FB" w:color="auto" w:val="clear"/>
+            <w:tcMar>
+              <w:top w:type="dxa" w:w="90"/>
+              <w:left w:type="dxa" w:w="120"/>
+              <w:bottom w:type="dxa" w:w="90"/>
+              <w:right w:type="dxa" w:w="120"/>
+            </w:tcMar>
+          </w:tcPr>
+          <w:p>
+            <w:pPr>
+              <w:spacing w:after="0" w:line="250"/>
+            </w:pPr>
+            <w:r>
+              <w:rPr>
+                <w:rFonts w:ascii="Calibri" w:cs="Calibri" w:eastAsia="Calibri" w:hAnsi="Calibri"/>
+                <w:b/>
+                <w:bCs/>
+                <w:color w:val="1E2761"/>
+                <w:sz w:val="19"/>
+                <w:szCs w:val="19"/>
+              </w:rPr>
+              <w:t xml:space="preserve">Control</w:t>
+            </w:r>
+          </w:p>
+        </w:tc>
+        <w:tc>
+          <w:tcPr>
+            <w:tcW w:type="dxa" w:w="2700"/>
+            <w:shd w:fill="EEF2FB" w:color="auto" w:val="clear"/>
+            <w:tcMar>
+              <w:top w:type="dxa" w:w="90"/>
+              <w:left w:type="dxa" w:w="120"/>
+              <w:bottom w:type="dxa" w:w="90"/>
+              <w:right w:type="dxa" w:w="120"/>
+            </w:tcMar>
+          </w:tcPr>
+          <w:p>
+            <w:pPr>
+              <w:spacing w:after="0" w:line="250"/>
+            </w:pPr>
+            <w:r>
+              <w:rPr>
+                <w:rFonts w:ascii="Calibri" w:cs="Calibri" w:eastAsia="Calibri" w:hAnsi="Calibri"/>
+                <w:b/>
+                <w:bCs/>
+                <w:color w:val="1E2761"/>
+                <w:sz w:val="19"/>
+                <w:szCs w:val="19"/>
+              </w:rPr>
+              <w:t xml:space="preserve">Opens</w:t>
+            </w:r>
+          </w:p>
+        </w:tc>
+        <w:tc>
+          <w:tcPr>
+            <w:tcW w:type="dxa" w:w="4320"/>
+            <w:shd w:fill="EEF2FB" w:color="auto" w:val="clear"/>
+            <w:tcMar>
+              <w:top w:type="dxa" w:w="90"/>
+              <w:left w:type="dxa" w:w="120"/>
+              <w:bottom w:type="dxa" w:w="90"/>
+              <w:right w:type="dxa" w:w="120"/>
+            </w:tcMar>
+          </w:tcPr>
+          <w:p>
+            <w:pPr>
+              <w:spacing w:after="0" w:line="250"/>
+            </w:pPr>
+            <w:r>
+              <w:rPr>
+                <w:rFonts w:ascii="Calibri" w:cs="Calibri" w:eastAsia="Calibri" w:hAnsi="Calibri"/>
+                <w:b/>
+                <w:bCs/>
+                <w:color w:val="1E2761"/>
+                <w:sz w:val="19"/>
+                <w:szCs w:val="19"/>
+              </w:rPr>
+              <w:t xml:space="preserve">What happens</w:t>
+            </w:r>
+          </w:p>
+        </w:tc>
+      </w:tr>
+      <w:tr>
+        <w:trPr>
+          <w:cantSplit/>
+        </w:trPr>
+        <w:tc>
+          <w:tcPr>
+            <w:tcW w:type="dxa" w:w="2340"/>
+            <w:tcMar>
+              <w:top w:type="dxa" w:w="90"/>
+              <w:left w:type="dxa" w:w="120"/>
+              <w:bottom w:type="dxa" w:w="90"/>
+              <w:right w:type="dxa" w:w="120"/>
+            </w:tcMar>
+          </w:tcPr>
+          <w:p>
+            <w:pPr>
+              <w:spacing w:after="0" w:line="250"/>
+            </w:pPr>
+            <w:r>
+              <w:rPr>
+                <w:rFonts w:ascii="Calibri" w:cs="Calibri" w:eastAsia="Calibri" w:hAnsi="Calibri"/>
+                <w:b/>
+                <w:bCs/>
+                <w:color w:val="2B3350"/>
+                <w:sz w:val="20"/>
+                <w:szCs w:val="20"/>
+              </w:rPr>
+              <w:t xml:space="preserve">Compensation</w:t>
+            </w:r>
+          </w:p>
+        </w:tc>
+        <w:tc>
+          <w:tcPr>
+            <w:tcW w:type="dxa" w:w="2700"/>
+            <w:tcMar>
+              <w:top w:type="dxa" w:w="90"/>
+              <w:left w:type="dxa" w:w="120"/>
+              <w:bottom w:type="dxa" w:w="90"/>
+              <w:right w:type="dxa" w:w="120"/>
+            </w:tcMar>
+          </w:tcPr>
+          <w:p>
+            <w:pPr>
+              <w:spacing w:after="0" w:line="250"/>
+            </w:pPr>
+            <w:r>
+              <w:rPr>
+                <w:rFonts w:ascii="Calibri" w:cs="Calibri" w:eastAsia="Calibri" w:hAnsi="Calibri"/>
+                <w:b w:val="false"/>
+                <w:bCs w:val="false"/>
+                <w:color w:val="2B3350"/>
+                <w:sz w:val="20"/>
+                <w:szCs w:val="20"/>
+              </w:rPr>
+              <w:t xml:space="preserve">Employee</w:t>
+            </w:r>
+          </w:p>
+        </w:tc>
+        <w:tc>
+          <w:tcPr>
+            <w:tcW w:type="dxa" w:w="4320"/>
+            <w:tcMar>
+              <w:top w:type="dxa" w:w="90"/>
+              <w:left w:type="dxa" w:w="120"/>
+              <w:bottom w:type="dxa" w:w="90"/>
+              <w:right w:type="dxa" w:w="120"/>
+            </w:tcMar>
+          </w:tcPr>
+          <w:p>
+            <w:pPr>
+              <w:spacing w:after="0" w:line="250"/>
+            </w:pPr>
+            <w:r>
+              <w:rPr>
+                <w:rFonts w:ascii="Calibri" w:cs="Calibri" w:eastAsia="Calibri" w:hAnsi="Calibri"/>
+                <w:b w:val="false"/>
+                <w:bCs w:val="false"/>
+                <w:color w:val="2B3350"/>
+                <w:sz w:val="20"/>
+                <w:szCs w:val="20"/>
+              </w:rPr>
+              <w:t xml:space="preserve">Basis - monthly, daily or hourly - the rate, and any allowances. Director and Admin only, enforced by the database.</w:t>
+            </w:r>
+          </w:p>
+        </w:tc>
+      </w:tr>
+      <w:tr>
+        <w:trPr>
+          <w:cantSplit/>
+        </w:trPr>
+        <w:tc>
+          <w:tcPr>
+            <w:tcW w:type="dxa" w:w="2340"/>
+            <w:tcMar>
+              <w:top w:type="dxa" w:w="90"/>
+              <w:left w:type="dxa" w:w="120"/>
+              <w:bottom w:type="dxa" w:w="90"/>
+              <w:right w:type="dxa" w:w="120"/>
+            </w:tcMar>
+          </w:tcPr>
+          <w:p>
+            <w:pPr>
+              <w:spacing w:after="0" w:line="250"/>
+            </w:pPr>
+            <w:r>
+              <w:rPr>
+                <w:rFonts w:ascii="Calibri" w:cs="Calibri" w:eastAsia="Calibri" w:hAnsi="Calibri"/>
+                <w:b/>
+                <w:bCs/>
+                <w:color w:val="2B3350"/>
+                <w:sz w:val="20"/>
+                <w:szCs w:val="20"/>
+              </w:rPr>
+              <w:t xml:space="preserve">Contribution Scheme</w:t>
+            </w:r>
+          </w:p>
+        </w:tc>
+        <w:tc>
+          <w:tcPr>
+            <w:tcW w:type="dxa" w:w="2700"/>
+            <w:tcMar>
+              <w:top w:type="dxa" w:w="90"/>
+              <w:left w:type="dxa" w:w="120"/>
+              <w:bottom w:type="dxa" w:w="90"/>
+              <w:right w:type="dxa" w:w="120"/>
+            </w:tcMar>
+          </w:tcPr>
+          <w:p>
+            <w:pPr>
+              <w:spacing w:after="0" w:line="250"/>
+            </w:pPr>
+            <w:r>
+              <w:rPr>
+                <w:rFonts w:ascii="Calibri" w:cs="Calibri" w:eastAsia="Calibri" w:hAnsi="Calibri"/>
+                <w:b w:val="false"/>
+                <w:bCs w:val="false"/>
+                <w:color w:val="2B3350"/>
+                <w:sz w:val="20"/>
+                <w:szCs w:val="20"/>
+              </w:rPr>
+              <w:t xml:space="preserve">Payroll Setup</w:t>
+            </w:r>
+          </w:p>
+        </w:tc>
+        <w:tc>
+          <w:tcPr>
+            <w:tcW w:type="dxa" w:w="4320"/>
+            <w:tcMar>
+              <w:top w:type="dxa" w:w="90"/>
+              <w:left w:type="dxa" w:w="120"/>
+              <w:bottom w:type="dxa" w:w="90"/>
+              <w:right w:type="dxa" w:w="120"/>
+            </w:tcMar>
+          </w:tcPr>
+          <w:p>
+            <w:pPr>
+              <w:spacing w:after="0" w:line="250"/>
+            </w:pPr>
+            <w:r>
+              <w:rPr>
+                <w:rFonts w:ascii="Calibri" w:cs="Calibri" w:eastAsia="Calibri" w:hAnsi="Calibri"/>
+                <w:b w:val="false"/>
+                <w:bCs w:val="false"/>
+                <w:color w:val="2B3350"/>
+                <w:sz w:val="20"/>
+                <w:szCs w:val="20"/>
+              </w:rPr>
+              <w:t xml:space="preserve">The SSS, PhilHealth, Pag-IBIG and withholding brackets. It ships EMPTY.</w:t>
+            </w:r>
+          </w:p>
+        </w:tc>
+      </w:tr>
+      <w:tr>
+        <w:trPr>
+          <w:cantSplit/>
+        </w:trPr>
+        <w:tc>
+          <w:tcPr>
+            <w:tcW w:type="dxa" w:w="2340"/>
+            <w:tcMar>
+              <w:top w:type="dxa" w:w="90"/>
+              <w:left w:type="dxa" w:w="120"/>
+              <w:bottom w:type="dxa" w:w="90"/>
+              <w:right w:type="dxa" w:w="120"/>
+            </w:tcMar>
+          </w:tcPr>
+          <w:p>
+            <w:pPr>
+              <w:spacing w:after="0" w:line="250"/>
+            </w:pPr>
+            <w:r>
+              <w:rPr>
+                <w:rFonts w:ascii="Calibri" w:cs="Calibri" w:eastAsia="Calibri" w:hAnsi="Calibri"/>
+                <w:b/>
+                <w:bCs/>
+                <w:color w:val="2B3350"/>
+                <w:sz w:val="20"/>
+                <w:szCs w:val="20"/>
+              </w:rPr>
+              <w:t xml:space="preserve">Confirm</w:t>
+            </w:r>
+          </w:p>
+        </w:tc>
+        <w:tc>
+          <w:tcPr>
+            <w:tcW w:type="dxa" w:w="2700"/>
+            <w:tcMar>
+              <w:top w:type="dxa" w:w="90"/>
+              <w:left w:type="dxa" w:w="120"/>
+              <w:bottom w:type="dxa" w:w="90"/>
+              <w:right w:type="dxa" w:w="120"/>
+            </w:tcMar>
+          </w:tcPr>
+          <w:p>
+            <w:pPr>
+              <w:spacing w:after="0" w:line="250"/>
+            </w:pPr>
+            <w:r>
+              <w:rPr>
+                <w:rFonts w:ascii="Calibri" w:cs="Calibri" w:eastAsia="Calibri" w:hAnsi="Calibri"/>
+                <w:b w:val="false"/>
+                <w:bCs w:val="false"/>
+                <w:color w:val="2B3350"/>
+                <w:sz w:val="20"/>
+                <w:szCs w:val="20"/>
+              </w:rPr>
+              <w:t xml:space="preserve">Payroll Setup</w:t>
+            </w:r>
+          </w:p>
+        </w:tc>
+        <w:tc>
+          <w:tcPr>
+            <w:tcW w:type="dxa" w:w="4320"/>
+            <w:tcMar>
+              <w:top w:type="dxa" w:w="90"/>
+              <w:left w:type="dxa" w:w="120"/>
+              <w:bottom w:type="dxa" w:w="90"/>
+              <w:right w:type="dxa" w:w="120"/>
+            </w:tcMar>
+          </w:tcPr>
+          <w:p>
+            <w:pPr>
+              <w:spacing w:after="0" w:line="250"/>
+            </w:pPr>
+            <w:r>
+              <w:rPr>
+                <w:rFonts w:ascii="Calibri" w:cs="Calibri" w:eastAsia="Calibri" w:hAnsi="Calibri"/>
+                <w:b w:val="false"/>
+                <w:bCs w:val="false"/>
+                <w:color w:val="2B3350"/>
+                <w:sz w:val="20"/>
+                <w:szCs w:val="20"/>
+              </w:rPr>
+              <w:t xml:space="preserve">A named person states that these brackets came from the circular in front of them, names that circular, and confirms. No payslip prints until they have.</w:t>
+            </w:r>
+          </w:p>
+        </w:tc>
+      </w:tr>
+    </w:tbl>
+    <w:p>
+      <w:pPr>
+        <w:pStyle w:val="Heading2"/>
+        <w:spacing w:after="120" w:before="280"/>
+      </w:pPr>
+      <w:r>
+        <w:rPr>
+          <w:rFonts w:ascii="Cambria" w:cs="Cambria" w:eastAsia="Cambria" w:hAnsi="Cambria"/>
+          <w:b/>
+          <w:bCs/>
+          <w:color w:val="1E2761"/>
+          <w:sz w:val="25"/>
+          <w:szCs w:val="25"/>
+        </w:rPr>
+        <w:t xml:space="preserve">33.2 The run</w:t>
+      </w:r>
+    </w:p>
+    <w:p>
+      <w:pPr>
+        <w:pStyle w:val="ListParagraph"/>
+        <w:numPr>
+          <w:ilvl w:val="0"/>
+          <w:numId w:val="2"/>
+        </w:numPr>
+        <w:spacing w:after="70" w:line="264"/>
+      </w:pPr>
+      <w:r>
+        <w:rPr>
+          <w:rFonts w:ascii="Calibri" w:cs="Calibri" w:eastAsia="Calibri" w:hAnsi="Calibri"/>
+          <w:color w:val="2B3350"/>
+          <w:sz w:val="21"/>
+          <w:szCs w:val="21"/>
+        </w:rPr>
+        <w:t xml:space="preserve">Days worked, late and absent come from the month already on the timesheet - nothing is retyped.</w:t>
+      </w:r>
+    </w:p>
+    <w:p>
+      <w:pPr>
+        <w:pStyle w:val="ListParagraph"/>
+        <w:numPr>
+          <w:ilvl w:val="0"/>
+          <w:numId w:val="2"/>
+        </w:numPr>
+        <w:spacing w:after="70" w:line="264"/>
+      </w:pPr>
+      <w:r>
+        <w:rPr>
+          <w:rFonts w:ascii="Calibri" w:cs="Calibri" w:eastAsia="Calibri" w:hAnsi="Calibri"/>
+          <w:color w:val="2B3350"/>
+          <w:sz w:val="21"/>
+          <w:szCs w:val="21"/>
+        </w:rPr>
+        <w:t xml:space="preserve">An absence is costed at the period's own day rate, not a fixed twenty-two, so February does not pay differently from March.</w:t>
+      </w:r>
+    </w:p>
+    <w:p>
+      <w:pPr>
+        <w:pStyle w:val="ListParagraph"/>
+        <w:numPr>
+          <w:ilvl w:val="0"/>
+          <w:numId w:val="2"/>
+        </w:numPr>
+        <w:spacing w:after="70" w:line="264"/>
+      </w:pPr>
+      <w:r>
+        <w:rPr>
+          <w:rFonts w:ascii="Calibri" w:cs="Calibri" w:eastAsia="Calibri" w:hAnsi="Calibri"/>
+          <w:color w:val="2B3350"/>
+          <w:sz w:val="21"/>
+          <w:szCs w:val="21"/>
+        </w:rPr>
+        <w:t xml:space="preserve">Contributions are deducted first, and tax is computed on what is left.</w:t>
+      </w:r>
+    </w:p>
+    <w:p>
+      <w:pPr>
+        <w:pStyle w:val="ListParagraph"/>
+        <w:numPr>
+          <w:ilvl w:val="0"/>
+          <w:numId w:val="2"/>
+        </w:numPr>
+        <w:spacing w:after="70" w:line="264"/>
+      </w:pPr>
+      <w:r>
+        <w:rPr>
+          <w:rFonts w:ascii="Calibri" w:cs="Calibri" w:eastAsia="Calibri" w:hAnsi="Calibri"/>
+          <w:color w:val="2B3350"/>
+          <w:sz w:val="21"/>
+          <w:szCs w:val="21"/>
+        </w:rPr>
+        <w:t xml:space="preserve">Net pay never falls below zero.</w:t>
+      </w:r>
+    </w:p>
+    <w:p>
+      <w:pPr>
+        <w:pStyle w:val="ListParagraph"/>
+        <w:numPr>
+          <w:ilvl w:val="0"/>
+          <w:numId w:val="2"/>
+        </w:numPr>
+        <w:spacing w:after="70" w:line="264"/>
+      </w:pPr>
+      <w:r>
+        <w:rPr>
+          <w:rFonts w:ascii="Calibri" w:cs="Calibri" w:eastAsia="Calibri" w:hAnsi="Calibri"/>
+          <w:color w:val="2B3350"/>
+          <w:sz w:val="21"/>
+          <w:szCs w:val="21"/>
+        </w:rPr>
+        <w:t xml:space="preserve">13th month is a twelfth of what was actually earned across the year, taken from the runs rather than from a headline salary.</w:t>
+      </w:r>
+    </w:p>
+    <w:p>
+      <w:pPr>
+        <w:pStyle w:val="Heading2"/>
+        <w:spacing w:after="120" w:before="280"/>
+      </w:pPr>
+      <w:r>
+        <w:rPr>
+          <w:rFonts w:ascii="Cambria" w:cs="Cambria" w:eastAsia="Cambria" w:hAnsi="Cambria"/>
+          <w:b/>
+          <w:bCs/>
+          <w:color w:val="1E2761"/>
+          <w:sz w:val="25"/>
+          <w:szCs w:val="25"/>
+        </w:rPr>
+        <w:t xml:space="preserve">33.3 The payslip</w:t>
+      </w:r>
+    </w:p>
+    <w:tbl>
+      <w:tblPr>
+        <w:tblW w:type="dxa" w:w="9360"/>
+        <w:tblBorders>
+          <w:top w:val="single" w:color="D6DEF0" w:sz="4"/>
+          <w:left w:val="single" w:color="D6DEF0" w:sz="4"/>
+          <w:bottom w:val="single" w:color="D6DEF0" w:sz="4"/>
+          <w:right w:val="single" w:color="D6DEF0" w:sz="4"/>
+          <w:insideH w:val="single" w:color="D6DEF0" w:sz="4"/>
+          <w:insideV w:val="single" w:color="D6DEF0" w:sz="4"/>
+        </w:tblBorders>
+      </w:tblPr>
+      <w:tblGrid>
+        <w:gridCol w:w="2340"/>
+        <w:gridCol w:w="2700"/>
+        <w:gridCol w:w="4320"/>
+      </w:tblGrid>
+      <w:tr>
+        <w:trPr>
+          <w:tblHeader/>
+        </w:trPr>
+        <w:tc>
+          <w:tcPr>
+            <w:tcW w:type="dxa" w:w="2340"/>
+            <w:shd w:fill="EEF2FB" w:color="auto" w:val="clear"/>
+            <w:tcMar>
+              <w:top w:type="dxa" w:w="90"/>
+              <w:left w:type="dxa" w:w="120"/>
+              <w:bottom w:type="dxa" w:w="90"/>
+              <w:right w:type="dxa" w:w="120"/>
+            </w:tcMar>
+          </w:tcPr>
+          <w:p>
+            <w:pPr>
+              <w:spacing w:after="0" w:line="250"/>
+            </w:pPr>
+            <w:r>
+              <w:rPr>
+                <w:rFonts w:ascii="Calibri" w:cs="Calibri" w:eastAsia="Calibri" w:hAnsi="Calibri"/>
+                <w:b/>
+                <w:bCs/>
+                <w:color w:val="1E2761"/>
+                <w:sz w:val="19"/>
+                <w:szCs w:val="19"/>
+              </w:rPr>
+              <w:t xml:space="preserve">Control</w:t>
+            </w:r>
+          </w:p>
+        </w:tc>
+        <w:tc>
+          <w:tcPr>
+            <w:tcW w:type="dxa" w:w="2700"/>
+            <w:shd w:fill="EEF2FB" w:color="auto" w:val="clear"/>
+            <w:tcMar>
+              <w:top w:type="dxa" w:w="90"/>
+              <w:left w:type="dxa" w:w="120"/>
+              <w:bottom w:type="dxa" w:w="90"/>
+              <w:right w:type="dxa" w:w="120"/>
+            </w:tcMar>
+          </w:tcPr>
+          <w:p>
+            <w:pPr>
+              <w:spacing w:after="0" w:line="250"/>
+            </w:pPr>
+            <w:r>
+              <w:rPr>
+                <w:rFonts w:ascii="Calibri" w:cs="Calibri" w:eastAsia="Calibri" w:hAnsi="Calibri"/>
+                <w:b/>
+                <w:bCs/>
+                <w:color w:val="1E2761"/>
+                <w:sz w:val="19"/>
+                <w:szCs w:val="19"/>
+              </w:rPr>
+              <w:t xml:space="preserve">Opens</w:t>
+            </w:r>
+          </w:p>
+        </w:tc>
+        <w:tc>
+          <w:tcPr>
+            <w:tcW w:type="dxa" w:w="4320"/>
+            <w:shd w:fill="EEF2FB" w:color="auto" w:val="clear"/>
+            <w:tcMar>
+              <w:top w:type="dxa" w:w="90"/>
+              <w:left w:type="dxa" w:w="120"/>
+              <w:bottom w:type="dxa" w:w="90"/>
+              <w:right w:type="dxa" w:w="120"/>
+            </w:tcMar>
+          </w:tcPr>
+          <w:p>
+            <w:pPr>
+              <w:spacing w:after="0" w:line="250"/>
+            </w:pPr>
+            <w:r>
+              <w:rPr>
+                <w:rFonts w:ascii="Calibri" w:cs="Calibri" w:eastAsia="Calibri" w:hAnsi="Calibri"/>
+                <w:b/>
+                <w:bCs/>
+                <w:color w:val="1E2761"/>
+                <w:sz w:val="19"/>
+                <w:szCs w:val="19"/>
+              </w:rPr>
+              <w:t xml:space="preserve">What happens</w:t>
+            </w:r>
+          </w:p>
+        </w:tc>
+      </w:tr>
+      <w:tr>
+        <w:trPr>
+          <w:cantSplit/>
+        </w:trPr>
+        <w:tc>
+          <w:tcPr>
+            <w:tcW w:type="dxa" w:w="2340"/>
+            <w:tcMar>
+              <w:top w:type="dxa" w:w="90"/>
+              <w:left w:type="dxa" w:w="120"/>
+              <w:bottom w:type="dxa" w:w="90"/>
+              <w:right w:type="dxa" w:w="120"/>
+            </w:tcMar>
+          </w:tcPr>
+          <w:p>
+            <w:pPr>
+              <w:spacing w:after="0" w:line="250"/>
+            </w:pPr>
+            <w:r>
+              <w:rPr>
+                <w:rFonts w:ascii="Calibri" w:cs="Calibri" w:eastAsia="Calibri" w:hAnsi="Calibri"/>
+                <w:b/>
+                <w:bCs/>
+                <w:color w:val="2B3350"/>
+                <w:sz w:val="20"/>
+                <w:szCs w:val="20"/>
+              </w:rPr>
+              <w:t xml:space="preserve">Print Payslips</w:t>
+            </w:r>
+          </w:p>
+        </w:tc>
+        <w:tc>
+          <w:tcPr>
+            <w:tcW w:type="dxa" w:w="2700"/>
+            <w:tcMar>
+              <w:top w:type="dxa" w:w="90"/>
+              <w:left w:type="dxa" w:w="120"/>
+              <w:bottom w:type="dxa" w:w="90"/>
+              <w:right w:type="dxa" w:w="120"/>
+            </w:tcMar>
+          </w:tcPr>
+          <w:p>
+            <w:pPr>
+              <w:spacing w:after="0" w:line="250"/>
+            </w:pPr>
+            <w:r>
+              <w:rPr>
+                <w:rFonts w:ascii="Calibri" w:cs="Calibri" w:eastAsia="Calibri" w:hAnsi="Calibri"/>
+                <w:b w:val="false"/>
+                <w:bCs w:val="false"/>
+                <w:color w:val="2B3350"/>
+                <w:sz w:val="20"/>
+                <w:szCs w:val="20"/>
+              </w:rPr>
+              <w:t xml:space="preserve">Payslip</w:t>
+            </w:r>
+          </w:p>
+        </w:tc>
+        <w:tc>
+          <w:tcPr>
+            <w:tcW w:type="dxa" w:w="4320"/>
+            <w:tcMar>
+              <w:top w:type="dxa" w:w="90"/>
+              <w:left w:type="dxa" w:w="120"/>
+              <w:bottom w:type="dxa" w:w="90"/>
+              <w:right w:type="dxa" w:w="120"/>
+            </w:tcMar>
+          </w:tcPr>
+          <w:p>
+            <w:pPr>
+              <w:spacing w:after="0" w:line="250"/>
+            </w:pPr>
+            <w:r>
+              <w:rPr>
+                <w:rFonts w:ascii="Calibri" w:cs="Calibri" w:eastAsia="Calibri" w:hAnsi="Calibri"/>
+                <w:b w:val="false"/>
+                <w:bCs w:val="false"/>
+                <w:color w:val="2B3350"/>
+                <w:sz w:val="20"/>
+                <w:szCs w:val="20"/>
+              </w:rPr>
+              <w:t xml:space="preserve">A5, two to a sheet, with the basis of every line on it - so an employee can check their own pay without asking anybody.</w:t>
+            </w:r>
+          </w:p>
+        </w:tc>
+      </w:tr>
+      <w:tr>
+        <w:trPr>
+          <w:cantSplit/>
+        </w:trPr>
+        <w:tc>
+          <w:tcPr>
+            <w:tcW w:type="dxa" w:w="2340"/>
+            <w:tcMar>
+              <w:top w:type="dxa" w:w="90"/>
+              <w:left w:type="dxa" w:w="120"/>
+              <w:bottom w:type="dxa" w:w="90"/>
+              <w:right w:type="dxa" w:w="120"/>
+            </w:tcMar>
+          </w:tcPr>
+          <w:p>
+            <w:pPr>
+              <w:spacing w:after="0" w:line="250"/>
+            </w:pPr>
+            <w:r>
+              <w:rPr>
+                <w:rFonts w:ascii="Calibri" w:cs="Calibri" w:eastAsia="Calibri" w:hAnsi="Calibri"/>
+                <w:b/>
+                <w:bCs/>
+                <w:color w:val="2B3350"/>
+                <w:sz w:val="20"/>
+                <w:szCs w:val="20"/>
+              </w:rPr>
+              <w:t xml:space="preserve">My Payslips</w:t>
+            </w:r>
+          </w:p>
+        </w:tc>
+        <w:tc>
+          <w:tcPr>
+            <w:tcW w:type="dxa" w:w="2700"/>
+            <w:tcMar>
+              <w:top w:type="dxa" w:w="90"/>
+              <w:left w:type="dxa" w:w="120"/>
+              <w:bottom w:type="dxa" w:w="90"/>
+              <w:right w:type="dxa" w:w="120"/>
+            </w:tcMar>
+          </w:tcPr>
+          <w:p>
+            <w:pPr>
+              <w:spacing w:after="0" w:line="250"/>
+            </w:pPr>
+            <w:r>
+              <w:rPr>
+                <w:rFonts w:ascii="Calibri" w:cs="Calibri" w:eastAsia="Calibri" w:hAnsi="Calibri"/>
+                <w:b w:val="false"/>
+                <w:bCs w:val="false"/>
+                <w:color w:val="2B3350"/>
+                <w:sz w:val="20"/>
+                <w:szCs w:val="20"/>
+              </w:rPr>
+              <w:t xml:space="preserve">Own payslips</w:t>
+            </w:r>
+          </w:p>
+        </w:tc>
+        <w:tc>
+          <w:tcPr>
+            <w:tcW w:type="dxa" w:w="4320"/>
+            <w:tcMar>
+              <w:top w:type="dxa" w:w="90"/>
+              <w:left w:type="dxa" w:w="120"/>
+              <w:bottom w:type="dxa" w:w="90"/>
+              <w:right w:type="dxa" w:w="120"/>
+            </w:tcMar>
+          </w:tcPr>
+          <w:p>
+            <w:pPr>
+              <w:spacing w:after="0" w:line="250"/>
+            </w:pPr>
+            <w:r>
+              <w:rPr>
+                <w:rFonts w:ascii="Calibri" w:cs="Calibri" w:eastAsia="Calibri" w:hAnsi="Calibri"/>
+                <w:b w:val="false"/>
+                <w:bCs w:val="false"/>
+                <w:color w:val="2B3350"/>
+                <w:sz w:val="20"/>
+                <w:szCs w:val="20"/>
+              </w:rPr>
+              <w:t xml:space="preserve">An employee can read their own, and nobody else's. Payslips are create-only: a correction is a new payslip.</w:t>
+            </w:r>
+          </w:p>
+        </w:tc>
+      </w:tr>
+    </w:tbl>
+    <w:p>
+      <w:pPr>
+        <w:pBdr>
+          <w:left w:val="single" w:color="B37418" w:sz="12" w:space="10"/>
+        </w:pBdr>
+        <w:spacing w:after="200" w:before="120" w:line="264"/>
+        <w:ind w:left="180"/>
+      </w:pPr>
+      <w:r>
+        <w:rPr>
+          <w:rFonts w:ascii="Calibri" w:cs="Calibri" w:eastAsia="Calibri" w:hAnsi="Calibri"/>
+          <w:i/>
+          <w:iCs/>
+          <w:color w:val="55608A"/>
+          <w:sz w:val="20"/>
+          <w:szCs w:val="20"/>
+        </w:rPr>
+        <w:t xml:space="preserve">We ship no contribution tables. Rates move most years, a wrong bracket looks entirely plausible on a payslip, and the result is somebody short every payday or handed a bill in December. Your school types them from the circular, records which circular that was, and confirms - and that name prints beside the deduction.</w:t>
+      </w:r>
+    </w:p>
+    <w:p>
+      <w:pPr>
+        <w:pStyle w:val="Heading1"/>
+        <w:pageBreakBefore/>
+        <w:spacing w:after="160" w:before="0"/>
+      </w:pPr>
+      <w:r>
+        <w:rPr>
+          <w:rFonts w:ascii="Cambria" w:cs="Cambria" w:eastAsia="Cambria" w:hAnsi="Cambria"/>
+          <w:b/>
+          <w:bCs/>
+          <w:color w:val="1E2761"/>
+          <w:sz w:val="32"/>
+          <w:szCs w:val="32"/>
+        </w:rPr>
+        <w:t xml:space="preserve">34. Inventory</w:t>
+      </w:r>
+    </w:p>
+    <w:p>
+      <w:pPr>
+        <w:spacing w:after="120" w:before="0" w:line="264"/>
+      </w:pPr>
+      <w:r>
+        <w:rPr>
+          <w:rFonts w:ascii="Calibri" w:cs="Calibri" w:eastAsia="Calibri" w:hAnsi="Calibri"/>
+          <w:color w:val="2B3350"/>
+          <w:sz w:val="21"/>
+          <w:szCs w:val="21"/>
+        </w:rPr>
+        <w:t xml:space="preserve">The stock room, as a ledger. Every movement is a row, and the quantity on hand is what those rows add up to - it is never a number somebody typed.</w:t>
+      </w:r>
+    </w:p>
+    <w:tbl>
+      <w:tblPr>
+        <w:tblW w:type="dxa" w:w="9360"/>
+        <w:tblBorders>
+          <w:top w:val="single" w:color="D6DEF0" w:sz="4"/>
+          <w:left w:val="single" w:color="D6DEF0" w:sz="4"/>
+          <w:bottom w:val="single" w:color="D6DEF0" w:sz="4"/>
+          <w:right w:val="single" w:color="D6DEF0" w:sz="4"/>
+          <w:insideH w:val="single" w:color="D6DEF0" w:sz="4"/>
+          <w:insideV w:val="single" w:color="D6DEF0" w:sz="4"/>
+        </w:tblBorders>
+      </w:tblPr>
+      <w:tblGrid>
+        <w:gridCol w:w="2340"/>
+        <w:gridCol w:w="2700"/>
+        <w:gridCol w:w="4320"/>
+      </w:tblGrid>
+      <w:tr>
+        <w:trPr>
+          <w:tblHeader/>
+        </w:trPr>
+        <w:tc>
+          <w:tcPr>
+            <w:tcW w:type="dxa" w:w="2340"/>
+            <w:shd w:fill="EEF2FB" w:color="auto" w:val="clear"/>
+            <w:tcMar>
+              <w:top w:type="dxa" w:w="90"/>
+              <w:left w:type="dxa" w:w="120"/>
+              <w:bottom w:type="dxa" w:w="90"/>
+              <w:right w:type="dxa" w:w="120"/>
+            </w:tcMar>
+          </w:tcPr>
+          <w:p>
+            <w:pPr>
+              <w:spacing w:after="0" w:line="250"/>
+            </w:pPr>
+            <w:r>
+              <w:rPr>
+                <w:rFonts w:ascii="Calibri" w:cs="Calibri" w:eastAsia="Calibri" w:hAnsi="Calibri"/>
+                <w:b/>
+                <w:bCs/>
+                <w:color w:val="1E2761"/>
+                <w:sz w:val="19"/>
+                <w:szCs w:val="19"/>
+              </w:rPr>
+              <w:t xml:space="preserve">Control</w:t>
+            </w:r>
+          </w:p>
+        </w:tc>
+        <w:tc>
+          <w:tcPr>
+            <w:tcW w:type="dxa" w:w="2700"/>
+            <w:shd w:fill="EEF2FB" w:color="auto" w:val="clear"/>
+            <w:tcMar>
+              <w:top w:type="dxa" w:w="90"/>
+              <w:left w:type="dxa" w:w="120"/>
+              <w:bottom w:type="dxa" w:w="90"/>
+              <w:right w:type="dxa" w:w="120"/>
+            </w:tcMar>
+          </w:tcPr>
+          <w:p>
+            <w:pPr>
+              <w:spacing w:after="0" w:line="250"/>
+            </w:pPr>
+            <w:r>
+              <w:rPr>
+                <w:rFonts w:ascii="Calibri" w:cs="Calibri" w:eastAsia="Calibri" w:hAnsi="Calibri"/>
+                <w:b/>
+                <w:bCs/>
+                <w:color w:val="1E2761"/>
+                <w:sz w:val="19"/>
+                <w:szCs w:val="19"/>
+              </w:rPr>
+              <w:t xml:space="preserve">Opens</w:t>
+            </w:r>
+          </w:p>
+        </w:tc>
+        <w:tc>
+          <w:tcPr>
+            <w:tcW w:type="dxa" w:w="4320"/>
+            <w:shd w:fill="EEF2FB" w:color="auto" w:val="clear"/>
+            <w:tcMar>
+              <w:top w:type="dxa" w:w="90"/>
+              <w:left w:type="dxa" w:w="120"/>
+              <w:bottom w:type="dxa" w:w="90"/>
+              <w:right w:type="dxa" w:w="120"/>
+            </w:tcMar>
+          </w:tcPr>
+          <w:p>
+            <w:pPr>
+              <w:spacing w:after="0" w:line="250"/>
+            </w:pPr>
+            <w:r>
+              <w:rPr>
+                <w:rFonts w:ascii="Calibri" w:cs="Calibri" w:eastAsia="Calibri" w:hAnsi="Calibri"/>
+                <w:b/>
+                <w:bCs/>
+                <w:color w:val="1E2761"/>
+                <w:sz w:val="19"/>
+                <w:szCs w:val="19"/>
+              </w:rPr>
+              <w:t xml:space="preserve">What happens</w:t>
+            </w:r>
+          </w:p>
+        </w:tc>
+      </w:tr>
+      <w:tr>
+        <w:trPr>
+          <w:cantSplit/>
+        </w:trPr>
+        <w:tc>
+          <w:tcPr>
+            <w:tcW w:type="dxa" w:w="2340"/>
+            <w:tcMar>
+              <w:top w:type="dxa" w:w="90"/>
+              <w:left w:type="dxa" w:w="120"/>
+              <w:bottom w:type="dxa" w:w="90"/>
+              <w:right w:type="dxa" w:w="120"/>
+            </w:tcMar>
+          </w:tcPr>
+          <w:p>
+            <w:pPr>
+              <w:spacing w:after="0" w:line="250"/>
+            </w:pPr>
+            <w:r>
+              <w:rPr>
+                <w:rFonts w:ascii="Calibri" w:cs="Calibri" w:eastAsia="Calibri" w:hAnsi="Calibri"/>
+                <w:b/>
+                <w:bCs/>
+                <w:color w:val="2B3350"/>
+                <w:sz w:val="20"/>
+                <w:szCs w:val="20"/>
+              </w:rPr>
+              <w:t xml:space="preserve">Add Item</w:t>
+            </w:r>
+          </w:p>
+        </w:tc>
+        <w:tc>
+          <w:tcPr>
+            <w:tcW w:type="dxa" w:w="2700"/>
+            <w:tcMar>
+              <w:top w:type="dxa" w:w="90"/>
+              <w:left w:type="dxa" w:w="120"/>
+              <w:bottom w:type="dxa" w:w="90"/>
+              <w:right w:type="dxa" w:w="120"/>
+            </w:tcMar>
+          </w:tcPr>
+          <w:p>
+            <w:pPr>
+              <w:spacing w:after="0" w:line="250"/>
+            </w:pPr>
+            <w:r>
+              <w:rPr>
+                <w:rFonts w:ascii="Calibri" w:cs="Calibri" w:eastAsia="Calibri" w:hAnsi="Calibri"/>
+                <w:b w:val="false"/>
+                <w:bCs w:val="false"/>
+                <w:color w:val="2B3350"/>
+                <w:sz w:val="20"/>
+                <w:szCs w:val="20"/>
+              </w:rPr>
+              <w:t xml:space="preserve">Item</w:t>
+            </w:r>
+          </w:p>
+        </w:tc>
+        <w:tc>
+          <w:tcPr>
+            <w:tcW w:type="dxa" w:w="4320"/>
+            <w:tcMar>
+              <w:top w:type="dxa" w:w="90"/>
+              <w:left w:type="dxa" w:w="120"/>
+              <w:bottom w:type="dxa" w:w="90"/>
+              <w:right w:type="dxa" w:w="120"/>
+            </w:tcMar>
+          </w:tcPr>
+          <w:p>
+            <w:pPr>
+              <w:spacing w:after="0" w:line="250"/>
+            </w:pPr>
+            <w:r>
+              <w:rPr>
+                <w:rFonts w:ascii="Calibri" w:cs="Calibri" w:eastAsia="Calibri" w:hAnsi="Calibri"/>
+                <w:b w:val="false"/>
+                <w:bCs w:val="false"/>
+                <w:color w:val="2B3350"/>
+                <w:sz w:val="20"/>
+                <w:szCs w:val="20"/>
+              </w:rPr>
+              <w:t xml:space="preserve">Name, category, unit, reorder level, and where in the school it is kept.</w:t>
+            </w:r>
+          </w:p>
+        </w:tc>
+      </w:tr>
+      <w:tr>
+        <w:trPr>
+          <w:cantSplit/>
+        </w:trPr>
+        <w:tc>
+          <w:tcPr>
+            <w:tcW w:type="dxa" w:w="2340"/>
+            <w:tcMar>
+              <w:top w:type="dxa" w:w="90"/>
+              <w:left w:type="dxa" w:w="120"/>
+              <w:bottom w:type="dxa" w:w="90"/>
+              <w:right w:type="dxa" w:w="120"/>
+            </w:tcMar>
+          </w:tcPr>
+          <w:p>
+            <w:pPr>
+              <w:spacing w:after="0" w:line="250"/>
+            </w:pPr>
+            <w:r>
+              <w:rPr>
+                <w:rFonts w:ascii="Calibri" w:cs="Calibri" w:eastAsia="Calibri" w:hAnsi="Calibri"/>
+                <w:b/>
+                <w:bCs/>
+                <w:color w:val="2B3350"/>
+                <w:sz w:val="20"/>
+                <w:szCs w:val="20"/>
+              </w:rPr>
+              <w:t xml:space="preserve">Receive</w:t>
+            </w:r>
+          </w:p>
+        </w:tc>
+        <w:tc>
+          <w:tcPr>
+            <w:tcW w:type="dxa" w:w="2700"/>
+            <w:tcMar>
+              <w:top w:type="dxa" w:w="90"/>
+              <w:left w:type="dxa" w:w="120"/>
+              <w:bottom w:type="dxa" w:w="90"/>
+              <w:right w:type="dxa" w:w="120"/>
+            </w:tcMar>
+          </w:tcPr>
+          <w:p>
+            <w:pPr>
+              <w:spacing w:after="0" w:line="250"/>
+            </w:pPr>
+            <w:r>
+              <w:rPr>
+                <w:rFonts w:ascii="Calibri" w:cs="Calibri" w:eastAsia="Calibri" w:hAnsi="Calibri"/>
+                <w:b w:val="false"/>
+                <w:bCs w:val="false"/>
+                <w:color w:val="2B3350"/>
+                <w:sz w:val="20"/>
+                <w:szCs w:val="20"/>
+              </w:rPr>
+              <w:t xml:space="preserve">Movement</w:t>
+            </w:r>
+          </w:p>
+        </w:tc>
+        <w:tc>
+          <w:tcPr>
+            <w:tcW w:type="dxa" w:w="4320"/>
+            <w:tcMar>
+              <w:top w:type="dxa" w:w="90"/>
+              <w:left w:type="dxa" w:w="120"/>
+              <w:bottom w:type="dxa" w:w="90"/>
+              <w:right w:type="dxa" w:w="120"/>
+            </w:tcMar>
+          </w:tcPr>
+          <w:p>
+            <w:pPr>
+              <w:spacing w:after="0" w:line="250"/>
+            </w:pPr>
+            <w:r>
+              <w:rPr>
+                <w:rFonts w:ascii="Calibri" w:cs="Calibri" w:eastAsia="Calibri" w:hAnsi="Calibri"/>
+                <w:b w:val="false"/>
+                <w:bCs w:val="false"/>
+                <w:color w:val="2B3350"/>
+                <w:sz w:val="20"/>
+                <w:szCs w:val="20"/>
+              </w:rPr>
+              <w:t xml:space="preserve">A delivery, with the supplier and the document number against it.</w:t>
+            </w:r>
+          </w:p>
+        </w:tc>
+      </w:tr>
+      <w:tr>
+        <w:trPr>
+          <w:cantSplit/>
+        </w:trPr>
+        <w:tc>
+          <w:tcPr>
+            <w:tcW w:type="dxa" w:w="2340"/>
+            <w:tcMar>
+              <w:top w:type="dxa" w:w="90"/>
+              <w:left w:type="dxa" w:w="120"/>
+              <w:bottom w:type="dxa" w:w="90"/>
+              <w:right w:type="dxa" w:w="120"/>
+            </w:tcMar>
+          </w:tcPr>
+          <w:p>
+            <w:pPr>
+              <w:spacing w:after="0" w:line="250"/>
+            </w:pPr>
+            <w:r>
+              <w:rPr>
+                <w:rFonts w:ascii="Calibri" w:cs="Calibri" w:eastAsia="Calibri" w:hAnsi="Calibri"/>
+                <w:b/>
+                <w:bCs/>
+                <w:color w:val="2B3350"/>
+                <w:sz w:val="20"/>
+                <w:szCs w:val="20"/>
+              </w:rPr>
+              <w:t xml:space="preserve">Issue</w:t>
+            </w:r>
+          </w:p>
+        </w:tc>
+        <w:tc>
+          <w:tcPr>
+            <w:tcW w:type="dxa" w:w="2700"/>
+            <w:tcMar>
+              <w:top w:type="dxa" w:w="90"/>
+              <w:left w:type="dxa" w:w="120"/>
+              <w:bottom w:type="dxa" w:w="90"/>
+              <w:right w:type="dxa" w:w="120"/>
+            </w:tcMar>
+          </w:tcPr>
+          <w:p>
+            <w:pPr>
+              <w:spacing w:after="0" w:line="250"/>
+            </w:pPr>
+            <w:r>
+              <w:rPr>
+                <w:rFonts w:ascii="Calibri" w:cs="Calibri" w:eastAsia="Calibri" w:hAnsi="Calibri"/>
+                <w:b w:val="false"/>
+                <w:bCs w:val="false"/>
+                <w:color w:val="2B3350"/>
+                <w:sz w:val="20"/>
+                <w:szCs w:val="20"/>
+              </w:rPr>
+              <w:t xml:space="preserve">Movement</w:t>
+            </w:r>
+          </w:p>
+        </w:tc>
+        <w:tc>
+          <w:tcPr>
+            <w:tcW w:type="dxa" w:w="4320"/>
+            <w:tcMar>
+              <w:top w:type="dxa" w:w="90"/>
+              <w:left w:type="dxa" w:w="120"/>
+              <w:bottom w:type="dxa" w:w="90"/>
+              <w:right w:type="dxa" w:w="120"/>
+            </w:tcMar>
+          </w:tcPr>
+          <w:p>
+            <w:pPr>
+              <w:spacing w:after="0" w:line="250"/>
+            </w:pPr>
+            <w:r>
+              <w:rPr>
+                <w:rFonts w:ascii="Calibri" w:cs="Calibri" w:eastAsia="Calibri" w:hAnsi="Calibri"/>
+                <w:b w:val="false"/>
+                <w:bCs w:val="false"/>
+                <w:color w:val="2B3350"/>
+                <w:sz w:val="20"/>
+                <w:szCs w:val="20"/>
+              </w:rPr>
+              <w:t xml:space="preserve">To a named person, for a reason. The projector has a name against it from the moment it leaves the room.</w:t>
+            </w:r>
+          </w:p>
+        </w:tc>
+      </w:tr>
+      <w:tr>
+        <w:trPr>
+          <w:cantSplit/>
+        </w:trPr>
+        <w:tc>
+          <w:tcPr>
+            <w:tcW w:type="dxa" w:w="2340"/>
+            <w:tcMar>
+              <w:top w:type="dxa" w:w="90"/>
+              <w:left w:type="dxa" w:w="120"/>
+              <w:bottom w:type="dxa" w:w="90"/>
+              <w:right w:type="dxa" w:w="120"/>
+            </w:tcMar>
+          </w:tcPr>
+          <w:p>
+            <w:pPr>
+              <w:spacing w:after="0" w:line="250"/>
+            </w:pPr>
+            <w:r>
+              <w:rPr>
+                <w:rFonts w:ascii="Calibri" w:cs="Calibri" w:eastAsia="Calibri" w:hAnsi="Calibri"/>
+                <w:b/>
+                <w:bCs/>
+                <w:color w:val="2B3350"/>
+                <w:sz w:val="20"/>
+                <w:szCs w:val="20"/>
+              </w:rPr>
+              <w:t xml:space="preserve">Return</w:t>
+            </w:r>
+          </w:p>
+        </w:tc>
+        <w:tc>
+          <w:tcPr>
+            <w:tcW w:type="dxa" w:w="2700"/>
+            <w:tcMar>
+              <w:top w:type="dxa" w:w="90"/>
+              <w:left w:type="dxa" w:w="120"/>
+              <w:bottom w:type="dxa" w:w="90"/>
+              <w:right w:type="dxa" w:w="120"/>
+            </w:tcMar>
+          </w:tcPr>
+          <w:p>
+            <w:pPr>
+              <w:spacing w:after="0" w:line="250"/>
+            </w:pPr>
+            <w:r>
+              <w:rPr>
+                <w:rFonts w:ascii="Calibri" w:cs="Calibri" w:eastAsia="Calibri" w:hAnsi="Calibri"/>
+                <w:b w:val="false"/>
+                <w:bCs w:val="false"/>
+                <w:color w:val="2B3350"/>
+                <w:sz w:val="20"/>
+                <w:szCs w:val="20"/>
+              </w:rPr>
+              <w:t xml:space="preserve">Movement</w:t>
+            </w:r>
+          </w:p>
+        </w:tc>
+        <w:tc>
+          <w:tcPr>
+            <w:tcW w:type="dxa" w:w="4320"/>
+            <w:tcMar>
+              <w:top w:type="dxa" w:w="90"/>
+              <w:left w:type="dxa" w:w="120"/>
+              <w:bottom w:type="dxa" w:w="90"/>
+              <w:right w:type="dxa" w:w="120"/>
+            </w:tcMar>
+          </w:tcPr>
+          <w:p>
+            <w:pPr>
+              <w:spacing w:after="0" w:line="250"/>
+            </w:pPr>
+            <w:r>
+              <w:rPr>
+                <w:rFonts w:ascii="Calibri" w:cs="Calibri" w:eastAsia="Calibri" w:hAnsi="Calibri"/>
+                <w:b w:val="false"/>
+                <w:bCs w:val="false"/>
+                <w:color w:val="2B3350"/>
+                <w:sz w:val="20"/>
+                <w:szCs w:val="20"/>
+              </w:rPr>
+              <w:t xml:space="preserve">Back on the shelf, and the person who had it is clear.</w:t>
+            </w:r>
+          </w:p>
+        </w:tc>
+      </w:tr>
+      <w:tr>
+        <w:trPr>
+          <w:cantSplit/>
+        </w:trPr>
+        <w:tc>
+          <w:tcPr>
+            <w:tcW w:type="dxa" w:w="2340"/>
+            <w:tcMar>
+              <w:top w:type="dxa" w:w="90"/>
+              <w:left w:type="dxa" w:w="120"/>
+              <w:bottom w:type="dxa" w:w="90"/>
+              <w:right w:type="dxa" w:w="120"/>
+            </w:tcMar>
+          </w:tcPr>
+          <w:p>
+            <w:pPr>
+              <w:spacing w:after="0" w:line="250"/>
+            </w:pPr>
+            <w:r>
+              <w:rPr>
+                <w:rFonts w:ascii="Calibri" w:cs="Calibri" w:eastAsia="Calibri" w:hAnsi="Calibri"/>
+                <w:b/>
+                <w:bCs/>
+                <w:color w:val="2B3350"/>
+                <w:sz w:val="20"/>
+                <w:szCs w:val="20"/>
+              </w:rPr>
+              <w:t xml:space="preserve">Consume / Write off</w:t>
+            </w:r>
+          </w:p>
+        </w:tc>
+        <w:tc>
+          <w:tcPr>
+            <w:tcW w:type="dxa" w:w="2700"/>
+            <w:tcMar>
+              <w:top w:type="dxa" w:w="90"/>
+              <w:left w:type="dxa" w:w="120"/>
+              <w:bottom w:type="dxa" w:w="90"/>
+              <w:right w:type="dxa" w:w="120"/>
+            </w:tcMar>
+          </w:tcPr>
+          <w:p>
+            <w:pPr>
+              <w:spacing w:after="0" w:line="250"/>
+            </w:pPr>
+            <w:r>
+              <w:rPr>
+                <w:rFonts w:ascii="Calibri" w:cs="Calibri" w:eastAsia="Calibri" w:hAnsi="Calibri"/>
+                <w:b w:val="false"/>
+                <w:bCs w:val="false"/>
+                <w:color w:val="2B3350"/>
+                <w:sz w:val="20"/>
+                <w:szCs w:val="20"/>
+              </w:rPr>
+              <w:t xml:space="preserve">Movement</w:t>
+            </w:r>
+          </w:p>
+        </w:tc>
+        <w:tc>
+          <w:tcPr>
+            <w:tcW w:type="dxa" w:w="4320"/>
+            <w:tcMar>
+              <w:top w:type="dxa" w:w="90"/>
+              <w:left w:type="dxa" w:w="120"/>
+              <w:bottom w:type="dxa" w:w="90"/>
+              <w:right w:type="dxa" w:w="120"/>
+            </w:tcMar>
+          </w:tcPr>
+          <w:p>
+            <w:pPr>
+              <w:spacing w:after="0" w:line="250"/>
+            </w:pPr>
+            <w:r>
+              <w:rPr>
+                <w:rFonts w:ascii="Calibri" w:cs="Calibri" w:eastAsia="Calibri" w:hAnsi="Calibri"/>
+                <w:b w:val="false"/>
+                <w:bCs w:val="false"/>
+                <w:color w:val="2B3350"/>
+                <w:sz w:val="20"/>
+                <w:szCs w:val="20"/>
+              </w:rPr>
+              <w:t xml:space="preserve">Used up, or damaged and gone. Both are movements, so both are explained.</w:t>
+            </w:r>
+          </w:p>
+        </w:tc>
+      </w:tr>
+      <w:tr>
+        <w:trPr>
+          <w:cantSplit/>
+        </w:trPr>
+        <w:tc>
+          <w:tcPr>
+            <w:tcW w:type="dxa" w:w="2340"/>
+            <w:tcMar>
+              <w:top w:type="dxa" w:w="90"/>
+              <w:left w:type="dxa" w:w="120"/>
+              <w:bottom w:type="dxa" w:w="90"/>
+              <w:right w:type="dxa" w:w="120"/>
+            </w:tcMar>
+          </w:tcPr>
+          <w:p>
+            <w:pPr>
+              <w:spacing w:after="0" w:line="250"/>
+            </w:pPr>
+            <w:r>
+              <w:rPr>
+                <w:rFonts w:ascii="Calibri" w:cs="Calibri" w:eastAsia="Calibri" w:hAnsi="Calibri"/>
+                <w:b/>
+                <w:bCs/>
+                <w:color w:val="2B3350"/>
+                <w:sz w:val="20"/>
+                <w:szCs w:val="20"/>
+              </w:rPr>
+              <w:t xml:space="preserve">Low Stock</w:t>
+            </w:r>
+          </w:p>
+        </w:tc>
+        <w:tc>
+          <w:tcPr>
+            <w:tcW w:type="dxa" w:w="2700"/>
+            <w:tcMar>
+              <w:top w:type="dxa" w:w="90"/>
+              <w:left w:type="dxa" w:w="120"/>
+              <w:bottom w:type="dxa" w:w="90"/>
+              <w:right w:type="dxa" w:w="120"/>
+            </w:tcMar>
+          </w:tcPr>
+          <w:p>
+            <w:pPr>
+              <w:spacing w:after="0" w:line="250"/>
+            </w:pPr>
+            <w:r>
+              <w:rPr>
+                <w:rFonts w:ascii="Calibri" w:cs="Calibri" w:eastAsia="Calibri" w:hAnsi="Calibri"/>
+                <w:b w:val="false"/>
+                <w:bCs w:val="false"/>
+                <w:color w:val="2B3350"/>
+                <w:sz w:val="20"/>
+                <w:szCs w:val="20"/>
+              </w:rPr>
+              <w:t xml:space="preserve">Report</w:t>
+            </w:r>
+          </w:p>
+        </w:tc>
+        <w:tc>
+          <w:tcPr>
+            <w:tcW w:type="dxa" w:w="4320"/>
+            <w:tcMar>
+              <w:top w:type="dxa" w:w="90"/>
+              <w:left w:type="dxa" w:w="120"/>
+              <w:bottom w:type="dxa" w:w="90"/>
+              <w:right w:type="dxa" w:w="120"/>
+            </w:tcMar>
+          </w:tcPr>
+          <w:p>
+            <w:pPr>
+              <w:spacing w:after="0" w:line="250"/>
+            </w:pPr>
+            <w:r>
+              <w:rPr>
+                <w:rFonts w:ascii="Calibri" w:cs="Calibri" w:eastAsia="Calibri" w:hAnsi="Calibri"/>
+                <w:b w:val="false"/>
+                <w:bCs w:val="false"/>
+                <w:color w:val="2B3350"/>
+                <w:sz w:val="20"/>
+                <w:szCs w:val="20"/>
+              </w:rPr>
+              <w:t xml:space="preserve">What has fallen to its reorder level, before somebody needs it.</w:t>
+            </w:r>
+          </w:p>
+        </w:tc>
+      </w:tr>
+      <w:tr>
+        <w:trPr>
+          <w:cantSplit/>
+        </w:trPr>
+        <w:tc>
+          <w:tcPr>
+            <w:tcW w:type="dxa" w:w="2340"/>
+            <w:tcMar>
+              <w:top w:type="dxa" w:w="90"/>
+              <w:left w:type="dxa" w:w="120"/>
+              <w:bottom w:type="dxa" w:w="90"/>
+              <w:right w:type="dxa" w:w="120"/>
+            </w:tcMar>
+          </w:tcPr>
+          <w:p>
+            <w:pPr>
+              <w:spacing w:after="0" w:line="250"/>
+            </w:pPr>
+            <w:r>
+              <w:rPr>
+                <w:rFonts w:ascii="Calibri" w:cs="Calibri" w:eastAsia="Calibri" w:hAnsi="Calibri"/>
+                <w:b/>
+                <w:bCs/>
+                <w:color w:val="2B3350"/>
+                <w:sz w:val="20"/>
+                <w:szCs w:val="20"/>
+              </w:rPr>
+              <w:t xml:space="preserve">Outstanding</w:t>
+            </w:r>
+          </w:p>
+        </w:tc>
+        <w:tc>
+          <w:tcPr>
+            <w:tcW w:type="dxa" w:w="2700"/>
+            <w:tcMar>
+              <w:top w:type="dxa" w:w="90"/>
+              <w:left w:type="dxa" w:w="120"/>
+              <w:bottom w:type="dxa" w:w="90"/>
+              <w:right w:type="dxa" w:w="120"/>
+            </w:tcMar>
+          </w:tcPr>
+          <w:p>
+            <w:pPr>
+              <w:spacing w:after="0" w:line="250"/>
+            </w:pPr>
+            <w:r>
+              <w:rPr>
+                <w:rFonts w:ascii="Calibri" w:cs="Calibri" w:eastAsia="Calibri" w:hAnsi="Calibri"/>
+                <w:b w:val="false"/>
+                <w:bCs w:val="false"/>
+                <w:color w:val="2B3350"/>
+                <w:sz w:val="20"/>
+                <w:szCs w:val="20"/>
+              </w:rPr>
+              <w:t xml:space="preserve">Report</w:t>
+            </w:r>
+          </w:p>
+        </w:tc>
+        <w:tc>
+          <w:tcPr>
+            <w:tcW w:type="dxa" w:w="4320"/>
+            <w:tcMar>
+              <w:top w:type="dxa" w:w="90"/>
+              <w:left w:type="dxa" w:w="120"/>
+              <w:bottom w:type="dxa" w:w="90"/>
+              <w:right w:type="dxa" w:w="120"/>
+            </w:tcMar>
+          </w:tcPr>
+          <w:p>
+            <w:pPr>
+              <w:spacing w:after="0" w:line="250"/>
+            </w:pPr>
+            <w:r>
+              <w:rPr>
+                <w:rFonts w:ascii="Calibri" w:cs="Calibri" w:eastAsia="Calibri" w:hAnsi="Calibri"/>
+                <w:b w:val="false"/>
+                <w:bCs w:val="false"/>
+                <w:color w:val="2B3350"/>
+                <w:sz w:val="20"/>
+                <w:szCs w:val="20"/>
+              </w:rPr>
+              <w:t xml:space="preserve">What is out of the room right now, and who is holding each of it.</w:t>
+            </w:r>
+          </w:p>
+        </w:tc>
+      </w:tr>
+    </w:tbl>
+    <w:p>
+      <w:pPr>
+        <w:pBdr>
+          <w:left w:val="single" w:color="B37418" w:sz="12" w:space="10"/>
+        </w:pBdr>
+        <w:spacing w:after="200" w:before="120" w:line="264"/>
+        <w:ind w:left="180"/>
+      </w:pPr>
+      <w:r>
+        <w:rPr>
+          <w:rFonts w:ascii="Calibri" w:cs="Calibri" w:eastAsia="Calibri" w:hAnsi="Calibri"/>
+          <w:i/>
+          <w:iCs/>
+          <w:color w:val="55608A"/>
+          <w:sz w:val="20"/>
+          <w:szCs w:val="20"/>
+        </w:rPr>
+        <w:t xml:space="preserve">The movement and the new quantity are written in one transaction, and each movement stores the quantity before and after it. A count that looks wrong has a history that explains it.</w:t>
+      </w:r>
+    </w:p>
+    <w:p>
+      <w:pPr>
+        <w:pStyle w:val="Heading1"/>
+        <w:pageBreakBefore/>
+        <w:spacing w:after="160" w:before="0"/>
+      </w:pPr>
+      <w:r>
+        <w:rPr>
+          <w:rFonts w:ascii="Cambria" w:cs="Cambria" w:eastAsia="Cambria" w:hAnsi="Cambria"/>
+          <w:b/>
+          <w:bCs/>
+          <w:color w:val="1E2761"/>
+          <w:sz w:val="32"/>
+          <w:szCs w:val="32"/>
+        </w:rPr>
+        <w:t xml:space="preserve">35. Year-end rollover</w:t>
+      </w:r>
+    </w:p>
+    <w:p>
+      <w:pPr>
+        <w:spacing w:after="120" w:before="0" w:line="264"/>
+      </w:pPr>
+      <w:r>
+        <w:rPr>
+          <w:rFonts w:ascii="Calibri" w:cs="Calibri" w:eastAsia="Calibri" w:hAnsi="Calibri"/>
+          <w:color w:val="2B3350"/>
+          <w:sz w:val="21"/>
+          <w:szCs w:val="21"/>
+        </w:rPr>
+        <w:t xml:space="preserve">The week every April that a school currently does by hand, on a printed list, in a room. Run from the Registrar portal, one decision per student, against the final grades already held.</w:t>
+      </w:r>
+    </w:p>
+    <w:tbl>
+      <w:tblPr>
+        <w:tblW w:type="dxa" w:w="9360"/>
+        <w:tblBorders>
+          <w:top w:val="single" w:color="D6DEF0" w:sz="4"/>
+          <w:left w:val="single" w:color="D6DEF0" w:sz="4"/>
+          <w:bottom w:val="single" w:color="D6DEF0" w:sz="4"/>
+          <w:right w:val="single" w:color="D6DEF0" w:sz="4"/>
+          <w:insideH w:val="single" w:color="D6DEF0" w:sz="4"/>
+          <w:insideV w:val="single" w:color="D6DEF0" w:sz="4"/>
+        </w:tblBorders>
+      </w:tblPr>
+      <w:tblGrid>
+        <w:gridCol w:w="2340"/>
+        <w:gridCol w:w="2700"/>
+        <w:gridCol w:w="4320"/>
+      </w:tblGrid>
+      <w:tr>
+        <w:trPr>
+          <w:tblHeader/>
+        </w:trPr>
+        <w:tc>
+          <w:tcPr>
+            <w:tcW w:type="dxa" w:w="2340"/>
+            <w:shd w:fill="EEF2FB" w:color="auto" w:val="clear"/>
+            <w:tcMar>
+              <w:top w:type="dxa" w:w="90"/>
+              <w:left w:type="dxa" w:w="120"/>
+              <w:bottom w:type="dxa" w:w="90"/>
+              <w:right w:type="dxa" w:w="120"/>
+            </w:tcMar>
+          </w:tcPr>
+          <w:p>
+            <w:pPr>
+              <w:spacing w:after="0" w:line="250"/>
+            </w:pPr>
+            <w:r>
+              <w:rPr>
+                <w:rFonts w:ascii="Calibri" w:cs="Calibri" w:eastAsia="Calibri" w:hAnsi="Calibri"/>
+                <w:b/>
+                <w:bCs/>
+                <w:color w:val="1E2761"/>
+                <w:sz w:val="19"/>
+                <w:szCs w:val="19"/>
+              </w:rPr>
+              <w:t xml:space="preserve">Decision</w:t>
+            </w:r>
+          </w:p>
+        </w:tc>
+        <w:tc>
+          <w:tcPr>
+            <w:tcW w:type="dxa" w:w="2700"/>
+            <w:shd w:fill="EEF2FB" w:color="auto" w:val="clear"/>
+            <w:tcMar>
+              <w:top w:type="dxa" w:w="90"/>
+              <w:left w:type="dxa" w:w="120"/>
+              <w:bottom w:type="dxa" w:w="90"/>
+              <w:right w:type="dxa" w:w="120"/>
+            </w:tcMar>
+          </w:tcPr>
+          <w:p>
+            <w:pPr>
+              <w:spacing w:after="0" w:line="250"/>
+            </w:pPr>
+            <w:r>
+              <w:rPr>
+                <w:rFonts w:ascii="Calibri" w:cs="Calibri" w:eastAsia="Calibri" w:hAnsi="Calibri"/>
+                <w:b/>
+                <w:bCs/>
+                <w:color w:val="1E2761"/>
+                <w:sz w:val="19"/>
+                <w:szCs w:val="19"/>
+              </w:rPr>
+              <w:t xml:space="preserve">Effect</w:t>
+            </w:r>
+          </w:p>
+        </w:tc>
+        <w:tc>
+          <w:tcPr>
+            <w:tcW w:type="dxa" w:w="4320"/>
+            <w:shd w:fill="EEF2FB" w:color="auto" w:val="clear"/>
+            <w:tcMar>
+              <w:top w:type="dxa" w:w="90"/>
+              <w:left w:type="dxa" w:w="120"/>
+              <w:bottom w:type="dxa" w:w="90"/>
+              <w:right w:type="dxa" w:w="120"/>
+            </w:tcMar>
+          </w:tcPr>
+          <w:p>
+            <w:pPr>
+              <w:spacing w:after="0" w:line="250"/>
+            </w:pPr>
+            <w:r>
+              <w:rPr>
+                <w:rFonts w:ascii="Calibri" w:cs="Calibri" w:eastAsia="Calibri" w:hAnsi="Calibri"/>
+                <w:b/>
+                <w:bCs/>
+                <w:color w:val="1E2761"/>
+                <w:sz w:val="19"/>
+                <w:szCs w:val="19"/>
+              </w:rPr>
+              <w:t xml:space="preserve">What it means</w:t>
+            </w:r>
+          </w:p>
+        </w:tc>
+      </w:tr>
+      <w:tr>
+        <w:trPr>
+          <w:cantSplit/>
+        </w:trPr>
+        <w:tc>
+          <w:tcPr>
+            <w:tcW w:type="dxa" w:w="2340"/>
+            <w:tcMar>
+              <w:top w:type="dxa" w:w="90"/>
+              <w:left w:type="dxa" w:w="120"/>
+              <w:bottom w:type="dxa" w:w="90"/>
+              <w:right w:type="dxa" w:w="120"/>
+            </w:tcMar>
+          </w:tcPr>
+          <w:p>
+            <w:pPr>
+              <w:spacing w:after="0" w:line="250"/>
+            </w:pPr>
+            <w:r>
+              <w:rPr>
+                <w:rFonts w:ascii="Calibri" w:cs="Calibri" w:eastAsia="Calibri" w:hAnsi="Calibri"/>
+                <w:b/>
+                <w:bCs/>
+                <w:color w:val="2B3350"/>
+                <w:sz w:val="20"/>
+                <w:szCs w:val="20"/>
+              </w:rPr>
+              <w:t xml:space="preserve">Promoted</w:t>
+            </w:r>
+          </w:p>
+        </w:tc>
+        <w:tc>
+          <w:tcPr>
+            <w:tcW w:type="dxa" w:w="2700"/>
+            <w:tcMar>
+              <w:top w:type="dxa" w:w="90"/>
+              <w:left w:type="dxa" w:w="120"/>
+              <w:bottom w:type="dxa" w:w="90"/>
+              <w:right w:type="dxa" w:w="120"/>
+            </w:tcMar>
+          </w:tcPr>
+          <w:p>
+            <w:pPr>
+              <w:spacing w:after="0" w:line="250"/>
+            </w:pPr>
+            <w:r>
+              <w:rPr>
+                <w:rFonts w:ascii="Calibri" w:cs="Calibri" w:eastAsia="Calibri" w:hAnsi="Calibri"/>
+                <w:b w:val="false"/>
+                <w:bCs w:val="false"/>
+                <w:color w:val="2B3350"/>
+                <w:sz w:val="20"/>
+                <w:szCs w:val="20"/>
+              </w:rPr>
+              <w:t xml:space="preserve">Next grade level</w:t>
+            </w:r>
+          </w:p>
+        </w:tc>
+        <w:tc>
+          <w:tcPr>
+            <w:tcW w:type="dxa" w:w="4320"/>
+            <w:tcMar>
+              <w:top w:type="dxa" w:w="90"/>
+              <w:left w:type="dxa" w:w="120"/>
+              <w:bottom w:type="dxa" w:w="90"/>
+              <w:right w:type="dxa" w:w="120"/>
+            </w:tcMar>
+          </w:tcPr>
+          <w:p>
+            <w:pPr>
+              <w:spacing w:after="0" w:line="250"/>
+            </w:pPr>
+            <w:r>
+              <w:rPr>
+                <w:rFonts w:ascii="Calibri" w:cs="Calibri" w:eastAsia="Calibri" w:hAnsi="Calibri"/>
+                <w:b w:val="false"/>
+                <w:bCs w:val="false"/>
+                <w:color w:val="2B3350"/>
+                <w:sz w:val="20"/>
+                <w:szCs w:val="20"/>
+              </w:rPr>
+              <w:t xml:space="preserve">Taken from the school's own roster of levels. Where there is no next level, the app says so rather than inventing one.</w:t>
+            </w:r>
+          </w:p>
+        </w:tc>
+      </w:tr>
+      <w:tr>
+        <w:trPr>
+          <w:cantSplit/>
+        </w:trPr>
+        <w:tc>
+          <w:tcPr>
+            <w:tcW w:type="dxa" w:w="2340"/>
+            <w:tcMar>
+              <w:top w:type="dxa" w:w="90"/>
+              <w:left w:type="dxa" w:w="120"/>
+              <w:bottom w:type="dxa" w:w="90"/>
+              <w:right w:type="dxa" w:w="120"/>
+            </w:tcMar>
+          </w:tcPr>
+          <w:p>
+            <w:pPr>
+              <w:spacing w:after="0" w:line="250"/>
+            </w:pPr>
+            <w:r>
+              <w:rPr>
+                <w:rFonts w:ascii="Calibri" w:cs="Calibri" w:eastAsia="Calibri" w:hAnsi="Calibri"/>
+                <w:b/>
+                <w:bCs/>
+                <w:color w:val="2B3350"/>
+                <w:sz w:val="20"/>
+                <w:szCs w:val="20"/>
+              </w:rPr>
+              <w:t xml:space="preserve">Retained</w:t>
+            </w:r>
+          </w:p>
+        </w:tc>
+        <w:tc>
+          <w:tcPr>
+            <w:tcW w:type="dxa" w:w="2700"/>
+            <w:tcMar>
+              <w:top w:type="dxa" w:w="90"/>
+              <w:left w:type="dxa" w:w="120"/>
+              <w:bottom w:type="dxa" w:w="90"/>
+              <w:right w:type="dxa" w:w="120"/>
+            </w:tcMar>
+          </w:tcPr>
+          <w:p>
+            <w:pPr>
+              <w:spacing w:after="0" w:line="250"/>
+            </w:pPr>
+            <w:r>
+              <w:rPr>
+                <w:rFonts w:ascii="Calibri" w:cs="Calibri" w:eastAsia="Calibri" w:hAnsi="Calibri"/>
+                <w:b w:val="false"/>
+                <w:bCs w:val="false"/>
+                <w:color w:val="2B3350"/>
+                <w:sz w:val="20"/>
+                <w:szCs w:val="20"/>
+              </w:rPr>
+              <w:t xml:space="preserve">Same grade level</w:t>
+            </w:r>
+          </w:p>
+        </w:tc>
+        <w:tc>
+          <w:tcPr>
+            <w:tcW w:type="dxa" w:w="4320"/>
+            <w:tcMar>
+              <w:top w:type="dxa" w:w="90"/>
+              <w:left w:type="dxa" w:w="120"/>
+              <w:bottom w:type="dxa" w:w="90"/>
+              <w:right w:type="dxa" w:w="120"/>
+            </w:tcMar>
+          </w:tcPr>
+          <w:p>
+            <w:pPr>
+              <w:spacing w:after="0" w:line="250"/>
+            </w:pPr>
+            <w:r>
+              <w:rPr>
+                <w:rFonts w:ascii="Calibri" w:cs="Calibri" w:eastAsia="Calibri" w:hAnsi="Calibri"/>
+                <w:b w:val="false"/>
+                <w:bCs w:val="false"/>
+                <w:color w:val="2B3350"/>
+                <w:sz w:val="20"/>
+                <w:szCs w:val="20"/>
+              </w:rPr>
+              <w:t xml:space="preserve">With a reason recorded where the school needs one.</w:t>
+            </w:r>
+          </w:p>
+        </w:tc>
+      </w:tr>
+      <w:tr>
+        <w:trPr>
+          <w:cantSplit/>
+        </w:trPr>
+        <w:tc>
+          <w:tcPr>
+            <w:tcW w:type="dxa" w:w="2340"/>
+            <w:tcMar>
+              <w:top w:type="dxa" w:w="90"/>
+              <w:left w:type="dxa" w:w="120"/>
+              <w:bottom w:type="dxa" w:w="90"/>
+              <w:right w:type="dxa" w:w="120"/>
+            </w:tcMar>
+          </w:tcPr>
+          <w:p>
+            <w:pPr>
+              <w:spacing w:after="0" w:line="250"/>
+            </w:pPr>
+            <w:r>
+              <w:rPr>
+                <w:rFonts w:ascii="Calibri" w:cs="Calibri" w:eastAsia="Calibri" w:hAnsi="Calibri"/>
+                <w:b/>
+                <w:bCs/>
+                <w:color w:val="2B3350"/>
+                <w:sz w:val="20"/>
+                <w:szCs w:val="20"/>
+              </w:rPr>
+              <w:t xml:space="preserve">Graduated</w:t>
+            </w:r>
+          </w:p>
+        </w:tc>
+        <w:tc>
+          <w:tcPr>
+            <w:tcW w:type="dxa" w:w="2700"/>
+            <w:tcMar>
+              <w:top w:type="dxa" w:w="90"/>
+              <w:left w:type="dxa" w:w="120"/>
+              <w:bottom w:type="dxa" w:w="90"/>
+              <w:right w:type="dxa" w:w="120"/>
+            </w:tcMar>
+          </w:tcPr>
+          <w:p>
+            <w:pPr>
+              <w:spacing w:after="0" w:line="250"/>
+            </w:pPr>
+            <w:r>
+              <w:rPr>
+                <w:rFonts w:ascii="Calibri" w:cs="Calibri" w:eastAsia="Calibri" w:hAnsi="Calibri"/>
+                <w:b w:val="false"/>
+                <w:bCs w:val="false"/>
+                <w:color w:val="2B3350"/>
+                <w:sz w:val="20"/>
+                <w:szCs w:val="20"/>
+              </w:rPr>
+              <w:t xml:space="preserve">Exit</w:t>
+            </w:r>
+          </w:p>
+        </w:tc>
+        <w:tc>
+          <w:tcPr>
+            <w:tcW w:type="dxa" w:w="4320"/>
+            <w:tcMar>
+              <w:top w:type="dxa" w:w="90"/>
+              <w:left w:type="dxa" w:w="120"/>
+              <w:bottom w:type="dxa" w:w="90"/>
+              <w:right w:type="dxa" w:w="120"/>
+            </w:tcMar>
+          </w:tcPr>
+          <w:p>
+            <w:pPr>
+              <w:spacing w:after="0" w:line="250"/>
+            </w:pPr>
+            <w:r>
+              <w:rPr>
+                <w:rFonts w:ascii="Calibri" w:cs="Calibri" w:eastAsia="Calibri" w:hAnsi="Calibri"/>
+                <w:b w:val="false"/>
+                <w:bCs w:val="false"/>
+                <w:color w:val="2B3350"/>
+                <w:sz w:val="20"/>
+                <w:szCs w:val="20"/>
+              </w:rPr>
+              <w:t xml:space="preserve">For students in the last level of a division, read off the roster rather than hard-coded.</w:t>
+            </w:r>
+          </w:p>
+        </w:tc>
+      </w:tr>
+      <w:tr>
+        <w:trPr>
+          <w:cantSplit/>
+        </w:trPr>
+        <w:tc>
+          <w:tcPr>
+            <w:tcW w:type="dxa" w:w="2340"/>
+            <w:tcMar>
+              <w:top w:type="dxa" w:w="90"/>
+              <w:left w:type="dxa" w:w="120"/>
+              <w:bottom w:type="dxa" w:w="90"/>
+              <w:right w:type="dxa" w:w="120"/>
+            </w:tcMar>
+          </w:tcPr>
+          <w:p>
+            <w:pPr>
+              <w:spacing w:after="0" w:line="250"/>
+            </w:pPr>
+            <w:r>
+              <w:rPr>
+                <w:rFonts w:ascii="Calibri" w:cs="Calibri" w:eastAsia="Calibri" w:hAnsi="Calibri"/>
+                <w:b/>
+                <w:bCs/>
+                <w:color w:val="2B3350"/>
+                <w:sz w:val="20"/>
+                <w:szCs w:val="20"/>
+              </w:rPr>
+              <w:t xml:space="preserve">Transferred out</w:t>
+            </w:r>
+          </w:p>
+        </w:tc>
+        <w:tc>
+          <w:tcPr>
+            <w:tcW w:type="dxa" w:w="2700"/>
+            <w:tcMar>
+              <w:top w:type="dxa" w:w="90"/>
+              <w:left w:type="dxa" w:w="120"/>
+              <w:bottom w:type="dxa" w:w="90"/>
+              <w:right w:type="dxa" w:w="120"/>
+            </w:tcMar>
+          </w:tcPr>
+          <w:p>
+            <w:pPr>
+              <w:spacing w:after="0" w:line="250"/>
+            </w:pPr>
+            <w:r>
+              <w:rPr>
+                <w:rFonts w:ascii="Calibri" w:cs="Calibri" w:eastAsia="Calibri" w:hAnsi="Calibri"/>
+                <w:b w:val="false"/>
+                <w:bCs w:val="false"/>
+                <w:color w:val="2B3350"/>
+                <w:sz w:val="20"/>
+                <w:szCs w:val="20"/>
+              </w:rPr>
+              <w:t xml:space="preserve">Exit</w:t>
+            </w:r>
+          </w:p>
+        </w:tc>
+        <w:tc>
+          <w:tcPr>
+            <w:tcW w:type="dxa" w:w="4320"/>
+            <w:tcMar>
+              <w:top w:type="dxa" w:w="90"/>
+              <w:left w:type="dxa" w:w="120"/>
+              <w:bottom w:type="dxa" w:w="90"/>
+              <w:right w:type="dxa" w:w="120"/>
+            </w:tcMar>
+          </w:tcPr>
+          <w:p>
+            <w:pPr>
+              <w:spacing w:after="0" w:line="250"/>
+            </w:pPr>
+            <w:r>
+              <w:rPr>
+                <w:rFonts w:ascii="Calibri" w:cs="Calibri" w:eastAsia="Calibri" w:hAnsi="Calibri"/>
+                <w:b w:val="false"/>
+                <w:bCs w:val="false"/>
+                <w:color w:val="2B3350"/>
+                <w:sz w:val="20"/>
+                <w:szCs w:val="20"/>
+              </w:rPr>
+              <w:t xml:space="preserve">The record stays; the student does not roll forward.</w:t>
+            </w:r>
+          </w:p>
+        </w:tc>
+      </w:tr>
+      <w:tr>
+        <w:trPr>
+          <w:cantSplit/>
+        </w:trPr>
+        <w:tc>
+          <w:tcPr>
+            <w:tcW w:type="dxa" w:w="2340"/>
+            <w:tcMar>
+              <w:top w:type="dxa" w:w="90"/>
+              <w:left w:type="dxa" w:w="120"/>
+              <w:bottom w:type="dxa" w:w="90"/>
+              <w:right w:type="dxa" w:w="120"/>
+            </w:tcMar>
+          </w:tcPr>
+          <w:p>
+            <w:pPr>
+              <w:spacing w:after="0" w:line="250"/>
+            </w:pPr>
+            <w:r>
+              <w:rPr>
+                <w:rFonts w:ascii="Calibri" w:cs="Calibri" w:eastAsia="Calibri" w:hAnsi="Calibri"/>
+                <w:b/>
+                <w:bCs/>
+                <w:color w:val="2B3350"/>
+                <w:sz w:val="20"/>
+                <w:szCs w:val="20"/>
+              </w:rPr>
+              <w:t xml:space="preserve">Held</w:t>
+            </w:r>
+          </w:p>
+        </w:tc>
+        <w:tc>
+          <w:tcPr>
+            <w:tcW w:type="dxa" w:w="2700"/>
+            <w:tcMar>
+              <w:top w:type="dxa" w:w="90"/>
+              <w:left w:type="dxa" w:w="120"/>
+              <w:bottom w:type="dxa" w:w="90"/>
+              <w:right w:type="dxa" w:w="120"/>
+            </w:tcMar>
+          </w:tcPr>
+          <w:p>
+            <w:pPr>
+              <w:spacing w:after="0" w:line="250"/>
+            </w:pPr>
+            <w:r>
+              <w:rPr>
+                <w:rFonts w:ascii="Calibri" w:cs="Calibri" w:eastAsia="Calibri" w:hAnsi="Calibri"/>
+                <w:b w:val="false"/>
+                <w:bCs w:val="false"/>
+                <w:color w:val="2B3350"/>
+                <w:sz w:val="20"/>
+                <w:szCs w:val="20"/>
+              </w:rPr>
+              <w:t xml:space="preserve">Nothing</w:t>
+            </w:r>
+          </w:p>
+        </w:tc>
+        <w:tc>
+          <w:tcPr>
+            <w:tcW w:type="dxa" w:w="4320"/>
+            <w:tcMar>
+              <w:top w:type="dxa" w:w="90"/>
+              <w:left w:type="dxa" w:w="120"/>
+              <w:bottom w:type="dxa" w:w="90"/>
+              <w:right w:type="dxa" w:w="120"/>
+            </w:tcMar>
+          </w:tcPr>
+          <w:p>
+            <w:pPr>
+              <w:spacing w:after="0" w:line="250"/>
+            </w:pPr>
+            <w:r>
+              <w:rPr>
+                <w:rFonts w:ascii="Calibri" w:cs="Calibri" w:eastAsia="Calibri" w:hAnsi="Calibri"/>
+                <w:b w:val="false"/>
+                <w:bCs w:val="false"/>
+                <w:color w:val="2B3350"/>
+                <w:sz w:val="20"/>
+                <w:szCs w:val="20"/>
+              </w:rPr>
+              <w:t xml:space="preserve">The default. A student the school has not decided on is left out of the run entirely.</w:t>
+            </w:r>
+          </w:p>
+        </w:tc>
+      </w:tr>
+    </w:tbl>
+    <w:p>
+      <w:pPr>
+        <w:pStyle w:val="ListParagraph"/>
+        <w:numPr>
+          <w:ilvl w:val="0"/>
+          <w:numId w:val="2"/>
+        </w:numPr>
+        <w:spacing w:after="70" w:line="264"/>
+      </w:pPr>
+      <w:r>
+        <w:rPr>
+          <w:rFonts w:ascii="Calibri" w:cs="Calibri" w:eastAsia="Calibri" w:hAnsi="Calibri"/>
+          <w:color w:val="2B3350"/>
+          <w:sz w:val="21"/>
+          <w:szCs w:val="21"/>
+        </w:rPr>
+        <w:t xml:space="preserve">Silence never becomes a promotion: held students are excluded from the run, not defaulted through it.</w:t>
+      </w:r>
+    </w:p>
+    <w:p>
+      <w:pPr>
+        <w:pStyle w:val="ListParagraph"/>
+        <w:numPr>
+          <w:ilvl w:val="0"/>
+          <w:numId w:val="2"/>
+        </w:numPr>
+        <w:spacing w:after="70" w:line="264"/>
+      </w:pPr>
+      <w:r>
+        <w:rPr>
+          <w:rFonts w:ascii="Calibri" w:cs="Calibri" w:eastAsia="Calibri" w:hAnsi="Calibri"/>
+          <w:color w:val="2B3350"/>
+          <w:sz w:val="21"/>
+          <w:szCs w:val="21"/>
+        </w:rPr>
+        <w:t xml:space="preserve">A student already rolled over is skipped rather than moved twice, so the run is safe to repeat.</w:t>
+      </w:r>
+    </w:p>
+    <w:p>
+      <w:pPr>
+        <w:pStyle w:val="ListParagraph"/>
+        <w:numPr>
+          <w:ilvl w:val="0"/>
+          <w:numId w:val="2"/>
+        </w:numPr>
+        <w:spacing w:after="70" w:line="264"/>
+      </w:pPr>
+      <w:r>
+        <w:rPr>
+          <w:rFonts w:ascii="Calibri" w:cs="Calibri" w:eastAsia="Calibri" w:hAnsi="Calibri"/>
+          <w:color w:val="2B3350"/>
+          <w:sz w:val="21"/>
+          <w:szCs w:val="21"/>
+        </w:rPr>
+        <w:t xml:space="preserve">The run reports how many were applied and how many were already done.</w:t>
+      </w:r>
+    </w:p>
+    <w:p>
+      <w:pPr>
+        <w:pStyle w:val="ListParagraph"/>
+        <w:numPr>
+          <w:ilvl w:val="0"/>
+          <w:numId w:val="2"/>
+        </w:numPr>
+        <w:spacing w:after="70" w:line="264"/>
+      </w:pPr>
+      <w:r>
+        <w:rPr>
+          <w:rFonts w:ascii="Calibri" w:cs="Calibri" w:eastAsia="Calibri" w:hAnsi="Calibri"/>
+          <w:color w:val="2B3350"/>
+          <w:sz w:val="21"/>
+          <w:szCs w:val="21"/>
+        </w:rPr>
+        <w:t xml:space="preserve">A promotion record is written once and never edited. A correction is a new record.</w:t>
+      </w:r>
+    </w:p>
+    <w:p>
+      <w:pPr>
+        <w:pStyle w:val="Heading1"/>
+        <w:pageBreakBefore/>
+        <w:spacing w:after="160" w:before="0"/>
+      </w:pPr>
+      <w:r>
+        <w:rPr>
+          <w:rFonts w:ascii="Cambria" w:cs="Cambria" w:eastAsia="Cambria" w:hAnsi="Cambria"/>
+          <w:b/>
+          <w:bCs/>
+          <w:color w:val="1E2761"/>
+          <w:sz w:val="32"/>
+          <w:szCs w:val="32"/>
+        </w:rPr>
+        <w:t xml:space="preserve">36. The live demo</w:t>
+      </w:r>
+    </w:p>
+    <w:p>
+      <w:pPr>
+        <w:spacing w:after="120" w:before="0" w:line="264"/>
+      </w:pPr>
+      <w:r>
+        <w:rPr>
+          <w:rFonts w:ascii="Calibri" w:cs="Calibri" w:eastAsia="Calibri" w:hAnsi="Calibri"/>
+          <w:color w:val="2B3350"/>
+          <w:sz w:val="21"/>
+          <w:szCs w:val="21"/>
+        </w:rPr>
+        <w:t xml:space="preserve">Everything in this guide can be clicked through at logicclass.vercel.app, with no sign-up, no install, and no Firebase project behind it.</w:t>
+      </w:r>
+    </w:p>
+    <w:p>
+      <w:pPr>
+        <w:pStyle w:val="ListParagraph"/>
+        <w:numPr>
+          <w:ilvl w:val="0"/>
+          <w:numId w:val="2"/>
+        </w:numPr>
+        <w:spacing w:after="70" w:line="264"/>
+      </w:pPr>
+      <w:r>
+        <w:rPr>
+          <w:rFonts w:ascii="Calibri" w:cs="Calibri" w:eastAsia="Calibri" w:hAnsi="Calibri"/>
+          <w:color w:val="2B3350"/>
+          <w:sz w:val="21"/>
+          <w:szCs w:val="21"/>
+        </w:rPr>
+        <w:t xml:space="preserve">An account for every portal. The round button at the bottom left switches between them and names, under each, the one screen worth opening.</w:t>
+      </w:r>
+    </w:p>
+    <w:p>
+      <w:pPr>
+        <w:pStyle w:val="ListParagraph"/>
+        <w:numPr>
+          <w:ilvl w:val="0"/>
+          <w:numId w:val="2"/>
+        </w:numPr>
+        <w:spacing w:after="70" w:line="264"/>
+      </w:pPr>
+      <w:r>
+        <w:rPr>
+          <w:rFonts w:ascii="Calibri" w:cs="Calibri" w:eastAsia="Calibri" w:hAnsi="Calibri"/>
+          <w:color w:val="2B3350"/>
+          <w:sz w:val="21"/>
+          <w:szCs w:val="21"/>
+        </w:rPr>
+        <w:t xml:space="preserve">The data is in memory. Nothing typed into it is kept, and reloading the page puts it all back.</w:t>
+      </w:r>
+    </w:p>
+    <w:p>
+      <w:pPr>
+        <w:pStyle w:val="ListParagraph"/>
+        <w:numPr>
+          <w:ilvl w:val="0"/>
+          <w:numId w:val="2"/>
+        </w:numPr>
+        <w:spacing w:after="70" w:line="264"/>
+      </w:pPr>
+      <w:r>
+        <w:rPr>
+          <w:rFonts w:ascii="Calibri" w:cs="Calibri" w:eastAsia="Calibri" w:hAnsi="Calibri"/>
+          <w:color w:val="2B3350"/>
+          <w:sz w:val="21"/>
+          <w:szCs w:val="21"/>
+        </w:rPr>
+        <w:t xml:space="preserve">Every screen there is the real application. The demo swaps the database underneath it and nothing else.</w:t>
+      </w:r>
+    </w:p>
+    <w:p>
+      <w:pPr>
+        <w:pBdr>
+          <w:left w:val="single" w:color="B37418" w:sz="12" w:space="10"/>
+        </w:pBdr>
+        <w:spacing w:after="200" w:before="120" w:line="264"/>
+        <w:ind w:left="180"/>
+      </w:pPr>
+      <w:r>
+        <w:rPr>
+          <w:rFonts w:ascii="Calibri" w:cs="Calibri" w:eastAsia="Calibri" w:hAnsi="Calibri"/>
+          <w:i/>
+          <w:iCs/>
+          <w:color w:val="55608A"/>
+          <w:sz w:val="20"/>
+          <w:szCs w:val="20"/>
+        </w:rPr>
+        <w:t xml:space="preserve">A demo that hides behind a booking form is a demo somebody has decided you should not see. Hand a principal the laptop and stop talking.</w:t>
       </w:r>
     </w:p>
     <w:sectPr>

--- a/marketing/LogicClass-Feature-Guide.docx
+++ b/marketing/LogicClass-Feature-Guide.docx
@@ -36105,7 +36105,7 @@
                 <w:sz w:val="20"/>
                 <w:szCs w:val="20"/>
               </w:rPr>
-              <w:t xml:space="preserve">A5, two to a sheet, with the basis of every line on it - so an employee can check their own pay without asking anybody.</w:t>
+              <w:t xml:space="preserve">A5, two to a sheet, your school logo printed faintly behind the figures, and the basis of every line on it - so an employee can check their own pay without asking anybody.</w:t>
             </w:r>
           </w:p>
         </w:tc>
@@ -36191,12 +36191,32 @@
                 <w:sz w:val="20"/>
                 <w:szCs w:val="20"/>
               </w:rPr>
-              <w:t xml:space="preserve">An employee can read their own, and nobody else's. Payslips are create-only: a correction is a new payslip.</w:t>
+              <w:t xml:space="preserve">An employee can read their own, and nobody else's. Payslips are written by the server and cannot be edited afterwards: a correction is a new payslip.</w:t>
             </w:r>
           </w:p>
         </w:tc>
       </w:tr>
     </w:tbl>
+    <w:p>
+      <w:pPr>
+        <w:pBdr>
+          <w:left w:val="single" w:color="B37418" w:sz="12" w:space="10"/>
+        </w:pBdr>
+        <w:spacing w:after="200" w:before="120" w:line="264"/>
+        <w:ind w:left="180"/>
+      </w:pPr>
+      <w:r>
+        <w:rPr>
+          <w:rFonts w:ascii="Calibri" w:cs="Calibri" w:eastAsia="Calibri" w:hAnsi="Calibri"/>
+          <w:i/>
+          <w:iCs/>
+          <w:color w:val="55608A"/>
+          <w:sz w:val="20"/>
+          <w:szCs w:val="20"/>
+        </w:rPr>
+        <w:t xml:space="preserve">Every figure on a payslip is computed on the server, from the pay rates, contribution tables, gate scans and approved leave already on file. The device that presses Issue supplies the month and nothing else, so what your office approved on screen and what went into the record are the same calculation rather than two that have to agree.</w:t>
+      </w:r>
+    </w:p>
     <w:p>
       <w:pPr>
         <w:pBdr>

--- a/marketing/LogicClass-Feature-Guide.docx
+++ b/marketing/LogicClass-Feature-Guide.docx
@@ -4121,7 +4121,7 @@
                 <w:sz w:val="20"/>
                 <w:szCs w:val="20"/>
               </w:rPr>
-              <w:t xml:space="preserve">Record school spending with a category, description, amount and date - or import a spreadsheet of it. Financial data: readable by Director, Admin and Registrar only.</w:t>
+              <w:t xml:space="preserve">Record school spending with a category, description, amount, date and the receipt behind it - or import a spreadsheet of it. Financial data: readable by Director, Admin and Registrar only.</w:t>
             </w:r>
           </w:p>
         </w:tc>
@@ -25739,7 +25739,7 @@
                 <w:sz w:val="20"/>
                 <w:szCs w:val="20"/>
               </w:rPr>
-              <w:t xml:space="preserve">School spending, by category and date.</w:t>
+              <w:t xml:space="preserve">School spending, by category and date, with the receipt attached to the row.</w:t>
             </w:r>
           </w:p>
         </w:tc>

--- a/marketing/LogicClass-Feature-Guide.docx
+++ b/marketing/LogicClass-Feature-Guide.docx
@@ -11578,6 +11578,92 @@
                 <w:sz w:val="20"/>
                 <w:szCs w:val="20"/>
               </w:rPr>
+              <w:t xml:space="preserve">Class Record</w:t>
+            </w:r>
+          </w:p>
+        </w:tc>
+        <w:tc>
+          <w:tcPr>
+            <w:tcW w:type="dxa" w:w="2700"/>
+            <w:tcMar>
+              <w:top w:type="dxa" w:w="90"/>
+              <w:left w:type="dxa" w:w="120"/>
+              <w:bottom w:type="dxa" w:w="90"/>
+              <w:right w:type="dxa" w:w="120"/>
+            </w:tcMar>
+          </w:tcPr>
+          <w:p>
+            <w:pPr>
+              <w:spacing w:after="0" w:line="250"/>
+            </w:pPr>
+            <w:r>
+              <w:rPr>
+                <w:rFonts w:ascii="Calibri" w:cs="Calibri" w:eastAsia="Calibri" w:hAnsi="Calibri"/>
+                <w:b w:val="false"/>
+                <w:bCs w:val="false"/>
+                <w:color w:val="2B3350"/>
+                <w:sz w:val="20"/>
+                <w:szCs w:val="20"/>
+              </w:rPr>
+              <w:t xml:space="preserve">Class Record</w:t>
+            </w:r>
+          </w:p>
+        </w:tc>
+        <w:tc>
+          <w:tcPr>
+            <w:tcW w:type="dxa" w:w="4320"/>
+            <w:tcMar>
+              <w:top w:type="dxa" w:w="90"/>
+              <w:left w:type="dxa" w:w="120"/>
+              <w:bottom w:type="dxa" w:w="90"/>
+              <w:right w:type="dxa" w:w="120"/>
+            </w:tcMar>
+          </w:tcPr>
+          <w:p>
+            <w:pPr>
+              <w:spacing w:after="0" w:line="250"/>
+            </w:pPr>
+            <w:r>
+              <w:rPr>
+                <w:rFonts w:ascii="Calibri" w:cs="Calibri" w:eastAsia="Calibri" w:hAnsi="Calibri"/>
+                <w:b w:val="false"/>
+                <w:bCs w:val="false"/>
+                <w:color w:val="2B3350"/>
+                <w:sz w:val="20"/>
+                <w:szCs w:val="20"/>
+              </w:rPr>
+              <w:t xml:space="preserve">Where a teacher actually keeps grades: a column per piece of work, the class typed down it in one go, and the quarterly grade computed as you save. See 8.5.</w:t>
+            </w:r>
+          </w:p>
+        </w:tc>
+      </w:tr>
+      <w:tr>
+        <w:trPr>
+          <w:cantSplit/>
+        </w:trPr>
+        <w:tc>
+          <w:tcPr>
+            <w:tcW w:type="dxa" w:w="2340"/>
+            <w:tcMar>
+              <w:top w:type="dxa" w:w="90"/>
+              <w:left w:type="dxa" w:w="120"/>
+              <w:bottom w:type="dxa" w:w="90"/>
+              <w:right w:type="dxa" w:w="120"/>
+            </w:tcMar>
+          </w:tcPr>
+          <w:p>
+            <w:pPr>
+              <w:spacing w:after="0" w:line="250"/>
+            </w:pPr>
+            <w:r>
+              <w:rPr>
+                <w:rFonts w:ascii="Calibri" w:cs="Calibri" w:eastAsia="Calibri" w:hAnsi="Calibri"/>
+                <w:b/>
+                <w:bCs/>
+                <w:color w:val="2B3350"/>
+                <w:sz w:val="20"/>
+                <w:szCs w:val="20"/>
+              </w:rPr>
               <w:t xml:space="preserve">Grade Submission</w:t>
             </w:r>
           </w:p>
@@ -11632,7 +11718,7 @@
                 <w:sz w:val="20"/>
                 <w:szCs w:val="20"/>
               </w:rPr>
-              <w:t xml:space="preserve">Enter marks for a section. See 8.5.</w:t>
+              <w:t xml:space="preserve">The older per-student path, kept for a single late mark and for the spreadsheet import. See 8.5.</w:t>
             </w:r>
           </w:p>
         </w:tc>

--- a/marketing/LogicClass-Feature-Guide.docx
+++ b/marketing/LogicClass-Feature-Guide.docx
@@ -18253,7 +18253,7 @@
                 <w:sz w:val="20"/>
                 <w:szCs w:val="20"/>
               </w:rPr>
-              <w:t xml:space="preserve">A later scan of the same person on the same day is a time-out, not a duplicate. A third is reported as already completed.</w:t>
+              <w:t xml:space="preserve">A later scan of the same person on the same day is a time-out. A second tap within a few minutes is not - that is the queue at the gate, and the scanner says the person is already in rather than signing them straight back out. A scan after a time-out is reported as already completed.</w:t>
             </w:r>
           </w:p>
         </w:tc>
@@ -19024,6 +19024,25 @@
           <w:sz w:val="21"/>
           <w:szCs w:val="21"/>
         </w:rPr>
+        <w:t xml:space="preserve">A student marked late is recorded as arriving when the teacher marked them, not when the class started - which is the only record there is of when they came through the door. Corrected back to present, they are on the bell again.</w:t>
+      </w:r>
+    </w:p>
+    <w:p>
+      <w:pPr>
+        <w:pStyle w:val="ListParagraph"/>
+        <w:numPr>
+          <w:ilvl w:val="0"/>
+          <w:numId w:val="2"/>
+        </w:numPr>
+        <w:spacing w:after="70" w:line="264"/>
+      </w:pPr>
+      <w:r>
+        <w:rPr>
+          <w:rFonts w:ascii="Calibri" w:cs="Calibri" w:eastAsia="Calibri" w:hAnsi="Calibri"/>
+          <w:color w:val="2B3350"/>
+          <w:sz w:val="21"/>
+          <w:szCs w:val="21"/>
+        </w:rPr>
         <w:t xml:space="preserve">An excused lesson still counts as a lesson missed in the rate. A school that dropped them would report a child who missed half a term with a note as having a perfect record.</w:t>
       </w:r>
     </w:p>
@@ -23569,7 +23588,7 @@
                 <w:sz w:val="20"/>
                 <w:szCs w:val="20"/>
               </w:rPr>
-              <w:t xml:space="preserve">Save</w:t>
+              <w:t xml:space="preserve">Semester or term</w:t>
             </w:r>
           </w:p>
         </w:tc>
@@ -23623,7 +23642,7 @@
                 <w:sz w:val="20"/>
                 <w:szCs w:val="20"/>
               </w:rPr>
-              <w:t xml:space="preserve">Refused if it clashes: two classes in the same room, the same teacher in two places, or one section double-booked. The conflict is named. The same check runs again on the server before anything is written.</w:t>
+              <w:t xml:space="preserve">Optional. Leave it blank and the class runs all year, which is what a Grade 7 timetable does. Name it - 1st Semester, 2nd Semester, whatever the school calls it - and the class belongs to that term only.</w:t>
             </w:r>
           </w:p>
         </w:tc>
@@ -23655,7 +23674,7 @@
                 <w:sz w:val="20"/>
                 <w:szCs w:val="20"/>
               </w:rPr>
-              <w:t xml:space="preserve">Remove</w:t>
+              <w:t xml:space="preserve">Save</w:t>
             </w:r>
           </w:p>
         </w:tc>
@@ -23682,7 +23701,7 @@
                 <w:sz w:val="20"/>
                 <w:szCs w:val="20"/>
               </w:rPr>
-              <w:t xml:space="preserve">Confirmation</w:t>
+              <w:t xml:space="preserve">Schedule editor</w:t>
             </w:r>
           </w:p>
         </w:tc>
@@ -23709,7 +23728,7 @@
                 <w:sz w:val="20"/>
                 <w:szCs w:val="20"/>
               </w:rPr>
-              <w:t xml:space="preserve">Deletes a block from the week.</w:t>
+              <w:t xml:space="preserve">Refused if it clashes: two classes in the same room, the same teacher in two places, or one section double-booked. The conflict is named, and names the term it is in. The same check runs again on the server before anything is written.</w:t>
             </w:r>
           </w:p>
         </w:tc>
@@ -23741,7 +23760,7 @@
                 <w:sz w:val="20"/>
                 <w:szCs w:val="20"/>
               </w:rPr>
-              <w:t xml:space="preserve">Section filter</w:t>
+              <w:t xml:space="preserve">Remove</w:t>
             </w:r>
           </w:p>
         </w:tc>
@@ -23768,7 +23787,7 @@
                 <w:sz w:val="20"/>
                 <w:szCs w:val="20"/>
               </w:rPr>
-              <w:t xml:space="preserve">Class Schedule</w:t>
+              <w:t xml:space="preserve">Confirmation</w:t>
             </w:r>
           </w:p>
         </w:tc>
@@ -23795,7 +23814,7 @@
                 <w:sz w:val="20"/>
                 <w:szCs w:val="20"/>
               </w:rPr>
-              <w:t xml:space="preserve">The week for one section.</w:t>
+              <w:t xml:space="preserve">Deletes a block from the week.</w:t>
             </w:r>
           </w:p>
         </w:tc>
@@ -23827,6 +23846,178 @@
                 <w:sz w:val="20"/>
                 <w:szCs w:val="20"/>
               </w:rPr>
+              <w:t xml:space="preserve">Section filter</w:t>
+            </w:r>
+          </w:p>
+        </w:tc>
+        <w:tc>
+          <w:tcPr>
+            <w:tcW w:type="dxa" w:w="2700"/>
+            <w:tcMar>
+              <w:top w:type="dxa" w:w="90"/>
+              <w:left w:type="dxa" w:w="120"/>
+              <w:bottom w:type="dxa" w:w="90"/>
+              <w:right w:type="dxa" w:w="120"/>
+            </w:tcMar>
+          </w:tcPr>
+          <w:p>
+            <w:pPr>
+              <w:spacing w:after="0" w:line="250"/>
+            </w:pPr>
+            <w:r>
+              <w:rPr>
+                <w:rFonts w:ascii="Calibri" w:cs="Calibri" w:eastAsia="Calibri" w:hAnsi="Calibri"/>
+                <w:b w:val="false"/>
+                <w:bCs w:val="false"/>
+                <w:color w:val="2B3350"/>
+                <w:sz w:val="20"/>
+                <w:szCs w:val="20"/>
+              </w:rPr>
+              <w:t xml:space="preserve">Class Schedule</w:t>
+            </w:r>
+          </w:p>
+        </w:tc>
+        <w:tc>
+          <w:tcPr>
+            <w:tcW w:type="dxa" w:w="4320"/>
+            <w:tcMar>
+              <w:top w:type="dxa" w:w="90"/>
+              <w:left w:type="dxa" w:w="120"/>
+              <w:bottom w:type="dxa" w:w="90"/>
+              <w:right w:type="dxa" w:w="120"/>
+            </w:tcMar>
+          </w:tcPr>
+          <w:p>
+            <w:pPr>
+              <w:spacing w:after="0" w:line="250"/>
+            </w:pPr>
+            <w:r>
+              <w:rPr>
+                <w:rFonts w:ascii="Calibri" w:cs="Calibri" w:eastAsia="Calibri" w:hAnsi="Calibri"/>
+                <w:b w:val="false"/>
+                <w:bCs w:val="false"/>
+                <w:color w:val="2B3350"/>
+                <w:sz w:val="20"/>
+                <w:szCs w:val="20"/>
+              </w:rPr>
+              <w:t xml:space="preserve">The week for one section.</w:t>
+            </w:r>
+          </w:p>
+        </w:tc>
+      </w:tr>
+      <w:tr>
+        <w:trPr>
+          <w:cantSplit/>
+        </w:trPr>
+        <w:tc>
+          <w:tcPr>
+            <w:tcW w:type="dxa" w:w="2340"/>
+            <w:tcMar>
+              <w:top w:type="dxa" w:w="90"/>
+              <w:left w:type="dxa" w:w="120"/>
+              <w:bottom w:type="dxa" w:w="90"/>
+              <w:right w:type="dxa" w:w="120"/>
+            </w:tcMar>
+          </w:tcPr>
+          <w:p>
+            <w:pPr>
+              <w:spacing w:after="0" w:line="250"/>
+            </w:pPr>
+            <w:r>
+              <w:rPr>
+                <w:rFonts w:ascii="Calibri" w:cs="Calibri" w:eastAsia="Calibri" w:hAnsi="Calibri"/>
+                <w:b/>
+                <w:bCs/>
+                <w:color w:val="2B3350"/>
+                <w:sz w:val="20"/>
+                <w:szCs w:val="20"/>
+              </w:rPr>
+              <w:t xml:space="preserve">Term</w:t>
+            </w:r>
+          </w:p>
+        </w:tc>
+        <w:tc>
+          <w:tcPr>
+            <w:tcW w:type="dxa" w:w="2700"/>
+            <w:tcMar>
+              <w:top w:type="dxa" w:w="90"/>
+              <w:left w:type="dxa" w:w="120"/>
+              <w:bottom w:type="dxa" w:w="90"/>
+              <w:right w:type="dxa" w:w="120"/>
+            </w:tcMar>
+          </w:tcPr>
+          <w:p>
+            <w:pPr>
+              <w:spacing w:after="0" w:line="250"/>
+            </w:pPr>
+            <w:r>
+              <w:rPr>
+                <w:rFonts w:ascii="Calibri" w:cs="Calibri" w:eastAsia="Calibri" w:hAnsi="Calibri"/>
+                <w:b w:val="false"/>
+                <w:bCs w:val="false"/>
+                <w:color w:val="2B3350"/>
+                <w:sz w:val="20"/>
+                <w:szCs w:val="20"/>
+              </w:rPr>
+              <w:t xml:space="preserve">Class Schedule</w:t>
+            </w:r>
+          </w:p>
+        </w:tc>
+        <w:tc>
+          <w:tcPr>
+            <w:tcW w:type="dxa" w:w="4320"/>
+            <w:tcMar>
+              <w:top w:type="dxa" w:w="90"/>
+              <w:left w:type="dxa" w:w="120"/>
+              <w:bottom w:type="dxa" w:w="90"/>
+              <w:right w:type="dxa" w:w="120"/>
+            </w:tcMar>
+          </w:tcPr>
+          <w:p>
+            <w:pPr>
+              <w:spacing w:after="0" w:line="250"/>
+            </w:pPr>
+            <w:r>
+              <w:rPr>
+                <w:rFonts w:ascii="Calibri" w:cs="Calibri" w:eastAsia="Calibri" w:hAnsi="Calibri"/>
+                <w:b w:val="false"/>
+                <w:bCs w:val="false"/>
+                <w:color w:val="2B3350"/>
+                <w:sz w:val="20"/>
+                <w:szCs w:val="20"/>
+              </w:rPr>
+              <w:t xml:space="preserve">Which term of the year to read. Only shown when the school actually has terms. A term shows its own classes plus the ones that run all year, because that is the week as it actually runs.</w:t>
+            </w:r>
+          </w:p>
+        </w:tc>
+      </w:tr>
+      <w:tr>
+        <w:trPr>
+          <w:cantSplit/>
+        </w:trPr>
+        <w:tc>
+          <w:tcPr>
+            <w:tcW w:type="dxa" w:w="2340"/>
+            <w:tcMar>
+              <w:top w:type="dxa" w:w="90"/>
+              <w:left w:type="dxa" w:w="120"/>
+              <w:bottom w:type="dxa" w:w="90"/>
+              <w:right w:type="dxa" w:w="120"/>
+            </w:tcMar>
+          </w:tcPr>
+          <w:p>
+            <w:pPr>
+              <w:spacing w:after="0" w:line="250"/>
+            </w:pPr>
+            <w:r>
+              <w:rPr>
+                <w:rFonts w:ascii="Calibri" w:cs="Calibri" w:eastAsia="Calibri" w:hAnsi="Calibri"/>
+                <w:b/>
+                <w:bCs/>
+                <w:color w:val="2B3350"/>
+                <w:sz w:val="20"/>
+                <w:szCs w:val="20"/>
+              </w:rPr>
               <w:t xml:space="preserve">Print</w:t>
             </w:r>
           </w:p>
@@ -23881,7 +24072,7 @@
                 <w:sz w:val="20"/>
                 <w:szCs w:val="20"/>
               </w:rPr>
-              <w:t xml:space="preserve">The week as a wall-chart grid. Where the section or the teacher is the same all the way down a column, it is printed once rather than in every cell.</w:t>
+              <w:t xml:space="preserve">The week as a wall-chart grid, matching what is on screen, term and all. Where the section or the teacher is the same all the way down a column, it is printed once rather than in every cell.</w:t>
             </w:r>
           </w:p>
         </w:tc>
@@ -23978,6 +24169,51 @@
           <w:szCs w:val="21"/>
         </w:rPr>
         <w:t xml:space="preserve">A student sees theirs, and a parent sees their child's.</w:t>
+      </w:r>
+    </w:p>
+    <w:p>
+      <w:pPr>
+        <w:pStyle w:val="Heading2"/>
+        <w:spacing w:after="120" w:before="280"/>
+      </w:pPr>
+      <w:r>
+        <w:rPr>
+          <w:rFonts w:ascii="Cambria" w:cs="Cambria" w:eastAsia="Cambria" w:hAnsi="Cambria"/>
+          <w:b/>
+          <w:bCs/>
+          <w:color w:val="1E2761"/>
+          <w:sz w:val="25"/>
+          <w:szCs w:val="25"/>
+        </w:rPr>
+        <w:t xml:space="preserve">17.2 Schools that change timetable halfway through the year</w:t>
+      </w:r>
+    </w:p>
+    <w:p>
+      <w:pPr>
+        <w:spacing w:after="120" w:before="0" w:line="264"/>
+      </w:pPr>
+      <w:r>
+        <w:rPr>
+          <w:rFonts w:ascii="Calibri" w:cs="Calibri" w:eastAsia="Calibri" w:hAnsi="Calibri"/>
+          <w:color w:val="2B3350"/>
+          <w:sz w:val="21"/>
+          <w:szCs w:val="21"/>
+        </w:rPr>
+        <w:t xml:space="preserve">Senior High runs two semesters, and so does a college division. The second semester routinely reuses the same room, the same lecturer and the same slot as the first - and that is not a double booking, because the two are never in the same week. Name the term on each class and the app treats them that way. A class with no term named runs all year, so it still blocks the slot in every term: a Grade 7 homeroom really is in that room in both semesters.</w:t>
+      </w:r>
+    </w:p>
+    <w:p>
+      <w:pPr>
+        <w:spacing w:after="120" w:before="0" w:line="264"/>
+      </w:pPr>
+      <w:r>
+        <w:rPr>
+          <w:rFonts w:ascii="Calibri" w:cs="Calibri" w:eastAsia="Calibri" w:hAnsi="Calibri"/>
+          <w:color w:val="2B3350"/>
+          <w:sz w:val="21"/>
+          <w:szCs w:val="21"/>
+        </w:rPr>
+        <w:t xml:space="preserve">A school with one timetable for the whole year is never asked about any of this. The field is optional and the term chooser does not appear at all until a term is named.</w:t>
       </w:r>
     </w:p>
     <w:p>

--- a/marketing/LogicClass-Feature-Guide.docx
+++ b/marketing/LogicClass-Feature-Guide.docx
@@ -3433,7 +3433,7 @@
                 <w:sz w:val="20"/>
                 <w:szCs w:val="20"/>
               </w:rPr>
-              <w:t xml:space="preserve">Write a title and message, address it to everyone or pick the roles it is for, and pin one to the top. Posting it notifies the phones of the roles addressed.</w:t>
+              <w:t xml:space="preserve">Write a title and message, address it to everyone or pick the roles it is for, and pin one to the top. Posting it notifies the phones of everyone addressed.</w:t>
             </w:r>
           </w:p>
         </w:tc>
@@ -26944,6 +26944,92 @@
                 <w:sz w:val="20"/>
                 <w:szCs w:val="20"/>
               </w:rPr>
+              <w:t xml:space="preserve">Post to a class</w:t>
+            </w:r>
+          </w:p>
+        </w:tc>
+        <w:tc>
+          <w:tcPr>
+            <w:tcW w:type="dxa" w:w="2700"/>
+            <w:tcMar>
+              <w:top w:type="dxa" w:w="90"/>
+              <w:left w:type="dxa" w:w="120"/>
+              <w:bottom w:type="dxa" w:w="90"/>
+              <w:right w:type="dxa" w:w="120"/>
+            </w:tcMar>
+          </w:tcPr>
+          <w:p>
+            <w:pPr>
+              <w:spacing w:after="0" w:line="250"/>
+            </w:pPr>
+            <w:r>
+              <w:rPr>
+                <w:rFonts w:ascii="Calibri" w:cs="Calibri" w:eastAsia="Calibri" w:hAnsi="Calibri"/>
+                <w:b w:val="false"/>
+                <w:bCs w:val="false"/>
+                <w:color w:val="2B3350"/>
+                <w:sz w:val="20"/>
+                <w:szCs w:val="20"/>
+              </w:rPr>
+              <w:t xml:space="preserve">Announcements</w:t>
+            </w:r>
+          </w:p>
+        </w:tc>
+        <w:tc>
+          <w:tcPr>
+            <w:tcW w:type="dxa" w:w="4320"/>
+            <w:tcMar>
+              <w:top w:type="dxa" w:w="90"/>
+              <w:left w:type="dxa" w:w="120"/>
+              <w:bottom w:type="dxa" w:w="90"/>
+              <w:right w:type="dxa" w:w="120"/>
+            </w:tcMar>
+          </w:tcPr>
+          <w:p>
+            <w:pPr>
+              <w:spacing w:after="0" w:line="250"/>
+            </w:pPr>
+            <w:r>
+              <w:rPr>
+                <w:rFonts w:ascii="Calibri" w:cs="Calibri" w:eastAsia="Calibri" w:hAnsi="Calibri"/>
+                <w:b w:val="false"/>
+                <w:bCs w:val="false"/>
+                <w:color w:val="2B3350"/>
+                <w:sz w:val="20"/>
+                <w:szCs w:val="20"/>
+              </w:rPr>
+              <w:t xml:space="preserve">A teacher addresses one of their own sections instead of a role. It reaches that class's students, their parents and the section's other teachers - three different roles and one class - and nobody else.</w:t>
+            </w:r>
+          </w:p>
+        </w:tc>
+      </w:tr>
+      <w:tr>
+        <w:trPr>
+          <w:cantSplit/>
+        </w:trPr>
+        <w:tc>
+          <w:tcPr>
+            <w:tcW w:type="dxa" w:w="2340"/>
+            <w:tcMar>
+              <w:top w:type="dxa" w:w="90"/>
+              <w:left w:type="dxa" w:w="120"/>
+              <w:bottom w:type="dxa" w:w="90"/>
+              <w:right w:type="dxa" w:w="120"/>
+            </w:tcMar>
+          </w:tcPr>
+          <w:p>
+            <w:pPr>
+              <w:spacing w:after="0" w:line="250"/>
+            </w:pPr>
+            <w:r>
+              <w:rPr>
+                <w:rFonts w:ascii="Calibri" w:cs="Calibri" w:eastAsia="Calibri" w:hAnsi="Calibri"/>
+                <w:b/>
+                <w:bCs/>
+                <w:color w:val="2B3350"/>
+                <w:sz w:val="20"/>
+                <w:szCs w:val="20"/>
+              </w:rPr>
               <w:t xml:space="preserve">Pin to top</w:t>
             </w:r>
           </w:p>
@@ -27118,7 +27204,21 @@
           <w:sz w:val="21"/>
           <w:szCs w:val="21"/>
         </w:rPr>
-        <w:t xml:space="preserve">Posting an announcement resolves its audience on the server, finds the active accounts in the school whose role is addressed, and sends to the devices those accounts have registered. It arrives with the app closed. The app is installable to a home screen as a progressive web app, which is what makes this work on a phone without an app store install.</w:t>
+        <w:t xml:space="preserve">Posting an announcement resolves its audience on the server, finds the active accounts the notice is addressed to, and sends to the devices those accounts have registered. It arrives with the app closed. The app is installable to a home screen as a progressive web app, which is what makes this work on a phone without an app store install.</w:t>
+      </w:r>
+    </w:p>
+    <w:p>
+      <w:pPr>
+        <w:spacing w:after="120" w:before="0" w:line="264"/>
+      </w:pPr>
+      <w:r>
+        <w:rPr>
+          <w:rFonts w:ascii="Calibri" w:cs="Calibri" w:eastAsia="Calibri" w:hAnsi="Calibri"/>
+          <w:color w:val="2B3350"/>
+          <w:sz w:val="21"/>
+          <w:szCs w:val="21"/>
+        </w:rPr>
+        <w:t xml:space="preserve">A notice addressed to a class is resolved the same four ways a class is made up of people: the students in that section, the parents of those students, and the teachers assigned to it. Section names are matched however they were typed, because they are entered by hand on the student record and again on the teacher's assignment, and an exact comparison fails in the direction where a family simply never hears.</w:t>
       </w:r>
     </w:p>
     <w:p>
@@ -27766,7 +27866,7 @@
                 <w:sz w:val="20"/>
                 <w:szCs w:val="20"/>
               </w:rPr>
-              <w:t xml:space="preserve">Everyone it is addressed to</w:t>
+              <w:t xml:space="preserve">Everyone it is addressed to - a role, or a class and its families</w:t>
             </w:r>
           </w:p>
         </w:tc>

--- a/marketing/LogicClass-Feature-Guide.docx
+++ b/marketing/LogicClass-Feature-Guide.docx
@@ -16493,7 +16493,7 @@
                 <w:sz w:val="20"/>
                 <w:szCs w:val="20"/>
               </w:rPr>
-              <w:t xml:space="preserve">One button that alerts the adviser and the linked parents, with a note of what happened. The school's published numbers are on the same screen.</w:t>
+              <w:t xml:space="preserve">One button that alerts the adviser, guidance, the office and the linked parents, with a note of what happened. The school's published numbers are on the same screen.</w:t>
             </w:r>
           </w:p>
         </w:tc>
@@ -25148,7 +25148,7 @@
                 <w:sz w:val="20"/>
                 <w:szCs w:val="20"/>
               </w:rPr>
-              <w:t xml:space="preserve">One button, with a note of what happened. Sending it notifies the student's adviser and their linked parents.</w:t>
+              <w:t xml:space="preserve">One button, with a note of what happened. Sending it notifies the student's class adviser, guidance, the office and their linked parents - at once, and at high priority.</w:t>
             </w:r>
           </w:p>
         </w:tc>
@@ -25266,7 +25266,7 @@
                 <w:sz w:val="20"/>
                 <w:szCs w:val="20"/>
               </w:rPr>
-              <w:t xml:space="preserve">Resolve</w:t>
+              <w:t xml:space="preserve">Acknowledge</w:t>
             </w:r>
           </w:p>
         </w:tc>
@@ -25320,7 +25320,7 @@
                 <w:sz w:val="20"/>
                 <w:szCs w:val="20"/>
               </w:rPr>
-              <w:t xml:space="preserve">Closes an alert, recorded with who resolved it and when.</w:t>
+              <w:t xml:space="preserve">Says somebody is on their way. Recorded with who and when, and written once - if two people tap it, the first is the one who picked it up.</w:t>
             </w:r>
           </w:p>
         </w:tc>
@@ -25352,7 +25352,7 @@
                 <w:sz w:val="20"/>
                 <w:szCs w:val="20"/>
               </w:rPr>
-              <w:t xml:space="preserve">Emergency Alerts (parent)</w:t>
+              <w:t xml:space="preserve">Resolve</w:t>
             </w:r>
           </w:p>
         </w:tc>
@@ -25406,7 +25406,7 @@
                 <w:sz w:val="20"/>
                 <w:szCs w:val="20"/>
               </w:rPr>
-              <w:t xml:space="preserve">Alerts about their own children, with the numbers to call. An unresolved one also appears as a banner on the parent dashboard.</w:t>
+              <w:t xml:space="preserve">Closes an alert with a note of what happened, recorded with who resolved it and when. Also written once.</w:t>
             </w:r>
           </w:p>
         </w:tc>
@@ -25438,7 +25438,7 @@
                 <w:sz w:val="20"/>
                 <w:szCs w:val="20"/>
               </w:rPr>
-              <w:t xml:space="preserve">Emergency Numbers</w:t>
+              <w:t xml:space="preserve">Emergency Alerts (parent)</w:t>
             </w:r>
           </w:p>
         </w:tc>
@@ -25465,7 +25465,7 @@
                 <w:sz w:val="20"/>
                 <w:szCs w:val="20"/>
               </w:rPr>
-              <w:t xml:space="preserve">Emergency Numbers</w:t>
+              <w:t xml:space="preserve">Emergency Alerts</w:t>
             </w:r>
           </w:p>
         </w:tc>
@@ -25492,7 +25492,7 @@
                 <w:sz w:val="20"/>
                 <w:szCs w:val="20"/>
               </w:rPr>
-              <w:t xml:space="preserve">The school's published list - clinic, guard, barangay, hospital - each with who answers, the number, a note and its position in the list. One tap dials.</w:t>
+              <w:t xml:space="preserve">Alerts about their own children, with the numbers to call. An unresolved one also appears as a banner on the parent dashboard.</w:t>
             </w:r>
           </w:p>
         </w:tc>
@@ -25524,6 +25524,92 @@
                 <w:sz w:val="20"/>
                 <w:szCs w:val="20"/>
               </w:rPr>
+              <w:t xml:space="preserve">Emergency Numbers</w:t>
+            </w:r>
+          </w:p>
+        </w:tc>
+        <w:tc>
+          <w:tcPr>
+            <w:tcW w:type="dxa" w:w="2700"/>
+            <w:tcMar>
+              <w:top w:type="dxa" w:w="90"/>
+              <w:left w:type="dxa" w:w="120"/>
+              <w:bottom w:type="dxa" w:w="90"/>
+              <w:right w:type="dxa" w:w="120"/>
+            </w:tcMar>
+          </w:tcPr>
+          <w:p>
+            <w:pPr>
+              <w:spacing w:after="0" w:line="250"/>
+            </w:pPr>
+            <w:r>
+              <w:rPr>
+                <w:rFonts w:ascii="Calibri" w:cs="Calibri" w:eastAsia="Calibri" w:hAnsi="Calibri"/>
+                <w:b w:val="false"/>
+                <w:bCs w:val="false"/>
+                <w:color w:val="2B3350"/>
+                <w:sz w:val="20"/>
+                <w:szCs w:val="20"/>
+              </w:rPr>
+              <w:t xml:space="preserve">Emergency Numbers</w:t>
+            </w:r>
+          </w:p>
+        </w:tc>
+        <w:tc>
+          <w:tcPr>
+            <w:tcW w:type="dxa" w:w="4320"/>
+            <w:tcMar>
+              <w:top w:type="dxa" w:w="90"/>
+              <w:left w:type="dxa" w:w="120"/>
+              <w:bottom w:type="dxa" w:w="90"/>
+              <w:right w:type="dxa" w:w="120"/>
+            </w:tcMar>
+          </w:tcPr>
+          <w:p>
+            <w:pPr>
+              <w:spacing w:after="0" w:line="250"/>
+            </w:pPr>
+            <w:r>
+              <w:rPr>
+                <w:rFonts w:ascii="Calibri" w:cs="Calibri" w:eastAsia="Calibri" w:hAnsi="Calibri"/>
+                <w:b w:val="false"/>
+                <w:bCs w:val="false"/>
+                <w:color w:val="2B3350"/>
+                <w:sz w:val="20"/>
+                <w:szCs w:val="20"/>
+              </w:rPr>
+              <w:t xml:space="preserve">The school's published list - clinic, guard, barangay, hospital - each with who answers, the number, a note and its position in the list. One tap dials.</w:t>
+            </w:r>
+          </w:p>
+        </w:tc>
+      </w:tr>
+      <w:tr>
+        <w:trPr>
+          <w:cantSplit/>
+        </w:trPr>
+        <w:tc>
+          <w:tcPr>
+            <w:tcW w:type="dxa" w:w="2340"/>
+            <w:tcMar>
+              <w:top w:type="dxa" w:w="90"/>
+              <w:left w:type="dxa" w:w="120"/>
+              <w:bottom w:type="dxa" w:w="90"/>
+              <w:right w:type="dxa" w:w="120"/>
+            </w:tcMar>
+          </w:tcPr>
+          <w:p>
+            <w:pPr>
+              <w:spacing w:after="0" w:line="250"/>
+            </w:pPr>
+            <w:r>
+              <w:rPr>
+                <w:rFonts w:ascii="Calibri" w:cs="Calibri" w:eastAsia="Calibri" w:hAnsi="Calibri"/>
+                <w:b/>
+                <w:bCs/>
+                <w:color w:val="2B3350"/>
+                <w:sz w:val="20"/>
+                <w:szCs w:val="20"/>
+              </w:rPr>
               <w:t xml:space="preserve">Add number</w:t>
             </w:r>
           </w:p>
@@ -25584,6 +25670,51 @@
         </w:tc>
       </w:tr>
     </w:tbl>
+    <w:p>
+      <w:pPr>
+        <w:pStyle w:val="Heading2"/>
+        <w:spacing w:after="120" w:before="280"/>
+      </w:pPr>
+      <w:r>
+        <w:rPr>
+          <w:rFonts w:ascii="Cambria" w:cs="Cambria" w:eastAsia="Cambria" w:hAnsi="Cambria"/>
+          <w:b/>
+          <w:bCs/>
+          <w:color w:val="1E2761"/>
+          <w:sz w:val="25"/>
+          <w:szCs w:val="25"/>
+        </w:rPr>
+        <w:t xml:space="preserve">19.1 Who is told, and why it is not just the adviser</w:t>
+      </w:r>
+    </w:p>
+    <w:p>
+      <w:pPr>
+        <w:spacing w:after="120" w:before="0" w:line="264"/>
+      </w:pPr>
+      <w:r>
+        <w:rPr>
+          <w:rFonts w:ascii="Calibri" w:cs="Calibri" w:eastAsia="Calibri" w:hAnsi="Calibri"/>
+          <w:color w:val="2B3350"/>
+          <w:sz w:val="21"/>
+          <w:szCs w:val="21"/>
+        </w:rPr>
+        <w:t xml:space="preserve">The class adviser knows the child and is usually nearest to them, so they are told first. They are not told alone. A section with no adviser set, an adviser who has left, or a section name typed a shade differently on the teacher's assignment than on the student record, and an alert that named only the adviser would reach nobody in the building at all. So guidance and the office are told every time as well. Over-telling is the right failure for the one message somebody may be in danger behind.</w:t>
+      </w:r>
+    </w:p>
+    <w:p>
+      <w:pPr>
+        <w:spacing w:after="120" w:before="0" w:line="264"/>
+      </w:pPr>
+      <w:r>
+        <w:rPr>
+          <w:rFonts w:ascii="Calibri" w:cs="Calibri" w:eastAsia="Calibri" w:hAnsi="Calibri"/>
+          <w:color w:val="2B3350"/>
+          <w:sz w:val="21"/>
+          <w:szCs w:val="21"/>
+        </w:rPr>
+        <w:t xml:space="preserve">Where the student was, if their phone could say, is captured at the moment the button is pressed and never afterwards - this is where they called for help from, not a track of where they went. Asking for it never delays the alert: after eight seconds the alert goes without it, carrying a note of why there is no position rather than a blank.</w:t>
+      </w:r>
+    </w:p>
     <w:p>
       <w:pPr>
         <w:pStyle w:val="Heading1"/>

--- a/marketing/LogicClass-Feature-Guide.docx
+++ b/marketing/LogicClass-Feature-Guide.docx
@@ -646,6 +646,65 @@
           <w:sz w:val="25"/>
           <w:szCs w:val="25"/>
         </w:rPr>
+        <w:t xml:space="preserve">Who supervises and who operates</w:t>
+      </w:r>
+    </w:p>
+    <w:p>
+      <w:pPr>
+        <w:spacing w:after="120" w:before="0" w:line="264"/>
+      </w:pPr>
+      <w:r>
+        <w:rPr>
+          <w:rFonts w:ascii="Calibri" w:cs="Calibri" w:eastAsia="Calibri" w:hAnsi="Calibri"/>
+          <w:color w:val="2B3350"/>
+          <w:sz w:val="21"/>
+          <w:szCs w:val="21"/>
+        </w:rPr>
+        <w:t xml:space="preserve">Two of the ten roles read the school without changing it. A Director runs the school and a Principal runs a division, and both of them are oversight: they open every screen they are entitled to, and the buttons that add, edit or delete are not offered to them. Everything the school changes week to week - enrolling a student, charging a fee, moving stock, building the timetable, setting what somebody is paid - is the Admin's.</w:t>
+      </w:r>
+    </w:p>
+    <w:p>
+      <w:pPr>
+        <w:spacing w:after="120" w:before="0" w:line="264"/>
+      </w:pPr>
+      <w:r>
+        <w:rPr>
+          <w:rFonts w:ascii="Calibri" w:cs="Calibri" w:eastAsia="Calibri" w:hAnsi="Calibri"/>
+          <w:color w:val="2B3350"/>
+          <w:sz w:val="21"/>
+          <w:szCs w:val="21"/>
+        </w:rPr>
+        <w:t xml:space="preserve">They keep four things, because each is a decision rather than data entry: deciding an approval request, deciding a leave request, posting an announcement under their own name, and calling a meeting. A Director or Principal can also pick up an emergency alert, and the first one to do so is the one the record names.</w:t>
+      </w:r>
+    </w:p>
+    <w:p>
+      <w:pPr>
+        <w:spacing w:after="120" w:before="0" w:line="264"/>
+      </w:pPr>
+      <w:r>
+        <w:rPr>
+          <w:rFonts w:ascii="Calibri" w:cs="Calibri" w:eastAsia="Calibri" w:hAnsi="Calibri"/>
+          <w:color w:val="2B3350"/>
+          <w:sz w:val="21"/>
+          <w:szCs w:val="21"/>
+        </w:rPr>
+        <w:t xml:space="preserve">This is enforced in the database rules, not only in the app. A supervisor is never shown a form that the server would then refuse.</w:t>
+      </w:r>
+    </w:p>
+    <w:p>
+      <w:pPr>
+        <w:pStyle w:val="Heading2"/>
+        <w:spacing w:after="120" w:before="280"/>
+      </w:pPr>
+      <w:r>
+        <w:rPr>
+          <w:rFonts w:ascii="Cambria" w:cs="Cambria" w:eastAsia="Cambria" w:hAnsi="Cambria"/>
+          <w:b/>
+          <w:bCs/>
+          <w:color w:val="1E2761"/>
+          <w:sz w:val="25"/>
+          <w:szCs w:val="25"/>
+        </w:rPr>
         <w:t xml:space="preserve">What this guide covers</w:t>
       </w:r>
     </w:p>
@@ -986,7 +1045,7 @@
                 <w:sz w:val="20"/>
                 <w:szCs w:val="20"/>
               </w:rPr>
-              <w:t xml:space="preserve">School-wide leadership</w:t>
+              <w:t xml:space="preserve">School-wide oversight</w:t>
             </w:r>
           </w:p>
         </w:tc>
@@ -1013,7 +1072,7 @@
                 <w:sz w:val="20"/>
                 <w:szCs w:val="20"/>
               </w:rPr>
-              <w:t xml:space="preserve">Today's figures, announcements, meetings, approvals, fee schedules, expenses, reports, audit trail, system check, data requests.</w:t>
+              <w:t xml:space="preserve">Reads everything in the school - today's figures, fee schedules, expenses, payroll, reports, the audit trail - and changes four things: announcements, meetings, approvals and leave decisions. Editing the school's records is the Admin's.</w:t>
             </w:r>
           </w:p>
         </w:tc>
@@ -1072,7 +1131,7 @@
                 <w:sz w:val="20"/>
                 <w:szCs w:val="20"/>
               </w:rPr>
-              <w:t xml:space="preserve">One division</w:t>
+              <w:t xml:space="preserve">One division, oversight only</w:t>
             </w:r>
           </w:p>
         </w:tc>
@@ -1099,7 +1158,7 @@
                 <w:sz w:val="20"/>
                 <w:szCs w:val="20"/>
               </w:rPr>
-              <w:t xml:space="preserve">Student records, class schedule, teacher assignment, announcements, meetings, approvals, emergency - all limited to their division.</w:t>
+              <w:t xml:space="preserve">Reads student records, the class schedule and teacher assignments for their division; decides approvals and leave, posts announcements, calls meetings, picks up an emergency alert. No edit buttons on the records themselves.</w:t>
             </w:r>
           </w:p>
         </w:tc>
@@ -1158,7 +1217,7 @@
                 <w:sz w:val="20"/>
                 <w:szCs w:val="20"/>
               </w:rPr>
-              <w:t xml:space="preserve">School operations</w:t>
+              <w:t xml:space="preserve">School operations - the operator</w:t>
             </w:r>
           </w:p>
         </w:tc>
@@ -1185,7 +1244,7 @@
                 <w:sz w:val="20"/>
                 <w:szCs w:val="20"/>
               </w:rPr>
-              <w:t xml:space="preserve">Employee accounts, teacher assignment, strands and programs, branding, schedules, fee schedules, reports, audit trail, attendance scanning, leave requests and staff timesheets.</w:t>
+              <w:t xml:space="preserve">Employee accounts, teacher assignment, strands and programs, branding, schedules, fee schedules, receipt booklets, expenses, payroll, inventory, reports, audit trail, attendance scanning, leave requests and staff timesheets. Everything the school changes week to week.</w:t>
             </w:r>
           </w:p>
         </w:tc>

--- a/marketing/LogicClass-Feature-Guide.docx
+++ b/marketing/LogicClass-Feature-Guide.docx
@@ -674,7 +674,7 @@
           <w:sz w:val="21"/>
           <w:szCs w:val="21"/>
         </w:rPr>
-        <w:t xml:space="preserve">They keep four things, because each is a decision rather than data entry: deciding an approval request, deciding a leave request, posting an announcement under their own name, and calling a meeting. A Director or Principal can also pick up an emergency alert, and the first one to do so is the one the record names.</w:t>
+        <w:t xml:space="preserve">They keep four things, because each is a decision rather than data entry: deciding an approval request, posting an announcement under their own name, and calling a meeting. A Director or Principal can also pick up an emergency alert, and the first one to do so is the one the record names.</w:t>
       </w:r>
     </w:p>
     <w:p>
@@ -1072,7 +1072,7 @@
                 <w:sz w:val="20"/>
                 <w:szCs w:val="20"/>
               </w:rPr>
-              <w:t xml:space="preserve">Reads everything in the school - today's figures, fee schedules, expenses, payroll, reports, the audit trail - and changes four things: announcements, meetings, approvals and leave decisions. Editing the school's records is the Admin's.</w:t>
+              <w:t xml:space="preserve">Reads everything in the school - today's figures, fee schedules, expenses, payroll, leave, reports, the audit trail - and changes four things: announcements, meetings, approvals, and picking up an emergency alert. Editing the school's records is the Admin's.</w:t>
             </w:r>
           </w:p>
         </w:tc>
@@ -1158,7 +1158,7 @@
                 <w:sz w:val="20"/>
                 <w:szCs w:val="20"/>
               </w:rPr>
-              <w:t xml:space="preserve">Reads student records, the class schedule and teacher assignments for their division; decides approvals and leave, posts announcements, calls meetings, picks up an emergency alert. No edit buttons on the records themselves.</w:t>
+              <w:t xml:space="preserve">Reads student records, the class schedule, teacher assignments and the leave queue for their division; decides approvals, posts announcements, calls meetings, picks up an emergency alert. No edit buttons on the records themselves.</w:t>
             </w:r>
           </w:p>
         </w:tc>
@@ -28872,7 +28872,7 @@
           <w:sz w:val="21"/>
           <w:szCs w:val="21"/>
         </w:rPr>
-        <w:t xml:space="preserve">Director, Principal and Admin see every request in one queue, with the decided ones beneath it. A decision records who made it, in what role, when, and any remarks - and the employee is notified. A request that has already been decided cannot be decided again.</w:t>
+        <w:t xml:space="preserve">Director, Principal and Admin all see every request in one queue, with the decided ones beneath it - knowing who is off is part of running a school. The Admin decides them. A decision records who made it, in what role, when, and any remarks, and the employee is notified. A request that has already been decided cannot be decided again.</w:t>
       </w:r>
     </w:p>
     <w:p>

--- a/marketing/LogicClass-Feature-Guide.docx
+++ b/marketing/LogicClass-Feature-Guide.docx
@@ -21051,7 +21051,7 @@
                 <w:sz w:val="20"/>
                 <w:szCs w:val="20"/>
               </w:rPr>
-              <w:t xml:space="preserve">Reverses a payment. Director and Admin only, enforced on the server whatever the screen shows.</w:t>
+              <w:t xml:space="preserve">Reverses a payment. The Admin only, enforced on the server whatever the screen shows - deliberately not the Registrar who collects, because one account that can both take money and give it back is a control nobody is exercising.</w:t>
             </w:r>
           </w:p>
         </w:tc>
@@ -28666,6 +28666,26 @@
           <w:szCs w:val="21"/>
         </w:rPr>
         <w:t xml:space="preserve">Only the two people in it. Not the Principal, not the Director, not an administrator. This is deliberate: a parent who believes the office is reading tells the teacher nothing worth reading, and a channel nobody trusts is a channel nobody uses. A school that needs to see a conversation has a lawful-request route and an audit trail; what it does not have is a login that quietly opens every private message in the school.</w:t>
+      </w:r>
+    </w:p>
+    <w:p>
+      <w:pPr>
+        <w:pBdr>
+          <w:left w:val="single" w:color="B37418" w:sz="12" w:space="10"/>
+        </w:pBdr>
+        <w:spacing w:after="200" w:before="120" w:line="264"/>
+        <w:ind w:left="180"/>
+      </w:pPr>
+      <w:r>
+        <w:rPr>
+          <w:rFonts w:ascii="Calibri" w:cs="Calibri" w:eastAsia="Calibri" w:hAnsi="Calibri"/>
+          <w:i/>
+          <w:iCs/>
+          <w:color w:val="55608A"/>
+          <w:sz w:val="20"/>
+          <w:szCs w:val="20"/>
+        </w:rPr>
+        <w:t xml:space="preserve">The audit trail holds to the same line. It records that a conversation was written to, by whom and when, and says on the entry that it withheld the content - it does not copy the message in. A log the office reads school-wide would otherwise be the back door this section says does not exist.</w:t>
       </w:r>
     </w:p>
     <w:p>
@@ -30312,6 +30332,26 @@
           <w:szCs w:val="21"/>
         </w:rPr>
         <w:t xml:space="preserve">Every create, edit and delete in the school lands in the audit trail with who did it and when, and it is recorded automatically rather than because a screen remembered to log it. The Director and Admin read the whole trail, filtered by module and date range; every account can read its own.</w:t>
+      </w:r>
+    </w:p>
+    <w:p>
+      <w:pPr>
+        <w:pBdr>
+          <w:left w:val="single" w:color="B37418" w:sz="12" w:space="10"/>
+        </w:pBdr>
+        <w:spacing w:after="200" w:before="120" w:line="264"/>
+        <w:ind w:left="180"/>
+      </w:pPr>
+      <w:r>
+        <w:rPr>
+          <w:rFonts w:ascii="Calibri" w:cs="Calibri" w:eastAsia="Calibri" w:hAnsi="Calibri"/>
+          <w:i/>
+          <w:iCs/>
+          <w:color w:val="55608A"/>
+          <w:sz w:val="20"/>
+          <w:szCs w:val="20"/>
+        </w:rPr>
+        <w:t xml:space="preserve">The trail never carries content its own readers could not otherwise read. Parent-teacher conversations are recorded as having changed, not quoted, and the entry says so. A log read school-wide must not become a way around the rules on what it is logging.</w:t>
       </w:r>
     </w:p>
     <w:p>

--- a/marketing/LogicClass-Feature-Guide.docx
+++ b/marketing/LogicClass-Feature-Guide.docx
@@ -4547,7 +4547,7 @@
           <w:sz w:val="20"/>
           <w:szCs w:val="20"/>
         </w:rPr>
-        <w:t xml:space="preserve">A Director decides approvals but cannot decide their own request - the rule that files a request and the rule that decides one are deliberately separate.</w:t>
+        <w:t xml:space="preserve">Nobody decides their own request - not the Director, not the Principal, not the Admin. The rule that files a request and the rule that decides one are deliberately separate, and the database refuses a self-decision whatever the screen offers. That separation is the whole reason deciding approvals stayed with the Director and the Principal when everything else operational moved to the Admin: somebody has to be able to decide what the Admin filed.</w:t>
       </w:r>
     </w:p>
     <w:p>
@@ -14951,7 +14951,7 @@
                 <w:sz w:val="20"/>
                 <w:szCs w:val="20"/>
               </w:rPr>
-              <w:t xml:space="preserve">Guidance, Director, and the division Principal only</w:t>
+              <w:t xml:space="preserve">Guidance, Director, Admin, and the division Principal</w:t>
             </w:r>
           </w:p>
         </w:tc>
@@ -14978,7 +14978,7 @@
                 <w:sz w:val="20"/>
                 <w:szCs w:val="20"/>
               </w:rPr>
-              <w:t xml:space="preserve">Counselling notes are the most closely held record in the system. Not the class adviser, not the student, not the parent.</w:t>
+              <w:t xml:space="preserve">Counselling notes are the most closely held record in the system. Not the class adviser, not the student, not the parent. Written only by Guidance, and by the Admin who administers the school's records.</w:t>
             </w:r>
           </w:p>
         </w:tc>
@@ -25723,7 +25723,7 @@
                 <w:sz w:val="20"/>
                 <w:szCs w:val="20"/>
               </w:rPr>
-              <w:t xml:space="preserve">Director and Admin publish and reorder the list.</w:t>
+              <w:t xml:space="preserve">The Admin publishes and reorders the list. Everyone in the school reads it.</w:t>
             </w:r>
           </w:p>
         </w:tc>
@@ -30917,7 +30917,7 @@
                 <w:sz w:val="20"/>
                 <w:szCs w:val="20"/>
               </w:rPr>
-              <w:t xml:space="preserve">Director, Admin and Registrar see every request with its kind, its target answer date and whether it is overdue. Each is answered as done or refused, with the reason recorded.</w:t>
+              <w:t xml:space="preserve">Director, Admin and Registrar see every request with its kind, its target answer date and whether it is overdue. The Admin and the Registrar answer them, as done or refused, with the reason recorded; the Director reads the queue without deciding it.</w:t>
             </w:r>
           </w:p>
         </w:tc>
@@ -36263,7 +36263,7 @@
                 <w:sz w:val="20"/>
                 <w:szCs w:val="20"/>
               </w:rPr>
-              <w:t xml:space="preserve">Basis - monthly, daily or hourly - the rate, and any allowances. Director and Admin only, enforced by the database.</w:t>
+              <w:t xml:space="preserve">Basis - monthly, daily or hourly - the rate, and any allowances. Set by the Admin and readable by the Director and the Admin only, enforced by the database.</w:t>
             </w:r>
           </w:p>
         </w:tc>

--- a/marketing/LogicClass-Feature-Guide.docx
+++ b/marketing/LogicClass-Feature-Guide.docx
@@ -1330,7 +1330,7 @@
                 <w:sz w:val="20"/>
                 <w:szCs w:val="20"/>
               </w:rPr>
-              <w:t xml:space="preserve">Enrolment, student records, fee assessment, payments and receipts, printed forms, online-payment review and setup, data requests.</w:t>
+              <w:t xml:space="preserve">Enrolment, student records, fee assessment, payments and receipts, printed forms, online-payment review and setup.</w:t>
             </w:r>
           </w:p>
         </w:tc>
@@ -3868,92 +3868,6 @@
                 <w:sz w:val="20"/>
                 <w:szCs w:val="20"/>
               </w:rPr>
-              <w:t xml:space="preserve">Data Requests</w:t>
-            </w:r>
-          </w:p>
-        </w:tc>
-        <w:tc>
-          <w:tcPr>
-            <w:tcW w:type="dxa" w:w="2700"/>
-            <w:tcMar>
-              <w:top w:type="dxa" w:w="90"/>
-              <w:left w:type="dxa" w:w="120"/>
-              <w:bottom w:type="dxa" w:w="90"/>
-              <w:right w:type="dxa" w:w="120"/>
-            </w:tcMar>
-          </w:tcPr>
-          <w:p>
-            <w:pPr>
-              <w:spacing w:after="0" w:line="250"/>
-            </w:pPr>
-            <w:r>
-              <w:rPr>
-                <w:rFonts w:ascii="Calibri" w:cs="Calibri" w:eastAsia="Calibri" w:hAnsi="Calibri"/>
-                <w:b w:val="false"/>
-                <w:bCs w:val="false"/>
-                <w:color w:val="2B3350"/>
-                <w:sz w:val="20"/>
-                <w:szCs w:val="20"/>
-              </w:rPr>
-              <w:t xml:space="preserve">Data Requests</w:t>
-            </w:r>
-          </w:p>
-        </w:tc>
-        <w:tc>
-          <w:tcPr>
-            <w:tcW w:type="dxa" w:w="4320"/>
-            <w:tcMar>
-              <w:top w:type="dxa" w:w="90"/>
-              <w:left w:type="dxa" w:w="120"/>
-              <w:bottom w:type="dxa" w:w="90"/>
-              <w:right w:type="dxa" w:w="120"/>
-            </w:tcMar>
-          </w:tcPr>
-          <w:p>
-            <w:pPr>
-              <w:spacing w:after="0" w:line="250"/>
-            </w:pPr>
-            <w:r>
-              <w:rPr>
-                <w:rFonts w:ascii="Calibri" w:cs="Calibri" w:eastAsia="Calibri" w:hAnsi="Calibri"/>
-                <w:b w:val="false"/>
-                <w:bCs w:val="false"/>
-                <w:color w:val="2B3350"/>
-                <w:sz w:val="20"/>
-                <w:szCs w:val="20"/>
-              </w:rPr>
-              <w:t xml:space="preserve">What families have asked about their data, and what was answered. See section 23.</w:t>
-            </w:r>
-          </w:p>
-        </w:tc>
-      </w:tr>
-      <w:tr>
-        <w:trPr>
-          <w:cantSplit/>
-        </w:trPr>
-        <w:tc>
-          <w:tcPr>
-            <w:tcW w:type="dxa" w:w="2340"/>
-            <w:tcMar>
-              <w:top w:type="dxa" w:w="90"/>
-              <w:left w:type="dxa" w:w="120"/>
-              <w:bottom w:type="dxa" w:w="90"/>
-              <w:right w:type="dxa" w:w="120"/>
-            </w:tcMar>
-          </w:tcPr>
-          <w:p>
-            <w:pPr>
-              <w:spacing w:after="0" w:line="250"/>
-            </w:pPr>
-            <w:r>
-              <w:rPr>
-                <w:rFonts w:ascii="Calibri" w:cs="Calibri" w:eastAsia="Calibri" w:hAnsi="Calibri"/>
-                <w:b/>
-                <w:bCs/>
-                <w:color w:val="2B3350"/>
-                <w:sz w:val="20"/>
-                <w:szCs w:val="20"/>
-              </w:rPr>
               <w:t xml:space="preserve">Reports</w:t>
             </w:r>
           </w:p>
@@ -7389,92 +7303,6 @@
                 <w:sz w:val="20"/>
                 <w:szCs w:val="20"/>
               </w:rPr>
-              <w:t xml:space="preserve">Data Requests</w:t>
-            </w:r>
-          </w:p>
-        </w:tc>
-        <w:tc>
-          <w:tcPr>
-            <w:tcW w:type="dxa" w:w="2700"/>
-            <w:tcMar>
-              <w:top w:type="dxa" w:w="90"/>
-              <w:left w:type="dxa" w:w="120"/>
-              <w:bottom w:type="dxa" w:w="90"/>
-              <w:right w:type="dxa" w:w="120"/>
-            </w:tcMar>
-          </w:tcPr>
-          <w:p>
-            <w:pPr>
-              <w:spacing w:after="0" w:line="250"/>
-            </w:pPr>
-            <w:r>
-              <w:rPr>
-                <w:rFonts w:ascii="Calibri" w:cs="Calibri" w:eastAsia="Calibri" w:hAnsi="Calibri"/>
-                <w:b w:val="false"/>
-                <w:bCs w:val="false"/>
-                <w:color w:val="2B3350"/>
-                <w:sz w:val="20"/>
-                <w:szCs w:val="20"/>
-              </w:rPr>
-              <w:t xml:space="preserve">Data Requests</w:t>
-            </w:r>
-          </w:p>
-        </w:tc>
-        <w:tc>
-          <w:tcPr>
-            <w:tcW w:type="dxa" w:w="4320"/>
-            <w:tcMar>
-              <w:top w:type="dxa" w:w="90"/>
-              <w:left w:type="dxa" w:w="120"/>
-              <w:bottom w:type="dxa" w:w="90"/>
-              <w:right w:type="dxa" w:w="120"/>
-            </w:tcMar>
-          </w:tcPr>
-          <w:p>
-            <w:pPr>
-              <w:spacing w:after="0" w:line="250"/>
-            </w:pPr>
-            <w:r>
-              <w:rPr>
-                <w:rFonts w:ascii="Calibri" w:cs="Calibri" w:eastAsia="Calibri" w:hAnsi="Calibri"/>
-                <w:b w:val="false"/>
-                <w:bCs w:val="false"/>
-                <w:color w:val="2B3350"/>
-                <w:sz w:val="20"/>
-                <w:szCs w:val="20"/>
-              </w:rPr>
-              <w:t xml:space="preserve">Answer a family asking about their child's data. See section 23.</w:t>
-            </w:r>
-          </w:p>
-        </w:tc>
-      </w:tr>
-      <w:tr>
-        <w:trPr>
-          <w:cantSplit/>
-        </w:trPr>
-        <w:tc>
-          <w:tcPr>
-            <w:tcW w:type="dxa" w:w="2340"/>
-            <w:tcMar>
-              <w:top w:type="dxa" w:w="90"/>
-              <w:left w:type="dxa" w:w="120"/>
-              <w:bottom w:type="dxa" w:w="90"/>
-              <w:right w:type="dxa" w:w="120"/>
-            </w:tcMar>
-          </w:tcPr>
-          <w:p>
-            <w:pPr>
-              <w:spacing w:after="0" w:line="250"/>
-            </w:pPr>
-            <w:r>
-              <w:rPr>
-                <w:rFonts w:ascii="Calibri" w:cs="Calibri" w:eastAsia="Calibri" w:hAnsi="Calibri"/>
-                <w:b/>
-                <w:bCs/>
-                <w:color w:val="2B3350"/>
-                <w:sz w:val="20"/>
-                <w:szCs w:val="20"/>
-              </w:rPr>
               <w:t xml:space="preserve">Reports</w:t>
             </w:r>
           </w:p>
@@ -9340,92 +9168,6 @@
                 <w:szCs w:val="20"/>
               </w:rPr>
               <w:t xml:space="preserve">The same, for the school head.</w:t>
-            </w:r>
-          </w:p>
-        </w:tc>
-      </w:tr>
-      <w:tr>
-        <w:trPr>
-          <w:cantSplit/>
-        </w:trPr>
-        <w:tc>
-          <w:tcPr>
-            <w:tcW w:type="dxa" w:w="2340"/>
-            <w:tcMar>
-              <w:top w:type="dxa" w:w="90"/>
-              <w:left w:type="dxa" w:w="120"/>
-              <w:bottom w:type="dxa" w:w="90"/>
-              <w:right w:type="dxa" w:w="120"/>
-            </w:tcMar>
-          </w:tcPr>
-          <w:p>
-            <w:pPr>
-              <w:spacing w:after="0" w:line="250"/>
-            </w:pPr>
-            <w:r>
-              <w:rPr>
-                <w:rFonts w:ascii="Calibri" w:cs="Calibri" w:eastAsia="Calibri" w:hAnsi="Calibri"/>
-                <w:b/>
-                <w:bCs/>
-                <w:color w:val="2B3350"/>
-                <w:sz w:val="20"/>
-                <w:szCs w:val="20"/>
-              </w:rPr>
-              <w:t xml:space="preserve">Data Protection Officer</w:t>
-            </w:r>
-          </w:p>
-        </w:tc>
-        <w:tc>
-          <w:tcPr>
-            <w:tcW w:type="dxa" w:w="2700"/>
-            <w:tcMar>
-              <w:top w:type="dxa" w:w="90"/>
-              <w:left w:type="dxa" w:w="120"/>
-              <w:bottom w:type="dxa" w:w="90"/>
-              <w:right w:type="dxa" w:w="120"/>
-            </w:tcMar>
-          </w:tcPr>
-          <w:p>
-            <w:pPr>
-              <w:spacing w:after="0" w:line="250"/>
-            </w:pPr>
-            <w:r>
-              <w:rPr>
-                <w:rFonts w:ascii="Calibri" w:cs="Calibri" w:eastAsia="Calibri" w:hAnsi="Calibri"/>
-                <w:b w:val="false"/>
-                <w:bCs w:val="false"/>
-                <w:color w:val="2B3350"/>
-                <w:sz w:val="20"/>
-                <w:szCs w:val="20"/>
-              </w:rPr>
-              <w:t xml:space="preserve">Branding</w:t>
-            </w:r>
-          </w:p>
-        </w:tc>
-        <w:tc>
-          <w:tcPr>
-            <w:tcW w:type="dxa" w:w="4320"/>
-            <w:tcMar>
-              <w:top w:type="dxa" w:w="90"/>
-              <w:left w:type="dxa" w:w="120"/>
-              <w:bottom w:type="dxa" w:w="90"/>
-              <w:right w:type="dxa" w:w="120"/>
-            </w:tcMar>
-          </w:tcPr>
-          <w:p>
-            <w:pPr>
-              <w:spacing w:after="0" w:line="250"/>
-            </w:pPr>
-            <w:r>
-              <w:rPr>
-                <w:rFonts w:ascii="Calibri" w:cs="Calibri" w:eastAsia="Calibri" w:hAnsi="Calibri"/>
-                <w:b w:val="false"/>
-                <w:bCs w:val="false"/>
-                <w:color w:val="2B3350"/>
-                <w:sz w:val="20"/>
-                <w:szCs w:val="20"/>
-              </w:rPr>
-              <w:t xml:space="preserve">The name, email and phone a family is told to contact about their data.</w:t>
             </w:r>
           </w:p>
         </w:tc>
@@ -9754,92 +9496,6 @@
                 <w:szCs w:val="20"/>
               </w:rPr>
               <w:t xml:space="preserve">The roster, searchable and filterable by division, loading more as you scroll. Register a new student, or import and export the whole list.</w:t>
-            </w:r>
-          </w:p>
-        </w:tc>
-      </w:tr>
-      <w:tr>
-        <w:trPr>
-          <w:cantSplit/>
-        </w:trPr>
-        <w:tc>
-          <w:tcPr>
-            <w:tcW w:type="dxa" w:w="2340"/>
-            <w:tcMar>
-              <w:top w:type="dxa" w:w="90"/>
-              <w:left w:type="dxa" w:w="120"/>
-              <w:bottom w:type="dxa" w:w="90"/>
-              <w:right w:type="dxa" w:w="120"/>
-            </w:tcMar>
-          </w:tcPr>
-          <w:p>
-            <w:pPr>
-              <w:spacing w:after="0" w:line="250"/>
-            </w:pPr>
-            <w:r>
-              <w:rPr>
-                <w:rFonts w:ascii="Calibri" w:cs="Calibri" w:eastAsia="Calibri" w:hAnsi="Calibri"/>
-                <w:b/>
-                <w:bCs/>
-                <w:color w:val="2B3350"/>
-                <w:sz w:val="20"/>
-                <w:szCs w:val="20"/>
-              </w:rPr>
-              <w:t xml:space="preserve">Data Requests</w:t>
-            </w:r>
-          </w:p>
-        </w:tc>
-        <w:tc>
-          <w:tcPr>
-            <w:tcW w:type="dxa" w:w="2700"/>
-            <w:tcMar>
-              <w:top w:type="dxa" w:w="90"/>
-              <w:left w:type="dxa" w:w="120"/>
-              <w:bottom w:type="dxa" w:w="90"/>
-              <w:right w:type="dxa" w:w="120"/>
-            </w:tcMar>
-          </w:tcPr>
-          <w:p>
-            <w:pPr>
-              <w:spacing w:after="0" w:line="250"/>
-            </w:pPr>
-            <w:r>
-              <w:rPr>
-                <w:rFonts w:ascii="Calibri" w:cs="Calibri" w:eastAsia="Calibri" w:hAnsi="Calibri"/>
-                <w:b w:val="false"/>
-                <w:bCs w:val="false"/>
-                <w:color w:val="2B3350"/>
-                <w:sz w:val="20"/>
-                <w:szCs w:val="20"/>
-              </w:rPr>
-              <w:t xml:space="preserve">Data Requests</w:t>
-            </w:r>
-          </w:p>
-        </w:tc>
-        <w:tc>
-          <w:tcPr>
-            <w:tcW w:type="dxa" w:w="4320"/>
-            <w:tcMar>
-              <w:top w:type="dxa" w:w="90"/>
-              <w:left w:type="dxa" w:w="120"/>
-              <w:bottom w:type="dxa" w:w="90"/>
-              <w:right w:type="dxa" w:w="120"/>
-            </w:tcMar>
-          </w:tcPr>
-          <w:p>
-            <w:pPr>
-              <w:spacing w:after="0" w:line="250"/>
-            </w:pPr>
-            <w:r>
-              <w:rPr>
-                <w:rFonts w:ascii="Calibri" w:cs="Calibri" w:eastAsia="Calibri" w:hAnsi="Calibri"/>
-                <w:b w:val="false"/>
-                <w:bCs w:val="false"/>
-                <w:color w:val="2B3350"/>
-                <w:sz w:val="20"/>
-                <w:szCs w:val="20"/>
-              </w:rPr>
-              <w:t xml:space="preserve">The queue of families asking for access, correction, erasure or objection, each with a target answer date and an overdue marker. See section 23.</w:t>
             </w:r>
           </w:p>
         </w:tc>
@@ -30691,7 +30347,7 @@
                 <w:sz w:val="20"/>
                 <w:szCs w:val="20"/>
               </w:rPr>
-              <w:t xml:space="preserve">Access requests</w:t>
+              <w:t xml:space="preserve">A retention schedule</w:t>
             </w:r>
           </w:p>
         </w:tc>
@@ -30718,7 +30374,7 @@
                 <w:sz w:val="20"/>
                 <w:szCs w:val="20"/>
               </w:rPr>
-              <w:t xml:space="preserve">Profile &gt; Privacy and my information</w:t>
+              <w:t xml:space="preserve">Shipped with the system</w:t>
             </w:r>
           </w:p>
         </w:tc>
@@ -30745,7 +30401,7 @@
                 <w:sz w:val="20"/>
                 <w:szCs w:val="20"/>
               </w:rPr>
-              <w:t xml:space="preserve">A family can ask what is held about their child, from their own account.</w:t>
+              <w:t xml:space="preserve">How long each kind of record is kept, written down.</w:t>
             </w:r>
           </w:p>
         </w:tc>
@@ -30777,7 +30433,7 @@
                 <w:sz w:val="20"/>
                 <w:szCs w:val="20"/>
               </w:rPr>
-              <w:t xml:space="preserve">Correction, erasure, objection</w:t>
+              <w:t xml:space="preserve">A Data Processing Agreement</w:t>
             </w:r>
           </w:p>
         </w:tc>
@@ -30804,7 +30460,7 @@
                 <w:sz w:val="20"/>
                 <w:szCs w:val="20"/>
               </w:rPr>
-              <w:t xml:space="preserve">Same screen</w:t>
+              <w:t xml:space="preserve">Shipped with the system</w:t>
             </w:r>
           </w:p>
         </w:tc>
@@ -30831,7 +30487,7 @@
                 <w:sz w:val="20"/>
                 <w:szCs w:val="20"/>
               </w:rPr>
-              <w:t xml:space="preserve">The other rights the Act names, filed the same way.</w:t>
+              <w:t xml:space="preserve">A template ready for the school's DPO to review.</w:t>
             </w:r>
           </w:p>
         </w:tc>
@@ -30863,7 +30519,7 @@
                 <w:sz w:val="20"/>
                 <w:szCs w:val="20"/>
               </w:rPr>
-              <w:t xml:space="preserve">The queue</w:t>
+              <w:t xml:space="preserve">Access enforced at the database</w:t>
             </w:r>
           </w:p>
         </w:tc>
@@ -30890,7 +30546,7 @@
                 <w:sz w:val="20"/>
                 <w:szCs w:val="20"/>
               </w:rPr>
-              <w:t xml:space="preserve">Data Requests</w:t>
+              <w:t xml:space="preserve">Throughout</w:t>
             </w:r>
           </w:p>
         </w:tc>
@@ -30917,7 +30573,7 @@
                 <w:sz w:val="20"/>
                 <w:szCs w:val="20"/>
               </w:rPr>
-              <w:t xml:space="preserve">Director, Admin and Registrar see every request with its kind, its target answer date and whether it is overdue. The Admin and the Registrar answer them, as done or refused, with the reason recorded; the Director reads the queue without deciding it.</w:t>
+              <w:t xml:space="preserve">Who can read what is decided where the data lives, not by what a screen shows - so a screen a role cannot reach is also data it cannot fetch.</w:t>
             </w:r>
           </w:p>
         </w:tc>
@@ -30949,7 +30605,7 @@
                 <w:sz w:val="20"/>
                 <w:szCs w:val="20"/>
               </w:rPr>
-              <w:t xml:space="preserve">A retention schedule</w:t>
+              <w:t xml:space="preserve">An audit trail</w:t>
             </w:r>
           </w:p>
         </w:tc>
@@ -30976,7 +30632,7 @@
                 <w:sz w:val="20"/>
                 <w:szCs w:val="20"/>
               </w:rPr>
-              <w:t xml:space="preserve">Shipped with the system</w:t>
+              <w:t xml:space="preserve">Audit Trail</w:t>
             </w:r>
           </w:p>
         </w:tc>
@@ -31003,184 +30659,32 @@
                 <w:sz w:val="20"/>
                 <w:szCs w:val="20"/>
               </w:rPr>
-              <w:t xml:space="preserve">How long each kind of record is kept, written down.</w:t>
-            </w:r>
-          </w:p>
-        </w:tc>
-      </w:tr>
-      <w:tr>
-        <w:trPr>
-          <w:cantSplit/>
-        </w:trPr>
-        <w:tc>
-          <w:tcPr>
-            <w:tcW w:type="dxa" w:w="2340"/>
-            <w:tcMar>
-              <w:top w:type="dxa" w:w="90"/>
-              <w:left w:type="dxa" w:w="120"/>
-              <w:bottom w:type="dxa" w:w="90"/>
-              <w:right w:type="dxa" w:w="120"/>
-            </w:tcMar>
-          </w:tcPr>
-          <w:p>
-            <w:pPr>
-              <w:spacing w:after="0" w:line="250"/>
-            </w:pPr>
-            <w:r>
-              <w:rPr>
-                <w:rFonts w:ascii="Calibri" w:cs="Calibri" w:eastAsia="Calibri" w:hAnsi="Calibri"/>
-                <w:b/>
-                <w:bCs/>
-                <w:color w:val="2B3350"/>
-                <w:sz w:val="20"/>
-                <w:szCs w:val="20"/>
-              </w:rPr>
-              <w:t xml:space="preserve">A Data Processing Agreement</w:t>
-            </w:r>
-          </w:p>
-        </w:tc>
-        <w:tc>
-          <w:tcPr>
-            <w:tcW w:type="dxa" w:w="2700"/>
-            <w:tcMar>
-              <w:top w:type="dxa" w:w="90"/>
-              <w:left w:type="dxa" w:w="120"/>
-              <w:bottom w:type="dxa" w:w="90"/>
-              <w:right w:type="dxa" w:w="120"/>
-            </w:tcMar>
-          </w:tcPr>
-          <w:p>
-            <w:pPr>
-              <w:spacing w:after="0" w:line="250"/>
-            </w:pPr>
-            <w:r>
-              <w:rPr>
-                <w:rFonts w:ascii="Calibri" w:cs="Calibri" w:eastAsia="Calibri" w:hAnsi="Calibri"/>
-                <w:b w:val="false"/>
-                <w:bCs w:val="false"/>
-                <w:color w:val="2B3350"/>
-                <w:sz w:val="20"/>
-                <w:szCs w:val="20"/>
-              </w:rPr>
-              <w:t xml:space="preserve">Shipped with the system</w:t>
-            </w:r>
-          </w:p>
-        </w:tc>
-        <w:tc>
-          <w:tcPr>
-            <w:tcW w:type="dxa" w:w="4320"/>
-            <w:tcMar>
-              <w:top w:type="dxa" w:w="90"/>
-              <w:left w:type="dxa" w:w="120"/>
-              <w:bottom w:type="dxa" w:w="90"/>
-              <w:right w:type="dxa" w:w="120"/>
-            </w:tcMar>
-          </w:tcPr>
-          <w:p>
-            <w:pPr>
-              <w:spacing w:after="0" w:line="250"/>
-            </w:pPr>
-            <w:r>
-              <w:rPr>
-                <w:rFonts w:ascii="Calibri" w:cs="Calibri" w:eastAsia="Calibri" w:hAnsi="Calibri"/>
-                <w:b w:val="false"/>
-                <w:bCs w:val="false"/>
-                <w:color w:val="2B3350"/>
-                <w:sz w:val="20"/>
-                <w:szCs w:val="20"/>
-              </w:rPr>
-              <w:t xml:space="preserve">A template ready for the school's DPO to review.</w:t>
-            </w:r>
-          </w:p>
-        </w:tc>
-      </w:tr>
-      <w:tr>
-        <w:trPr>
-          <w:cantSplit/>
-        </w:trPr>
-        <w:tc>
-          <w:tcPr>
-            <w:tcW w:type="dxa" w:w="2340"/>
-            <w:tcMar>
-              <w:top w:type="dxa" w:w="90"/>
-              <w:left w:type="dxa" w:w="120"/>
-              <w:bottom w:type="dxa" w:w="90"/>
-              <w:right w:type="dxa" w:w="120"/>
-            </w:tcMar>
-          </w:tcPr>
-          <w:p>
-            <w:pPr>
-              <w:spacing w:after="0" w:line="250"/>
-            </w:pPr>
-            <w:r>
-              <w:rPr>
-                <w:rFonts w:ascii="Calibri" w:cs="Calibri" w:eastAsia="Calibri" w:hAnsi="Calibri"/>
-                <w:b/>
-                <w:bCs/>
-                <w:color w:val="2B3350"/>
-                <w:sz w:val="20"/>
-                <w:szCs w:val="20"/>
-              </w:rPr>
-              <w:t xml:space="preserve">The DPO's contact details</w:t>
-            </w:r>
-          </w:p>
-        </w:tc>
-        <w:tc>
-          <w:tcPr>
-            <w:tcW w:type="dxa" w:w="2700"/>
-            <w:tcMar>
-              <w:top w:type="dxa" w:w="90"/>
-              <w:left w:type="dxa" w:w="120"/>
-              <w:bottom w:type="dxa" w:w="90"/>
-              <w:right w:type="dxa" w:w="120"/>
-            </w:tcMar>
-          </w:tcPr>
-          <w:p>
-            <w:pPr>
-              <w:spacing w:after="0" w:line="250"/>
-            </w:pPr>
-            <w:r>
-              <w:rPr>
-                <w:rFonts w:ascii="Calibri" w:cs="Calibri" w:eastAsia="Calibri" w:hAnsi="Calibri"/>
-                <w:b w:val="false"/>
-                <w:bCs w:val="false"/>
-                <w:color w:val="2B3350"/>
-                <w:sz w:val="20"/>
-                <w:szCs w:val="20"/>
-              </w:rPr>
-              <w:t xml:space="preserve">Branding</w:t>
-            </w:r>
-          </w:p>
-        </w:tc>
-        <w:tc>
-          <w:tcPr>
-            <w:tcW w:type="dxa" w:w="4320"/>
-            <w:tcMar>
-              <w:top w:type="dxa" w:w="90"/>
-              <w:left w:type="dxa" w:w="120"/>
-              <w:bottom w:type="dxa" w:w="90"/>
-              <w:right w:type="dxa" w:w="120"/>
-            </w:tcMar>
-          </w:tcPr>
-          <w:p>
-            <w:pPr>
-              <w:spacing w:after="0" w:line="250"/>
-            </w:pPr>
-            <w:r>
-              <w:rPr>
-                <w:rFonts w:ascii="Calibri" w:cs="Calibri" w:eastAsia="Calibri" w:hAnsi="Calibri"/>
-                <w:b w:val="false"/>
-                <w:bCs w:val="false"/>
-                <w:color w:val="2B3350"/>
-                <w:sz w:val="20"/>
-                <w:szCs w:val="20"/>
-              </w:rPr>
-              <w:t xml:space="preserve">The name, email and phone a family is told to contact.</w:t>
+              <w:t xml:space="preserve">Every change to a record carries the account that made it and when.</w:t>
             </w:r>
           </w:p>
         </w:tc>
       </w:tr>
     </w:tbl>
+    <w:p>
+      <w:pPr>
+        <w:pBdr>
+          <w:left w:val="single" w:color="B37418" w:sz="12" w:space="10"/>
+        </w:pBdr>
+        <w:spacing w:after="200" w:before="120" w:line="264"/>
+        <w:ind w:left="180"/>
+      </w:pPr>
+      <w:r>
+        <w:rPr>
+          <w:rFonts w:ascii="Calibri" w:cs="Calibri" w:eastAsia="Calibri" w:hAnsi="Calibri"/>
+          <w:i/>
+          <w:iCs/>
+          <w:color w:val="55608A"/>
+          <w:sz w:val="20"/>
+          <w:szCs w:val="20"/>
+        </w:rPr>
+        <w:t xml:space="preserve">Requests from families - access, correction, erasure, objection - are answered by the school office, not tracked in this system. The rights are the school's to honour under the Act; this software holds the records the office needs to answer them, and the privacy notice tells families where to ask. A school that wants the queue inside the app should say so before signing: it is a build, not a setting.</w:t>
+      </w:r>
+    </w:p>
     <w:p>
       <w:pPr>
         <w:pStyle w:val="Heading1"/>
@@ -32313,7 +31817,7 @@
                 <w:sz w:val="20"/>
                 <w:szCs w:val="20"/>
               </w:rPr>
-              <w:t xml:space="preserve">Name, logo, school year, principal and DPO. A warning rather than a failure - the system works without them, the printed documents just look unfinished.</w:t>
+              <w:t xml:space="preserve">Name, logo, school year and principal. A warning rather than a failure - the system works without them, the printed documents just look unfinished.</w:t>
             </w:r>
           </w:p>
         </w:tc>

--- a/marketing/LogicClass-Feature-Guide.docx
+++ b/marketing/LogicClass-Feature-Guide.docx
@@ -11347,7 +11347,7 @@
                 <w:sz w:val="20"/>
                 <w:szCs w:val="20"/>
               </w:rPr>
-              <w:t xml:space="preserve">Where a teacher actually keeps grades: a column per piece of work, the class typed down it in one go, and the quarterly grade computed as you save. See 8.5.</w:t>
+              <w:t xml:space="preserve">Where a teacher actually keeps grades: a column per piece of work, the class typed down it in one go, and the quarterly grade computed as you save. See 8.6.</w:t>
             </w:r>
           </w:p>
         </w:tc>
@@ -13859,6 +13859,594 @@
           <w:szCs w:val="20"/>
         </w:rPr>
         <w:t xml:space="preserve">A grade can be corrected but never reassigned: an update that would move a mark to a different student is refused by the database, not by the screen.</w:t>
+      </w:r>
+    </w:p>
+    <w:p>
+      <w:pPr>
+        <w:pStyle w:val="Heading2"/>
+        <w:spacing w:after="120" w:before="280"/>
+      </w:pPr>
+      <w:r>
+        <w:rPr>
+          <w:rFonts w:ascii="Cambria" w:cs="Cambria" w:eastAsia="Cambria" w:hAnsi="Cambria"/>
+          <w:b/>
+          <w:bCs/>
+          <w:color w:val="1E2761"/>
+          <w:sz w:val="25"/>
+          <w:szCs w:val="25"/>
+        </w:rPr>
+        <w:t xml:space="preserve">8.6 The class record</w:t>
+      </w:r>
+    </w:p>
+    <w:p>
+      <w:pPr>
+        <w:spacing w:after="120" w:before="0" w:line="264"/>
+      </w:pPr>
+      <w:r>
+        <w:rPr>
+          <w:rFonts w:ascii="Calibri" w:cs="Calibri" w:eastAsia="Calibri" w:hAnsi="Calibri"/>
+          <w:color w:val="2B3350"/>
+          <w:sz w:val="21"/>
+          <w:szCs w:val="21"/>
+        </w:rPr>
+        <w:t xml:space="preserve">One piece of work is one column, the class is the rows, and the teacher types down the column and saves once. Every figure behind a grade is on the same screen, so a teacher asked why a child got 87 can point at the line rather than going back to a spreadsheet.</w:t>
+      </w:r>
+    </w:p>
+    <w:tbl>
+      <w:tblPr>
+        <w:tblW w:type="dxa" w:w="9360"/>
+        <w:tblBorders>
+          <w:top w:val="single" w:color="D6DEF0" w:sz="4"/>
+          <w:left w:val="single" w:color="D6DEF0" w:sz="4"/>
+          <w:bottom w:val="single" w:color="D6DEF0" w:sz="4"/>
+          <w:right w:val="single" w:color="D6DEF0" w:sz="4"/>
+          <w:insideH w:val="single" w:color="D6DEF0" w:sz="4"/>
+          <w:insideV w:val="single" w:color="D6DEF0" w:sz="4"/>
+        </w:tblBorders>
+      </w:tblPr>
+      <w:tblGrid>
+        <w:gridCol w:w="2340"/>
+        <w:gridCol w:w="2700"/>
+        <w:gridCol w:w="4320"/>
+      </w:tblGrid>
+      <w:tr>
+        <w:trPr>
+          <w:tblHeader/>
+        </w:trPr>
+        <w:tc>
+          <w:tcPr>
+            <w:tcW w:type="dxa" w:w="2340"/>
+            <w:shd w:fill="EEF2FB" w:color="auto" w:val="clear"/>
+            <w:tcMar>
+              <w:top w:type="dxa" w:w="90"/>
+              <w:left w:type="dxa" w:w="120"/>
+              <w:bottom w:type="dxa" w:w="90"/>
+              <w:right w:type="dxa" w:w="120"/>
+            </w:tcMar>
+          </w:tcPr>
+          <w:p>
+            <w:pPr>
+              <w:spacing w:after="0" w:line="250"/>
+            </w:pPr>
+            <w:r>
+              <w:rPr>
+                <w:rFonts w:ascii="Calibri" w:cs="Calibri" w:eastAsia="Calibri" w:hAnsi="Calibri"/>
+                <w:b/>
+                <w:bCs/>
+                <w:color w:val="1E2761"/>
+                <w:sz w:val="19"/>
+                <w:szCs w:val="19"/>
+              </w:rPr>
+              <w:t xml:space="preserve">Control</w:t>
+            </w:r>
+          </w:p>
+        </w:tc>
+        <w:tc>
+          <w:tcPr>
+            <w:tcW w:type="dxa" w:w="2700"/>
+            <w:shd w:fill="EEF2FB" w:color="auto" w:val="clear"/>
+            <w:tcMar>
+              <w:top w:type="dxa" w:w="90"/>
+              <w:left w:type="dxa" w:w="120"/>
+              <w:bottom w:type="dxa" w:w="90"/>
+              <w:right w:type="dxa" w:w="120"/>
+            </w:tcMar>
+          </w:tcPr>
+          <w:p>
+            <w:pPr>
+              <w:spacing w:after="0" w:line="250"/>
+            </w:pPr>
+            <w:r>
+              <w:rPr>
+                <w:rFonts w:ascii="Calibri" w:cs="Calibri" w:eastAsia="Calibri" w:hAnsi="Calibri"/>
+                <w:b/>
+                <w:bCs/>
+                <w:color w:val="1E2761"/>
+                <w:sz w:val="19"/>
+                <w:szCs w:val="19"/>
+              </w:rPr>
+              <w:t xml:space="preserve">Where</w:t>
+            </w:r>
+          </w:p>
+        </w:tc>
+        <w:tc>
+          <w:tcPr>
+            <w:tcW w:type="dxa" w:w="4320"/>
+            <w:shd w:fill="EEF2FB" w:color="auto" w:val="clear"/>
+            <w:tcMar>
+              <w:top w:type="dxa" w:w="90"/>
+              <w:left w:type="dxa" w:w="120"/>
+              <w:bottom w:type="dxa" w:w="90"/>
+              <w:right w:type="dxa" w:w="120"/>
+            </w:tcMar>
+          </w:tcPr>
+          <w:p>
+            <w:pPr>
+              <w:spacing w:after="0" w:line="250"/>
+            </w:pPr>
+            <w:r>
+              <w:rPr>
+                <w:rFonts w:ascii="Calibri" w:cs="Calibri" w:eastAsia="Calibri" w:hAnsi="Calibri"/>
+                <w:b/>
+                <w:bCs/>
+                <w:color w:val="1E2761"/>
+                <w:sz w:val="19"/>
+                <w:szCs w:val="19"/>
+              </w:rPr>
+              <w:t xml:space="preserve">What it does</w:t>
+            </w:r>
+          </w:p>
+        </w:tc>
+      </w:tr>
+      <w:tr>
+        <w:trPr>
+          <w:cantSplit/>
+        </w:trPr>
+        <w:tc>
+          <w:tcPr>
+            <w:tcW w:type="dxa" w:w="2340"/>
+            <w:tcMar>
+              <w:top w:type="dxa" w:w="90"/>
+              <w:left w:type="dxa" w:w="120"/>
+              <w:bottom w:type="dxa" w:w="90"/>
+              <w:right w:type="dxa" w:w="120"/>
+            </w:tcMar>
+          </w:tcPr>
+          <w:p>
+            <w:pPr>
+              <w:spacing w:after="0" w:line="250"/>
+            </w:pPr>
+            <w:r>
+              <w:rPr>
+                <w:rFonts w:ascii="Calibri" w:cs="Calibri" w:eastAsia="Calibri" w:hAnsi="Calibri"/>
+                <w:b/>
+                <w:bCs/>
+                <w:color w:val="2B3350"/>
+                <w:sz w:val="20"/>
+                <w:szCs w:val="20"/>
+              </w:rPr>
+              <w:t xml:space="preserve">Add a piece of work</w:t>
+            </w:r>
+          </w:p>
+        </w:tc>
+        <w:tc>
+          <w:tcPr>
+            <w:tcW w:type="dxa" w:w="2700"/>
+            <w:tcMar>
+              <w:top w:type="dxa" w:w="90"/>
+              <w:left w:type="dxa" w:w="120"/>
+              <w:bottom w:type="dxa" w:w="90"/>
+              <w:right w:type="dxa" w:w="120"/>
+            </w:tcMar>
+          </w:tcPr>
+          <w:p>
+            <w:pPr>
+              <w:spacing w:after="0" w:line="250"/>
+            </w:pPr>
+            <w:r>
+              <w:rPr>
+                <w:rFonts w:ascii="Calibri" w:cs="Calibri" w:eastAsia="Calibri" w:hAnsi="Calibri"/>
+                <w:b w:val="false"/>
+                <w:bCs w:val="false"/>
+                <w:color w:val="2B3350"/>
+                <w:sz w:val="20"/>
+                <w:szCs w:val="20"/>
+              </w:rPr>
+              <w:t xml:space="preserve">Class Record</w:t>
+            </w:r>
+          </w:p>
+        </w:tc>
+        <w:tc>
+          <w:tcPr>
+            <w:tcW w:type="dxa" w:w="4320"/>
+            <w:tcMar>
+              <w:top w:type="dxa" w:w="90"/>
+              <w:left w:type="dxa" w:w="120"/>
+              <w:bottom w:type="dxa" w:w="90"/>
+              <w:right w:type="dxa" w:w="120"/>
+            </w:tcMar>
+          </w:tcPr>
+          <w:p>
+            <w:pPr>
+              <w:spacing w:after="0" w:line="250"/>
+            </w:pPr>
+            <w:r>
+              <w:rPr>
+                <w:rFonts w:ascii="Calibri" w:cs="Calibri" w:eastAsia="Calibri" w:hAnsi="Calibri"/>
+                <w:b w:val="false"/>
+                <w:bCs w:val="false"/>
+                <w:color w:val="2B3350"/>
+                <w:sz w:val="20"/>
+                <w:szCs w:val="20"/>
+              </w:rPr>
+              <w:t xml:space="preserve">A name, which of the three components it counts towards, and what it is marked out of. Created before anything is marked, so every mark against it has the same total behind it.</w:t>
+            </w:r>
+          </w:p>
+        </w:tc>
+      </w:tr>
+      <w:tr>
+        <w:trPr>
+          <w:cantSplit/>
+        </w:trPr>
+        <w:tc>
+          <w:tcPr>
+            <w:tcW w:type="dxa" w:w="2340"/>
+            <w:tcMar>
+              <w:top w:type="dxa" w:w="90"/>
+              <w:left w:type="dxa" w:w="120"/>
+              <w:bottom w:type="dxa" w:w="90"/>
+              <w:right w:type="dxa" w:w="120"/>
+            </w:tcMar>
+          </w:tcPr>
+          <w:p>
+            <w:pPr>
+              <w:spacing w:after="0" w:line="250"/>
+            </w:pPr>
+            <w:r>
+              <w:rPr>
+                <w:rFonts w:ascii="Calibri" w:cs="Calibri" w:eastAsia="Calibri" w:hAnsi="Calibri"/>
+                <w:b/>
+                <w:bCs/>
+                <w:color w:val="2B3350"/>
+                <w:sz w:val="20"/>
+                <w:szCs w:val="20"/>
+              </w:rPr>
+              <w:t xml:space="preserve">Edit</w:t>
+            </w:r>
+          </w:p>
+        </w:tc>
+        <w:tc>
+          <w:tcPr>
+            <w:tcW w:type="dxa" w:w="2700"/>
+            <w:tcMar>
+              <w:top w:type="dxa" w:w="90"/>
+              <w:left w:type="dxa" w:w="120"/>
+              <w:bottom w:type="dxa" w:w="90"/>
+              <w:right w:type="dxa" w:w="120"/>
+            </w:tcMar>
+          </w:tcPr>
+          <w:p>
+            <w:pPr>
+              <w:spacing w:after="0" w:line="250"/>
+            </w:pPr>
+            <w:r>
+              <w:rPr>
+                <w:rFonts w:ascii="Calibri" w:cs="Calibri" w:eastAsia="Calibri" w:hAnsi="Calibri"/>
+                <w:b w:val="false"/>
+                <w:bCs w:val="false"/>
+                <w:color w:val="2B3350"/>
+                <w:sz w:val="20"/>
+                <w:szCs w:val="20"/>
+              </w:rPr>
+              <w:t xml:space="preserve">Class Record</w:t>
+            </w:r>
+          </w:p>
+        </w:tc>
+        <w:tc>
+          <w:tcPr>
+            <w:tcW w:type="dxa" w:w="4320"/>
+            <w:tcMar>
+              <w:top w:type="dxa" w:w="90"/>
+              <w:left w:type="dxa" w:w="120"/>
+              <w:bottom w:type="dxa" w:w="90"/>
+              <w:right w:type="dxa" w:w="120"/>
+            </w:tcMar>
+          </w:tcPr>
+          <w:p>
+            <w:pPr>
+              <w:spacing w:after="0" w:line="250"/>
+            </w:pPr>
+            <w:r>
+              <w:rPr>
+                <w:rFonts w:ascii="Calibri" w:cs="Calibri" w:eastAsia="Calibri" w:hAnsi="Calibri"/>
+                <w:b w:val="false"/>
+                <w:bCs w:val="false"/>
+                <w:color w:val="2B3350"/>
+                <w:sz w:val="20"/>
+                <w:szCs w:val="20"/>
+              </w:rPr>
+              <w:t xml:space="preserve">Rename it, move it to another component, or change the total. Marks are never rescaled: any that no longer fit the new total are named back to you, because either figure could be the right one and only you know which.</w:t>
+            </w:r>
+          </w:p>
+        </w:tc>
+      </w:tr>
+      <w:tr>
+        <w:trPr>
+          <w:cantSplit/>
+        </w:trPr>
+        <w:tc>
+          <w:tcPr>
+            <w:tcW w:type="dxa" w:w="2340"/>
+            <w:tcMar>
+              <w:top w:type="dxa" w:w="90"/>
+              <w:left w:type="dxa" w:w="120"/>
+              <w:bottom w:type="dxa" w:w="90"/>
+              <w:right w:type="dxa" w:w="120"/>
+            </w:tcMar>
+          </w:tcPr>
+          <w:p>
+            <w:pPr>
+              <w:spacing w:after="0" w:line="250"/>
+            </w:pPr>
+            <w:r>
+              <w:rPr>
+                <w:rFonts w:ascii="Calibri" w:cs="Calibri" w:eastAsia="Calibri" w:hAnsi="Calibri"/>
+                <w:b/>
+                <w:bCs/>
+                <w:color w:val="2B3350"/>
+                <w:sz w:val="20"/>
+                <w:szCs w:val="20"/>
+              </w:rPr>
+              <w:t xml:space="preserve">Delete</w:t>
+            </w:r>
+          </w:p>
+        </w:tc>
+        <w:tc>
+          <w:tcPr>
+            <w:tcW w:type="dxa" w:w="2700"/>
+            <w:tcMar>
+              <w:top w:type="dxa" w:w="90"/>
+              <w:left w:type="dxa" w:w="120"/>
+              <w:bottom w:type="dxa" w:w="90"/>
+              <w:right w:type="dxa" w:w="120"/>
+            </w:tcMar>
+          </w:tcPr>
+          <w:p>
+            <w:pPr>
+              <w:spacing w:after="0" w:line="250"/>
+            </w:pPr>
+            <w:r>
+              <w:rPr>
+                <w:rFonts w:ascii="Calibri" w:cs="Calibri" w:eastAsia="Calibri" w:hAnsi="Calibri"/>
+                <w:b w:val="false"/>
+                <w:bCs w:val="false"/>
+                <w:color w:val="2B3350"/>
+                <w:sz w:val="20"/>
+                <w:szCs w:val="20"/>
+              </w:rPr>
+              <w:t xml:space="preserve">Confirmation</w:t>
+            </w:r>
+          </w:p>
+        </w:tc>
+        <w:tc>
+          <w:tcPr>
+            <w:tcW w:type="dxa" w:w="4320"/>
+            <w:tcMar>
+              <w:top w:type="dxa" w:w="90"/>
+              <w:left w:type="dxa" w:w="120"/>
+              <w:bottom w:type="dxa" w:w="90"/>
+              <w:right w:type="dxa" w:w="120"/>
+            </w:tcMar>
+          </w:tcPr>
+          <w:p>
+            <w:pPr>
+              <w:spacing w:after="0" w:line="250"/>
+            </w:pPr>
+            <w:r>
+              <w:rPr>
+                <w:rFonts w:ascii="Calibri" w:cs="Calibri" w:eastAsia="Calibri" w:hAnsi="Calibri"/>
+                <w:b w:val="false"/>
+                <w:bCs w:val="false"/>
+                <w:color w:val="2B3350"/>
+                <w:sz w:val="20"/>
+                <w:szCs w:val="20"/>
+              </w:rPr>
+              <w:t xml:space="preserve">Removes the piece of work and the marks recorded against it, together. The confirmation says how many marks will go, because that is the question actually being asked.</w:t>
+            </w:r>
+          </w:p>
+        </w:tc>
+      </w:tr>
+      <w:tr>
+        <w:trPr>
+          <w:cantSplit/>
+        </w:trPr>
+        <w:tc>
+          <w:tcPr>
+            <w:tcW w:type="dxa" w:w="2340"/>
+            <w:tcMar>
+              <w:top w:type="dxa" w:w="90"/>
+              <w:left w:type="dxa" w:w="120"/>
+              <w:bottom w:type="dxa" w:w="90"/>
+              <w:right w:type="dxa" w:w="120"/>
+            </w:tcMar>
+          </w:tcPr>
+          <w:p>
+            <w:pPr>
+              <w:spacing w:after="0" w:line="250"/>
+            </w:pPr>
+            <w:r>
+              <w:rPr>
+                <w:rFonts w:ascii="Calibri" w:cs="Calibri" w:eastAsia="Calibri" w:hAnsi="Calibri"/>
+                <w:b/>
+                <w:bCs/>
+                <w:color w:val="2B3350"/>
+                <w:sz w:val="20"/>
+                <w:szCs w:val="20"/>
+              </w:rPr>
+              <w:t xml:space="preserve">Marks</w:t>
+            </w:r>
+          </w:p>
+        </w:tc>
+        <w:tc>
+          <w:tcPr>
+            <w:tcW w:type="dxa" w:w="2700"/>
+            <w:tcMar>
+              <w:top w:type="dxa" w:w="90"/>
+              <w:left w:type="dxa" w:w="120"/>
+              <w:bottom w:type="dxa" w:w="90"/>
+              <w:right w:type="dxa" w:w="120"/>
+            </w:tcMar>
+          </w:tcPr>
+          <w:p>
+            <w:pPr>
+              <w:spacing w:after="0" w:line="250"/>
+            </w:pPr>
+            <w:r>
+              <w:rPr>
+                <w:rFonts w:ascii="Calibri" w:cs="Calibri" w:eastAsia="Calibri" w:hAnsi="Calibri"/>
+                <w:b w:val="false"/>
+                <w:bCs w:val="false"/>
+                <w:color w:val="2B3350"/>
+                <w:sz w:val="20"/>
+                <w:szCs w:val="20"/>
+              </w:rPr>
+              <w:t xml:space="preserve">Mark sheet</w:t>
+            </w:r>
+          </w:p>
+        </w:tc>
+        <w:tc>
+          <w:tcPr>
+            <w:tcW w:type="dxa" w:w="4320"/>
+            <w:tcMar>
+              <w:top w:type="dxa" w:w="90"/>
+              <w:left w:type="dxa" w:w="120"/>
+              <w:bottom w:type="dxa" w:w="90"/>
+              <w:right w:type="dxa" w:w="120"/>
+            </w:tcMar>
+          </w:tcPr>
+          <w:p>
+            <w:pPr>
+              <w:spacing w:after="0" w:line="250"/>
+            </w:pPr>
+            <w:r>
+              <w:rPr>
+                <w:rFonts w:ascii="Calibri" w:cs="Calibri" w:eastAsia="Calibri" w:hAnsi="Calibri"/>
+                <w:b w:val="false"/>
+                <w:bCs w:val="false"/>
+                <w:color w:val="2B3350"/>
+                <w:sz w:val="20"/>
+                <w:szCs w:val="20"/>
+              </w:rPr>
+              <w:t xml:space="preserve">Type down the column for the whole class and save once. A blank means the child did not sit it and drops out of both their score and the total; a zero means they sat it and scored nothing.</w:t>
+            </w:r>
+          </w:p>
+        </w:tc>
+      </w:tr>
+      <w:tr>
+        <w:trPr>
+          <w:cantSplit/>
+        </w:trPr>
+        <w:tc>
+          <w:tcPr>
+            <w:tcW w:type="dxa" w:w="2340"/>
+            <w:tcMar>
+              <w:top w:type="dxa" w:w="90"/>
+              <w:left w:type="dxa" w:w="120"/>
+              <w:bottom w:type="dxa" w:w="90"/>
+              <w:right w:type="dxa" w:w="120"/>
+            </w:tcMar>
+          </w:tcPr>
+          <w:p>
+            <w:pPr>
+              <w:spacing w:after="0" w:line="250"/>
+            </w:pPr>
+            <w:r>
+              <w:rPr>
+                <w:rFonts w:ascii="Calibri" w:cs="Calibri" w:eastAsia="Calibri" w:hAnsi="Calibri"/>
+                <w:b/>
+                <w:bCs/>
+                <w:color w:val="2B3350"/>
+                <w:sz w:val="20"/>
+                <w:szCs w:val="20"/>
+              </w:rPr>
+              <w:t xml:space="preserve">Percentages</w:t>
+            </w:r>
+          </w:p>
+        </w:tc>
+        <w:tc>
+          <w:tcPr>
+            <w:tcW w:type="dxa" w:w="2700"/>
+            <w:tcMar>
+              <w:top w:type="dxa" w:w="90"/>
+              <w:left w:type="dxa" w:w="120"/>
+              <w:bottom w:type="dxa" w:w="90"/>
+              <w:right w:type="dxa" w:w="120"/>
+            </w:tcMar>
+          </w:tcPr>
+          <w:p>
+            <w:pPr>
+              <w:spacing w:after="0" w:line="250"/>
+            </w:pPr>
+            <w:r>
+              <w:rPr>
+                <w:rFonts w:ascii="Calibri" w:cs="Calibri" w:eastAsia="Calibri" w:hAnsi="Calibri"/>
+                <w:b w:val="false"/>
+                <w:bCs w:val="false"/>
+                <w:color w:val="2B3350"/>
+                <w:sz w:val="20"/>
+                <w:szCs w:val="20"/>
+              </w:rPr>
+              <w:t xml:space="preserve">Class Record</w:t>
+            </w:r>
+          </w:p>
+        </w:tc>
+        <w:tc>
+          <w:tcPr>
+            <w:tcW w:type="dxa" w:w="4320"/>
+            <w:tcMar>
+              <w:top w:type="dxa" w:w="90"/>
+              <w:left w:type="dxa" w:w="120"/>
+              <w:bottom w:type="dxa" w:w="90"/>
+              <w:right w:type="dxa" w:w="120"/>
+            </w:tcMar>
+          </w:tcPr>
+          <w:p>
+            <w:pPr>
+              <w:spacing w:after="0" w:line="250"/>
+            </w:pPr>
+            <w:r>
+              <w:rPr>
+                <w:rFonts w:ascii="Calibri" w:cs="Calibri" w:eastAsia="Calibri" w:hAnsi="Calibri"/>
+                <w:b w:val="false"/>
+                <w:bCs w:val="false"/>
+                <w:color w:val="2B3350"/>
+                <w:sz w:val="20"/>
+                <w:szCs w:val="20"/>
+              </w:rPr>
+              <w:t xml:space="preserve">Set this class's own three weights instead of the school scheme, or hand it back. Refused unless they total 100, and every screen then says whose weights produced the grade.</w:t>
+            </w:r>
+          </w:p>
+        </w:tc>
+      </w:tr>
+    </w:tbl>
+    <w:p>
+      <w:pPr>
+        <w:pBdr>
+          <w:left w:val="single" w:color="B37418" w:sz="12" w:space="10"/>
+        </w:pBdr>
+        <w:spacing w:after="200" w:before="120" w:line="264"/>
+        <w:ind w:left="180"/>
+      </w:pPr>
+      <w:r>
+        <w:rPr>
+          <w:rFonts w:ascii="Calibri" w:cs="Calibri" w:eastAsia="Calibri" w:hAnsi="Calibri"/>
+          <w:i/>
+          <w:iCs/>
+          <w:color w:val="55608A"/>
+          <w:sz w:val="20"/>
+          <w:szCs w:val="20"/>
+        </w:rPr>
+        <w:t xml:space="preserve">Deleting a column and keeping its marks would leave them still counting towards the component total - the class graded on a quiz that is no longer on any screen. So they go together, in one write on the server, and both are recoverable rather than erased.</w:t>
       </w:r>
     </w:p>
     <w:p>
@@ -33833,6 +34421,25 @@
           <w:szCs w:val="21"/>
         </w:rPr>
         <w:t xml:space="preserve">The grade is the earned total rescaled over the weight that actually exists, and the screen names which component is still missing.</w:t>
+      </w:r>
+    </w:p>
+    <w:p>
+      <w:pPr>
+        <w:pStyle w:val="ListParagraph"/>
+        <w:numPr>
+          <w:ilvl w:val="0"/>
+          <w:numId w:val="2"/>
+        </w:numPr>
+        <w:spacing w:after="70" w:line="264"/>
+      </w:pPr>
+      <w:r>
+        <w:rPr>
+          <w:rFonts w:ascii="Calibri" w:cs="Calibri" w:eastAsia="Calibri" w:hAnsi="Calibri"/>
+          <w:color w:val="2B3350"/>
+          <w:sz w:val="21"/>
+          <w:szCs w:val="21"/>
+        </w:rPr>
+        <w:t xml:space="preserve">That subject is marked INC until the component is filled. The teacher still sees the working number; the report card prints INC rather than a grade, and leaves the subject out of the general average.</w:t>
       </w:r>
     </w:p>
     <w:p>

--- a/marketing/LogicClass-Feature-Guide.docx
+++ b/marketing/LogicClass-Feature-Guide.docx
@@ -14369,6 +14369,92 @@
                 <w:sz w:val="20"/>
                 <w:szCs w:val="20"/>
               </w:rPr>
+              <w:t xml:space="preserve">Open a student</w:t>
+            </w:r>
+          </w:p>
+        </w:tc>
+        <w:tc>
+          <w:tcPr>
+            <w:tcW w:type="dxa" w:w="2700"/>
+            <w:tcMar>
+              <w:top w:type="dxa" w:w="90"/>
+              <w:left w:type="dxa" w:w="120"/>
+              <w:bottom w:type="dxa" w:w="90"/>
+              <w:right w:type="dxa" w:w="120"/>
+            </w:tcMar>
+          </w:tcPr>
+          <w:p>
+            <w:pPr>
+              <w:spacing w:after="0" w:line="250"/>
+            </w:pPr>
+            <w:r>
+              <w:rPr>
+                <w:rFonts w:ascii="Calibri" w:cs="Calibri" w:eastAsia="Calibri" w:hAnsi="Calibri"/>
+                <w:b w:val="false"/>
+                <w:bCs w:val="false"/>
+                <w:color w:val="2B3350"/>
+                <w:sz w:val="20"/>
+                <w:szCs w:val="20"/>
+              </w:rPr>
+              <w:t xml:space="preserve">Class Record</w:t>
+            </w:r>
+          </w:p>
+        </w:tc>
+        <w:tc>
+          <w:tcPr>
+            <w:tcW w:type="dxa" w:w="4320"/>
+            <w:tcMar>
+              <w:top w:type="dxa" w:w="90"/>
+              <w:left w:type="dxa" w:w="120"/>
+              <w:bottom w:type="dxa" w:w="90"/>
+              <w:right w:type="dxa" w:w="120"/>
+            </w:tcMar>
+          </w:tcPr>
+          <w:p>
+            <w:pPr>
+              <w:spacing w:after="0" w:line="250"/>
+            </w:pPr>
+            <w:r>
+              <w:rPr>
+                <w:rFonts w:ascii="Calibri" w:cs="Calibri" w:eastAsia="Calibri" w:hAnsi="Calibri"/>
+                <w:b w:val="false"/>
+                <w:bCs w:val="false"/>
+                <w:color w:val="2B3350"/>
+                <w:sz w:val="20"/>
+                <w:szCs w:val="20"/>
+              </w:rPr>
+              <w:t xml:space="preserve">The whole grade for that subject: every component, the pieces of work inside it with this student's mark on each, the raw total, the percentage, the weight and what it contributed - then the working, the initial grade, and whether it is a final grade or INC. Components with nothing in them are listed too, with the weight still to come, because that is what decides which of the two it is.</w:t>
+            </w:r>
+          </w:p>
+        </w:tc>
+      </w:tr>
+      <w:tr>
+        <w:trPr>
+          <w:cantSplit/>
+        </w:trPr>
+        <w:tc>
+          <w:tcPr>
+            <w:tcW w:type="dxa" w:w="2340"/>
+            <w:tcMar>
+              <w:top w:type="dxa" w:w="90"/>
+              <w:left w:type="dxa" w:w="120"/>
+              <w:bottom w:type="dxa" w:w="90"/>
+              <w:right w:type="dxa" w:w="120"/>
+            </w:tcMar>
+          </w:tcPr>
+          <w:p>
+            <w:pPr>
+              <w:spacing w:after="0" w:line="250"/>
+            </w:pPr>
+            <w:r>
+              <w:rPr>
+                <w:rFonts w:ascii="Calibri" w:cs="Calibri" w:eastAsia="Calibri" w:hAnsi="Calibri"/>
+                <w:b/>
+                <w:bCs/>
+                <w:color w:val="2B3350"/>
+                <w:sz w:val="20"/>
+                <w:szCs w:val="20"/>
+              </w:rPr>
               <w:t xml:space="preserve">Percentages</w:t>
             </w:r>
           </w:p>

--- a/marketing/LogicClass-Feature-Guide.docx
+++ b/marketing/LogicClass-Feature-Guide.docx
@@ -1072,7 +1072,7 @@
                 <w:sz w:val="20"/>
                 <w:szCs w:val="20"/>
               </w:rPr>
-              <w:t xml:space="preserve">Reads everything in the school - today's figures, fee schedules, expenses, payroll, leave, reports, the audit trail - and changes four things: announcements, meetings, approvals, and picking up an emergency alert. Editing the school's records is the Admin's.</w:t>
+              <w:t xml:space="preserve">Reads everything in the school - today's figures, fee schedules, expenses, payroll, leave and reports - and changes four things: announcements, meetings, approvals, and picking up an emergency alert. Editing the school's records is the Admin's.</w:t>
             </w:r>
           </w:p>
         </w:tc>
@@ -1244,7 +1244,7 @@
                 <w:sz w:val="20"/>
                 <w:szCs w:val="20"/>
               </w:rPr>
-              <w:t xml:space="preserve">Employee accounts, teacher assignment, strands and programs, branding, schedules, fee schedules, receipt booklets, expenses, payroll, inventory, reports, audit trail, attendance scanning, leave requests and staff timesheets. Everything the school changes week to week.</w:t>
+              <w:t xml:space="preserve">Employee accounts, teacher assignment, strands and programs, branding, schedules, fee schedules, receipt booklets, expenses, payroll, inventory, reports, attendance scanning, leave requests and staff timesheets. Everything the school changes week to week.</w:t>
             </w:r>
           </w:p>
         </w:tc>
@@ -2938,92 +2938,6 @@
                 <w:sz w:val="20"/>
                 <w:szCs w:val="20"/>
               </w:rPr>
-              <w:t xml:space="preserve">My Activity History</w:t>
-            </w:r>
-          </w:p>
-        </w:tc>
-        <w:tc>
-          <w:tcPr>
-            <w:tcW w:type="dxa" w:w="2700"/>
-            <w:tcMar>
-              <w:top w:type="dxa" w:w="90"/>
-              <w:left w:type="dxa" w:w="120"/>
-              <w:bottom w:type="dxa" w:w="90"/>
-              <w:right w:type="dxa" w:w="120"/>
-            </w:tcMar>
-          </w:tcPr>
-          <w:p>
-            <w:pPr>
-              <w:spacing w:after="0" w:line="250"/>
-            </w:pPr>
-            <w:r>
-              <w:rPr>
-                <w:rFonts w:ascii="Calibri" w:cs="Calibri" w:eastAsia="Calibri" w:hAnsi="Calibri"/>
-                <w:b w:val="false"/>
-                <w:bCs w:val="false"/>
-                <w:color w:val="2B3350"/>
-                <w:sz w:val="20"/>
-                <w:szCs w:val="20"/>
-              </w:rPr>
-              <w:t xml:space="preserve">Your own audit trail</w:t>
-            </w:r>
-          </w:p>
-        </w:tc>
-        <w:tc>
-          <w:tcPr>
-            <w:tcW w:type="dxa" w:w="4320"/>
-            <w:tcMar>
-              <w:top w:type="dxa" w:w="90"/>
-              <w:left w:type="dxa" w:w="120"/>
-              <w:bottom w:type="dxa" w:w="90"/>
-              <w:right w:type="dxa" w:w="120"/>
-            </w:tcMar>
-          </w:tcPr>
-          <w:p>
-            <w:pPr>
-              <w:spacing w:after="0" w:line="250"/>
-            </w:pPr>
-            <w:r>
-              <w:rPr>
-                <w:rFonts w:ascii="Calibri" w:cs="Calibri" w:eastAsia="Calibri" w:hAnsi="Calibri"/>
-                <w:b w:val="false"/>
-                <w:bCs w:val="false"/>
-                <w:color w:val="2B3350"/>
-                <w:sz w:val="20"/>
-                <w:szCs w:val="20"/>
-              </w:rPr>
-              <w:t xml:space="preserve">Every action you have taken in the system, most recent first.</w:t>
-            </w:r>
-          </w:p>
-        </w:tc>
-      </w:tr>
-      <w:tr>
-        <w:trPr>
-          <w:cantSplit/>
-        </w:trPr>
-        <w:tc>
-          <w:tcPr>
-            <w:tcW w:type="dxa" w:w="2340"/>
-            <w:tcMar>
-              <w:top w:type="dxa" w:w="90"/>
-              <w:left w:type="dxa" w:w="120"/>
-              <w:bottom w:type="dxa" w:w="90"/>
-              <w:right w:type="dxa" w:w="120"/>
-            </w:tcMar>
-          </w:tcPr>
-          <w:p>
-            <w:pPr>
-              <w:spacing w:after="0" w:line="250"/>
-            </w:pPr>
-            <w:r>
-              <w:rPr>
-                <w:rFonts w:ascii="Calibri" w:cs="Calibri" w:eastAsia="Calibri" w:hAnsi="Calibri"/>
-                <w:b/>
-                <w:bCs/>
-                <w:color w:val="2B3350"/>
-                <w:sz w:val="20"/>
-                <w:szCs w:val="20"/>
-              </w:rPr>
               <w:t xml:space="preserve">My Attendance</w:t>
             </w:r>
           </w:p>
@@ -3782,7 +3696,7 @@
                 <w:sz w:val="20"/>
                 <w:szCs w:val="20"/>
               </w:rPr>
-              <w:t xml:space="preserve">System Check</w:t>
+              <w:t xml:space="preserve">Reports</w:t>
             </w:r>
           </w:p>
         </w:tc>
@@ -3809,7 +3723,7 @@
                 <w:sz w:val="20"/>
                 <w:szCs w:val="20"/>
               </w:rPr>
-              <w:t xml:space="preserve">System Check</w:t>
+              <w:t xml:space="preserve">Reports</w:t>
             </w:r>
           </w:p>
         </w:tc>
@@ -3836,7 +3750,7 @@
                 <w:sz w:val="20"/>
                 <w:szCs w:val="20"/>
               </w:rPr>
-              <w:t xml:space="preserve">Seven readiness checks. See section 25.</w:t>
+              <w:t xml:space="preserve">The four school reports, on screen, to Excel, or printed. See section 18.</w:t>
             </w:r>
           </w:p>
         </w:tc>
@@ -3868,7 +3782,7 @@
                 <w:sz w:val="20"/>
                 <w:szCs w:val="20"/>
               </w:rPr>
-              <w:t xml:space="preserve">Reports</w:t>
+              <w:t xml:space="preserve">Fee Schedules</w:t>
             </w:r>
           </w:p>
         </w:tc>
@@ -3895,7 +3809,7 @@
                 <w:sz w:val="20"/>
                 <w:szCs w:val="20"/>
               </w:rPr>
-              <w:t xml:space="preserve">Reports</w:t>
+              <w:t xml:space="preserve">Fee Schedules</w:t>
             </w:r>
           </w:p>
         </w:tc>
@@ -3922,7 +3836,7 @@
                 <w:sz w:val="20"/>
                 <w:szCs w:val="20"/>
               </w:rPr>
-              <w:t xml:space="preserve">The four school reports, on screen, to Excel, or printed. See section 18.</w:t>
+              <w:t xml:space="preserve">Define the named fee sets the cashier assesses against. See section 14.</w:t>
             </w:r>
           </w:p>
         </w:tc>
@@ -3954,7 +3868,7 @@
                 <w:sz w:val="20"/>
                 <w:szCs w:val="20"/>
               </w:rPr>
-              <w:t xml:space="preserve">Fee Schedules</w:t>
+              <w:t xml:space="preserve">Expenses</w:t>
             </w:r>
           </w:p>
         </w:tc>
@@ -3981,7 +3895,7 @@
                 <w:sz w:val="20"/>
                 <w:szCs w:val="20"/>
               </w:rPr>
-              <w:t xml:space="preserve">Fee Schedules</w:t>
+              <w:t xml:space="preserve">Expenses</w:t>
             </w:r>
           </w:p>
         </w:tc>
@@ -4008,7 +3922,7 @@
                 <w:sz w:val="20"/>
                 <w:szCs w:val="20"/>
               </w:rPr>
-              <w:t xml:space="preserve">Define the named fee sets the cashier assesses against. See section 14.</w:t>
+              <w:t xml:space="preserve">Record school spending with a category, description, amount, date and the receipt behind it - or import a spreadsheet of it. Financial data: readable by Director, Admin and Registrar only.</w:t>
             </w:r>
           </w:p>
         </w:tc>
@@ -4040,7 +3954,7 @@
                 <w:sz w:val="20"/>
                 <w:szCs w:val="20"/>
               </w:rPr>
-              <w:t xml:space="preserve">Expenses</w:t>
+              <w:t xml:space="preserve">Emergency Numbers</w:t>
             </w:r>
           </w:p>
         </w:tc>
@@ -4067,7 +3981,7 @@
                 <w:sz w:val="20"/>
                 <w:szCs w:val="20"/>
               </w:rPr>
-              <w:t xml:space="preserve">Expenses</w:t>
+              <w:t xml:space="preserve">Emergency Numbers</w:t>
             </w:r>
           </w:p>
         </w:tc>
@@ -4094,265 +4008,7 @@
                 <w:sz w:val="20"/>
                 <w:szCs w:val="20"/>
               </w:rPr>
-              <w:t xml:space="preserve">Record school spending with a category, description, amount, date and the receipt behind it - or import a spreadsheet of it. Financial data: readable by Director, Admin and Registrar only.</w:t>
-            </w:r>
-          </w:p>
-        </w:tc>
-      </w:tr>
-      <w:tr>
-        <w:trPr>
-          <w:cantSplit/>
-        </w:trPr>
-        <w:tc>
-          <w:tcPr>
-            <w:tcW w:type="dxa" w:w="2340"/>
-            <w:tcMar>
-              <w:top w:type="dxa" w:w="90"/>
-              <w:left w:type="dxa" w:w="120"/>
-              <w:bottom w:type="dxa" w:w="90"/>
-              <w:right w:type="dxa" w:w="120"/>
-            </w:tcMar>
-          </w:tcPr>
-          <w:p>
-            <w:pPr>
-              <w:spacing w:after="0" w:line="250"/>
-            </w:pPr>
-            <w:r>
-              <w:rPr>
-                <w:rFonts w:ascii="Calibri" w:cs="Calibri" w:eastAsia="Calibri" w:hAnsi="Calibri"/>
-                <w:b/>
-                <w:bCs/>
-                <w:color w:val="2B3350"/>
-                <w:sz w:val="20"/>
-                <w:szCs w:val="20"/>
-              </w:rPr>
-              <w:t xml:space="preserve">Emergency Numbers</w:t>
-            </w:r>
-          </w:p>
-        </w:tc>
-        <w:tc>
-          <w:tcPr>
-            <w:tcW w:type="dxa" w:w="2700"/>
-            <w:tcMar>
-              <w:top w:type="dxa" w:w="90"/>
-              <w:left w:type="dxa" w:w="120"/>
-              <w:bottom w:type="dxa" w:w="90"/>
-              <w:right w:type="dxa" w:w="120"/>
-            </w:tcMar>
-          </w:tcPr>
-          <w:p>
-            <w:pPr>
-              <w:spacing w:after="0" w:line="250"/>
-            </w:pPr>
-            <w:r>
-              <w:rPr>
-                <w:rFonts w:ascii="Calibri" w:cs="Calibri" w:eastAsia="Calibri" w:hAnsi="Calibri"/>
-                <w:b w:val="false"/>
-                <w:bCs w:val="false"/>
-                <w:color w:val="2B3350"/>
-                <w:sz w:val="20"/>
-                <w:szCs w:val="20"/>
-              </w:rPr>
-              <w:t xml:space="preserve">Emergency Numbers</w:t>
-            </w:r>
-          </w:p>
-        </w:tc>
-        <w:tc>
-          <w:tcPr>
-            <w:tcW w:type="dxa" w:w="4320"/>
-            <w:tcMar>
-              <w:top w:type="dxa" w:w="90"/>
-              <w:left w:type="dxa" w:w="120"/>
-              <w:bottom w:type="dxa" w:w="90"/>
-              <w:right w:type="dxa" w:w="120"/>
-            </w:tcMar>
-          </w:tcPr>
-          <w:p>
-            <w:pPr>
-              <w:spacing w:after="0" w:line="250"/>
-            </w:pPr>
-            <w:r>
-              <w:rPr>
-                <w:rFonts w:ascii="Calibri" w:cs="Calibri" w:eastAsia="Calibri" w:hAnsi="Calibri"/>
-                <w:b w:val="false"/>
-                <w:bCs w:val="false"/>
-                <w:color w:val="2B3350"/>
-                <w:sz w:val="20"/>
-                <w:szCs w:val="20"/>
-              </w:rPr>
               <w:t xml:space="preserve">Publish the numbers every portal can dial, with who answers, the number, a note and the order they appear in.</w:t>
-            </w:r>
-          </w:p>
-        </w:tc>
-      </w:tr>
-      <w:tr>
-        <w:trPr>
-          <w:cantSplit/>
-        </w:trPr>
-        <w:tc>
-          <w:tcPr>
-            <w:tcW w:type="dxa" w:w="2340"/>
-            <w:tcMar>
-              <w:top w:type="dxa" w:w="90"/>
-              <w:left w:type="dxa" w:w="120"/>
-              <w:bottom w:type="dxa" w:w="90"/>
-              <w:right w:type="dxa" w:w="120"/>
-            </w:tcMar>
-          </w:tcPr>
-          <w:p>
-            <w:pPr>
-              <w:spacing w:after="0" w:line="250"/>
-            </w:pPr>
-            <w:r>
-              <w:rPr>
-                <w:rFonts w:ascii="Calibri" w:cs="Calibri" w:eastAsia="Calibri" w:hAnsi="Calibri"/>
-                <w:b/>
-                <w:bCs/>
-                <w:color w:val="2B3350"/>
-                <w:sz w:val="20"/>
-                <w:szCs w:val="20"/>
-              </w:rPr>
-              <w:t xml:space="preserve">Audit Trail</w:t>
-            </w:r>
-          </w:p>
-        </w:tc>
-        <w:tc>
-          <w:tcPr>
-            <w:tcW w:type="dxa" w:w="2700"/>
-            <w:tcMar>
-              <w:top w:type="dxa" w:w="90"/>
-              <w:left w:type="dxa" w:w="120"/>
-              <w:bottom w:type="dxa" w:w="90"/>
-              <w:right w:type="dxa" w:w="120"/>
-            </w:tcMar>
-          </w:tcPr>
-          <w:p>
-            <w:pPr>
-              <w:spacing w:after="0" w:line="250"/>
-            </w:pPr>
-            <w:r>
-              <w:rPr>
-                <w:rFonts w:ascii="Calibri" w:cs="Calibri" w:eastAsia="Calibri" w:hAnsi="Calibri"/>
-                <w:b w:val="false"/>
-                <w:bCs w:val="false"/>
-                <w:color w:val="2B3350"/>
-                <w:sz w:val="20"/>
-                <w:szCs w:val="20"/>
-              </w:rPr>
-              <w:t xml:space="preserve">Audit Trail</w:t>
-            </w:r>
-          </w:p>
-        </w:tc>
-        <w:tc>
-          <w:tcPr>
-            <w:tcW w:type="dxa" w:w="4320"/>
-            <w:tcMar>
-              <w:top w:type="dxa" w:w="90"/>
-              <w:left w:type="dxa" w:w="120"/>
-              <w:bottom w:type="dxa" w:w="90"/>
-              <w:right w:type="dxa" w:w="120"/>
-            </w:tcMar>
-          </w:tcPr>
-          <w:p>
-            <w:pPr>
-              <w:spacing w:after="0" w:line="250"/>
-            </w:pPr>
-            <w:r>
-              <w:rPr>
-                <w:rFonts w:ascii="Calibri" w:cs="Calibri" w:eastAsia="Calibri" w:hAnsi="Calibri"/>
-                <w:b w:val="false"/>
-                <w:bCs w:val="false"/>
-                <w:color w:val="2B3350"/>
-                <w:sz w:val="20"/>
-                <w:szCs w:val="20"/>
-              </w:rPr>
-              <w:t xml:space="preserve">Every change made in the school, filterable by module and date range, searchable by person or remark.</w:t>
-            </w:r>
-          </w:p>
-        </w:tc>
-      </w:tr>
-      <w:tr>
-        <w:trPr>
-          <w:cantSplit/>
-        </w:trPr>
-        <w:tc>
-          <w:tcPr>
-            <w:tcW w:type="dxa" w:w="2340"/>
-            <w:tcMar>
-              <w:top w:type="dxa" w:w="90"/>
-              <w:left w:type="dxa" w:w="120"/>
-              <w:bottom w:type="dxa" w:w="90"/>
-              <w:right w:type="dxa" w:w="120"/>
-            </w:tcMar>
-          </w:tcPr>
-          <w:p>
-            <w:pPr>
-              <w:spacing w:after="0" w:line="250"/>
-            </w:pPr>
-            <w:r>
-              <w:rPr>
-                <w:rFonts w:ascii="Calibri" w:cs="Calibri" w:eastAsia="Calibri" w:hAnsi="Calibri"/>
-                <w:b/>
-                <w:bCs/>
-                <w:color w:val="2B3350"/>
-                <w:sz w:val="20"/>
-                <w:szCs w:val="20"/>
-              </w:rPr>
-              <w:t xml:space="preserve">My Activity</w:t>
-            </w:r>
-          </w:p>
-        </w:tc>
-        <w:tc>
-          <w:tcPr>
-            <w:tcW w:type="dxa" w:w="2700"/>
-            <w:tcMar>
-              <w:top w:type="dxa" w:w="90"/>
-              <w:left w:type="dxa" w:w="120"/>
-              <w:bottom w:type="dxa" w:w="90"/>
-              <w:right w:type="dxa" w:w="120"/>
-            </w:tcMar>
-          </w:tcPr>
-          <w:p>
-            <w:pPr>
-              <w:spacing w:after="0" w:line="250"/>
-            </w:pPr>
-            <w:r>
-              <w:rPr>
-                <w:rFonts w:ascii="Calibri" w:cs="Calibri" w:eastAsia="Calibri" w:hAnsi="Calibri"/>
-                <w:b w:val="false"/>
-                <w:bCs w:val="false"/>
-                <w:color w:val="2B3350"/>
-                <w:sz w:val="20"/>
-                <w:szCs w:val="20"/>
-              </w:rPr>
-              <w:t xml:space="preserve">My Activity History</w:t>
-            </w:r>
-          </w:p>
-        </w:tc>
-        <w:tc>
-          <w:tcPr>
-            <w:tcW w:type="dxa" w:w="4320"/>
-            <w:tcMar>
-              <w:top w:type="dxa" w:w="90"/>
-              <w:left w:type="dxa" w:w="120"/>
-              <w:bottom w:type="dxa" w:w="90"/>
-              <w:right w:type="dxa" w:w="120"/>
-            </w:tcMar>
-          </w:tcPr>
-          <w:p>
-            <w:pPr>
-              <w:spacing w:after="0" w:line="250"/>
-            </w:pPr>
-            <w:r>
-              <w:rPr>
-                <w:rFonts w:ascii="Calibri" w:cs="Calibri" w:eastAsia="Calibri" w:hAnsi="Calibri"/>
-                <w:b w:val="false"/>
-                <w:bCs w:val="false"/>
-                <w:color w:val="2B3350"/>
-                <w:sz w:val="20"/>
-                <w:szCs w:val="20"/>
-              </w:rPr>
-              <w:t xml:space="preserve">The same trail, narrowed to your own actions.</w:t>
             </w:r>
           </w:p>
         </w:tc>
@@ -6755,7 +6411,7 @@
                 <w:sz w:val="20"/>
                 <w:szCs w:val="20"/>
               </w:rPr>
-              <w:t xml:space="preserve">The staff list, filterable by role and by suspended status. Create an account for any role with first and last name, email, department, position and data-access scope. Export the list or import one from a spreadsheet.</w:t>
+              <w:t xml:space="preserve">The staff list, filterable by role and by suspended status. Create an account for any role the school has - another Admin included - with first and last name, email, department, position and data-access scope. Export the list, or import one from a spreadsheet; an import creates Registrar, Faculty, Staff and Guidance accounts, and leadership accounts are made one at a time.</w:t>
             </w:r>
           </w:p>
         </w:tc>
@@ -7217,7 +6873,7 @@
                 <w:sz w:val="20"/>
                 <w:szCs w:val="20"/>
               </w:rPr>
-              <w:t xml:space="preserve">System Check</w:t>
+              <w:t xml:space="preserve">Reports</w:t>
             </w:r>
           </w:p>
         </w:tc>
@@ -7244,7 +6900,7 @@
                 <w:sz w:val="20"/>
                 <w:szCs w:val="20"/>
               </w:rPr>
-              <w:t xml:space="preserve">System Check</w:t>
+              <w:t xml:space="preserve">Reports</w:t>
             </w:r>
           </w:p>
         </w:tc>
@@ -7271,7 +6927,7 @@
                 <w:sz w:val="20"/>
                 <w:szCs w:val="20"/>
               </w:rPr>
-              <w:t xml:space="preserve">Seven readiness checks. See section 25.</w:t>
+              <w:t xml:space="preserve">The four school reports. See section 18.</w:t>
             </w:r>
           </w:p>
         </w:tc>
@@ -7303,7 +6959,7 @@
                 <w:sz w:val="20"/>
                 <w:szCs w:val="20"/>
               </w:rPr>
-              <w:t xml:space="preserve">Reports</w:t>
+              <w:t xml:space="preserve">Fee Schedules</w:t>
             </w:r>
           </w:p>
         </w:tc>
@@ -7330,7 +6986,7 @@
                 <w:sz w:val="20"/>
                 <w:szCs w:val="20"/>
               </w:rPr>
-              <w:t xml:space="preserve">Reports</w:t>
+              <w:t xml:space="preserve">Fee Schedules</w:t>
             </w:r>
           </w:p>
         </w:tc>
@@ -7357,7 +7013,7 @@
                 <w:sz w:val="20"/>
                 <w:szCs w:val="20"/>
               </w:rPr>
-              <w:t xml:space="preserve">The four school reports. See section 18.</w:t>
+              <w:t xml:space="preserve">Define fee sets. See section 14.</w:t>
             </w:r>
           </w:p>
         </w:tc>
@@ -7389,7 +7045,7 @@
                 <w:sz w:val="20"/>
                 <w:szCs w:val="20"/>
               </w:rPr>
-              <w:t xml:space="preserve">Fee Schedules</w:t>
+              <w:t xml:space="preserve">Announcements</w:t>
             </w:r>
           </w:p>
         </w:tc>
@@ -7416,7 +7072,7 @@
                 <w:sz w:val="20"/>
                 <w:szCs w:val="20"/>
               </w:rPr>
-              <w:t xml:space="preserve">Fee Schedules</w:t>
+              <w:t xml:space="preserve">Announcements</w:t>
             </w:r>
           </w:p>
         </w:tc>
@@ -7443,7 +7099,7 @@
                 <w:sz w:val="20"/>
                 <w:szCs w:val="20"/>
               </w:rPr>
-              <w:t xml:space="preserve">Define fee sets. See section 14.</w:t>
+              <w:t xml:space="preserve">Post and pin school messages.</w:t>
             </w:r>
           </w:p>
         </w:tc>
@@ -7475,7 +7131,7 @@
                 <w:sz w:val="20"/>
                 <w:szCs w:val="20"/>
               </w:rPr>
-              <w:t xml:space="preserve">Announcements</w:t>
+              <w:t xml:space="preserve">Scan Attendance</w:t>
             </w:r>
           </w:p>
         </w:tc>
@@ -7502,7 +7158,7 @@
                 <w:sz w:val="20"/>
                 <w:szCs w:val="20"/>
               </w:rPr>
-              <w:t xml:space="preserve">Announcements</w:t>
+              <w:t xml:space="preserve">Scan Attendance QR</w:t>
             </w:r>
           </w:p>
         </w:tc>
@@ -7529,179 +7185,7 @@
                 <w:sz w:val="20"/>
                 <w:szCs w:val="20"/>
               </w:rPr>
-              <w:t xml:space="preserve">Post and pin school messages.</w:t>
-            </w:r>
-          </w:p>
-        </w:tc>
-      </w:tr>
-      <w:tr>
-        <w:trPr>
-          <w:cantSplit/>
-        </w:trPr>
-        <w:tc>
-          <w:tcPr>
-            <w:tcW w:type="dxa" w:w="2340"/>
-            <w:tcMar>
-              <w:top w:type="dxa" w:w="90"/>
-              <w:left w:type="dxa" w:w="120"/>
-              <w:bottom w:type="dxa" w:w="90"/>
-              <w:right w:type="dxa" w:w="120"/>
-            </w:tcMar>
-          </w:tcPr>
-          <w:p>
-            <w:pPr>
-              <w:spacing w:after="0" w:line="250"/>
-            </w:pPr>
-            <w:r>
-              <w:rPr>
-                <w:rFonts w:ascii="Calibri" w:cs="Calibri" w:eastAsia="Calibri" w:hAnsi="Calibri"/>
-                <w:b/>
-                <w:bCs/>
-                <w:color w:val="2B3350"/>
-                <w:sz w:val="20"/>
-                <w:szCs w:val="20"/>
-              </w:rPr>
-              <w:t xml:space="preserve">Scan Attendance</w:t>
-            </w:r>
-          </w:p>
-        </w:tc>
-        <w:tc>
-          <w:tcPr>
-            <w:tcW w:type="dxa" w:w="2700"/>
-            <w:tcMar>
-              <w:top w:type="dxa" w:w="90"/>
-              <w:left w:type="dxa" w:w="120"/>
-              <w:bottom w:type="dxa" w:w="90"/>
-              <w:right w:type="dxa" w:w="120"/>
-            </w:tcMar>
-          </w:tcPr>
-          <w:p>
-            <w:pPr>
-              <w:spacing w:after="0" w:line="250"/>
-            </w:pPr>
-            <w:r>
-              <w:rPr>
-                <w:rFonts w:ascii="Calibri" w:cs="Calibri" w:eastAsia="Calibri" w:hAnsi="Calibri"/>
-                <w:b w:val="false"/>
-                <w:bCs w:val="false"/>
-                <w:color w:val="2B3350"/>
-                <w:sz w:val="20"/>
-                <w:szCs w:val="20"/>
-              </w:rPr>
-              <w:t xml:space="preserve">Scan Attendance QR</w:t>
-            </w:r>
-          </w:p>
-        </w:tc>
-        <w:tc>
-          <w:tcPr>
-            <w:tcW w:type="dxa" w:w="4320"/>
-            <w:tcMar>
-              <w:top w:type="dxa" w:w="90"/>
-              <w:left w:type="dxa" w:w="120"/>
-              <w:bottom w:type="dxa" w:w="90"/>
-              <w:right w:type="dxa" w:w="120"/>
-            </w:tcMar>
-          </w:tcPr>
-          <w:p>
-            <w:pPr>
-              <w:spacing w:after="0" w:line="250"/>
-            </w:pPr>
-            <w:r>
-              <w:rPr>
-                <w:rFonts w:ascii="Calibri" w:cs="Calibri" w:eastAsia="Calibri" w:hAnsi="Calibri"/>
-                <w:b w:val="false"/>
-                <w:bCs w:val="false"/>
-                <w:color w:val="2B3350"/>
-                <w:sz w:val="20"/>
-                <w:szCs w:val="20"/>
-              </w:rPr>
               <w:t xml:space="preserve">Open the camera and mark whoever is scanned. See section 13.</w:t>
-            </w:r>
-          </w:p>
-        </w:tc>
-      </w:tr>
-      <w:tr>
-        <w:trPr>
-          <w:cantSplit/>
-        </w:trPr>
-        <w:tc>
-          <w:tcPr>
-            <w:tcW w:type="dxa" w:w="2340"/>
-            <w:tcMar>
-              <w:top w:type="dxa" w:w="90"/>
-              <w:left w:type="dxa" w:w="120"/>
-              <w:bottom w:type="dxa" w:w="90"/>
-              <w:right w:type="dxa" w:w="120"/>
-            </w:tcMar>
-          </w:tcPr>
-          <w:p>
-            <w:pPr>
-              <w:spacing w:after="0" w:line="250"/>
-            </w:pPr>
-            <w:r>
-              <w:rPr>
-                <w:rFonts w:ascii="Calibri" w:cs="Calibri" w:eastAsia="Calibri" w:hAnsi="Calibri"/>
-                <w:b/>
-                <w:bCs/>
-                <w:color w:val="2B3350"/>
-                <w:sz w:val="20"/>
-                <w:szCs w:val="20"/>
-              </w:rPr>
-              <w:t xml:space="preserve">Audit Trail</w:t>
-            </w:r>
-          </w:p>
-        </w:tc>
-        <w:tc>
-          <w:tcPr>
-            <w:tcW w:type="dxa" w:w="2700"/>
-            <w:tcMar>
-              <w:top w:type="dxa" w:w="90"/>
-              <w:left w:type="dxa" w:w="120"/>
-              <w:bottom w:type="dxa" w:w="90"/>
-              <w:right w:type="dxa" w:w="120"/>
-            </w:tcMar>
-          </w:tcPr>
-          <w:p>
-            <w:pPr>
-              <w:spacing w:after="0" w:line="250"/>
-            </w:pPr>
-            <w:r>
-              <w:rPr>
-                <w:rFonts w:ascii="Calibri" w:cs="Calibri" w:eastAsia="Calibri" w:hAnsi="Calibri"/>
-                <w:b w:val="false"/>
-                <w:bCs w:val="false"/>
-                <w:color w:val="2B3350"/>
-                <w:sz w:val="20"/>
-                <w:szCs w:val="20"/>
-              </w:rPr>
-              <w:t xml:space="preserve">Audit Trail</w:t>
-            </w:r>
-          </w:p>
-        </w:tc>
-        <w:tc>
-          <w:tcPr>
-            <w:tcW w:type="dxa" w:w="4320"/>
-            <w:tcMar>
-              <w:top w:type="dxa" w:w="90"/>
-              <w:left w:type="dxa" w:w="120"/>
-              <w:bottom w:type="dxa" w:w="90"/>
-              <w:right w:type="dxa" w:w="120"/>
-            </w:tcMar>
-          </w:tcPr>
-          <w:p>
-            <w:pPr>
-              <w:spacing w:after="0" w:line="250"/>
-            </w:pPr>
-            <w:r>
-              <w:rPr>
-                <w:rFonts w:ascii="Calibri" w:cs="Calibri" w:eastAsia="Calibri" w:hAnsi="Calibri"/>
-                <w:b w:val="false"/>
-                <w:bCs w:val="false"/>
-                <w:color w:val="2B3350"/>
-                <w:sz w:val="20"/>
-                <w:szCs w:val="20"/>
-              </w:rPr>
-              <w:t xml:space="preserve">Every change, filterable by module and date.</w:t>
             </w:r>
           </w:p>
         </w:tc>
@@ -17968,92 +17452,6 @@
                 <w:szCs w:val="20"/>
               </w:rPr>
               <w:t xml:space="preserve">Everything the school addressed to parents.</w:t>
-            </w:r>
-          </w:p>
-        </w:tc>
-      </w:tr>
-      <w:tr>
-        <w:trPr>
-          <w:cantSplit/>
-        </w:trPr>
-        <w:tc>
-          <w:tcPr>
-            <w:tcW w:type="dxa" w:w="2340"/>
-            <w:tcMar>
-              <w:top w:type="dxa" w:w="90"/>
-              <w:left w:type="dxa" w:w="120"/>
-              <w:bottom w:type="dxa" w:w="90"/>
-              <w:right w:type="dxa" w:w="120"/>
-            </w:tcMar>
-          </w:tcPr>
-          <w:p>
-            <w:pPr>
-              <w:spacing w:after="0" w:line="250"/>
-            </w:pPr>
-            <w:r>
-              <w:rPr>
-                <w:rFonts w:ascii="Calibri" w:cs="Calibri" w:eastAsia="Calibri" w:hAnsi="Calibri"/>
-                <w:b/>
-                <w:bCs/>
-                <w:color w:val="2B3350"/>
-                <w:sz w:val="20"/>
-                <w:szCs w:val="20"/>
-              </w:rPr>
-              <w:t xml:space="preserve">My Activity</w:t>
-            </w:r>
-          </w:p>
-        </w:tc>
-        <w:tc>
-          <w:tcPr>
-            <w:tcW w:type="dxa" w:w="2700"/>
-            <w:tcMar>
-              <w:top w:type="dxa" w:w="90"/>
-              <w:left w:type="dxa" w:w="120"/>
-              <w:bottom w:type="dxa" w:w="90"/>
-              <w:right w:type="dxa" w:w="120"/>
-            </w:tcMar>
-          </w:tcPr>
-          <w:p>
-            <w:pPr>
-              <w:spacing w:after="0" w:line="250"/>
-            </w:pPr>
-            <w:r>
-              <w:rPr>
-                <w:rFonts w:ascii="Calibri" w:cs="Calibri" w:eastAsia="Calibri" w:hAnsi="Calibri"/>
-                <w:b w:val="false"/>
-                <w:bCs w:val="false"/>
-                <w:color w:val="2B3350"/>
-                <w:sz w:val="20"/>
-                <w:szCs w:val="20"/>
-              </w:rPr>
-              <w:t xml:space="preserve">My Activity History</w:t>
-            </w:r>
-          </w:p>
-        </w:tc>
-        <w:tc>
-          <w:tcPr>
-            <w:tcW w:type="dxa" w:w="4320"/>
-            <w:tcMar>
-              <w:top w:type="dxa" w:w="90"/>
-              <w:left w:type="dxa" w:w="120"/>
-              <w:bottom w:type="dxa" w:w="90"/>
-              <w:right w:type="dxa" w:w="120"/>
-            </w:tcMar>
-          </w:tcPr>
-          <w:p>
-            <w:pPr>
-              <w:spacing w:after="0" w:line="250"/>
-            </w:pPr>
-            <w:r>
-              <w:rPr>
-                <w:rFonts w:ascii="Calibri" w:cs="Calibri" w:eastAsia="Calibri" w:hAnsi="Calibri"/>
-                <w:b w:val="false"/>
-                <w:bCs w:val="false"/>
-                <w:color w:val="2B3350"/>
-                <w:sz w:val="20"/>
-                <w:szCs w:val="20"/>
-              </w:rPr>
-              <w:t xml:space="preserve">What this account has done in the system.</w:t>
             </w:r>
           </w:p>
         </w:tc>
@@ -30661,7 +30059,7 @@
           <w:sz w:val="21"/>
           <w:szCs w:val="21"/>
         </w:rPr>
-        <w:t xml:space="preserve">Every create, edit and delete in the school lands in the audit trail with who did it and when, and it is recorded automatically rather than because a screen remembered to log it. The Director and Admin read the whole trail, filtered by module and date range; every account can read its own.</w:t>
+        <w:t xml:space="preserve">Every create, edit and delete in the school lands in the audit log with who did it and when, and it is recorded automatically rather than because a screen remembered to log it. There is no browsing screen over it: the question it answers - who changed this grade, and when - is asked of the school months later by a parent, and answered from the record, not by scrolling. The record is produced on request.</w:t>
       </w:r>
     </w:p>
     <w:p>
@@ -31306,7 +30704,7 @@
                 <w:sz w:val="20"/>
                 <w:szCs w:val="20"/>
               </w:rPr>
-              <w:t xml:space="preserve">Audit Trail</w:t>
+              <w:t xml:space="preserve">Written automatically</w:t>
             </w:r>
           </w:p>
         </w:tc>
@@ -31333,7 +30731,7 @@
                 <w:sz w:val="20"/>
                 <w:szCs w:val="20"/>
               </w:rPr>
-              <w:t xml:space="preserve">Every change to a record carries the account that made it and when.</w:t>
+              <w:t xml:space="preserve">Every change to a record carries the account that made it and when. Produced on request; there is no browsing screen over it.</w:t>
             </w:r>
           </w:p>
         </w:tc>
